--- a/20251/Mobile App Development/Báo cáo.docx
+++ b/20251/Mobile App Development/Báo cáo.docx
@@ -182,7 +182,7 @@
                 <w14:ligatures w14:val="standardContextual"/>
               </w:rPr>
               <w:drawing>
-                <wp:inline distT="0" distB="0" distL="0" distR="0" wp14:anchorId="170C6949" wp14:editId="41C24EF1">
+                <wp:inline distT="0" distB="0" distL="0" distR="0" wp14:anchorId="170C6949" wp14:editId="3C7F27EB">
                   <wp:extent cx="1079291" cy="1371600"/>
                   <wp:effectExtent l="0" t="0" r="6985" b="0"/>
                   <wp:docPr id="1472023948" name="Picture 1"/>
@@ -1336,16 +1336,16 @@
         <w:pStyle w:val="Heading1"/>
         <w:rPr>
           <w:rFonts w:cs="Times New Roman"/>
-          <w:sz w:val="26"/>
-          <w:szCs w:val="26"/>
+          <w:sz w:val="28"/>
+          <w:szCs w:val="28"/>
         </w:rPr>
       </w:pPr>
-      <w:bookmarkStart w:id="0" w:name="_Toc212501329"/>
+      <w:bookmarkStart w:id="0" w:name="_Toc212557482"/>
       <w:r>
         <w:rPr>
           <w:rFonts w:cs="Times New Roman"/>
-          <w:sz w:val="26"/>
-          <w:szCs w:val="26"/>
+          <w:sz w:val="28"/>
+          <w:szCs w:val="28"/>
         </w:rPr>
         <w:lastRenderedPageBreak/>
         <w:t>MỤC LỤC</w:t>
@@ -1426,7 +1426,7 @@
             </w:rPr>
             <w:fldChar w:fldCharType="separate"/>
           </w:r>
-          <w:hyperlink w:anchor="_Toc212501329" w:history="1">
+          <w:hyperlink w:anchor="_Toc212557482" w:history="1">
             <w:r>
               <w:rPr>
                 <w:rStyle w:val="Hyperlink"/>
@@ -1449,7 +1449,7 @@
               <w:rPr>
                 <w:webHidden/>
               </w:rPr>
-              <w:instrText xml:space="preserve"> PAGEREF _Toc212501329 \h </w:instrText>
+              <w:instrText xml:space="preserve"> PAGEREF _Toc212557482 \h </w:instrText>
             </w:r>
             <w:r>
               <w:rPr>
@@ -1490,7 +1490,7 @@
               <w14:ligatures w14:val="standardContextual"/>
             </w:rPr>
           </w:pPr>
-          <w:hyperlink w:anchor="_Toc212501330" w:history="1">
+          <w:hyperlink w:anchor="_Toc212557483" w:history="1">
             <w:r>
               <w:rPr>
                 <w:rStyle w:val="Hyperlink"/>
@@ -1514,7 +1514,7 @@
               <w:rPr>
                 <w:webHidden/>
               </w:rPr>
-              <w:instrText xml:space="preserve"> PAGEREF _Toc212501330 \h </w:instrText>
+              <w:instrText xml:space="preserve"> PAGEREF _Toc212557483 \h </w:instrText>
             </w:r>
             <w:r>
               <w:rPr>
@@ -1535,6 +1535,267 @@
             </w:r>
             <w:r>
               <w:rPr>
+                <w:webHidden/>
+              </w:rPr>
+              <w:fldChar w:fldCharType="end"/>
+            </w:r>
+          </w:hyperlink>
+        </w:p>
+        <w:p>
+          <w:pPr>
+            <w:pStyle w:val="TOC2"/>
+            <w:rPr>
+              <w:rFonts w:asciiTheme="minorHAnsi" w:hAnsiTheme="minorHAnsi" w:cstheme="minorBidi"/>
+              <w:b w:val="0"/>
+              <w:bCs w:val="0"/>
+              <w:kern w:val="2"/>
+              <w:sz w:val="24"/>
+              <w:szCs w:val="24"/>
+              <w14:ligatures w14:val="standardContextual"/>
+            </w:rPr>
+          </w:pPr>
+          <w:hyperlink w:anchor="_Toc212557484" w:history="1">
+            <w:r>
+              <w:rPr>
+                <w:rStyle w:val="Hyperlink"/>
+              </w:rPr>
+              <w:t>1.1.</w:t>
+            </w:r>
+            <w:r>
+              <w:rPr>
+                <w:rFonts w:asciiTheme="minorHAnsi" w:hAnsiTheme="minorHAnsi" w:cstheme="minorBidi"/>
+                <w:b w:val="0"/>
+                <w:bCs w:val="0"/>
+                <w:kern w:val="2"/>
+                <w:sz w:val="24"/>
+                <w:szCs w:val="24"/>
+                <w14:ligatures w14:val="standardContextual"/>
+              </w:rPr>
+              <w:tab/>
+            </w:r>
+            <w:r>
+              <w:rPr>
+                <w:rStyle w:val="Hyperlink"/>
+              </w:rPr>
+              <w:t>Lý do lựa chọn của ứng dụng</w:t>
+            </w:r>
+            <w:r>
+              <w:rPr>
+                <w:webHidden/>
+              </w:rPr>
+              <w:tab/>
+            </w:r>
+            <w:r>
+              <w:rPr>
+                <w:webHidden/>
+              </w:rPr>
+              <w:fldChar w:fldCharType="begin"/>
+            </w:r>
+            <w:r>
+              <w:rPr>
+                <w:webHidden/>
+              </w:rPr>
+              <w:instrText xml:space="preserve"> PAGEREF _Toc212557484 \h </w:instrText>
+            </w:r>
+            <w:r>
+              <w:rPr>
+                <w:webHidden/>
+              </w:rPr>
+            </w:r>
+            <w:r>
+              <w:rPr>
+                <w:webHidden/>
+              </w:rPr>
+              <w:fldChar w:fldCharType="separate"/>
+            </w:r>
+            <w:r>
+              <w:rPr>
+                <w:webHidden/>
+              </w:rPr>
+              <w:t>3</w:t>
+            </w:r>
+            <w:r>
+              <w:rPr>
+                <w:webHidden/>
+              </w:rPr>
+              <w:fldChar w:fldCharType="end"/>
+            </w:r>
+          </w:hyperlink>
+        </w:p>
+        <w:p>
+          <w:pPr>
+            <w:pStyle w:val="TOC3"/>
+            <w:tabs>
+              <w:tab w:val="left" w:pos="1440"/>
+              <w:tab w:val="right" w:leader="dot" w:pos="9350"/>
+            </w:tabs>
+            <w:rPr>
+              <w:rFonts w:asciiTheme="minorHAnsi" w:hAnsiTheme="minorHAnsi" w:cstheme="minorBidi"/>
+              <w:noProof/>
+              <w:kern w:val="2"/>
+              <w:szCs w:val="24"/>
+              <w14:ligatures w14:val="standardContextual"/>
+            </w:rPr>
+          </w:pPr>
+          <w:hyperlink w:anchor="_Toc212557485" w:history="1">
+            <w:r>
+              <w:rPr>
+                <w:rStyle w:val="Hyperlink"/>
+                <w:noProof/>
+              </w:rPr>
+              <w:t>1.1.1.</w:t>
+            </w:r>
+            <w:r>
+              <w:rPr>
+                <w:rFonts w:asciiTheme="minorHAnsi" w:hAnsiTheme="minorHAnsi" w:cstheme="minorBidi"/>
+                <w:noProof/>
+                <w:kern w:val="2"/>
+                <w:szCs w:val="24"/>
+                <w14:ligatures w14:val="standardContextual"/>
+              </w:rPr>
+              <w:tab/>
+            </w:r>
+            <w:r>
+              <w:rPr>
+                <w:rStyle w:val="Hyperlink"/>
+                <w:noProof/>
+              </w:rPr>
+              <w:t>Lý do lựa chọn xây dựng ứng dụng</w:t>
+            </w:r>
+            <w:r>
+              <w:rPr>
+                <w:noProof/>
+                <w:webHidden/>
+              </w:rPr>
+              <w:tab/>
+            </w:r>
+            <w:r>
+              <w:rPr>
+                <w:noProof/>
+                <w:webHidden/>
+              </w:rPr>
+              <w:fldChar w:fldCharType="begin"/>
+            </w:r>
+            <w:r>
+              <w:rPr>
+                <w:noProof/>
+                <w:webHidden/>
+              </w:rPr>
+              <w:instrText xml:space="preserve"> PAGEREF _Toc212557485 \h </w:instrText>
+            </w:r>
+            <w:r>
+              <w:rPr>
+                <w:noProof/>
+                <w:webHidden/>
+              </w:rPr>
+            </w:r>
+            <w:r>
+              <w:rPr>
+                <w:noProof/>
+                <w:webHidden/>
+              </w:rPr>
+              <w:fldChar w:fldCharType="separate"/>
+            </w:r>
+            <w:r>
+              <w:rPr>
+                <w:noProof/>
+                <w:webHidden/>
+              </w:rPr>
+              <w:t>3</w:t>
+            </w:r>
+            <w:r>
+              <w:rPr>
+                <w:noProof/>
+                <w:webHidden/>
+              </w:rPr>
+              <w:fldChar w:fldCharType="end"/>
+            </w:r>
+          </w:hyperlink>
+        </w:p>
+        <w:p>
+          <w:pPr>
+            <w:pStyle w:val="TOC3"/>
+            <w:tabs>
+              <w:tab w:val="left" w:pos="1440"/>
+              <w:tab w:val="right" w:leader="dot" w:pos="9350"/>
+            </w:tabs>
+            <w:rPr>
+              <w:rFonts w:asciiTheme="minorHAnsi" w:hAnsiTheme="minorHAnsi" w:cstheme="minorBidi"/>
+              <w:noProof/>
+              <w:kern w:val="2"/>
+              <w:szCs w:val="24"/>
+              <w14:ligatures w14:val="standardContextual"/>
+            </w:rPr>
+          </w:pPr>
+          <w:hyperlink w:anchor="_Toc212557486" w:history="1">
+            <w:r>
+              <w:rPr>
+                <w:rStyle w:val="Hyperlink"/>
+                <w:noProof/>
+              </w:rPr>
+              <w:t>1.1.2.</w:t>
+            </w:r>
+            <w:r>
+              <w:rPr>
+                <w:rFonts w:asciiTheme="minorHAnsi" w:hAnsiTheme="minorHAnsi" w:cstheme="minorBidi"/>
+                <w:noProof/>
+                <w:kern w:val="2"/>
+                <w:szCs w:val="24"/>
+                <w14:ligatures w14:val="standardContextual"/>
+              </w:rPr>
+              <w:tab/>
+            </w:r>
+            <w:r>
+              <w:rPr>
+                <w:rStyle w:val="Hyperlink"/>
+                <w:noProof/>
+              </w:rPr>
+              <w:t>Các ứng dụng có chức năng tương tự đã có trên thị trường</w:t>
+            </w:r>
+            <w:r>
+              <w:rPr>
+                <w:noProof/>
+                <w:webHidden/>
+              </w:rPr>
+              <w:tab/>
+            </w:r>
+            <w:r>
+              <w:rPr>
+                <w:noProof/>
+                <w:webHidden/>
+              </w:rPr>
+              <w:fldChar w:fldCharType="begin"/>
+            </w:r>
+            <w:r>
+              <w:rPr>
+                <w:noProof/>
+                <w:webHidden/>
+              </w:rPr>
+              <w:instrText xml:space="preserve"> PAGEREF _Toc212557486 \h </w:instrText>
+            </w:r>
+            <w:r>
+              <w:rPr>
+                <w:noProof/>
+                <w:webHidden/>
+              </w:rPr>
+            </w:r>
+            <w:r>
+              <w:rPr>
+                <w:noProof/>
+                <w:webHidden/>
+              </w:rPr>
+              <w:fldChar w:fldCharType="separate"/>
+            </w:r>
+            <w:r>
+              <w:rPr>
+                <w:noProof/>
+                <w:webHidden/>
+              </w:rPr>
+              <w:t>3</w:t>
+            </w:r>
+            <w:r>
+              <w:rPr>
+                <w:noProof/>
                 <w:webHidden/>
               </w:rPr>
               <w:fldChar w:fldCharType="end"/>
@@ -1555,7 +1816,7 @@
               <w14:ligatures w14:val="standardContextual"/>
             </w:rPr>
           </w:pPr>
-          <w:hyperlink w:anchor="_Toc212501331" w:history="1">
+          <w:hyperlink w:anchor="_Toc212557487" w:history="1">
             <w:r>
               <w:rPr>
                 <w:rStyle w:val="Hyperlink"/>
@@ -1579,7 +1840,7 @@
               <w:rPr>
                 <w:webHidden/>
               </w:rPr>
-              <w:instrText xml:space="preserve"> PAGEREF _Toc212501331 \h </w:instrText>
+              <w:instrText xml:space="preserve"> PAGEREF _Toc212557487 \h </w:instrText>
             </w:r>
             <w:r>
               <w:rPr>
@@ -1662,7 +1923,7 @@
           <w:lang w:val="en-US"/>
         </w:rPr>
       </w:pPr>
-      <w:bookmarkStart w:id="1" w:name="_Toc212501330"/>
+      <w:bookmarkStart w:id="1" w:name="_Toc212557483"/>
       <w:r>
         <w:rPr>
           <w:rFonts w:cs="Times New Roman"/>
@@ -1706,6 +1967,7 @@
           <w:lang w:val="en-US"/>
         </w:rPr>
       </w:pPr>
+      <w:bookmarkStart w:id="2" w:name="_Toc212557484"/>
       <w:r>
         <w:rPr>
           <w:sz w:val="24"/>
@@ -1714,6 +1976,7 @@
         </w:rPr>
         <w:t>Lý do lựa chọn của ứng dụng</w:t>
       </w:r>
+      <w:bookmarkEnd w:id="2"/>
     </w:p>
     <w:p>
       <w:pPr>
@@ -1727,6 +1990,7 @@
           <w:lang w:val="en-US"/>
         </w:rPr>
       </w:pPr>
+      <w:bookmarkStart w:id="3" w:name="_Toc212557485"/>
       <w:r>
         <w:rPr>
           <w:sz w:val="24"/>
@@ -1734,6 +1998,7 @@
         </w:rPr>
         <w:t>Lý do lựa chọn xây dựng ứng dụng</w:t>
       </w:r>
+      <w:bookmarkEnd w:id="3"/>
     </w:p>
     <w:p>
       <w:pPr>
@@ -1888,6 +2153,7 @@
           <w:lang w:val="en-US"/>
         </w:rPr>
       </w:pPr>
+      <w:bookmarkStart w:id="4" w:name="_Toc212557486"/>
       <w:r>
         <w:rPr>
           <w:rFonts w:cs="Times New Roman"/>
@@ -1895,6 +2161,7 @@
         </w:rPr>
         <w:t>Các ứng dụng có chức năng tương tự đã có trên thị trường</w:t>
       </w:r>
+      <w:bookmarkEnd w:id="4"/>
     </w:p>
     <w:p>
       <w:pPr>
@@ -1920,7 +2187,7 @@
           <w:lang w:val="en-US"/>
         </w:rPr>
       </w:pPr>
-      <w:bookmarkStart w:id="2" w:name="_Toc212501331"/>
+      <w:bookmarkStart w:id="5" w:name="_Toc212557487"/>
       <w:r>
         <w:rPr>
           <w:rFonts w:cs="Times New Roman"/>
@@ -1949,7 +2216,7 @@
         </w:rPr>
         <w:t>KẾT QUẢ TỪNG THÀNH VIÊN</w:t>
       </w:r>
-      <w:bookmarkEnd w:id="2"/>
+      <w:bookmarkEnd w:id="5"/>
     </w:p>
     <w:p>
       <w:pPr>

--- a/20251/Mobile App Development/Báo cáo.docx
+++ b/20251/Mobile App Development/Báo cáo.docx
@@ -182,7 +182,7 @@
                 <w14:ligatures w14:val="standardContextual"/>
               </w:rPr>
               <w:drawing>
-                <wp:inline distT="0" distB="0" distL="0" distR="0" wp14:anchorId="170C6949" wp14:editId="3C7F27EB">
+                <wp:inline distT="0" distB="0" distL="0" distR="0" wp14:anchorId="170C6949" wp14:editId="70E2B05D">
                   <wp:extent cx="1079291" cy="1371600"/>
                   <wp:effectExtent l="0" t="0" r="6985" b="0"/>
                   <wp:docPr id="1472023948" name="Picture 1"/>
@@ -1336,15 +1336,13 @@
         <w:pStyle w:val="Heading1"/>
         <w:rPr>
           <w:rFonts w:cs="Times New Roman"/>
-          <w:sz w:val="28"/>
           <w:szCs w:val="28"/>
         </w:rPr>
       </w:pPr>
-      <w:bookmarkStart w:id="0" w:name="_Toc212557482"/>
+      <w:bookmarkStart w:id="0" w:name="_Toc212645603"/>
       <w:r>
         <w:rPr>
           <w:rFonts w:cs="Times New Roman"/>
-          <w:sz w:val="28"/>
           <w:szCs w:val="28"/>
         </w:rPr>
         <w:lastRenderedPageBreak/>
@@ -1426,51 +1424,67 @@
             </w:rPr>
             <w:fldChar w:fldCharType="separate"/>
           </w:r>
-          <w:hyperlink w:anchor="_Toc212557482" w:history="1">
+          <w:hyperlink w:anchor="_Toc212645603" w:history="1">
             <w:r>
               <w:rPr>
                 <w:rStyle w:val="Hyperlink"/>
+                <w:sz w:val="24"/>
+                <w:szCs w:val="24"/>
               </w:rPr>
               <w:t>MỤC LỤC</w:t>
             </w:r>
             <w:r>
               <w:rPr>
                 <w:webHidden/>
+                <w:sz w:val="24"/>
+                <w:szCs w:val="24"/>
               </w:rPr>
               <w:tab/>
             </w:r>
             <w:r>
               <w:rPr>
                 <w:webHidden/>
+                <w:sz w:val="24"/>
+                <w:szCs w:val="24"/>
               </w:rPr>
               <w:fldChar w:fldCharType="begin"/>
             </w:r>
             <w:r>
               <w:rPr>
                 <w:webHidden/>
-              </w:rPr>
-              <w:instrText xml:space="preserve"> PAGEREF _Toc212557482 \h </w:instrText>
-            </w:r>
-            <w:r>
-              <w:rPr>
-                <w:webHidden/>
-              </w:rPr>
-            </w:r>
-            <w:r>
-              <w:rPr>
-                <w:webHidden/>
+                <w:sz w:val="24"/>
+                <w:szCs w:val="24"/>
+              </w:rPr>
+              <w:instrText xml:space="preserve"> PAGEREF _Toc212645603 \h </w:instrText>
+            </w:r>
+            <w:r>
+              <w:rPr>
+                <w:webHidden/>
+                <w:sz w:val="24"/>
+                <w:szCs w:val="24"/>
+              </w:rPr>
+            </w:r>
+            <w:r>
+              <w:rPr>
+                <w:webHidden/>
+                <w:sz w:val="24"/>
+                <w:szCs w:val="24"/>
               </w:rPr>
               <w:fldChar w:fldCharType="separate"/>
             </w:r>
             <w:r>
               <w:rPr>
                 <w:webHidden/>
+                <w:sz w:val="24"/>
+                <w:szCs w:val="24"/>
               </w:rPr>
               <w:t>2</w:t>
             </w:r>
             <w:r>
               <w:rPr>
                 <w:webHidden/>
+                <w:sz w:val="24"/>
+                <w:szCs w:val="24"/>
               </w:rPr>
               <w:fldChar w:fldCharType="end"/>
             </w:r>
@@ -1490,10 +1504,12 @@
               <w14:ligatures w14:val="standardContextual"/>
             </w:rPr>
           </w:pPr>
-          <w:hyperlink w:anchor="_Toc212557483" w:history="1">
+          <w:hyperlink w:anchor="_Toc212645604" w:history="1">
             <w:r>
               <w:rPr>
                 <w:rStyle w:val="Hyperlink"/>
+                <w:sz w:val="24"/>
+                <w:szCs w:val="24"/>
                 <w:lang w:val="en-US"/>
               </w:rPr>
               <w:t>PHẦN 1. CÔNG VIỆC CHUNG CỦA NHÓM</w:t>
@@ -1501,41 +1517,55 @@
             <w:r>
               <w:rPr>
                 <w:webHidden/>
+                <w:sz w:val="24"/>
+                <w:szCs w:val="24"/>
               </w:rPr>
               <w:tab/>
             </w:r>
             <w:r>
               <w:rPr>
                 <w:webHidden/>
+                <w:sz w:val="24"/>
+                <w:szCs w:val="24"/>
               </w:rPr>
               <w:fldChar w:fldCharType="begin"/>
             </w:r>
             <w:r>
               <w:rPr>
                 <w:webHidden/>
-              </w:rPr>
-              <w:instrText xml:space="preserve"> PAGEREF _Toc212557483 \h </w:instrText>
-            </w:r>
-            <w:r>
-              <w:rPr>
-                <w:webHidden/>
-              </w:rPr>
-            </w:r>
-            <w:r>
-              <w:rPr>
-                <w:webHidden/>
+                <w:sz w:val="24"/>
+                <w:szCs w:val="24"/>
+              </w:rPr>
+              <w:instrText xml:space="preserve"> PAGEREF _Toc212645604 \h </w:instrText>
+            </w:r>
+            <w:r>
+              <w:rPr>
+                <w:webHidden/>
+                <w:sz w:val="24"/>
+                <w:szCs w:val="24"/>
+              </w:rPr>
+            </w:r>
+            <w:r>
+              <w:rPr>
+                <w:webHidden/>
+                <w:sz w:val="24"/>
+                <w:szCs w:val="24"/>
               </w:rPr>
               <w:fldChar w:fldCharType="separate"/>
             </w:r>
             <w:r>
               <w:rPr>
                 <w:webHidden/>
-              </w:rPr>
-              <w:t>3</w:t>
-            </w:r>
-            <w:r>
-              <w:rPr>
-                <w:webHidden/>
+                <w:sz w:val="24"/>
+                <w:szCs w:val="24"/>
+              </w:rPr>
+              <w:t>4</w:t>
+            </w:r>
+            <w:r>
+              <w:rPr>
+                <w:webHidden/>
+                <w:sz w:val="24"/>
+                <w:szCs w:val="24"/>
               </w:rPr>
               <w:fldChar w:fldCharType="end"/>
             </w:r>
@@ -1554,10 +1584,12 @@
               <w14:ligatures w14:val="standardContextual"/>
             </w:rPr>
           </w:pPr>
-          <w:hyperlink w:anchor="_Toc212557484" w:history="1">
+          <w:hyperlink w:anchor="_Toc212645605" w:history="1">
             <w:r>
               <w:rPr>
                 <w:rStyle w:val="Hyperlink"/>
+                <w:sz w:val="24"/>
+                <w:szCs w:val="24"/>
               </w:rPr>
               <w:t>1.1.</w:t>
             </w:r>
@@ -1576,47 +1608,63 @@
             <w:r>
               <w:rPr>
                 <w:rStyle w:val="Hyperlink"/>
+                <w:sz w:val="24"/>
+                <w:szCs w:val="24"/>
               </w:rPr>
               <w:t>Lý do lựa chọn của ứng dụng</w:t>
             </w:r>
             <w:r>
               <w:rPr>
                 <w:webHidden/>
+                <w:sz w:val="24"/>
+                <w:szCs w:val="24"/>
               </w:rPr>
               <w:tab/>
             </w:r>
             <w:r>
               <w:rPr>
                 <w:webHidden/>
+                <w:sz w:val="24"/>
+                <w:szCs w:val="24"/>
               </w:rPr>
               <w:fldChar w:fldCharType="begin"/>
             </w:r>
             <w:r>
               <w:rPr>
                 <w:webHidden/>
-              </w:rPr>
-              <w:instrText xml:space="preserve"> PAGEREF _Toc212557484 \h </w:instrText>
-            </w:r>
-            <w:r>
-              <w:rPr>
-                <w:webHidden/>
-              </w:rPr>
-            </w:r>
-            <w:r>
-              <w:rPr>
-                <w:webHidden/>
+                <w:sz w:val="24"/>
+                <w:szCs w:val="24"/>
+              </w:rPr>
+              <w:instrText xml:space="preserve"> PAGEREF _Toc212645605 \h </w:instrText>
+            </w:r>
+            <w:r>
+              <w:rPr>
+                <w:webHidden/>
+                <w:sz w:val="24"/>
+                <w:szCs w:val="24"/>
+              </w:rPr>
+            </w:r>
+            <w:r>
+              <w:rPr>
+                <w:webHidden/>
+                <w:sz w:val="24"/>
+                <w:szCs w:val="24"/>
               </w:rPr>
               <w:fldChar w:fldCharType="separate"/>
             </w:r>
             <w:r>
               <w:rPr>
                 <w:webHidden/>
-              </w:rPr>
-              <w:t>3</w:t>
-            </w:r>
-            <w:r>
-              <w:rPr>
-                <w:webHidden/>
+                <w:sz w:val="24"/>
+                <w:szCs w:val="24"/>
+              </w:rPr>
+              <w:t>4</w:t>
+            </w:r>
+            <w:r>
+              <w:rPr>
+                <w:webHidden/>
+                <w:sz w:val="24"/>
+                <w:szCs w:val="24"/>
               </w:rPr>
               <w:fldChar w:fldCharType="end"/>
             </w:r>
@@ -1637,11 +1685,12 @@
               <w14:ligatures w14:val="standardContextual"/>
             </w:rPr>
           </w:pPr>
-          <w:hyperlink w:anchor="_Toc212557485" w:history="1">
+          <w:hyperlink w:anchor="_Toc212645606" w:history="1">
             <w:r>
               <w:rPr>
                 <w:rStyle w:val="Hyperlink"/>
                 <w:noProof/>
+                <w:szCs w:val="24"/>
               </w:rPr>
               <w:t>1.1.1.</w:t>
             </w:r>
@@ -1659,6 +1708,7 @@
               <w:rPr>
                 <w:rStyle w:val="Hyperlink"/>
                 <w:noProof/>
+                <w:szCs w:val="24"/>
               </w:rPr>
               <w:t>Lý do lựa chọn xây dựng ứng dụng</w:t>
             </w:r>
@@ -1666,6 +1716,7 @@
               <w:rPr>
                 <w:noProof/>
                 <w:webHidden/>
+                <w:szCs w:val="24"/>
               </w:rPr>
               <w:tab/>
             </w:r>
@@ -1673,6 +1724,7 @@
               <w:rPr>
                 <w:noProof/>
                 <w:webHidden/>
+                <w:szCs w:val="24"/>
               </w:rPr>
               <w:fldChar w:fldCharType="begin"/>
             </w:r>
@@ -1680,19 +1732,22 @@
               <w:rPr>
                 <w:noProof/>
                 <w:webHidden/>
-              </w:rPr>
-              <w:instrText xml:space="preserve"> PAGEREF _Toc212557485 \h </w:instrText>
-            </w:r>
-            <w:r>
-              <w:rPr>
-                <w:noProof/>
-                <w:webHidden/>
-              </w:rPr>
-            </w:r>
-            <w:r>
-              <w:rPr>
-                <w:noProof/>
-                <w:webHidden/>
+                <w:szCs w:val="24"/>
+              </w:rPr>
+              <w:instrText xml:space="preserve"> PAGEREF _Toc212645606 \h </w:instrText>
+            </w:r>
+            <w:r>
+              <w:rPr>
+                <w:noProof/>
+                <w:webHidden/>
+                <w:szCs w:val="24"/>
+              </w:rPr>
+            </w:r>
+            <w:r>
+              <w:rPr>
+                <w:noProof/>
+                <w:webHidden/>
+                <w:szCs w:val="24"/>
               </w:rPr>
               <w:fldChar w:fldCharType="separate"/>
             </w:r>
@@ -1700,13 +1755,15 @@
               <w:rPr>
                 <w:noProof/>
                 <w:webHidden/>
-              </w:rPr>
-              <w:t>3</w:t>
-            </w:r>
-            <w:r>
-              <w:rPr>
-                <w:noProof/>
-                <w:webHidden/>
+                <w:szCs w:val="24"/>
+              </w:rPr>
+              <w:t>4</w:t>
+            </w:r>
+            <w:r>
+              <w:rPr>
+                <w:noProof/>
+                <w:webHidden/>
+                <w:szCs w:val="24"/>
               </w:rPr>
               <w:fldChar w:fldCharType="end"/>
             </w:r>
@@ -1727,11 +1784,12 @@
               <w14:ligatures w14:val="standardContextual"/>
             </w:rPr>
           </w:pPr>
-          <w:hyperlink w:anchor="_Toc212557486" w:history="1">
+          <w:hyperlink w:anchor="_Toc212645607" w:history="1">
             <w:r>
               <w:rPr>
                 <w:rStyle w:val="Hyperlink"/>
                 <w:noProof/>
+                <w:szCs w:val="24"/>
               </w:rPr>
               <w:t>1.1.2.</w:t>
             </w:r>
@@ -1749,6 +1807,7 @@
               <w:rPr>
                 <w:rStyle w:val="Hyperlink"/>
                 <w:noProof/>
+                <w:szCs w:val="24"/>
               </w:rPr>
               <w:t>Các ứng dụng có chức năng tương tự đã có trên thị trường</w:t>
             </w:r>
@@ -1756,6 +1815,7 @@
               <w:rPr>
                 <w:noProof/>
                 <w:webHidden/>
+                <w:szCs w:val="24"/>
               </w:rPr>
               <w:tab/>
             </w:r>
@@ -1763,6 +1823,7 @@
               <w:rPr>
                 <w:noProof/>
                 <w:webHidden/>
+                <w:szCs w:val="24"/>
               </w:rPr>
               <w:fldChar w:fldCharType="begin"/>
             </w:r>
@@ -1770,19 +1831,22 @@
               <w:rPr>
                 <w:noProof/>
                 <w:webHidden/>
-              </w:rPr>
-              <w:instrText xml:space="preserve"> PAGEREF _Toc212557486 \h </w:instrText>
-            </w:r>
-            <w:r>
-              <w:rPr>
-                <w:noProof/>
-                <w:webHidden/>
-              </w:rPr>
-            </w:r>
-            <w:r>
-              <w:rPr>
-                <w:noProof/>
-                <w:webHidden/>
+                <w:szCs w:val="24"/>
+              </w:rPr>
+              <w:instrText xml:space="preserve"> PAGEREF _Toc212645607 \h </w:instrText>
+            </w:r>
+            <w:r>
+              <w:rPr>
+                <w:noProof/>
+                <w:webHidden/>
+                <w:szCs w:val="24"/>
+              </w:rPr>
+            </w:r>
+            <w:r>
+              <w:rPr>
+                <w:noProof/>
+                <w:webHidden/>
+                <w:szCs w:val="24"/>
               </w:rPr>
               <w:fldChar w:fldCharType="separate"/>
             </w:r>
@@ -1790,13 +1854,1401 @@
               <w:rPr>
                 <w:noProof/>
                 <w:webHidden/>
-              </w:rPr>
-              <w:t>3</w:t>
-            </w:r>
-            <w:r>
-              <w:rPr>
-                <w:noProof/>
-                <w:webHidden/>
+                <w:szCs w:val="24"/>
+              </w:rPr>
+              <w:t>4</w:t>
+            </w:r>
+            <w:r>
+              <w:rPr>
+                <w:noProof/>
+                <w:webHidden/>
+                <w:szCs w:val="24"/>
+              </w:rPr>
+              <w:fldChar w:fldCharType="end"/>
+            </w:r>
+          </w:hyperlink>
+        </w:p>
+        <w:p>
+          <w:pPr>
+            <w:pStyle w:val="TOC2"/>
+            <w:rPr>
+              <w:rFonts w:asciiTheme="minorHAnsi" w:hAnsiTheme="minorHAnsi" w:cstheme="minorBidi"/>
+              <w:b w:val="0"/>
+              <w:bCs w:val="0"/>
+              <w:kern w:val="2"/>
+              <w:sz w:val="24"/>
+              <w:szCs w:val="24"/>
+              <w14:ligatures w14:val="standardContextual"/>
+            </w:rPr>
+          </w:pPr>
+          <w:hyperlink w:anchor="_Toc212645608" w:history="1">
+            <w:r>
+              <w:rPr>
+                <w:rStyle w:val="Hyperlink"/>
+                <w:sz w:val="24"/>
+                <w:szCs w:val="24"/>
+              </w:rPr>
+              <w:t>1.2.</w:t>
+            </w:r>
+            <w:r>
+              <w:rPr>
+                <w:rFonts w:asciiTheme="minorHAnsi" w:hAnsiTheme="minorHAnsi" w:cstheme="minorBidi"/>
+                <w:b w:val="0"/>
+                <w:bCs w:val="0"/>
+                <w:kern w:val="2"/>
+                <w:sz w:val="24"/>
+                <w:szCs w:val="24"/>
+                <w14:ligatures w14:val="standardContextual"/>
+              </w:rPr>
+              <w:tab/>
+            </w:r>
+            <w:r>
+              <w:rPr>
+                <w:rStyle w:val="Hyperlink"/>
+                <w:sz w:val="24"/>
+                <w:szCs w:val="24"/>
+              </w:rPr>
+              <w:t>Yêu cầu chung của ứng dụng</w:t>
+            </w:r>
+            <w:r>
+              <w:rPr>
+                <w:webHidden/>
+                <w:sz w:val="24"/>
+                <w:szCs w:val="24"/>
+              </w:rPr>
+              <w:tab/>
+            </w:r>
+            <w:r>
+              <w:rPr>
+                <w:webHidden/>
+                <w:sz w:val="24"/>
+                <w:szCs w:val="24"/>
+              </w:rPr>
+              <w:fldChar w:fldCharType="begin"/>
+            </w:r>
+            <w:r>
+              <w:rPr>
+                <w:webHidden/>
+                <w:sz w:val="24"/>
+                <w:szCs w:val="24"/>
+              </w:rPr>
+              <w:instrText xml:space="preserve"> PAGEREF _Toc212645608 \h </w:instrText>
+            </w:r>
+            <w:r>
+              <w:rPr>
+                <w:webHidden/>
+                <w:sz w:val="24"/>
+                <w:szCs w:val="24"/>
+              </w:rPr>
+            </w:r>
+            <w:r>
+              <w:rPr>
+                <w:webHidden/>
+                <w:sz w:val="24"/>
+                <w:szCs w:val="24"/>
+              </w:rPr>
+              <w:fldChar w:fldCharType="separate"/>
+            </w:r>
+            <w:r>
+              <w:rPr>
+                <w:webHidden/>
+                <w:sz w:val="24"/>
+                <w:szCs w:val="24"/>
+              </w:rPr>
+              <w:t>5</w:t>
+            </w:r>
+            <w:r>
+              <w:rPr>
+                <w:webHidden/>
+                <w:sz w:val="24"/>
+                <w:szCs w:val="24"/>
+              </w:rPr>
+              <w:fldChar w:fldCharType="end"/>
+            </w:r>
+          </w:hyperlink>
+        </w:p>
+        <w:p>
+          <w:pPr>
+            <w:pStyle w:val="TOC3"/>
+            <w:tabs>
+              <w:tab w:val="left" w:pos="1440"/>
+              <w:tab w:val="right" w:leader="dot" w:pos="9350"/>
+            </w:tabs>
+            <w:rPr>
+              <w:rFonts w:asciiTheme="minorHAnsi" w:hAnsiTheme="minorHAnsi" w:cstheme="minorBidi"/>
+              <w:noProof/>
+              <w:kern w:val="2"/>
+              <w:szCs w:val="24"/>
+              <w14:ligatures w14:val="standardContextual"/>
+            </w:rPr>
+          </w:pPr>
+          <w:hyperlink w:anchor="_Toc212645609" w:history="1">
+            <w:r>
+              <w:rPr>
+                <w:rStyle w:val="Hyperlink"/>
+                <w:noProof/>
+                <w:szCs w:val="24"/>
+              </w:rPr>
+              <w:t>1.2.1.</w:t>
+            </w:r>
+            <w:r>
+              <w:rPr>
+                <w:rFonts w:asciiTheme="minorHAnsi" w:hAnsiTheme="minorHAnsi" w:cstheme="minorBidi"/>
+                <w:noProof/>
+                <w:kern w:val="2"/>
+                <w:szCs w:val="24"/>
+                <w14:ligatures w14:val="standardContextual"/>
+              </w:rPr>
+              <w:tab/>
+            </w:r>
+            <w:r>
+              <w:rPr>
+                <w:rStyle w:val="Hyperlink"/>
+                <w:noProof/>
+                <w:szCs w:val="24"/>
+              </w:rPr>
+              <w:t>Yêu cầu của ứng dụng cần đáp ứng về mặt chức năng</w:t>
+            </w:r>
+            <w:r>
+              <w:rPr>
+                <w:noProof/>
+                <w:webHidden/>
+                <w:szCs w:val="24"/>
+              </w:rPr>
+              <w:tab/>
+            </w:r>
+            <w:r>
+              <w:rPr>
+                <w:noProof/>
+                <w:webHidden/>
+                <w:szCs w:val="24"/>
+              </w:rPr>
+              <w:fldChar w:fldCharType="begin"/>
+            </w:r>
+            <w:r>
+              <w:rPr>
+                <w:noProof/>
+                <w:webHidden/>
+                <w:szCs w:val="24"/>
+              </w:rPr>
+              <w:instrText xml:space="preserve"> PAGEREF _Toc212645609 \h </w:instrText>
+            </w:r>
+            <w:r>
+              <w:rPr>
+                <w:noProof/>
+                <w:webHidden/>
+                <w:szCs w:val="24"/>
+              </w:rPr>
+            </w:r>
+            <w:r>
+              <w:rPr>
+                <w:noProof/>
+                <w:webHidden/>
+                <w:szCs w:val="24"/>
+              </w:rPr>
+              <w:fldChar w:fldCharType="separate"/>
+            </w:r>
+            <w:r>
+              <w:rPr>
+                <w:noProof/>
+                <w:webHidden/>
+                <w:szCs w:val="24"/>
+              </w:rPr>
+              <w:t>5</w:t>
+            </w:r>
+            <w:r>
+              <w:rPr>
+                <w:noProof/>
+                <w:webHidden/>
+                <w:szCs w:val="24"/>
+              </w:rPr>
+              <w:fldChar w:fldCharType="end"/>
+            </w:r>
+          </w:hyperlink>
+        </w:p>
+        <w:p>
+          <w:pPr>
+            <w:pStyle w:val="TOC3"/>
+            <w:tabs>
+              <w:tab w:val="left" w:pos="1440"/>
+              <w:tab w:val="right" w:leader="dot" w:pos="9350"/>
+            </w:tabs>
+            <w:rPr>
+              <w:rFonts w:asciiTheme="minorHAnsi" w:hAnsiTheme="minorHAnsi" w:cstheme="minorBidi"/>
+              <w:noProof/>
+              <w:kern w:val="2"/>
+              <w:szCs w:val="24"/>
+              <w14:ligatures w14:val="standardContextual"/>
+            </w:rPr>
+          </w:pPr>
+          <w:hyperlink w:anchor="_Toc212645610" w:history="1">
+            <w:r>
+              <w:rPr>
+                <w:rStyle w:val="Hyperlink"/>
+                <w:noProof/>
+                <w:szCs w:val="24"/>
+              </w:rPr>
+              <w:t>1.2.2.</w:t>
+            </w:r>
+            <w:r>
+              <w:rPr>
+                <w:rFonts w:asciiTheme="minorHAnsi" w:hAnsiTheme="minorHAnsi" w:cstheme="minorBidi"/>
+                <w:noProof/>
+                <w:kern w:val="2"/>
+                <w:szCs w:val="24"/>
+                <w14:ligatures w14:val="standardContextual"/>
+              </w:rPr>
+              <w:tab/>
+            </w:r>
+            <w:r>
+              <w:rPr>
+                <w:rStyle w:val="Hyperlink"/>
+                <w:noProof/>
+                <w:szCs w:val="24"/>
+              </w:rPr>
+              <w:t>Yêu cầu của ứng dụng cần đáp ứng về mặt phi chức năng</w:t>
+            </w:r>
+            <w:r>
+              <w:rPr>
+                <w:noProof/>
+                <w:webHidden/>
+                <w:szCs w:val="24"/>
+              </w:rPr>
+              <w:tab/>
+            </w:r>
+            <w:r>
+              <w:rPr>
+                <w:noProof/>
+                <w:webHidden/>
+                <w:szCs w:val="24"/>
+              </w:rPr>
+              <w:fldChar w:fldCharType="begin"/>
+            </w:r>
+            <w:r>
+              <w:rPr>
+                <w:noProof/>
+                <w:webHidden/>
+                <w:szCs w:val="24"/>
+              </w:rPr>
+              <w:instrText xml:space="preserve"> PAGEREF _Toc212645610 \h </w:instrText>
+            </w:r>
+            <w:r>
+              <w:rPr>
+                <w:noProof/>
+                <w:webHidden/>
+                <w:szCs w:val="24"/>
+              </w:rPr>
+            </w:r>
+            <w:r>
+              <w:rPr>
+                <w:noProof/>
+                <w:webHidden/>
+                <w:szCs w:val="24"/>
+              </w:rPr>
+              <w:fldChar w:fldCharType="separate"/>
+            </w:r>
+            <w:r>
+              <w:rPr>
+                <w:noProof/>
+                <w:webHidden/>
+                <w:szCs w:val="24"/>
+              </w:rPr>
+              <w:t>5</w:t>
+            </w:r>
+            <w:r>
+              <w:rPr>
+                <w:noProof/>
+                <w:webHidden/>
+                <w:szCs w:val="24"/>
+              </w:rPr>
+              <w:fldChar w:fldCharType="end"/>
+            </w:r>
+          </w:hyperlink>
+        </w:p>
+        <w:p>
+          <w:pPr>
+            <w:pStyle w:val="TOC3"/>
+            <w:tabs>
+              <w:tab w:val="left" w:pos="1440"/>
+              <w:tab w:val="right" w:leader="dot" w:pos="9350"/>
+            </w:tabs>
+            <w:rPr>
+              <w:rFonts w:asciiTheme="minorHAnsi" w:hAnsiTheme="minorHAnsi" w:cstheme="minorBidi"/>
+              <w:noProof/>
+              <w:kern w:val="2"/>
+              <w:szCs w:val="24"/>
+              <w14:ligatures w14:val="standardContextual"/>
+            </w:rPr>
+          </w:pPr>
+          <w:hyperlink w:anchor="_Toc212645611" w:history="1">
+            <w:r>
+              <w:rPr>
+                <w:rStyle w:val="Hyperlink"/>
+                <w:noProof/>
+                <w:szCs w:val="24"/>
+              </w:rPr>
+              <w:t>1.2.3.</w:t>
+            </w:r>
+            <w:r>
+              <w:rPr>
+                <w:rFonts w:asciiTheme="minorHAnsi" w:hAnsiTheme="minorHAnsi" w:cstheme="minorBidi"/>
+                <w:noProof/>
+                <w:kern w:val="2"/>
+                <w:szCs w:val="24"/>
+                <w14:ligatures w14:val="standardContextual"/>
+              </w:rPr>
+              <w:tab/>
+            </w:r>
+            <w:r>
+              <w:rPr>
+                <w:rStyle w:val="Hyperlink"/>
+                <w:noProof/>
+                <w:szCs w:val="24"/>
+              </w:rPr>
+              <w:t>Biểu đồ UC tổng quát</w:t>
+            </w:r>
+            <w:r>
+              <w:rPr>
+                <w:noProof/>
+                <w:webHidden/>
+                <w:szCs w:val="24"/>
+              </w:rPr>
+              <w:tab/>
+            </w:r>
+            <w:r>
+              <w:rPr>
+                <w:noProof/>
+                <w:webHidden/>
+                <w:szCs w:val="24"/>
+              </w:rPr>
+              <w:fldChar w:fldCharType="begin"/>
+            </w:r>
+            <w:r>
+              <w:rPr>
+                <w:noProof/>
+                <w:webHidden/>
+                <w:szCs w:val="24"/>
+              </w:rPr>
+              <w:instrText xml:space="preserve"> PAGEREF _Toc212645611 \h </w:instrText>
+            </w:r>
+            <w:r>
+              <w:rPr>
+                <w:noProof/>
+                <w:webHidden/>
+                <w:szCs w:val="24"/>
+              </w:rPr>
+            </w:r>
+            <w:r>
+              <w:rPr>
+                <w:noProof/>
+                <w:webHidden/>
+                <w:szCs w:val="24"/>
+              </w:rPr>
+              <w:fldChar w:fldCharType="separate"/>
+            </w:r>
+            <w:r>
+              <w:rPr>
+                <w:noProof/>
+                <w:webHidden/>
+                <w:szCs w:val="24"/>
+              </w:rPr>
+              <w:t>5</w:t>
+            </w:r>
+            <w:r>
+              <w:rPr>
+                <w:noProof/>
+                <w:webHidden/>
+                <w:szCs w:val="24"/>
+              </w:rPr>
+              <w:fldChar w:fldCharType="end"/>
+            </w:r>
+          </w:hyperlink>
+        </w:p>
+        <w:p>
+          <w:pPr>
+            <w:pStyle w:val="TOC2"/>
+            <w:rPr>
+              <w:rFonts w:asciiTheme="minorHAnsi" w:hAnsiTheme="minorHAnsi" w:cstheme="minorBidi"/>
+              <w:b w:val="0"/>
+              <w:bCs w:val="0"/>
+              <w:kern w:val="2"/>
+              <w:sz w:val="24"/>
+              <w:szCs w:val="24"/>
+              <w14:ligatures w14:val="standardContextual"/>
+            </w:rPr>
+          </w:pPr>
+          <w:hyperlink w:anchor="_Toc212645612" w:history="1">
+            <w:r>
+              <w:rPr>
+                <w:rStyle w:val="Hyperlink"/>
+                <w:sz w:val="24"/>
+                <w:szCs w:val="24"/>
+              </w:rPr>
+              <w:t>1.3.</w:t>
+            </w:r>
+            <w:r>
+              <w:rPr>
+                <w:rFonts w:asciiTheme="minorHAnsi" w:hAnsiTheme="minorHAnsi" w:cstheme="minorBidi"/>
+                <w:b w:val="0"/>
+                <w:bCs w:val="0"/>
+                <w:kern w:val="2"/>
+                <w:sz w:val="24"/>
+                <w:szCs w:val="24"/>
+                <w14:ligatures w14:val="standardContextual"/>
+              </w:rPr>
+              <w:tab/>
+            </w:r>
+            <w:r>
+              <w:rPr>
+                <w:rStyle w:val="Hyperlink"/>
+                <w:sz w:val="24"/>
+                <w:szCs w:val="24"/>
+              </w:rPr>
+              <w:t>Lựa chọn kiến trúc, công nghệ và mô hình thiết kế, kiến trúc được sử dụng</w:t>
+            </w:r>
+            <w:r>
+              <w:rPr>
+                <w:webHidden/>
+                <w:sz w:val="24"/>
+                <w:szCs w:val="24"/>
+              </w:rPr>
+              <w:tab/>
+            </w:r>
+            <w:r>
+              <w:rPr>
+                <w:webHidden/>
+                <w:sz w:val="24"/>
+                <w:szCs w:val="24"/>
+              </w:rPr>
+              <w:fldChar w:fldCharType="begin"/>
+            </w:r>
+            <w:r>
+              <w:rPr>
+                <w:webHidden/>
+                <w:sz w:val="24"/>
+                <w:szCs w:val="24"/>
+              </w:rPr>
+              <w:instrText xml:space="preserve"> PAGEREF _Toc212645612 \h </w:instrText>
+            </w:r>
+            <w:r>
+              <w:rPr>
+                <w:webHidden/>
+                <w:sz w:val="24"/>
+                <w:szCs w:val="24"/>
+              </w:rPr>
+            </w:r>
+            <w:r>
+              <w:rPr>
+                <w:webHidden/>
+                <w:sz w:val="24"/>
+                <w:szCs w:val="24"/>
+              </w:rPr>
+              <w:fldChar w:fldCharType="separate"/>
+            </w:r>
+            <w:r>
+              <w:rPr>
+                <w:webHidden/>
+                <w:sz w:val="24"/>
+                <w:szCs w:val="24"/>
+              </w:rPr>
+              <w:t>5</w:t>
+            </w:r>
+            <w:r>
+              <w:rPr>
+                <w:webHidden/>
+                <w:sz w:val="24"/>
+                <w:szCs w:val="24"/>
+              </w:rPr>
+              <w:fldChar w:fldCharType="end"/>
+            </w:r>
+          </w:hyperlink>
+        </w:p>
+        <w:p>
+          <w:pPr>
+            <w:pStyle w:val="TOC3"/>
+            <w:tabs>
+              <w:tab w:val="left" w:pos="1440"/>
+              <w:tab w:val="right" w:leader="dot" w:pos="9350"/>
+            </w:tabs>
+            <w:rPr>
+              <w:rFonts w:asciiTheme="minorHAnsi" w:hAnsiTheme="minorHAnsi" w:cstheme="minorBidi"/>
+              <w:noProof/>
+              <w:kern w:val="2"/>
+              <w:szCs w:val="24"/>
+              <w14:ligatures w14:val="standardContextual"/>
+            </w:rPr>
+          </w:pPr>
+          <w:hyperlink w:anchor="_Toc212645613" w:history="1">
+            <w:r>
+              <w:rPr>
+                <w:rStyle w:val="Hyperlink"/>
+                <w:noProof/>
+                <w:szCs w:val="24"/>
+              </w:rPr>
+              <w:t>1.3.1.</w:t>
+            </w:r>
+            <w:r>
+              <w:rPr>
+                <w:rFonts w:asciiTheme="minorHAnsi" w:hAnsiTheme="minorHAnsi" w:cstheme="minorBidi"/>
+                <w:noProof/>
+                <w:kern w:val="2"/>
+                <w:szCs w:val="24"/>
+                <w14:ligatures w14:val="standardContextual"/>
+              </w:rPr>
+              <w:tab/>
+            </w:r>
+            <w:r>
+              <w:rPr>
+                <w:rStyle w:val="Hyperlink"/>
+                <w:noProof/>
+                <w:szCs w:val="24"/>
+              </w:rPr>
+              <w:t>Lựa chọn công nghệ</w:t>
+            </w:r>
+            <w:r>
+              <w:rPr>
+                <w:noProof/>
+                <w:webHidden/>
+                <w:szCs w:val="24"/>
+              </w:rPr>
+              <w:tab/>
+            </w:r>
+            <w:r>
+              <w:rPr>
+                <w:noProof/>
+                <w:webHidden/>
+                <w:szCs w:val="24"/>
+              </w:rPr>
+              <w:fldChar w:fldCharType="begin"/>
+            </w:r>
+            <w:r>
+              <w:rPr>
+                <w:noProof/>
+                <w:webHidden/>
+                <w:szCs w:val="24"/>
+              </w:rPr>
+              <w:instrText xml:space="preserve"> PAGEREF _Toc212645613 \h </w:instrText>
+            </w:r>
+            <w:r>
+              <w:rPr>
+                <w:noProof/>
+                <w:webHidden/>
+                <w:szCs w:val="24"/>
+              </w:rPr>
+            </w:r>
+            <w:r>
+              <w:rPr>
+                <w:noProof/>
+                <w:webHidden/>
+                <w:szCs w:val="24"/>
+              </w:rPr>
+              <w:fldChar w:fldCharType="separate"/>
+            </w:r>
+            <w:r>
+              <w:rPr>
+                <w:noProof/>
+                <w:webHidden/>
+                <w:szCs w:val="24"/>
+              </w:rPr>
+              <w:t>5</w:t>
+            </w:r>
+            <w:r>
+              <w:rPr>
+                <w:noProof/>
+                <w:webHidden/>
+                <w:szCs w:val="24"/>
+              </w:rPr>
+              <w:fldChar w:fldCharType="end"/>
+            </w:r>
+          </w:hyperlink>
+        </w:p>
+        <w:p>
+          <w:pPr>
+            <w:pStyle w:val="TOC3"/>
+            <w:tabs>
+              <w:tab w:val="left" w:pos="1440"/>
+              <w:tab w:val="right" w:leader="dot" w:pos="9350"/>
+            </w:tabs>
+            <w:rPr>
+              <w:rFonts w:asciiTheme="minorHAnsi" w:hAnsiTheme="minorHAnsi" w:cstheme="minorBidi"/>
+              <w:noProof/>
+              <w:kern w:val="2"/>
+              <w:szCs w:val="24"/>
+              <w14:ligatures w14:val="standardContextual"/>
+            </w:rPr>
+          </w:pPr>
+          <w:hyperlink w:anchor="_Toc212645614" w:history="1">
+            <w:r>
+              <w:rPr>
+                <w:rStyle w:val="Hyperlink"/>
+                <w:noProof/>
+                <w:szCs w:val="24"/>
+              </w:rPr>
+              <w:t>1.3.2.</w:t>
+            </w:r>
+            <w:r>
+              <w:rPr>
+                <w:rFonts w:asciiTheme="minorHAnsi" w:hAnsiTheme="minorHAnsi" w:cstheme="minorBidi"/>
+                <w:noProof/>
+                <w:kern w:val="2"/>
+                <w:szCs w:val="24"/>
+                <w14:ligatures w14:val="standardContextual"/>
+              </w:rPr>
+              <w:tab/>
+            </w:r>
+            <w:r>
+              <w:rPr>
+                <w:rStyle w:val="Hyperlink"/>
+                <w:noProof/>
+                <w:szCs w:val="24"/>
+              </w:rPr>
+              <w:t>Mô hình kiến trúc</w:t>
+            </w:r>
+            <w:r>
+              <w:rPr>
+                <w:noProof/>
+                <w:webHidden/>
+                <w:szCs w:val="24"/>
+              </w:rPr>
+              <w:tab/>
+            </w:r>
+            <w:r>
+              <w:rPr>
+                <w:noProof/>
+                <w:webHidden/>
+                <w:szCs w:val="24"/>
+              </w:rPr>
+              <w:fldChar w:fldCharType="begin"/>
+            </w:r>
+            <w:r>
+              <w:rPr>
+                <w:noProof/>
+                <w:webHidden/>
+                <w:szCs w:val="24"/>
+              </w:rPr>
+              <w:instrText xml:space="preserve"> PAGEREF _Toc212645614 \h </w:instrText>
+            </w:r>
+            <w:r>
+              <w:rPr>
+                <w:noProof/>
+                <w:webHidden/>
+                <w:szCs w:val="24"/>
+              </w:rPr>
+            </w:r>
+            <w:r>
+              <w:rPr>
+                <w:noProof/>
+                <w:webHidden/>
+                <w:szCs w:val="24"/>
+              </w:rPr>
+              <w:fldChar w:fldCharType="separate"/>
+            </w:r>
+            <w:r>
+              <w:rPr>
+                <w:noProof/>
+                <w:webHidden/>
+                <w:szCs w:val="24"/>
+              </w:rPr>
+              <w:t>5</w:t>
+            </w:r>
+            <w:r>
+              <w:rPr>
+                <w:noProof/>
+                <w:webHidden/>
+                <w:szCs w:val="24"/>
+              </w:rPr>
+              <w:fldChar w:fldCharType="end"/>
+            </w:r>
+          </w:hyperlink>
+        </w:p>
+        <w:p>
+          <w:pPr>
+            <w:pStyle w:val="TOC2"/>
+            <w:rPr>
+              <w:rFonts w:asciiTheme="minorHAnsi" w:hAnsiTheme="minorHAnsi" w:cstheme="minorBidi"/>
+              <w:b w:val="0"/>
+              <w:bCs w:val="0"/>
+              <w:kern w:val="2"/>
+              <w:sz w:val="24"/>
+              <w:szCs w:val="24"/>
+              <w14:ligatures w14:val="standardContextual"/>
+            </w:rPr>
+          </w:pPr>
+          <w:hyperlink w:anchor="_Toc212645615" w:history="1">
+            <w:r>
+              <w:rPr>
+                <w:rStyle w:val="Hyperlink"/>
+                <w:sz w:val="24"/>
+                <w:szCs w:val="24"/>
+              </w:rPr>
+              <w:t>1.4.</w:t>
+            </w:r>
+            <w:r>
+              <w:rPr>
+                <w:rFonts w:asciiTheme="minorHAnsi" w:hAnsiTheme="minorHAnsi" w:cstheme="minorBidi"/>
+                <w:b w:val="0"/>
+                <w:bCs w:val="0"/>
+                <w:kern w:val="2"/>
+                <w:sz w:val="24"/>
+                <w:szCs w:val="24"/>
+                <w14:ligatures w14:val="standardContextual"/>
+              </w:rPr>
+              <w:tab/>
+            </w:r>
+            <w:r>
+              <w:rPr>
+                <w:rStyle w:val="Hyperlink"/>
+                <w:sz w:val="24"/>
+                <w:szCs w:val="24"/>
+              </w:rPr>
+              <w:t>Cơ sở dữ liệu</w:t>
+            </w:r>
+            <w:r>
+              <w:rPr>
+                <w:webHidden/>
+                <w:sz w:val="24"/>
+                <w:szCs w:val="24"/>
+              </w:rPr>
+              <w:tab/>
+            </w:r>
+            <w:r>
+              <w:rPr>
+                <w:webHidden/>
+                <w:sz w:val="24"/>
+                <w:szCs w:val="24"/>
+              </w:rPr>
+              <w:fldChar w:fldCharType="begin"/>
+            </w:r>
+            <w:r>
+              <w:rPr>
+                <w:webHidden/>
+                <w:sz w:val="24"/>
+                <w:szCs w:val="24"/>
+              </w:rPr>
+              <w:instrText xml:space="preserve"> PAGEREF _Toc212645615 \h </w:instrText>
+            </w:r>
+            <w:r>
+              <w:rPr>
+                <w:webHidden/>
+                <w:sz w:val="24"/>
+                <w:szCs w:val="24"/>
+              </w:rPr>
+            </w:r>
+            <w:r>
+              <w:rPr>
+                <w:webHidden/>
+                <w:sz w:val="24"/>
+                <w:szCs w:val="24"/>
+              </w:rPr>
+              <w:fldChar w:fldCharType="separate"/>
+            </w:r>
+            <w:r>
+              <w:rPr>
+                <w:webHidden/>
+                <w:sz w:val="24"/>
+                <w:szCs w:val="24"/>
+              </w:rPr>
+              <w:t>6</w:t>
+            </w:r>
+            <w:r>
+              <w:rPr>
+                <w:webHidden/>
+                <w:sz w:val="24"/>
+                <w:szCs w:val="24"/>
+              </w:rPr>
+              <w:fldChar w:fldCharType="end"/>
+            </w:r>
+          </w:hyperlink>
+        </w:p>
+        <w:p>
+          <w:pPr>
+            <w:pStyle w:val="TOC3"/>
+            <w:tabs>
+              <w:tab w:val="left" w:pos="1440"/>
+              <w:tab w:val="right" w:leader="dot" w:pos="9350"/>
+            </w:tabs>
+            <w:rPr>
+              <w:rFonts w:asciiTheme="minorHAnsi" w:hAnsiTheme="minorHAnsi" w:cstheme="minorBidi"/>
+              <w:noProof/>
+              <w:kern w:val="2"/>
+              <w:szCs w:val="24"/>
+              <w14:ligatures w14:val="standardContextual"/>
+            </w:rPr>
+          </w:pPr>
+          <w:hyperlink w:anchor="_Toc212645616" w:history="1">
+            <w:r>
+              <w:rPr>
+                <w:rStyle w:val="Hyperlink"/>
+                <w:noProof/>
+                <w:szCs w:val="24"/>
+              </w:rPr>
+              <w:t>1.4.1.</w:t>
+            </w:r>
+            <w:r>
+              <w:rPr>
+                <w:rFonts w:asciiTheme="minorHAnsi" w:hAnsiTheme="minorHAnsi" w:cstheme="minorBidi"/>
+                <w:noProof/>
+                <w:kern w:val="2"/>
+                <w:szCs w:val="24"/>
+                <w14:ligatures w14:val="standardContextual"/>
+              </w:rPr>
+              <w:tab/>
+            </w:r>
+            <w:r>
+              <w:rPr>
+                <w:rStyle w:val="Hyperlink"/>
+                <w:noProof/>
+                <w:szCs w:val="24"/>
+              </w:rPr>
+              <w:t>Hình thức lưu trữ dữ liệu</w:t>
+            </w:r>
+            <w:r>
+              <w:rPr>
+                <w:noProof/>
+                <w:webHidden/>
+                <w:szCs w:val="24"/>
+              </w:rPr>
+              <w:tab/>
+            </w:r>
+            <w:r>
+              <w:rPr>
+                <w:noProof/>
+                <w:webHidden/>
+                <w:szCs w:val="24"/>
+              </w:rPr>
+              <w:fldChar w:fldCharType="begin"/>
+            </w:r>
+            <w:r>
+              <w:rPr>
+                <w:noProof/>
+                <w:webHidden/>
+                <w:szCs w:val="24"/>
+              </w:rPr>
+              <w:instrText xml:space="preserve"> PAGEREF _Toc212645616 \h </w:instrText>
+            </w:r>
+            <w:r>
+              <w:rPr>
+                <w:noProof/>
+                <w:webHidden/>
+                <w:szCs w:val="24"/>
+              </w:rPr>
+            </w:r>
+            <w:r>
+              <w:rPr>
+                <w:noProof/>
+                <w:webHidden/>
+                <w:szCs w:val="24"/>
+              </w:rPr>
+              <w:fldChar w:fldCharType="separate"/>
+            </w:r>
+            <w:r>
+              <w:rPr>
+                <w:noProof/>
+                <w:webHidden/>
+                <w:szCs w:val="24"/>
+              </w:rPr>
+              <w:t>6</w:t>
+            </w:r>
+            <w:r>
+              <w:rPr>
+                <w:noProof/>
+                <w:webHidden/>
+                <w:szCs w:val="24"/>
+              </w:rPr>
+              <w:fldChar w:fldCharType="end"/>
+            </w:r>
+          </w:hyperlink>
+        </w:p>
+        <w:p>
+          <w:pPr>
+            <w:pStyle w:val="TOC3"/>
+            <w:tabs>
+              <w:tab w:val="left" w:pos="1440"/>
+              <w:tab w:val="right" w:leader="dot" w:pos="9350"/>
+            </w:tabs>
+            <w:rPr>
+              <w:rFonts w:asciiTheme="minorHAnsi" w:hAnsiTheme="minorHAnsi" w:cstheme="minorBidi"/>
+              <w:noProof/>
+              <w:kern w:val="2"/>
+              <w:szCs w:val="24"/>
+              <w14:ligatures w14:val="standardContextual"/>
+            </w:rPr>
+          </w:pPr>
+          <w:hyperlink w:anchor="_Toc212645617" w:history="1">
+            <w:r>
+              <w:rPr>
+                <w:rStyle w:val="Hyperlink"/>
+                <w:noProof/>
+                <w:szCs w:val="24"/>
+              </w:rPr>
+              <w:t>1.4.2.</w:t>
+            </w:r>
+            <w:r>
+              <w:rPr>
+                <w:rFonts w:asciiTheme="minorHAnsi" w:hAnsiTheme="minorHAnsi" w:cstheme="minorBidi"/>
+                <w:noProof/>
+                <w:kern w:val="2"/>
+                <w:szCs w:val="24"/>
+                <w14:ligatures w14:val="standardContextual"/>
+              </w:rPr>
+              <w:tab/>
+            </w:r>
+            <w:r>
+              <w:rPr>
+                <w:rStyle w:val="Hyperlink"/>
+                <w:noProof/>
+                <w:szCs w:val="24"/>
+              </w:rPr>
+              <w:t>Quan hệ thực thể</w:t>
+            </w:r>
+            <w:r>
+              <w:rPr>
+                <w:noProof/>
+                <w:webHidden/>
+                <w:szCs w:val="24"/>
+              </w:rPr>
+              <w:tab/>
+            </w:r>
+            <w:r>
+              <w:rPr>
+                <w:noProof/>
+                <w:webHidden/>
+                <w:szCs w:val="24"/>
+              </w:rPr>
+              <w:fldChar w:fldCharType="begin"/>
+            </w:r>
+            <w:r>
+              <w:rPr>
+                <w:noProof/>
+                <w:webHidden/>
+                <w:szCs w:val="24"/>
+              </w:rPr>
+              <w:instrText xml:space="preserve"> PAGEREF _Toc212645617 \h </w:instrText>
+            </w:r>
+            <w:r>
+              <w:rPr>
+                <w:noProof/>
+                <w:webHidden/>
+                <w:szCs w:val="24"/>
+              </w:rPr>
+            </w:r>
+            <w:r>
+              <w:rPr>
+                <w:noProof/>
+                <w:webHidden/>
+                <w:szCs w:val="24"/>
+              </w:rPr>
+              <w:fldChar w:fldCharType="separate"/>
+            </w:r>
+            <w:r>
+              <w:rPr>
+                <w:noProof/>
+                <w:webHidden/>
+                <w:szCs w:val="24"/>
+              </w:rPr>
+              <w:t>6</w:t>
+            </w:r>
+            <w:r>
+              <w:rPr>
+                <w:noProof/>
+                <w:webHidden/>
+                <w:szCs w:val="24"/>
+              </w:rPr>
+              <w:fldChar w:fldCharType="end"/>
+            </w:r>
+          </w:hyperlink>
+        </w:p>
+        <w:p>
+          <w:pPr>
+            <w:pStyle w:val="TOC2"/>
+            <w:rPr>
+              <w:rFonts w:asciiTheme="minorHAnsi" w:hAnsiTheme="minorHAnsi" w:cstheme="minorBidi"/>
+              <w:b w:val="0"/>
+              <w:bCs w:val="0"/>
+              <w:kern w:val="2"/>
+              <w:sz w:val="24"/>
+              <w:szCs w:val="24"/>
+              <w14:ligatures w14:val="standardContextual"/>
+            </w:rPr>
+          </w:pPr>
+          <w:hyperlink w:anchor="_Toc212645618" w:history="1">
+            <w:r>
+              <w:rPr>
+                <w:rStyle w:val="Hyperlink"/>
+                <w:sz w:val="24"/>
+                <w:szCs w:val="24"/>
+              </w:rPr>
+              <w:t>1.5.</w:t>
+            </w:r>
+            <w:r>
+              <w:rPr>
+                <w:rFonts w:asciiTheme="minorHAnsi" w:hAnsiTheme="minorHAnsi" w:cstheme="minorBidi"/>
+                <w:b w:val="0"/>
+                <w:bCs w:val="0"/>
+                <w:kern w:val="2"/>
+                <w:sz w:val="24"/>
+                <w:szCs w:val="24"/>
+                <w14:ligatures w14:val="standardContextual"/>
+              </w:rPr>
+              <w:tab/>
+            </w:r>
+            <w:r>
+              <w:rPr>
+                <w:rStyle w:val="Hyperlink"/>
+                <w:sz w:val="24"/>
+                <w:szCs w:val="24"/>
+              </w:rPr>
+              <w:t>Tổng quan các nội dung mới và khó mà nhóm đã thực hiện</w:t>
+            </w:r>
+            <w:r>
+              <w:rPr>
+                <w:webHidden/>
+                <w:sz w:val="24"/>
+                <w:szCs w:val="24"/>
+              </w:rPr>
+              <w:tab/>
+            </w:r>
+            <w:r>
+              <w:rPr>
+                <w:webHidden/>
+                <w:sz w:val="24"/>
+                <w:szCs w:val="24"/>
+              </w:rPr>
+              <w:fldChar w:fldCharType="begin"/>
+            </w:r>
+            <w:r>
+              <w:rPr>
+                <w:webHidden/>
+                <w:sz w:val="24"/>
+                <w:szCs w:val="24"/>
+              </w:rPr>
+              <w:instrText xml:space="preserve"> PAGEREF _Toc212645618 \h </w:instrText>
+            </w:r>
+            <w:r>
+              <w:rPr>
+                <w:webHidden/>
+                <w:sz w:val="24"/>
+                <w:szCs w:val="24"/>
+              </w:rPr>
+            </w:r>
+            <w:r>
+              <w:rPr>
+                <w:webHidden/>
+                <w:sz w:val="24"/>
+                <w:szCs w:val="24"/>
+              </w:rPr>
+              <w:fldChar w:fldCharType="separate"/>
+            </w:r>
+            <w:r>
+              <w:rPr>
+                <w:webHidden/>
+                <w:sz w:val="24"/>
+                <w:szCs w:val="24"/>
+              </w:rPr>
+              <w:t>6</w:t>
+            </w:r>
+            <w:r>
+              <w:rPr>
+                <w:webHidden/>
+                <w:sz w:val="24"/>
+                <w:szCs w:val="24"/>
+              </w:rPr>
+              <w:fldChar w:fldCharType="end"/>
+            </w:r>
+          </w:hyperlink>
+        </w:p>
+        <w:p>
+          <w:pPr>
+            <w:pStyle w:val="TOC3"/>
+            <w:tabs>
+              <w:tab w:val="left" w:pos="1440"/>
+              <w:tab w:val="right" w:leader="dot" w:pos="9350"/>
+            </w:tabs>
+            <w:rPr>
+              <w:rFonts w:asciiTheme="minorHAnsi" w:hAnsiTheme="minorHAnsi" w:cstheme="minorBidi"/>
+              <w:noProof/>
+              <w:kern w:val="2"/>
+              <w:szCs w:val="24"/>
+              <w14:ligatures w14:val="standardContextual"/>
+            </w:rPr>
+          </w:pPr>
+          <w:hyperlink w:anchor="_Toc212645619" w:history="1">
+            <w:r>
+              <w:rPr>
+                <w:rStyle w:val="Hyperlink"/>
+                <w:noProof/>
+                <w:szCs w:val="24"/>
+              </w:rPr>
+              <w:t>1.5.1.</w:t>
+            </w:r>
+            <w:r>
+              <w:rPr>
+                <w:rFonts w:asciiTheme="minorHAnsi" w:hAnsiTheme="minorHAnsi" w:cstheme="minorBidi"/>
+                <w:noProof/>
+                <w:kern w:val="2"/>
+                <w:szCs w:val="24"/>
+                <w14:ligatures w14:val="standardContextual"/>
+              </w:rPr>
+              <w:tab/>
+            </w:r>
+            <w:r>
+              <w:rPr>
+                <w:rStyle w:val="Hyperlink"/>
+                <w:noProof/>
+                <w:szCs w:val="24"/>
+              </w:rPr>
+              <w:t>Các nội dung mới</w:t>
+            </w:r>
+            <w:r>
+              <w:rPr>
+                <w:noProof/>
+                <w:webHidden/>
+                <w:szCs w:val="24"/>
+              </w:rPr>
+              <w:tab/>
+            </w:r>
+            <w:r>
+              <w:rPr>
+                <w:noProof/>
+                <w:webHidden/>
+                <w:szCs w:val="24"/>
+              </w:rPr>
+              <w:fldChar w:fldCharType="begin"/>
+            </w:r>
+            <w:r>
+              <w:rPr>
+                <w:noProof/>
+                <w:webHidden/>
+                <w:szCs w:val="24"/>
+              </w:rPr>
+              <w:instrText xml:space="preserve"> PAGEREF _Toc212645619 \h </w:instrText>
+            </w:r>
+            <w:r>
+              <w:rPr>
+                <w:noProof/>
+                <w:webHidden/>
+                <w:szCs w:val="24"/>
+              </w:rPr>
+            </w:r>
+            <w:r>
+              <w:rPr>
+                <w:noProof/>
+                <w:webHidden/>
+                <w:szCs w:val="24"/>
+              </w:rPr>
+              <w:fldChar w:fldCharType="separate"/>
+            </w:r>
+            <w:r>
+              <w:rPr>
+                <w:noProof/>
+                <w:webHidden/>
+                <w:szCs w:val="24"/>
+              </w:rPr>
+              <w:t>6</w:t>
+            </w:r>
+            <w:r>
+              <w:rPr>
+                <w:noProof/>
+                <w:webHidden/>
+                <w:szCs w:val="24"/>
+              </w:rPr>
+              <w:fldChar w:fldCharType="end"/>
+            </w:r>
+          </w:hyperlink>
+        </w:p>
+        <w:p>
+          <w:pPr>
+            <w:pStyle w:val="TOC3"/>
+            <w:tabs>
+              <w:tab w:val="left" w:pos="1440"/>
+              <w:tab w:val="right" w:leader="dot" w:pos="9350"/>
+            </w:tabs>
+            <w:rPr>
+              <w:rFonts w:asciiTheme="minorHAnsi" w:hAnsiTheme="minorHAnsi" w:cstheme="minorBidi"/>
+              <w:noProof/>
+              <w:kern w:val="2"/>
+              <w:szCs w:val="24"/>
+              <w14:ligatures w14:val="standardContextual"/>
+            </w:rPr>
+          </w:pPr>
+          <w:hyperlink w:anchor="_Toc212645620" w:history="1">
+            <w:r>
+              <w:rPr>
+                <w:rStyle w:val="Hyperlink"/>
+                <w:noProof/>
+                <w:szCs w:val="24"/>
+              </w:rPr>
+              <w:t>1.5.2.</w:t>
+            </w:r>
+            <w:r>
+              <w:rPr>
+                <w:rFonts w:asciiTheme="minorHAnsi" w:hAnsiTheme="minorHAnsi" w:cstheme="minorBidi"/>
+                <w:noProof/>
+                <w:kern w:val="2"/>
+                <w:szCs w:val="24"/>
+                <w14:ligatures w14:val="standardContextual"/>
+              </w:rPr>
+              <w:tab/>
+            </w:r>
+            <w:r>
+              <w:rPr>
+                <w:rStyle w:val="Hyperlink"/>
+                <w:noProof/>
+                <w:szCs w:val="24"/>
+              </w:rPr>
+              <w:t>Các nội dung khó</w:t>
+            </w:r>
+            <w:r>
+              <w:rPr>
+                <w:noProof/>
+                <w:webHidden/>
+                <w:szCs w:val="24"/>
+              </w:rPr>
+              <w:tab/>
+            </w:r>
+            <w:r>
+              <w:rPr>
+                <w:noProof/>
+                <w:webHidden/>
+                <w:szCs w:val="24"/>
+              </w:rPr>
+              <w:fldChar w:fldCharType="begin"/>
+            </w:r>
+            <w:r>
+              <w:rPr>
+                <w:noProof/>
+                <w:webHidden/>
+                <w:szCs w:val="24"/>
+              </w:rPr>
+              <w:instrText xml:space="preserve"> PAGEREF _Toc212645620 \h </w:instrText>
+            </w:r>
+            <w:r>
+              <w:rPr>
+                <w:noProof/>
+                <w:webHidden/>
+                <w:szCs w:val="24"/>
+              </w:rPr>
+            </w:r>
+            <w:r>
+              <w:rPr>
+                <w:noProof/>
+                <w:webHidden/>
+                <w:szCs w:val="24"/>
+              </w:rPr>
+              <w:fldChar w:fldCharType="separate"/>
+            </w:r>
+            <w:r>
+              <w:rPr>
+                <w:noProof/>
+                <w:webHidden/>
+                <w:szCs w:val="24"/>
+              </w:rPr>
+              <w:t>6</w:t>
+            </w:r>
+            <w:r>
+              <w:rPr>
+                <w:noProof/>
+                <w:webHidden/>
+                <w:szCs w:val="24"/>
+              </w:rPr>
+              <w:fldChar w:fldCharType="end"/>
+            </w:r>
+          </w:hyperlink>
+        </w:p>
+        <w:p>
+          <w:pPr>
+            <w:pStyle w:val="TOC3"/>
+            <w:tabs>
+              <w:tab w:val="left" w:pos="1440"/>
+              <w:tab w:val="right" w:leader="dot" w:pos="9350"/>
+            </w:tabs>
+            <w:rPr>
+              <w:rFonts w:asciiTheme="minorHAnsi" w:hAnsiTheme="minorHAnsi" w:cstheme="minorBidi"/>
+              <w:noProof/>
+              <w:kern w:val="2"/>
+              <w:szCs w:val="24"/>
+              <w14:ligatures w14:val="standardContextual"/>
+            </w:rPr>
+          </w:pPr>
+          <w:hyperlink w:anchor="_Toc212645621" w:history="1">
+            <w:r>
+              <w:rPr>
+                <w:rStyle w:val="Hyperlink"/>
+                <w:noProof/>
+                <w:szCs w:val="24"/>
+              </w:rPr>
+              <w:t>1.5.3.</w:t>
+            </w:r>
+            <w:r>
+              <w:rPr>
+                <w:rFonts w:asciiTheme="minorHAnsi" w:hAnsiTheme="minorHAnsi" w:cstheme="minorBidi"/>
+                <w:noProof/>
+                <w:kern w:val="2"/>
+                <w:szCs w:val="24"/>
+                <w14:ligatures w14:val="standardContextual"/>
+              </w:rPr>
+              <w:tab/>
+            </w:r>
+            <w:r>
+              <w:rPr>
+                <w:rStyle w:val="Hyperlink"/>
+                <w:noProof/>
+                <w:szCs w:val="24"/>
+              </w:rPr>
+              <w:t>Dự kiến các chức năng, tính năng có thể phát triển tiếp trong tương lai</w:t>
+            </w:r>
+            <w:r>
+              <w:rPr>
+                <w:noProof/>
+                <w:webHidden/>
+                <w:szCs w:val="24"/>
+              </w:rPr>
+              <w:tab/>
+            </w:r>
+            <w:r>
+              <w:rPr>
+                <w:noProof/>
+                <w:webHidden/>
+                <w:szCs w:val="24"/>
+              </w:rPr>
+              <w:fldChar w:fldCharType="begin"/>
+            </w:r>
+            <w:r>
+              <w:rPr>
+                <w:noProof/>
+                <w:webHidden/>
+                <w:szCs w:val="24"/>
+              </w:rPr>
+              <w:instrText xml:space="preserve"> PAGEREF _Toc212645621 \h </w:instrText>
+            </w:r>
+            <w:r>
+              <w:rPr>
+                <w:noProof/>
+                <w:webHidden/>
+                <w:szCs w:val="24"/>
+              </w:rPr>
+            </w:r>
+            <w:r>
+              <w:rPr>
+                <w:noProof/>
+                <w:webHidden/>
+                <w:szCs w:val="24"/>
+              </w:rPr>
+              <w:fldChar w:fldCharType="separate"/>
+            </w:r>
+            <w:r>
+              <w:rPr>
+                <w:noProof/>
+                <w:webHidden/>
+                <w:szCs w:val="24"/>
+              </w:rPr>
+              <w:t>6</w:t>
+            </w:r>
+            <w:r>
+              <w:rPr>
+                <w:noProof/>
+                <w:webHidden/>
+                <w:szCs w:val="24"/>
               </w:rPr>
               <w:fldChar w:fldCharType="end"/>
             </w:r>
@@ -1816,10 +3268,12 @@
               <w14:ligatures w14:val="standardContextual"/>
             </w:rPr>
           </w:pPr>
-          <w:hyperlink w:anchor="_Toc212557487" w:history="1">
+          <w:hyperlink w:anchor="_Toc212645622" w:history="1">
             <w:r>
               <w:rPr>
                 <w:rStyle w:val="Hyperlink"/>
+                <w:sz w:val="24"/>
+                <w:szCs w:val="24"/>
                 <w:lang w:val="en-US"/>
               </w:rPr>
               <w:t>PHẦN 2. KẾT QUẢ TỪNG THÀNH VIÊN</w:t>
@@ -1827,41 +3281,847 @@
             <w:r>
               <w:rPr>
                 <w:webHidden/>
+                <w:sz w:val="24"/>
+                <w:szCs w:val="24"/>
               </w:rPr>
               <w:tab/>
             </w:r>
             <w:r>
               <w:rPr>
                 <w:webHidden/>
+                <w:sz w:val="24"/>
+                <w:szCs w:val="24"/>
               </w:rPr>
               <w:fldChar w:fldCharType="begin"/>
             </w:r>
             <w:r>
               <w:rPr>
                 <w:webHidden/>
-              </w:rPr>
-              <w:instrText xml:space="preserve"> PAGEREF _Toc212557487 \h </w:instrText>
-            </w:r>
-            <w:r>
-              <w:rPr>
-                <w:webHidden/>
-              </w:rPr>
-            </w:r>
-            <w:r>
-              <w:rPr>
-                <w:webHidden/>
+                <w:sz w:val="24"/>
+                <w:szCs w:val="24"/>
+              </w:rPr>
+              <w:instrText xml:space="preserve"> PAGEREF _Toc212645622 \h </w:instrText>
+            </w:r>
+            <w:r>
+              <w:rPr>
+                <w:webHidden/>
+                <w:sz w:val="24"/>
+                <w:szCs w:val="24"/>
+              </w:rPr>
+            </w:r>
+            <w:r>
+              <w:rPr>
+                <w:webHidden/>
+                <w:sz w:val="24"/>
+                <w:szCs w:val="24"/>
               </w:rPr>
               <w:fldChar w:fldCharType="separate"/>
             </w:r>
             <w:r>
               <w:rPr>
                 <w:webHidden/>
-              </w:rPr>
-              <w:t>4</w:t>
-            </w:r>
-            <w:r>
-              <w:rPr>
-                <w:webHidden/>
+                <w:sz w:val="24"/>
+                <w:szCs w:val="24"/>
+              </w:rPr>
+              <w:t>7</w:t>
+            </w:r>
+            <w:r>
+              <w:rPr>
+                <w:webHidden/>
+                <w:sz w:val="24"/>
+                <w:szCs w:val="24"/>
+              </w:rPr>
+              <w:fldChar w:fldCharType="end"/>
+            </w:r>
+          </w:hyperlink>
+        </w:p>
+        <w:p>
+          <w:pPr>
+            <w:pStyle w:val="TOC2"/>
+            <w:rPr>
+              <w:rFonts w:asciiTheme="minorHAnsi" w:hAnsiTheme="minorHAnsi" w:cstheme="minorBidi"/>
+              <w:b w:val="0"/>
+              <w:bCs w:val="0"/>
+              <w:kern w:val="2"/>
+              <w:sz w:val="24"/>
+              <w:szCs w:val="24"/>
+              <w14:ligatures w14:val="standardContextual"/>
+            </w:rPr>
+          </w:pPr>
+          <w:hyperlink w:anchor="_Toc212645623" w:history="1">
+            <w:r>
+              <w:rPr>
+                <w:rStyle w:val="Hyperlink"/>
+                <w:sz w:val="24"/>
+                <w:szCs w:val="24"/>
+              </w:rPr>
+              <w:t>2.1.</w:t>
+            </w:r>
+            <w:r>
+              <w:rPr>
+                <w:rFonts w:asciiTheme="minorHAnsi" w:hAnsiTheme="minorHAnsi" w:cstheme="minorBidi"/>
+                <w:b w:val="0"/>
+                <w:bCs w:val="0"/>
+                <w:kern w:val="2"/>
+                <w:sz w:val="24"/>
+                <w:szCs w:val="24"/>
+                <w14:ligatures w14:val="standardContextual"/>
+              </w:rPr>
+              <w:tab/>
+            </w:r>
+            <w:r>
+              <w:rPr>
+                <w:rStyle w:val="Hyperlink"/>
+                <w:sz w:val="24"/>
+                <w:szCs w:val="24"/>
+              </w:rPr>
+              <w:t>Phạm Ninh Phương Thảo</w:t>
+            </w:r>
+            <w:r>
+              <w:rPr>
+                <w:webHidden/>
+                <w:sz w:val="24"/>
+                <w:szCs w:val="24"/>
+              </w:rPr>
+              <w:tab/>
+            </w:r>
+            <w:r>
+              <w:rPr>
+                <w:webHidden/>
+                <w:sz w:val="24"/>
+                <w:szCs w:val="24"/>
+              </w:rPr>
+              <w:fldChar w:fldCharType="begin"/>
+            </w:r>
+            <w:r>
+              <w:rPr>
+                <w:webHidden/>
+                <w:sz w:val="24"/>
+                <w:szCs w:val="24"/>
+              </w:rPr>
+              <w:instrText xml:space="preserve"> PAGEREF _Toc212645623 \h </w:instrText>
+            </w:r>
+            <w:r>
+              <w:rPr>
+                <w:webHidden/>
+                <w:sz w:val="24"/>
+                <w:szCs w:val="24"/>
+              </w:rPr>
+            </w:r>
+            <w:r>
+              <w:rPr>
+                <w:webHidden/>
+                <w:sz w:val="24"/>
+                <w:szCs w:val="24"/>
+              </w:rPr>
+              <w:fldChar w:fldCharType="separate"/>
+            </w:r>
+            <w:r>
+              <w:rPr>
+                <w:webHidden/>
+                <w:sz w:val="24"/>
+                <w:szCs w:val="24"/>
+              </w:rPr>
+              <w:t>7</w:t>
+            </w:r>
+            <w:r>
+              <w:rPr>
+                <w:webHidden/>
+                <w:sz w:val="24"/>
+                <w:szCs w:val="24"/>
+              </w:rPr>
+              <w:fldChar w:fldCharType="end"/>
+            </w:r>
+          </w:hyperlink>
+        </w:p>
+        <w:p>
+          <w:pPr>
+            <w:pStyle w:val="TOC2"/>
+            <w:rPr>
+              <w:rFonts w:asciiTheme="minorHAnsi" w:hAnsiTheme="minorHAnsi" w:cstheme="minorBidi"/>
+              <w:b w:val="0"/>
+              <w:bCs w:val="0"/>
+              <w:kern w:val="2"/>
+              <w:sz w:val="24"/>
+              <w:szCs w:val="24"/>
+              <w14:ligatures w14:val="standardContextual"/>
+            </w:rPr>
+          </w:pPr>
+          <w:hyperlink w:anchor="_Toc212645624" w:history="1">
+            <w:r>
+              <w:rPr>
+                <w:rStyle w:val="Hyperlink"/>
+                <w:sz w:val="24"/>
+                <w:szCs w:val="24"/>
+              </w:rPr>
+              <w:t>2.2.</w:t>
+            </w:r>
+            <w:r>
+              <w:rPr>
+                <w:rFonts w:asciiTheme="minorHAnsi" w:hAnsiTheme="minorHAnsi" w:cstheme="minorBidi"/>
+                <w:b w:val="0"/>
+                <w:bCs w:val="0"/>
+                <w:kern w:val="2"/>
+                <w:sz w:val="24"/>
+                <w:szCs w:val="24"/>
+                <w14:ligatures w14:val="standardContextual"/>
+              </w:rPr>
+              <w:tab/>
+            </w:r>
+            <w:r>
+              <w:rPr>
+                <w:rStyle w:val="Hyperlink"/>
+                <w:sz w:val="24"/>
+                <w:szCs w:val="24"/>
+              </w:rPr>
+              <w:t>Lê Bá Thành Trung</w:t>
+            </w:r>
+            <w:r>
+              <w:rPr>
+                <w:webHidden/>
+                <w:sz w:val="24"/>
+                <w:szCs w:val="24"/>
+              </w:rPr>
+              <w:tab/>
+            </w:r>
+            <w:r>
+              <w:rPr>
+                <w:webHidden/>
+                <w:sz w:val="24"/>
+                <w:szCs w:val="24"/>
+              </w:rPr>
+              <w:fldChar w:fldCharType="begin"/>
+            </w:r>
+            <w:r>
+              <w:rPr>
+                <w:webHidden/>
+                <w:sz w:val="24"/>
+                <w:szCs w:val="24"/>
+              </w:rPr>
+              <w:instrText xml:space="preserve"> PAGEREF _Toc212645624 \h </w:instrText>
+            </w:r>
+            <w:r>
+              <w:rPr>
+                <w:webHidden/>
+                <w:sz w:val="24"/>
+                <w:szCs w:val="24"/>
+              </w:rPr>
+            </w:r>
+            <w:r>
+              <w:rPr>
+                <w:webHidden/>
+                <w:sz w:val="24"/>
+                <w:szCs w:val="24"/>
+              </w:rPr>
+              <w:fldChar w:fldCharType="separate"/>
+            </w:r>
+            <w:r>
+              <w:rPr>
+                <w:webHidden/>
+                <w:sz w:val="24"/>
+                <w:szCs w:val="24"/>
+              </w:rPr>
+              <w:t>7</w:t>
+            </w:r>
+            <w:r>
+              <w:rPr>
+                <w:webHidden/>
+                <w:sz w:val="24"/>
+                <w:szCs w:val="24"/>
+              </w:rPr>
+              <w:fldChar w:fldCharType="end"/>
+            </w:r>
+          </w:hyperlink>
+        </w:p>
+        <w:p>
+          <w:pPr>
+            <w:pStyle w:val="TOC2"/>
+            <w:rPr>
+              <w:rFonts w:asciiTheme="minorHAnsi" w:hAnsiTheme="minorHAnsi" w:cstheme="minorBidi"/>
+              <w:b w:val="0"/>
+              <w:bCs w:val="0"/>
+              <w:kern w:val="2"/>
+              <w:sz w:val="24"/>
+              <w:szCs w:val="24"/>
+              <w14:ligatures w14:val="standardContextual"/>
+            </w:rPr>
+          </w:pPr>
+          <w:hyperlink w:anchor="_Toc212645625" w:history="1">
+            <w:r>
+              <w:rPr>
+                <w:rStyle w:val="Hyperlink"/>
+                <w:sz w:val="24"/>
+                <w:szCs w:val="24"/>
+              </w:rPr>
+              <w:t>2.3.</w:t>
+            </w:r>
+            <w:r>
+              <w:rPr>
+                <w:rFonts w:asciiTheme="minorHAnsi" w:hAnsiTheme="minorHAnsi" w:cstheme="minorBidi"/>
+                <w:b w:val="0"/>
+                <w:bCs w:val="0"/>
+                <w:kern w:val="2"/>
+                <w:sz w:val="24"/>
+                <w:szCs w:val="24"/>
+                <w14:ligatures w14:val="standardContextual"/>
+              </w:rPr>
+              <w:tab/>
+            </w:r>
+            <w:r>
+              <w:rPr>
+                <w:rStyle w:val="Hyperlink"/>
+                <w:sz w:val="24"/>
+                <w:szCs w:val="24"/>
+              </w:rPr>
+              <w:t>Nguyễn Hoàng Tùng</w:t>
+            </w:r>
+            <w:r>
+              <w:rPr>
+                <w:webHidden/>
+                <w:sz w:val="24"/>
+                <w:szCs w:val="24"/>
+              </w:rPr>
+              <w:tab/>
+            </w:r>
+            <w:r>
+              <w:rPr>
+                <w:webHidden/>
+                <w:sz w:val="24"/>
+                <w:szCs w:val="24"/>
+              </w:rPr>
+              <w:fldChar w:fldCharType="begin"/>
+            </w:r>
+            <w:r>
+              <w:rPr>
+                <w:webHidden/>
+                <w:sz w:val="24"/>
+                <w:szCs w:val="24"/>
+              </w:rPr>
+              <w:instrText xml:space="preserve"> PAGEREF _Toc212645625 \h </w:instrText>
+            </w:r>
+            <w:r>
+              <w:rPr>
+                <w:webHidden/>
+                <w:sz w:val="24"/>
+                <w:szCs w:val="24"/>
+              </w:rPr>
+            </w:r>
+            <w:r>
+              <w:rPr>
+                <w:webHidden/>
+                <w:sz w:val="24"/>
+                <w:szCs w:val="24"/>
+              </w:rPr>
+              <w:fldChar w:fldCharType="separate"/>
+            </w:r>
+            <w:r>
+              <w:rPr>
+                <w:webHidden/>
+                <w:sz w:val="24"/>
+                <w:szCs w:val="24"/>
+              </w:rPr>
+              <w:t>7</w:t>
+            </w:r>
+            <w:r>
+              <w:rPr>
+                <w:webHidden/>
+                <w:sz w:val="24"/>
+                <w:szCs w:val="24"/>
+              </w:rPr>
+              <w:fldChar w:fldCharType="end"/>
+            </w:r>
+          </w:hyperlink>
+        </w:p>
+        <w:p>
+          <w:pPr>
+            <w:pStyle w:val="TOC3"/>
+            <w:tabs>
+              <w:tab w:val="left" w:pos="1440"/>
+              <w:tab w:val="right" w:leader="dot" w:pos="9350"/>
+            </w:tabs>
+            <w:rPr>
+              <w:rFonts w:asciiTheme="minorHAnsi" w:hAnsiTheme="minorHAnsi" w:cstheme="minorBidi"/>
+              <w:noProof/>
+              <w:kern w:val="2"/>
+              <w:szCs w:val="24"/>
+              <w14:ligatures w14:val="standardContextual"/>
+            </w:rPr>
+          </w:pPr>
+          <w:hyperlink w:anchor="_Toc212645626" w:history="1">
+            <w:r>
+              <w:rPr>
+                <w:rStyle w:val="Hyperlink"/>
+                <w:noProof/>
+                <w:szCs w:val="24"/>
+              </w:rPr>
+              <w:t>2.3.1.</w:t>
+            </w:r>
+            <w:r>
+              <w:rPr>
+                <w:rFonts w:asciiTheme="minorHAnsi" w:hAnsiTheme="minorHAnsi" w:cstheme="minorBidi"/>
+                <w:noProof/>
+                <w:kern w:val="2"/>
+                <w:szCs w:val="24"/>
+                <w14:ligatures w14:val="standardContextual"/>
+              </w:rPr>
+              <w:tab/>
+            </w:r>
+            <w:r>
+              <w:rPr>
+                <w:rStyle w:val="Hyperlink"/>
+                <w:noProof/>
+                <w:szCs w:val="24"/>
+              </w:rPr>
+              <w:t>Mô tả chi tiết chức năng</w:t>
+            </w:r>
+            <w:r>
+              <w:rPr>
+                <w:noProof/>
+                <w:webHidden/>
+                <w:szCs w:val="24"/>
+              </w:rPr>
+              <w:tab/>
+            </w:r>
+            <w:r>
+              <w:rPr>
+                <w:noProof/>
+                <w:webHidden/>
+                <w:szCs w:val="24"/>
+              </w:rPr>
+              <w:fldChar w:fldCharType="begin"/>
+            </w:r>
+            <w:r>
+              <w:rPr>
+                <w:noProof/>
+                <w:webHidden/>
+                <w:szCs w:val="24"/>
+              </w:rPr>
+              <w:instrText xml:space="preserve"> PAGEREF _Toc212645626 \h </w:instrText>
+            </w:r>
+            <w:r>
+              <w:rPr>
+                <w:noProof/>
+                <w:webHidden/>
+                <w:szCs w:val="24"/>
+              </w:rPr>
+            </w:r>
+            <w:r>
+              <w:rPr>
+                <w:noProof/>
+                <w:webHidden/>
+                <w:szCs w:val="24"/>
+              </w:rPr>
+              <w:fldChar w:fldCharType="separate"/>
+            </w:r>
+            <w:r>
+              <w:rPr>
+                <w:noProof/>
+                <w:webHidden/>
+                <w:szCs w:val="24"/>
+              </w:rPr>
+              <w:t>7</w:t>
+            </w:r>
+            <w:r>
+              <w:rPr>
+                <w:noProof/>
+                <w:webHidden/>
+                <w:szCs w:val="24"/>
+              </w:rPr>
+              <w:fldChar w:fldCharType="end"/>
+            </w:r>
+          </w:hyperlink>
+        </w:p>
+        <w:p>
+          <w:pPr>
+            <w:pStyle w:val="TOC3"/>
+            <w:tabs>
+              <w:tab w:val="left" w:pos="1440"/>
+              <w:tab w:val="right" w:leader="dot" w:pos="9350"/>
+            </w:tabs>
+            <w:rPr>
+              <w:rFonts w:asciiTheme="minorHAnsi" w:hAnsiTheme="minorHAnsi" w:cstheme="minorBidi"/>
+              <w:noProof/>
+              <w:kern w:val="2"/>
+              <w:szCs w:val="24"/>
+              <w14:ligatures w14:val="standardContextual"/>
+            </w:rPr>
+          </w:pPr>
+          <w:hyperlink w:anchor="_Toc212645627" w:history="1">
+            <w:r>
+              <w:rPr>
+                <w:rStyle w:val="Hyperlink"/>
+                <w:noProof/>
+                <w:szCs w:val="24"/>
+              </w:rPr>
+              <w:t>2.3.2.</w:t>
+            </w:r>
+            <w:r>
+              <w:rPr>
+                <w:rFonts w:asciiTheme="minorHAnsi" w:hAnsiTheme="minorHAnsi" w:cstheme="minorBidi"/>
+                <w:noProof/>
+                <w:kern w:val="2"/>
+                <w:szCs w:val="24"/>
+                <w14:ligatures w14:val="standardContextual"/>
+              </w:rPr>
+              <w:tab/>
+            </w:r>
+            <w:r>
+              <w:rPr>
+                <w:rStyle w:val="Hyperlink"/>
+                <w:noProof/>
+                <w:szCs w:val="24"/>
+              </w:rPr>
+              <w:t>Thiết kế giao diện</w:t>
+            </w:r>
+            <w:r>
+              <w:rPr>
+                <w:noProof/>
+                <w:webHidden/>
+                <w:szCs w:val="24"/>
+              </w:rPr>
+              <w:tab/>
+            </w:r>
+            <w:r>
+              <w:rPr>
+                <w:noProof/>
+                <w:webHidden/>
+                <w:szCs w:val="24"/>
+              </w:rPr>
+              <w:fldChar w:fldCharType="begin"/>
+            </w:r>
+            <w:r>
+              <w:rPr>
+                <w:noProof/>
+                <w:webHidden/>
+                <w:szCs w:val="24"/>
+              </w:rPr>
+              <w:instrText xml:space="preserve"> PAGEREF _Toc212645627 \h </w:instrText>
+            </w:r>
+            <w:r>
+              <w:rPr>
+                <w:noProof/>
+                <w:webHidden/>
+                <w:szCs w:val="24"/>
+              </w:rPr>
+            </w:r>
+            <w:r>
+              <w:rPr>
+                <w:noProof/>
+                <w:webHidden/>
+                <w:szCs w:val="24"/>
+              </w:rPr>
+              <w:fldChar w:fldCharType="separate"/>
+            </w:r>
+            <w:r>
+              <w:rPr>
+                <w:noProof/>
+                <w:webHidden/>
+                <w:szCs w:val="24"/>
+              </w:rPr>
+              <w:t>9</w:t>
+            </w:r>
+            <w:r>
+              <w:rPr>
+                <w:noProof/>
+                <w:webHidden/>
+                <w:szCs w:val="24"/>
+              </w:rPr>
+              <w:fldChar w:fldCharType="end"/>
+            </w:r>
+          </w:hyperlink>
+        </w:p>
+        <w:p>
+          <w:pPr>
+            <w:pStyle w:val="TOC3"/>
+            <w:tabs>
+              <w:tab w:val="left" w:pos="1440"/>
+              <w:tab w:val="right" w:leader="dot" w:pos="9350"/>
+            </w:tabs>
+            <w:rPr>
+              <w:rFonts w:asciiTheme="minorHAnsi" w:hAnsiTheme="minorHAnsi" w:cstheme="minorBidi"/>
+              <w:noProof/>
+              <w:kern w:val="2"/>
+              <w:szCs w:val="24"/>
+              <w14:ligatures w14:val="standardContextual"/>
+            </w:rPr>
+          </w:pPr>
+          <w:hyperlink w:anchor="_Toc212645628" w:history="1">
+            <w:r>
+              <w:rPr>
+                <w:rStyle w:val="Hyperlink"/>
+                <w:noProof/>
+                <w:szCs w:val="24"/>
+              </w:rPr>
+              <w:t>2.3.3.</w:t>
+            </w:r>
+            <w:r>
+              <w:rPr>
+                <w:rFonts w:asciiTheme="minorHAnsi" w:hAnsiTheme="minorHAnsi" w:cstheme="minorBidi"/>
+                <w:noProof/>
+                <w:kern w:val="2"/>
+                <w:szCs w:val="24"/>
+                <w14:ligatures w14:val="standardContextual"/>
+              </w:rPr>
+              <w:tab/>
+            </w:r>
+            <w:r>
+              <w:rPr>
+                <w:rStyle w:val="Hyperlink"/>
+                <w:noProof/>
+                <w:szCs w:val="24"/>
+              </w:rPr>
+              <w:t>Giải pháp kỹ thuật để xây dựng chức năng</w:t>
+            </w:r>
+            <w:r>
+              <w:rPr>
+                <w:noProof/>
+                <w:webHidden/>
+                <w:szCs w:val="24"/>
+              </w:rPr>
+              <w:tab/>
+            </w:r>
+            <w:r>
+              <w:rPr>
+                <w:noProof/>
+                <w:webHidden/>
+                <w:szCs w:val="24"/>
+              </w:rPr>
+              <w:fldChar w:fldCharType="begin"/>
+            </w:r>
+            <w:r>
+              <w:rPr>
+                <w:noProof/>
+                <w:webHidden/>
+                <w:szCs w:val="24"/>
+              </w:rPr>
+              <w:instrText xml:space="preserve"> PAGEREF _Toc212645628 \h </w:instrText>
+            </w:r>
+            <w:r>
+              <w:rPr>
+                <w:noProof/>
+                <w:webHidden/>
+                <w:szCs w:val="24"/>
+              </w:rPr>
+            </w:r>
+            <w:r>
+              <w:rPr>
+                <w:noProof/>
+                <w:webHidden/>
+                <w:szCs w:val="24"/>
+              </w:rPr>
+              <w:fldChar w:fldCharType="separate"/>
+            </w:r>
+            <w:r>
+              <w:rPr>
+                <w:noProof/>
+                <w:webHidden/>
+                <w:szCs w:val="24"/>
+              </w:rPr>
+              <w:t>9</w:t>
+            </w:r>
+            <w:r>
+              <w:rPr>
+                <w:noProof/>
+                <w:webHidden/>
+                <w:szCs w:val="24"/>
+              </w:rPr>
+              <w:fldChar w:fldCharType="end"/>
+            </w:r>
+          </w:hyperlink>
+        </w:p>
+        <w:p>
+          <w:pPr>
+            <w:pStyle w:val="TOC3"/>
+            <w:tabs>
+              <w:tab w:val="left" w:pos="1440"/>
+              <w:tab w:val="right" w:leader="dot" w:pos="9350"/>
+            </w:tabs>
+            <w:rPr>
+              <w:rFonts w:asciiTheme="minorHAnsi" w:hAnsiTheme="minorHAnsi" w:cstheme="minorBidi"/>
+              <w:noProof/>
+              <w:kern w:val="2"/>
+              <w:szCs w:val="24"/>
+              <w14:ligatures w14:val="standardContextual"/>
+            </w:rPr>
+          </w:pPr>
+          <w:hyperlink w:anchor="_Toc212645629" w:history="1">
+            <w:r>
+              <w:rPr>
+                <w:rStyle w:val="Hyperlink"/>
+                <w:noProof/>
+                <w:szCs w:val="24"/>
+              </w:rPr>
+              <w:t>2.3.4.</w:t>
+            </w:r>
+            <w:r>
+              <w:rPr>
+                <w:rFonts w:asciiTheme="minorHAnsi" w:hAnsiTheme="minorHAnsi" w:cstheme="minorBidi"/>
+                <w:noProof/>
+                <w:kern w:val="2"/>
+                <w:szCs w:val="24"/>
+                <w14:ligatures w14:val="standardContextual"/>
+              </w:rPr>
+              <w:tab/>
+            </w:r>
+            <w:r>
+              <w:rPr>
+                <w:rStyle w:val="Hyperlink"/>
+                <w:noProof/>
+                <w:szCs w:val="24"/>
+              </w:rPr>
+              <w:t>Các nội dung có thể phát triển tiếp trong tương lai</w:t>
+            </w:r>
+            <w:r>
+              <w:rPr>
+                <w:noProof/>
+                <w:webHidden/>
+                <w:szCs w:val="24"/>
+              </w:rPr>
+              <w:tab/>
+            </w:r>
+            <w:r>
+              <w:rPr>
+                <w:noProof/>
+                <w:webHidden/>
+                <w:szCs w:val="24"/>
+              </w:rPr>
+              <w:fldChar w:fldCharType="begin"/>
+            </w:r>
+            <w:r>
+              <w:rPr>
+                <w:noProof/>
+                <w:webHidden/>
+                <w:szCs w:val="24"/>
+              </w:rPr>
+              <w:instrText xml:space="preserve"> PAGEREF _Toc212645629 \h </w:instrText>
+            </w:r>
+            <w:r>
+              <w:rPr>
+                <w:noProof/>
+                <w:webHidden/>
+                <w:szCs w:val="24"/>
+              </w:rPr>
+            </w:r>
+            <w:r>
+              <w:rPr>
+                <w:noProof/>
+                <w:webHidden/>
+                <w:szCs w:val="24"/>
+              </w:rPr>
+              <w:fldChar w:fldCharType="separate"/>
+            </w:r>
+            <w:r>
+              <w:rPr>
+                <w:noProof/>
+                <w:webHidden/>
+                <w:szCs w:val="24"/>
+              </w:rPr>
+              <w:t>9</w:t>
+            </w:r>
+            <w:r>
+              <w:rPr>
+                <w:noProof/>
+                <w:webHidden/>
+                <w:szCs w:val="24"/>
+              </w:rPr>
+              <w:fldChar w:fldCharType="end"/>
+            </w:r>
+          </w:hyperlink>
+        </w:p>
+        <w:p>
+          <w:pPr>
+            <w:pStyle w:val="TOC2"/>
+            <w:rPr>
+              <w:rFonts w:asciiTheme="minorHAnsi" w:hAnsiTheme="minorHAnsi" w:cstheme="minorBidi"/>
+              <w:b w:val="0"/>
+              <w:bCs w:val="0"/>
+              <w:kern w:val="2"/>
+              <w:sz w:val="24"/>
+              <w:szCs w:val="24"/>
+              <w14:ligatures w14:val="standardContextual"/>
+            </w:rPr>
+          </w:pPr>
+          <w:hyperlink w:anchor="_Toc212645630" w:history="1">
+            <w:r>
+              <w:rPr>
+                <w:rStyle w:val="Hyperlink"/>
+                <w:sz w:val="24"/>
+                <w:szCs w:val="24"/>
+              </w:rPr>
+              <w:t>2.4.</w:t>
+            </w:r>
+            <w:r>
+              <w:rPr>
+                <w:rFonts w:asciiTheme="minorHAnsi" w:hAnsiTheme="minorHAnsi" w:cstheme="minorBidi"/>
+                <w:b w:val="0"/>
+                <w:bCs w:val="0"/>
+                <w:kern w:val="2"/>
+                <w:sz w:val="24"/>
+                <w:szCs w:val="24"/>
+                <w14:ligatures w14:val="standardContextual"/>
+              </w:rPr>
+              <w:tab/>
+            </w:r>
+            <w:r>
+              <w:rPr>
+                <w:rStyle w:val="Hyperlink"/>
+                <w:sz w:val="24"/>
+                <w:szCs w:val="24"/>
+              </w:rPr>
+              <w:t>Đinh Quyết Thắng</w:t>
+            </w:r>
+            <w:r>
+              <w:rPr>
+                <w:webHidden/>
+                <w:sz w:val="24"/>
+                <w:szCs w:val="24"/>
+              </w:rPr>
+              <w:tab/>
+            </w:r>
+            <w:r>
+              <w:rPr>
+                <w:webHidden/>
+                <w:sz w:val="24"/>
+                <w:szCs w:val="24"/>
+              </w:rPr>
+              <w:fldChar w:fldCharType="begin"/>
+            </w:r>
+            <w:r>
+              <w:rPr>
+                <w:webHidden/>
+                <w:sz w:val="24"/>
+                <w:szCs w:val="24"/>
+              </w:rPr>
+              <w:instrText xml:space="preserve"> PAGEREF _Toc212645630 \h </w:instrText>
+            </w:r>
+            <w:r>
+              <w:rPr>
+                <w:webHidden/>
+                <w:sz w:val="24"/>
+                <w:szCs w:val="24"/>
+              </w:rPr>
+            </w:r>
+            <w:r>
+              <w:rPr>
+                <w:webHidden/>
+                <w:sz w:val="24"/>
+                <w:szCs w:val="24"/>
+              </w:rPr>
+              <w:fldChar w:fldCharType="separate"/>
+            </w:r>
+            <w:r>
+              <w:rPr>
+                <w:webHidden/>
+                <w:sz w:val="24"/>
+                <w:szCs w:val="24"/>
+              </w:rPr>
+              <w:t>9</w:t>
+            </w:r>
+            <w:r>
+              <w:rPr>
+                <w:webHidden/>
+                <w:sz w:val="24"/>
+                <w:szCs w:val="24"/>
               </w:rPr>
               <w:fldChar w:fldCharType="end"/>
             </w:r>
@@ -1918,16 +4178,14 @@
         <w:pStyle w:val="Heading1"/>
         <w:rPr>
           <w:rFonts w:cs="Times New Roman"/>
-          <w:sz w:val="28"/>
           <w:szCs w:val="28"/>
           <w:lang w:val="en-US"/>
         </w:rPr>
       </w:pPr>
-      <w:bookmarkStart w:id="1" w:name="_Toc212557483"/>
+      <w:bookmarkStart w:id="1" w:name="_Toc212645604"/>
       <w:r>
         <w:rPr>
           <w:rFonts w:cs="Times New Roman"/>
-          <w:sz w:val="28"/>
           <w:szCs w:val="28"/>
           <w:lang w:val="en-US"/>
         </w:rPr>
@@ -1937,7 +4195,6 @@
       <w:r>
         <w:rPr>
           <w:rFonts w:cs="Times New Roman"/>
-          <w:sz w:val="28"/>
           <w:szCs w:val="28"/>
           <w:lang w:val="en-US"/>
         </w:rPr>
@@ -1946,7 +4203,6 @@
       <w:r>
         <w:rPr>
           <w:rFonts w:cs="Times New Roman"/>
-          <w:sz w:val="28"/>
           <w:szCs w:val="28"/>
           <w:lang w:val="en-US"/>
         </w:rPr>
@@ -1956,21 +4212,28 @@
     </w:p>
     <w:p>
       <w:pPr>
+        <w:rPr>
+          <w:sz w:val="24"/>
+          <w:szCs w:val="26"/>
+          <w:lang w:val="en-US"/>
+        </w:rPr>
+      </w:pPr>
+    </w:p>
+    <w:p>
+      <w:pPr>
         <w:pStyle w:val="Heading2"/>
         <w:numPr>
           <w:ilvl w:val="1"/>
           <w:numId w:val="28"/>
         </w:numPr>
         <w:rPr>
-          <w:sz w:val="24"/>
           <w:szCs w:val="24"/>
           <w:lang w:val="en-US"/>
         </w:rPr>
       </w:pPr>
-      <w:bookmarkStart w:id="2" w:name="_Toc212557484"/>
+      <w:bookmarkStart w:id="2" w:name="_Toc212645605"/>
       <w:r>
         <w:rPr>
-          <w:sz w:val="24"/>
           <w:szCs w:val="24"/>
           <w:lang w:val="en-US"/>
         </w:rPr>
@@ -1986,14 +4249,12 @@
           <w:numId w:val="28"/>
         </w:numPr>
         <w:rPr>
-          <w:sz w:val="24"/>
           <w:lang w:val="en-US"/>
         </w:rPr>
       </w:pPr>
-      <w:bookmarkStart w:id="3" w:name="_Toc212557485"/>
+      <w:bookmarkStart w:id="3" w:name="_Toc212645606"/>
       <w:r>
         <w:rPr>
-          <w:sz w:val="24"/>
           <w:lang w:val="en-US"/>
         </w:rPr>
         <w:t>Lý do lựa chọn xây dựng ứng dụng</w:t>
@@ -2153,11 +4414,10 @@
           <w:lang w:val="en-US"/>
         </w:rPr>
       </w:pPr>
-      <w:bookmarkStart w:id="4" w:name="_Toc212557486"/>
+      <w:bookmarkStart w:id="4" w:name="_Toc212645607"/>
       <w:r>
         <w:rPr>
           <w:rFonts w:cs="Times New Roman"/>
-          <w:sz w:val="24"/>
         </w:rPr>
         <w:t>Các ứng dụng có chức năng tương tự đã có trên thị trường</w:t>
       </w:r>
@@ -2166,6 +4426,451 @@
     <w:p>
       <w:pPr>
         <w:rPr>
+          <w:lang w:val="en-US"/>
+        </w:rPr>
+      </w:pPr>
+    </w:p>
+    <w:p>
+      <w:pPr>
+        <w:pStyle w:val="Heading2"/>
+        <w:numPr>
+          <w:ilvl w:val="1"/>
+          <w:numId w:val="28"/>
+        </w:numPr>
+        <w:rPr>
+          <w:szCs w:val="24"/>
+          <w:lang w:val="en-US"/>
+        </w:rPr>
+      </w:pPr>
+      <w:bookmarkStart w:id="5" w:name="_Toc212645608"/>
+      <w:r>
+        <w:rPr>
+          <w:szCs w:val="24"/>
+          <w:lang w:val="en-US"/>
+        </w:rPr>
+        <w:lastRenderedPageBreak/>
+        <w:t>Yêu</w:t>
+      </w:r>
+      <w:r>
+        <w:rPr>
+          <w:szCs w:val="24"/>
+          <w:lang w:val="en-US"/>
+        </w:rPr>
+        <w:t xml:space="preserve"> cầu chung của ứng dụng</w:t>
+      </w:r>
+      <w:bookmarkEnd w:id="5"/>
+    </w:p>
+    <w:p>
+      <w:pPr>
+        <w:pStyle w:val="Heading3"/>
+        <w:numPr>
+          <w:ilvl w:val="2"/>
+          <w:numId w:val="28"/>
+        </w:numPr>
+        <w:rPr>
+          <w:szCs w:val="22"/>
+          <w:lang w:val="en-US"/>
+        </w:rPr>
+      </w:pPr>
+      <w:bookmarkStart w:id="6" w:name="_Toc212645609"/>
+      <w:r>
+        <w:rPr>
+          <w:rFonts w:cs="Times New Roman"/>
+        </w:rPr>
+        <w:t>Y</w:t>
+      </w:r>
+      <w:r>
+        <w:rPr>
+          <w:rFonts w:cs="Times New Roman"/>
+        </w:rPr>
+        <w:t>êu cầu của ứng dụng cần đáp ứng về mặt chức năng</w:t>
+      </w:r>
+      <w:bookmarkEnd w:id="6"/>
+    </w:p>
+    <w:p>
+      <w:pPr>
+        <w:pStyle w:val="Heading3"/>
+        <w:numPr>
+          <w:ilvl w:val="2"/>
+          <w:numId w:val="28"/>
+        </w:numPr>
+        <w:rPr>
+          <w:szCs w:val="22"/>
+          <w:lang w:val="en-US"/>
+        </w:rPr>
+      </w:pPr>
+      <w:bookmarkStart w:id="7" w:name="_Toc212645610"/>
+      <w:r>
+        <w:rPr>
+          <w:szCs w:val="22"/>
+          <w:lang w:val="en-US"/>
+        </w:rPr>
+        <w:t>Y</w:t>
+      </w:r>
+      <w:r>
+        <w:rPr>
+          <w:szCs w:val="22"/>
+          <w:lang w:val="en-US"/>
+        </w:rPr>
+        <w:t>êu cầu của ứng dụng cần đáp ứng về mặt phi chức năng</w:t>
+      </w:r>
+      <w:bookmarkEnd w:id="7"/>
+    </w:p>
+    <w:p>
+      <w:pPr>
+        <w:pStyle w:val="Heading3"/>
+        <w:numPr>
+          <w:ilvl w:val="2"/>
+          <w:numId w:val="28"/>
+        </w:numPr>
+        <w:rPr>
+          <w:szCs w:val="22"/>
+          <w:lang w:val="en-US"/>
+        </w:rPr>
+      </w:pPr>
+      <w:bookmarkStart w:id="8" w:name="_Toc212645611"/>
+      <w:r>
+        <w:rPr>
+          <w:szCs w:val="22"/>
+          <w:lang w:val="en-US"/>
+        </w:rPr>
+        <w:t>Biểu đồ UC tổng quát</w:t>
+      </w:r>
+      <w:bookmarkEnd w:id="8"/>
+    </w:p>
+    <w:p>
+      <w:pPr>
+        <w:rPr>
+          <w:lang w:val="en-US"/>
+        </w:rPr>
+      </w:pPr>
+      <w:r>
+        <w:drawing>
+          <wp:inline distT="0" distB="0" distL="0" distR="0" wp14:anchorId="12047121" wp14:editId="068B6603">
+            <wp:extent cx="5943600" cy="4356735"/>
+            <wp:effectExtent l="0" t="0" r="0" b="5715"/>
+            <wp:docPr id="960778780" name="Picture 2" descr="Không có mô tả."/>
+            <wp:cNvGraphicFramePr>
+              <a:graphicFrameLocks xmlns:a="http://schemas.openxmlformats.org/drawingml/2006/main" noChangeAspect="1"/>
+            </wp:cNvGraphicFramePr>
+            <a:graphic xmlns:a="http://schemas.openxmlformats.org/drawingml/2006/main">
+              <a:graphicData uri="http://schemas.openxmlformats.org/drawingml/2006/picture">
+                <pic:pic xmlns:pic="http://schemas.openxmlformats.org/drawingml/2006/picture">
+                  <pic:nvPicPr>
+                    <pic:cNvPr id="0" name="Picture 6" descr="Không có mô tả."/>
+                    <pic:cNvPicPr>
+                      <a:picLocks noChangeAspect="1" noChangeArrowheads="1"/>
+                    </pic:cNvPicPr>
+                  </pic:nvPicPr>
+                  <pic:blipFill>
+                    <a:blip r:embed="rId9">
+                      <a:extLst>
+                        <a:ext uri="{28A0092B-C50C-407E-A947-70E740481C1C}">
+                          <a14:useLocalDpi xmlns:a14="http://schemas.microsoft.com/office/drawing/2010/main" val="0"/>
+                        </a:ext>
+                      </a:extLst>
+                    </a:blip>
+                    <a:srcRect/>
+                    <a:stretch>
+                      <a:fillRect/>
+                    </a:stretch>
+                  </pic:blipFill>
+                  <pic:spPr bwMode="auto">
+                    <a:xfrm>
+                      <a:off x="0" y="0"/>
+                      <a:ext cx="5943600" cy="4356735"/>
+                    </a:xfrm>
+                    <a:prstGeom prst="rect">
+                      <a:avLst/>
+                    </a:prstGeom>
+                    <a:noFill/>
+                    <a:ln>
+                      <a:noFill/>
+                    </a:ln>
+                  </pic:spPr>
+                </pic:pic>
+              </a:graphicData>
+            </a:graphic>
+          </wp:inline>
+        </w:drawing>
+      </w:r>
+      <w:r>
+        <w:rPr>
+          <w:lang w:val="en-US"/>
+        </w:rPr>
+        <w:t xml:space="preserve"> </w:t>
+      </w:r>
+    </w:p>
+    <w:p>
+      <w:pPr>
+        <w:rPr>
+          <w:lang w:val="en-US"/>
+        </w:rPr>
+      </w:pPr>
+    </w:p>
+    <w:p>
+      <w:pPr>
+        <w:pStyle w:val="Heading2"/>
+        <w:numPr>
+          <w:ilvl w:val="1"/>
+          <w:numId w:val="28"/>
+        </w:numPr>
+        <w:rPr>
+          <w:szCs w:val="24"/>
+          <w:lang w:val="en-US"/>
+        </w:rPr>
+      </w:pPr>
+      <w:bookmarkStart w:id="9" w:name="_Toc212645612"/>
+      <w:r>
+        <w:rPr>
+          <w:szCs w:val="24"/>
+          <w:lang w:val="en-US"/>
+        </w:rPr>
+        <w:t>L</w:t>
+      </w:r>
+      <w:r>
+        <w:rPr>
+          <w:szCs w:val="24"/>
+          <w:lang w:val="en-US"/>
+        </w:rPr>
+        <w:t>ựa chọn kiến trúc, công nghệ</w:t>
+      </w:r>
+      <w:r>
+        <w:rPr>
+          <w:szCs w:val="24"/>
+          <w:lang w:val="en-US"/>
+        </w:rPr>
+        <w:t xml:space="preserve"> và </w:t>
+      </w:r>
+      <w:r>
+        <w:rPr>
+          <w:szCs w:val="24"/>
+          <w:lang w:val="en-US"/>
+        </w:rPr>
+        <w:t>mô hình thiết kế, kiến trúc được sử dụng</w:t>
+      </w:r>
+      <w:bookmarkEnd w:id="9"/>
+    </w:p>
+    <w:p>
+      <w:pPr>
+        <w:pStyle w:val="Heading3"/>
+        <w:numPr>
+          <w:ilvl w:val="2"/>
+          <w:numId w:val="28"/>
+        </w:numPr>
+        <w:rPr>
+          <w:szCs w:val="22"/>
+          <w:lang w:val="en-US"/>
+        </w:rPr>
+      </w:pPr>
+      <w:bookmarkStart w:id="10" w:name="_Toc212645613"/>
+      <w:r>
+        <w:rPr>
+          <w:szCs w:val="22"/>
+          <w:lang w:val="en-US"/>
+        </w:rPr>
+        <w:t>Lựa chọn công nghệ</w:t>
+      </w:r>
+      <w:bookmarkEnd w:id="10"/>
+    </w:p>
+    <w:p>
+      <w:pPr>
+        <w:pStyle w:val="Heading3"/>
+        <w:numPr>
+          <w:ilvl w:val="2"/>
+          <w:numId w:val="28"/>
+        </w:numPr>
+        <w:rPr>
+          <w:sz w:val="28"/>
+          <w:lang w:val="en-US"/>
+        </w:rPr>
+      </w:pPr>
+      <w:bookmarkStart w:id="11" w:name="_Toc212645614"/>
+      <w:r>
+        <w:rPr>
+          <w:szCs w:val="22"/>
+          <w:lang w:val="en-US"/>
+        </w:rPr>
+        <w:t>Mô hình kiến trúc</w:t>
+      </w:r>
+      <w:bookmarkEnd w:id="11"/>
+    </w:p>
+    <w:p>
+      <w:pPr>
+        <w:rPr>
+          <w:sz w:val="24"/>
+          <w:szCs w:val="26"/>
+          <w:lang w:val="en-US"/>
+        </w:rPr>
+      </w:pPr>
+    </w:p>
+    <w:p>
+      <w:pPr>
+        <w:pStyle w:val="Heading2"/>
+        <w:numPr>
+          <w:ilvl w:val="1"/>
+          <w:numId w:val="28"/>
+        </w:numPr>
+        <w:rPr>
+          <w:sz w:val="28"/>
+          <w:lang w:val="en-US"/>
+        </w:rPr>
+      </w:pPr>
+      <w:bookmarkStart w:id="12" w:name="_Toc212645615"/>
+      <w:r>
+        <w:rPr>
+          <w:szCs w:val="24"/>
+          <w:lang w:val="en-US"/>
+        </w:rPr>
+        <w:lastRenderedPageBreak/>
+        <w:t>Cơ sở dữ liệu</w:t>
+      </w:r>
+      <w:bookmarkEnd w:id="12"/>
+    </w:p>
+    <w:p>
+      <w:pPr>
+        <w:pStyle w:val="Heading3"/>
+        <w:numPr>
+          <w:ilvl w:val="2"/>
+          <w:numId w:val="28"/>
+        </w:numPr>
+        <w:rPr>
+          <w:szCs w:val="22"/>
+          <w:lang w:val="en-US"/>
+        </w:rPr>
+      </w:pPr>
+      <w:bookmarkStart w:id="13" w:name="_Toc212645616"/>
+      <w:r>
+        <w:rPr>
+          <w:szCs w:val="22"/>
+          <w:lang w:val="en-US"/>
+        </w:rPr>
+        <w:t>Hình thức lưu trữ dữ liệu</w:t>
+      </w:r>
+      <w:bookmarkEnd w:id="13"/>
+    </w:p>
+    <w:p>
+      <w:pPr>
+        <w:pStyle w:val="Heading3"/>
+        <w:numPr>
+          <w:ilvl w:val="2"/>
+          <w:numId w:val="28"/>
+        </w:numPr>
+        <w:rPr>
+          <w:sz w:val="28"/>
+          <w:lang w:val="en-US"/>
+        </w:rPr>
+      </w:pPr>
+      <w:bookmarkStart w:id="14" w:name="_Toc212645617"/>
+      <w:r>
+        <w:rPr>
+          <w:szCs w:val="22"/>
+          <w:lang w:val="en-US"/>
+        </w:rPr>
+        <w:t>Quan hệ thực thể</w:t>
+      </w:r>
+      <w:bookmarkEnd w:id="14"/>
+    </w:p>
+    <w:p>
+      <w:pPr>
+        <w:rPr>
+          <w:sz w:val="24"/>
+          <w:szCs w:val="26"/>
+          <w:lang w:val="en-US"/>
+        </w:rPr>
+      </w:pPr>
+    </w:p>
+    <w:p>
+      <w:pPr>
+        <w:pStyle w:val="Heading2"/>
+        <w:numPr>
+          <w:ilvl w:val="1"/>
+          <w:numId w:val="28"/>
+        </w:numPr>
+        <w:rPr>
+          <w:szCs w:val="24"/>
+          <w:lang w:val="en-US"/>
+        </w:rPr>
+      </w:pPr>
+      <w:bookmarkStart w:id="15" w:name="_Toc212645618"/>
+      <w:r>
+        <w:rPr>
+          <w:szCs w:val="24"/>
+          <w:lang w:val="en-US"/>
+        </w:rPr>
+        <w:t>Tổng quan các nội dung mới và khó mà nhóm đã thực hiện</w:t>
+      </w:r>
+      <w:bookmarkEnd w:id="15"/>
+    </w:p>
+    <w:p>
+      <w:pPr>
+        <w:pStyle w:val="Heading3"/>
+        <w:numPr>
+          <w:ilvl w:val="2"/>
+          <w:numId w:val="28"/>
+        </w:numPr>
+        <w:rPr>
+          <w:szCs w:val="22"/>
+          <w:lang w:val="en-US"/>
+        </w:rPr>
+      </w:pPr>
+      <w:bookmarkStart w:id="16" w:name="_Toc212645619"/>
+      <w:r>
+        <w:rPr>
+          <w:szCs w:val="22"/>
+          <w:lang w:val="en-US"/>
+        </w:rPr>
+        <w:t>Các nội dung mới</w:t>
+      </w:r>
+      <w:bookmarkEnd w:id="16"/>
+    </w:p>
+    <w:p>
+      <w:pPr>
+        <w:pStyle w:val="Heading3"/>
+        <w:numPr>
+          <w:ilvl w:val="2"/>
+          <w:numId w:val="28"/>
+        </w:numPr>
+        <w:rPr>
+          <w:szCs w:val="22"/>
+          <w:lang w:val="en-US"/>
+        </w:rPr>
+      </w:pPr>
+      <w:bookmarkStart w:id="17" w:name="_Toc212645620"/>
+      <w:r>
+        <w:rPr>
+          <w:szCs w:val="22"/>
+          <w:lang w:val="en-US"/>
+        </w:rPr>
+        <w:t>Các nội dung khó</w:t>
+      </w:r>
+      <w:bookmarkEnd w:id="17"/>
+    </w:p>
+    <w:p>
+      <w:pPr>
+        <w:pStyle w:val="Heading3"/>
+        <w:numPr>
+          <w:ilvl w:val="2"/>
+          <w:numId w:val="28"/>
+        </w:numPr>
+        <w:rPr>
+          <w:sz w:val="28"/>
+          <w:lang w:val="en-US"/>
+        </w:rPr>
+      </w:pPr>
+      <w:bookmarkStart w:id="18" w:name="_Toc212645621"/>
+      <w:r>
+        <w:rPr>
+          <w:szCs w:val="22"/>
+          <w:lang w:val="en-US"/>
+        </w:rPr>
+        <w:t>Dự kiến các chức năng, tính năng có thể phát triển tiếp trong tương lai</w:t>
+      </w:r>
+      <w:bookmarkEnd w:id="18"/>
+    </w:p>
+    <w:p>
+      <w:pPr>
+        <w:rPr>
           <w:rFonts w:eastAsiaTheme="majorEastAsia"/>
           <w:lang w:val="en-US"/>
         </w:rPr>
@@ -2187,7 +4892,7 @@
           <w:lang w:val="en-US"/>
         </w:rPr>
       </w:pPr>
-      <w:bookmarkStart w:id="5" w:name="_Toc212557487"/>
+      <w:bookmarkStart w:id="19" w:name="_Toc212645622"/>
       <w:r>
         <w:rPr>
           <w:rFonts w:cs="Times New Roman"/>
@@ -2216,24 +4921,1399 @@
         </w:rPr>
         <w:t>KẾT QUẢ TỪNG THÀNH VIÊN</w:t>
       </w:r>
-      <w:bookmarkEnd w:id="5"/>
+      <w:bookmarkEnd w:id="19"/>
     </w:p>
     <w:p>
       <w:pPr>
-        <w:autoSpaceDE/>
-        <w:autoSpaceDN/>
-        <w:spacing w:after="160" w:line="259" w:lineRule="auto"/>
-        <w:contextualSpacing w:val="0"/>
-        <w:rPr>
-          <w:rFonts w:eastAsiaTheme="majorEastAsia" w:cstheme="majorBidi"/>
+        <w:rPr>
+          <w:sz w:val="24"/>
+          <w:szCs w:val="26"/>
+          <w:lang w:val="en-US"/>
+        </w:rPr>
+      </w:pPr>
+    </w:p>
+    <w:p>
+      <w:pPr>
+        <w:pStyle w:val="Heading2"/>
+        <w:numPr>
+          <w:ilvl w:val="1"/>
+          <w:numId w:val="34"/>
+        </w:numPr>
+        <w:ind w:left="720" w:hanging="720"/>
+        <w:rPr>
+          <w:szCs w:val="24"/>
+        </w:rPr>
+      </w:pPr>
+      <w:bookmarkStart w:id="20" w:name="_Toc212645623"/>
+      <w:r>
+        <w:rPr>
+          <w:szCs w:val="24"/>
+        </w:rPr>
+        <w:t>Phạm Ninh Phương Thảo</w:t>
+      </w:r>
+      <w:bookmarkEnd w:id="20"/>
+    </w:p>
+    <w:p>
+      <w:pPr>
+        <w:pStyle w:val="Heading2"/>
+        <w:numPr>
+          <w:ilvl w:val="1"/>
+          <w:numId w:val="34"/>
+        </w:numPr>
+        <w:ind w:left="720" w:hanging="720"/>
+        <w:rPr>
+          <w:szCs w:val="24"/>
+        </w:rPr>
+      </w:pPr>
+      <w:bookmarkStart w:id="21" w:name="_Toc212645624"/>
+      <w:r>
+        <w:rPr>
+          <w:szCs w:val="24"/>
+        </w:rPr>
+        <w:t>Lê Bá Thành Trung</w:t>
+      </w:r>
+      <w:bookmarkEnd w:id="21"/>
+    </w:p>
+    <w:p>
+      <w:pPr>
+        <w:pStyle w:val="Heading2"/>
+        <w:numPr>
+          <w:ilvl w:val="1"/>
+          <w:numId w:val="34"/>
+        </w:numPr>
+        <w:ind w:left="720" w:hanging="720"/>
+        <w:rPr>
+          <w:szCs w:val="24"/>
+        </w:rPr>
+      </w:pPr>
+      <w:bookmarkStart w:id="22" w:name="_Toc212645625"/>
+      <w:r>
+        <w:rPr>
+          <w:szCs w:val="24"/>
+        </w:rPr>
+        <w:t>Nguyễn Hoàng Tùng</w:t>
+      </w:r>
+      <w:bookmarkEnd w:id="22"/>
+    </w:p>
+    <w:p>
+      <w:pPr>
+        <w:pStyle w:val="Heading3"/>
+        <w:numPr>
+          <w:ilvl w:val="2"/>
+          <w:numId w:val="34"/>
+        </w:numPr>
+        <w:ind w:left="720"/>
+        <w:rPr>
+          <w:szCs w:val="22"/>
+        </w:rPr>
+      </w:pPr>
+      <w:bookmarkStart w:id="23" w:name="_Toc212645626"/>
+      <w:r>
+        <w:rPr>
+          <w:szCs w:val="22"/>
+        </w:rPr>
+        <w:t>Mô tả chi tiết chức năng</w:t>
+      </w:r>
+      <w:bookmarkEnd w:id="23"/>
+      <w:r>
+        <w:rPr>
+          <w:szCs w:val="22"/>
+        </w:rPr>
+        <w:t xml:space="preserve"> </w:t>
+      </w:r>
+    </w:p>
+    <w:p>
+      <w:pPr>
+        <w:pStyle w:val="ListParagraph"/>
+        <w:numPr>
+          <w:ilvl w:val="0"/>
+          <w:numId w:val="32"/>
+        </w:numPr>
+        <w:rPr>
           <w:b/>
-          <w:sz w:val="26"/>
+          <w:bCs/>
+          <w:sz w:val="24"/>
           <w:szCs w:val="26"/>
         </w:rPr>
       </w:pPr>
+      <w:r>
+        <w:rPr>
+          <w:b/>
+          <w:bCs/>
+          <w:sz w:val="24"/>
+          <w:szCs w:val="26"/>
+        </w:rPr>
+        <w:t>Luồng thực hiện</w:t>
+      </w:r>
+    </w:p>
+    <w:p>
+      <w:pPr>
+        <w:pStyle w:val="ListParagraph"/>
+        <w:numPr>
+          <w:ilvl w:val="0"/>
+          <w:numId w:val="33"/>
+        </w:numPr>
+        <w:rPr>
+          <w:b/>
+          <w:bCs/>
+          <w:sz w:val="24"/>
+          <w:szCs w:val="26"/>
+        </w:rPr>
+      </w:pPr>
+      <w:r>
+        <w:rPr>
+          <w:b/>
+          <w:bCs/>
+          <w:sz w:val="24"/>
+          <w:szCs w:val="26"/>
+        </w:rPr>
+        <w:t>C</w:t>
+      </w:r>
+      <w:r>
+        <w:rPr>
+          <w:b/>
+          <w:bCs/>
+          <w:sz w:val="24"/>
+          <w:szCs w:val="26"/>
+        </w:rPr>
+        <w:t>hức năng Hiển thị bản đồ và các lời nhắc có gắn vị trí</w:t>
+      </w:r>
+    </w:p>
+    <w:p>
+      <w:pPr>
+        <w:pStyle w:val="ListParagraph"/>
+        <w:numPr>
+          <w:ilvl w:val="1"/>
+          <w:numId w:val="33"/>
+        </w:numPr>
+        <w:rPr>
+          <w:sz w:val="24"/>
+          <w:szCs w:val="26"/>
+        </w:rPr>
+      </w:pPr>
+      <w:r>
+        <w:rPr>
+          <w:sz w:val="24"/>
+          <w:szCs w:val="26"/>
+        </w:rPr>
+        <w:t>Một người dùng mở ứng dụng.</w:t>
+      </w:r>
+    </w:p>
+    <w:p>
+      <w:pPr>
+        <w:pStyle w:val="ListParagraph"/>
+        <w:numPr>
+          <w:ilvl w:val="1"/>
+          <w:numId w:val="33"/>
+        </w:numPr>
+        <w:rPr>
+          <w:sz w:val="24"/>
+          <w:szCs w:val="26"/>
+        </w:rPr>
+      </w:pPr>
+      <w:r>
+        <w:rPr>
+          <w:sz w:val="24"/>
+          <w:szCs w:val="26"/>
+        </w:rPr>
+        <w:t>Giao diện trang chính của ứng dụng được hiển thị.</w:t>
+      </w:r>
+    </w:p>
+    <w:p>
+      <w:pPr>
+        <w:pStyle w:val="ListParagraph"/>
+        <w:numPr>
+          <w:ilvl w:val="1"/>
+          <w:numId w:val="33"/>
+        </w:numPr>
+        <w:rPr>
+          <w:sz w:val="24"/>
+          <w:szCs w:val="26"/>
+        </w:rPr>
+      </w:pPr>
+      <w:r>
+        <w:rPr>
+          <w:sz w:val="24"/>
+          <w:szCs w:val="26"/>
+        </w:rPr>
+        <w:t>Người dùng chọn chức năng “Bản đồ” từ trình đơn.</w:t>
+      </w:r>
+    </w:p>
+    <w:p>
+      <w:pPr>
+        <w:pStyle w:val="ListParagraph"/>
+        <w:numPr>
+          <w:ilvl w:val="1"/>
+          <w:numId w:val="33"/>
+        </w:numPr>
+        <w:rPr>
+          <w:sz w:val="24"/>
+          <w:szCs w:val="26"/>
+        </w:rPr>
+      </w:pPr>
+      <w:r>
+        <w:rPr>
+          <w:sz w:val="24"/>
+          <w:szCs w:val="26"/>
+        </w:rPr>
+        <w:t>Nếu chưa được cấp quyền truy cập vị trí, ứng dụng hiển thị thông báo xin cấp quyền truy cập tới người dùng.</w:t>
+      </w:r>
+    </w:p>
+    <w:p>
+      <w:pPr>
+        <w:pStyle w:val="ListParagraph"/>
+        <w:numPr>
+          <w:ilvl w:val="1"/>
+          <w:numId w:val="33"/>
+        </w:numPr>
+        <w:rPr>
+          <w:sz w:val="24"/>
+          <w:szCs w:val="26"/>
+        </w:rPr>
+      </w:pPr>
+      <w:r>
+        <w:rPr>
+          <w:sz w:val="24"/>
+          <w:szCs w:val="26"/>
+        </w:rPr>
+        <w:t>Người dùng chọn cấp quyền một lần/trong khi dùng ứng dụng.</w:t>
+      </w:r>
+    </w:p>
+    <w:p>
+      <w:pPr>
+        <w:pStyle w:val="ListParagraph"/>
+        <w:numPr>
+          <w:ilvl w:val="1"/>
+          <w:numId w:val="33"/>
+        </w:numPr>
+        <w:rPr>
+          <w:sz w:val="24"/>
+          <w:szCs w:val="26"/>
+        </w:rPr>
+      </w:pPr>
+      <w:r>
+        <w:rPr>
+          <w:sz w:val="24"/>
+          <w:szCs w:val="26"/>
+        </w:rPr>
+        <w:t>Ứng dụng hiển thị giao diện bản đồ gồm các ghim tới người dùng.</w:t>
+      </w:r>
+    </w:p>
+    <w:p>
+      <w:pPr>
+        <w:pStyle w:val="ListParagraph"/>
+        <w:numPr>
+          <w:ilvl w:val="1"/>
+          <w:numId w:val="33"/>
+        </w:numPr>
+        <w:rPr>
+          <w:sz w:val="24"/>
+          <w:szCs w:val="26"/>
+        </w:rPr>
+      </w:pPr>
+      <w:r>
+        <w:rPr>
+          <w:sz w:val="24"/>
+          <w:szCs w:val="26"/>
+        </w:rPr>
+        <w:t>Người dùng chạm vào một ghim trên bản đồ.</w:t>
+      </w:r>
+    </w:p>
+    <w:p>
+      <w:pPr>
+        <w:pStyle w:val="ListParagraph"/>
+        <w:numPr>
+          <w:ilvl w:val="1"/>
+          <w:numId w:val="33"/>
+        </w:numPr>
+        <w:rPr>
+          <w:sz w:val="24"/>
+          <w:szCs w:val="26"/>
+        </w:rPr>
+      </w:pPr>
+      <w:r>
+        <w:rPr>
+          <w:sz w:val="24"/>
+          <w:szCs w:val="26"/>
+        </w:rPr>
+        <w:t>Ứng dụng hiển thị chi tiết lời nhắc trên ghim, tùy chọn sửa và xóa</w:t>
+      </w:r>
+      <w:r>
+        <w:rPr>
+          <w:sz w:val="24"/>
+          <w:szCs w:val="26"/>
+        </w:rPr>
+        <w:t>.</w:t>
+      </w:r>
+    </w:p>
+    <w:p>
+      <w:pPr>
+        <w:jc w:val="center"/>
+        <w:rPr>
+          <w:sz w:val="24"/>
+          <w:szCs w:val="26"/>
+        </w:rPr>
+      </w:pPr>
+      <w:r>
+        <w:rPr>
+          <w:noProof/>
+          <w:sz w:val="24"/>
+          <w:szCs w:val="26"/>
+          <w14:ligatures w14:val="standardContextual"/>
+        </w:rPr>
+        <w:lastRenderedPageBreak/>
+        <w:drawing>
+          <wp:inline distT="0" distB="0" distL="0" distR="0" wp14:anchorId="62623360" wp14:editId="3DA2BC6A">
+            <wp:extent cx="2943225" cy="3390900"/>
+            <wp:effectExtent l="0" t="0" r="9525" b="0"/>
+            <wp:docPr id="571976214" name="Picture 3"/>
+            <wp:cNvGraphicFramePr>
+              <a:graphicFrameLocks xmlns:a="http://schemas.openxmlformats.org/drawingml/2006/main" noChangeAspect="1"/>
+            </wp:cNvGraphicFramePr>
+            <a:graphic xmlns:a="http://schemas.openxmlformats.org/drawingml/2006/main">
+              <a:graphicData uri="http://schemas.openxmlformats.org/drawingml/2006/picture">
+                <pic:pic xmlns:pic="http://schemas.openxmlformats.org/drawingml/2006/picture">
+                  <pic:nvPicPr>
+                    <pic:cNvPr id="571976214" name="Picture 571976214"/>
+                    <pic:cNvPicPr/>
+                  </pic:nvPicPr>
+                  <pic:blipFill>
+                    <a:blip r:embed="rId10">
+                      <a:extLst>
+                        <a:ext uri="{28A0092B-C50C-407E-A947-70E740481C1C}">
+                          <a14:useLocalDpi xmlns:a14="http://schemas.microsoft.com/office/drawing/2010/main" val="0"/>
+                        </a:ext>
+                      </a:extLst>
+                    </a:blip>
+                    <a:stretch>
+                      <a:fillRect/>
+                    </a:stretch>
+                  </pic:blipFill>
+                  <pic:spPr>
+                    <a:xfrm>
+                      <a:off x="0" y="0"/>
+                      <a:ext cx="2943225" cy="3390900"/>
+                    </a:xfrm>
+                    <a:prstGeom prst="rect">
+                      <a:avLst/>
+                    </a:prstGeom>
+                  </pic:spPr>
+                </pic:pic>
+              </a:graphicData>
+            </a:graphic>
+          </wp:inline>
+        </w:drawing>
+      </w:r>
+    </w:p>
+    <w:p>
+      <w:pPr>
+        <w:ind w:left="720"/>
+        <w:rPr>
+          <w:sz w:val="24"/>
+          <w:szCs w:val="26"/>
+        </w:rPr>
+      </w:pPr>
+    </w:p>
+    <w:p>
+      <w:pPr>
+        <w:pStyle w:val="ListParagraph"/>
+        <w:numPr>
+          <w:ilvl w:val="0"/>
+          <w:numId w:val="33"/>
+        </w:numPr>
+        <w:rPr>
+          <w:b/>
+          <w:bCs/>
+          <w:sz w:val="24"/>
+          <w:szCs w:val="26"/>
+        </w:rPr>
+      </w:pPr>
+      <w:r>
+        <w:rPr>
+          <w:b/>
+          <w:bCs/>
+          <w:sz w:val="24"/>
+          <w:szCs w:val="26"/>
+        </w:rPr>
+        <w:t>C</w:t>
+      </w:r>
+      <w:r>
+        <w:rPr>
+          <w:b/>
+          <w:bCs/>
+          <w:sz w:val="24"/>
+          <w:szCs w:val="26"/>
+        </w:rPr>
+        <w:t>hức năng Gắn tọa độ cho lời nhắc hoặc công việc</w:t>
+      </w:r>
+    </w:p>
+    <w:p>
+      <w:pPr>
+        <w:pStyle w:val="ListParagraph"/>
+        <w:numPr>
+          <w:ilvl w:val="1"/>
+          <w:numId w:val="33"/>
+        </w:numPr>
+        <w:rPr>
+          <w:sz w:val="24"/>
+          <w:szCs w:val="26"/>
+        </w:rPr>
+      </w:pPr>
+      <w:r>
+        <w:rPr>
+          <w:sz w:val="24"/>
+          <w:szCs w:val="26"/>
+        </w:rPr>
+        <w:t>Một người dùng mở ứng dụng.</w:t>
+      </w:r>
+    </w:p>
+    <w:p>
+      <w:pPr>
+        <w:pStyle w:val="ListParagraph"/>
+        <w:numPr>
+          <w:ilvl w:val="1"/>
+          <w:numId w:val="33"/>
+        </w:numPr>
+        <w:rPr>
+          <w:sz w:val="24"/>
+          <w:szCs w:val="26"/>
+        </w:rPr>
+      </w:pPr>
+      <w:r>
+        <w:rPr>
+          <w:sz w:val="24"/>
+          <w:szCs w:val="26"/>
+        </w:rPr>
+        <w:t>Giao diện trang chính của ứng dụng được hiển thị.</w:t>
+      </w:r>
+    </w:p>
+    <w:p>
+      <w:pPr>
+        <w:pStyle w:val="ListParagraph"/>
+        <w:numPr>
+          <w:ilvl w:val="1"/>
+          <w:numId w:val="33"/>
+        </w:numPr>
+        <w:rPr>
+          <w:sz w:val="24"/>
+          <w:szCs w:val="26"/>
+        </w:rPr>
+      </w:pPr>
+      <w:r>
+        <w:rPr>
+          <w:sz w:val="24"/>
+          <w:szCs w:val="26"/>
+        </w:rPr>
+        <w:t>Người dùng chọn chức năng</w:t>
+      </w:r>
+      <w:r>
+        <w:rPr>
+          <w:sz w:val="24"/>
+          <w:szCs w:val="26"/>
+        </w:rPr>
+        <w:t xml:space="preserve"> “Lời nhắc”.</w:t>
+      </w:r>
+    </w:p>
+    <w:p>
+      <w:pPr>
+        <w:pStyle w:val="ListParagraph"/>
+        <w:numPr>
+          <w:ilvl w:val="1"/>
+          <w:numId w:val="33"/>
+        </w:numPr>
+        <w:rPr>
+          <w:sz w:val="24"/>
+          <w:szCs w:val="26"/>
+        </w:rPr>
+      </w:pPr>
+      <w:r>
+        <w:rPr>
+          <w:sz w:val="24"/>
+          <w:szCs w:val="26"/>
+        </w:rPr>
+        <w:t>Ứng dụng hiển thị giao diện lời nhắc tới người dùng, gồm một danh sách, mỗi dòng là tên, nội dung, thời gian (nếu có), địa điểm (nếu có) của một lời nhắc, tùy chọn thêm và xóa.</w:t>
+      </w:r>
+    </w:p>
+    <w:p>
+      <w:pPr>
+        <w:pStyle w:val="ListParagraph"/>
+        <w:numPr>
+          <w:ilvl w:val="1"/>
+          <w:numId w:val="33"/>
+        </w:numPr>
+        <w:rPr>
+          <w:sz w:val="24"/>
+          <w:szCs w:val="26"/>
+        </w:rPr>
+      </w:pPr>
+      <w:r>
+        <w:rPr>
+          <w:sz w:val="24"/>
+          <w:szCs w:val="26"/>
+        </w:rPr>
+        <w:t>Người dùng chọn thêm lời nhắc.</w:t>
+      </w:r>
+    </w:p>
+    <w:p>
+      <w:pPr>
+        <w:pStyle w:val="ListParagraph"/>
+        <w:numPr>
+          <w:ilvl w:val="1"/>
+          <w:numId w:val="33"/>
+        </w:numPr>
+        <w:rPr>
+          <w:sz w:val="24"/>
+          <w:szCs w:val="26"/>
+        </w:rPr>
+      </w:pPr>
+      <w:r>
+        <w:rPr>
+          <w:sz w:val="24"/>
+          <w:szCs w:val="26"/>
+        </w:rPr>
+        <w:t>Ứng dụng hiển thị giao diện thêm lời nhắc với một biểu mẫu yêu cầu điền tên, nội dung, thời gian (nếu có), địa điểm (nếu có) của lời nhắc, tùy chọn hủy và lưu lời nhắc.</w:t>
+      </w:r>
+    </w:p>
+    <w:p>
+      <w:pPr>
+        <w:pStyle w:val="ListParagraph"/>
+        <w:numPr>
+          <w:ilvl w:val="1"/>
+          <w:numId w:val="33"/>
+        </w:numPr>
+        <w:rPr>
+          <w:sz w:val="24"/>
+          <w:szCs w:val="26"/>
+        </w:rPr>
+      </w:pPr>
+      <w:r>
+        <w:rPr>
+          <w:sz w:val="24"/>
+          <w:szCs w:val="26"/>
+        </w:rPr>
+        <w:t xml:space="preserve">Người dùng </w:t>
+      </w:r>
+      <w:r>
+        <w:rPr>
+          <w:sz w:val="24"/>
+          <w:szCs w:val="26"/>
+        </w:rPr>
+        <w:t>gõ từ khóa vào trường địa điểm.</w:t>
+      </w:r>
+    </w:p>
+    <w:p>
+      <w:pPr>
+        <w:pStyle w:val="ListParagraph"/>
+        <w:numPr>
+          <w:ilvl w:val="1"/>
+          <w:numId w:val="33"/>
+        </w:numPr>
+        <w:rPr>
+          <w:sz w:val="24"/>
+          <w:szCs w:val="26"/>
+        </w:rPr>
+      </w:pPr>
+      <w:r>
+        <w:rPr>
+          <w:sz w:val="24"/>
+          <w:szCs w:val="26"/>
+        </w:rPr>
+        <w:t>Ứng dụng hiển thị danh sách địa điểm dưới trường.</w:t>
+      </w:r>
+    </w:p>
+    <w:p>
+      <w:pPr>
+        <w:pStyle w:val="ListParagraph"/>
+        <w:numPr>
+          <w:ilvl w:val="1"/>
+          <w:numId w:val="33"/>
+        </w:numPr>
+        <w:rPr>
+          <w:sz w:val="24"/>
+          <w:szCs w:val="26"/>
+        </w:rPr>
+      </w:pPr>
+      <w:r>
+        <w:rPr>
+          <w:sz w:val="24"/>
+          <w:szCs w:val="26"/>
+        </w:rPr>
+        <w:t>Người dùng chọn 1 địa điểm trong danh sách, điền các thông tin còn lại và nhấn lưu.</w:t>
+      </w:r>
+    </w:p>
+    <w:p>
+      <w:pPr>
+        <w:pStyle w:val="ListParagraph"/>
+        <w:numPr>
+          <w:ilvl w:val="1"/>
+          <w:numId w:val="33"/>
+        </w:numPr>
+        <w:rPr>
+          <w:sz w:val="24"/>
+          <w:szCs w:val="26"/>
+        </w:rPr>
+      </w:pPr>
+      <w:r>
+        <w:rPr>
+          <w:sz w:val="24"/>
+          <w:szCs w:val="26"/>
+        </w:rPr>
+        <w:lastRenderedPageBreak/>
+        <w:t>Ứng dụng hiển thị thông báo lưu lời nhắc thành công và thêm vào danh sách lời nhắc.</w:t>
+      </w:r>
+    </w:p>
+    <w:p>
+      <w:pPr>
+        <w:jc w:val="center"/>
+        <w:rPr>
+          <w:sz w:val="24"/>
+          <w:szCs w:val="26"/>
+        </w:rPr>
+      </w:pPr>
+      <w:r>
+        <w:rPr>
+          <w:noProof/>
+          <w:sz w:val="24"/>
+          <w:szCs w:val="26"/>
+          <w14:ligatures w14:val="standardContextual"/>
+        </w:rPr>
+        <w:drawing>
+          <wp:inline distT="0" distB="0" distL="0" distR="0" wp14:anchorId="721061AB" wp14:editId="59B5AF84">
+            <wp:extent cx="4352925" cy="4276725"/>
+            <wp:effectExtent l="0" t="0" r="9525" b="9525"/>
+            <wp:docPr id="1143029772" name="Picture 5"/>
+            <wp:cNvGraphicFramePr>
+              <a:graphicFrameLocks xmlns:a="http://schemas.openxmlformats.org/drawingml/2006/main" noChangeAspect="1"/>
+            </wp:cNvGraphicFramePr>
+            <a:graphic xmlns:a="http://schemas.openxmlformats.org/drawingml/2006/main">
+              <a:graphicData uri="http://schemas.openxmlformats.org/drawingml/2006/picture">
+                <pic:pic xmlns:pic="http://schemas.openxmlformats.org/drawingml/2006/picture">
+                  <pic:nvPicPr>
+                    <pic:cNvPr id="1143029772" name="Picture 1143029772"/>
+                    <pic:cNvPicPr/>
+                  </pic:nvPicPr>
+                  <pic:blipFill>
+                    <a:blip r:embed="rId11">
+                      <a:extLst>
+                        <a:ext uri="{28A0092B-C50C-407E-A947-70E740481C1C}">
+                          <a14:useLocalDpi xmlns:a14="http://schemas.microsoft.com/office/drawing/2010/main" val="0"/>
+                        </a:ext>
+                      </a:extLst>
+                    </a:blip>
+                    <a:stretch>
+                      <a:fillRect/>
+                    </a:stretch>
+                  </pic:blipFill>
+                  <pic:spPr>
+                    <a:xfrm>
+                      <a:off x="0" y="0"/>
+                      <a:ext cx="4352925" cy="4276725"/>
+                    </a:xfrm>
+                    <a:prstGeom prst="rect">
+                      <a:avLst/>
+                    </a:prstGeom>
+                  </pic:spPr>
+                </pic:pic>
+              </a:graphicData>
+            </a:graphic>
+          </wp:inline>
+        </w:drawing>
+      </w:r>
+    </w:p>
+    <w:p>
+      <w:pPr>
+        <w:rPr>
+          <w:sz w:val="24"/>
+          <w:szCs w:val="26"/>
+        </w:rPr>
+      </w:pPr>
+    </w:p>
+    <w:p>
+      <w:pPr>
+        <w:pStyle w:val="ListParagraph"/>
+        <w:numPr>
+          <w:ilvl w:val="0"/>
+          <w:numId w:val="33"/>
+        </w:numPr>
+        <w:rPr>
+          <w:b/>
+          <w:bCs/>
+          <w:sz w:val="24"/>
+          <w:szCs w:val="26"/>
+        </w:rPr>
+      </w:pPr>
+      <w:r>
+        <w:rPr>
+          <w:b/>
+          <w:bCs/>
+          <w:sz w:val="24"/>
+          <w:szCs w:val="26"/>
+        </w:rPr>
+        <w:t>Chức</w:t>
+      </w:r>
+      <w:r>
+        <w:rPr>
+          <w:b/>
+          <w:bCs/>
+          <w:sz w:val="24"/>
+          <w:szCs w:val="26"/>
+        </w:rPr>
+        <w:t xml:space="preserve"> năng </w:t>
+      </w:r>
+      <w:r>
+        <w:rPr>
+          <w:b/>
+          <w:bCs/>
+          <w:sz w:val="24"/>
+          <w:szCs w:val="26"/>
+        </w:rPr>
+        <w:t>Đ</w:t>
+      </w:r>
+      <w:r>
+        <w:rPr>
+          <w:b/>
+          <w:bCs/>
+          <w:sz w:val="24"/>
+          <w:szCs w:val="26"/>
+        </w:rPr>
+        <w:t>iều hướng</w:t>
+      </w:r>
+    </w:p>
+    <w:p>
+      <w:pPr>
+        <w:pStyle w:val="ListParagraph"/>
+        <w:numPr>
+          <w:ilvl w:val="1"/>
+          <w:numId w:val="33"/>
+        </w:numPr>
+        <w:rPr>
+          <w:sz w:val="24"/>
+          <w:szCs w:val="26"/>
+        </w:rPr>
+      </w:pPr>
+      <w:r>
+        <w:rPr>
+          <w:sz w:val="24"/>
+          <w:szCs w:val="26"/>
+        </w:rPr>
+        <w:t>Một người dùng mở ứng dụng.</w:t>
+      </w:r>
+    </w:p>
+    <w:p>
+      <w:pPr>
+        <w:pStyle w:val="ListParagraph"/>
+        <w:numPr>
+          <w:ilvl w:val="1"/>
+          <w:numId w:val="33"/>
+        </w:numPr>
+        <w:rPr>
+          <w:sz w:val="24"/>
+          <w:szCs w:val="26"/>
+        </w:rPr>
+      </w:pPr>
+      <w:r>
+        <w:rPr>
+          <w:sz w:val="24"/>
+          <w:szCs w:val="26"/>
+        </w:rPr>
+        <w:t>Giao diện trang chính của ứng dụng được hiển thị.</w:t>
+      </w:r>
+    </w:p>
+    <w:p>
+      <w:pPr>
+        <w:pStyle w:val="ListParagraph"/>
+        <w:numPr>
+          <w:ilvl w:val="1"/>
+          <w:numId w:val="33"/>
+        </w:numPr>
+        <w:rPr>
+          <w:sz w:val="24"/>
+          <w:szCs w:val="26"/>
+        </w:rPr>
+      </w:pPr>
+      <w:r>
+        <w:rPr>
+          <w:sz w:val="24"/>
+          <w:szCs w:val="26"/>
+        </w:rPr>
+        <w:t>Người dùng chọn chức năng “Lời nhắc”.</w:t>
+      </w:r>
+    </w:p>
+    <w:p>
+      <w:pPr>
+        <w:pStyle w:val="ListParagraph"/>
+        <w:numPr>
+          <w:ilvl w:val="1"/>
+          <w:numId w:val="33"/>
+        </w:numPr>
+        <w:rPr>
+          <w:sz w:val="24"/>
+          <w:szCs w:val="26"/>
+        </w:rPr>
+      </w:pPr>
+      <w:r>
+        <w:rPr>
+          <w:sz w:val="24"/>
+          <w:szCs w:val="26"/>
+        </w:rPr>
+        <w:t>Ứng dụng hiển thị giao diện lời nhắc</w:t>
+      </w:r>
+      <w:r>
+        <w:rPr>
+          <w:sz w:val="24"/>
+          <w:szCs w:val="26"/>
+        </w:rPr>
+        <w:t>.</w:t>
+      </w:r>
+    </w:p>
+    <w:p>
+      <w:pPr>
+        <w:pStyle w:val="ListParagraph"/>
+        <w:numPr>
+          <w:ilvl w:val="1"/>
+          <w:numId w:val="33"/>
+        </w:numPr>
+        <w:rPr>
+          <w:sz w:val="24"/>
+          <w:szCs w:val="26"/>
+        </w:rPr>
+      </w:pPr>
+      <w:r>
+        <w:rPr>
+          <w:sz w:val="24"/>
+          <w:szCs w:val="26"/>
+        </w:rPr>
+        <w:t>Người dùng chọn 1 lời nhắc có địa điểm.</w:t>
+      </w:r>
+    </w:p>
+    <w:p>
+      <w:pPr>
+        <w:pStyle w:val="ListParagraph"/>
+        <w:numPr>
+          <w:ilvl w:val="1"/>
+          <w:numId w:val="33"/>
+        </w:numPr>
+        <w:rPr>
+          <w:sz w:val="24"/>
+          <w:szCs w:val="26"/>
+        </w:rPr>
+      </w:pPr>
+      <w:r>
+        <w:rPr>
+          <w:sz w:val="24"/>
+          <w:szCs w:val="26"/>
+        </w:rPr>
+        <w:t xml:space="preserve">Ứng dụng hiển thị chi tiết lời nhắc, tùy chọn sửa, xóa, </w:t>
+      </w:r>
+      <w:r>
+        <w:rPr>
+          <w:sz w:val="24"/>
+          <w:szCs w:val="26"/>
+        </w:rPr>
+        <w:t>chỉ đường qua Google Maps.</w:t>
+      </w:r>
+    </w:p>
+    <w:p>
+      <w:pPr>
+        <w:pStyle w:val="ListParagraph"/>
+        <w:numPr>
+          <w:ilvl w:val="1"/>
+          <w:numId w:val="33"/>
+        </w:numPr>
+        <w:rPr>
+          <w:sz w:val="24"/>
+          <w:szCs w:val="26"/>
+        </w:rPr>
+      </w:pPr>
+      <w:r>
+        <w:rPr>
+          <w:sz w:val="24"/>
+          <w:szCs w:val="26"/>
+        </w:rPr>
+        <w:t>Người dùng chọn chỉ đường qua Google Maps.</w:t>
+      </w:r>
+    </w:p>
+    <w:p>
+      <w:pPr>
+        <w:pStyle w:val="ListParagraph"/>
+        <w:numPr>
+          <w:ilvl w:val="1"/>
+          <w:numId w:val="33"/>
+        </w:numPr>
+        <w:rPr>
+          <w:sz w:val="24"/>
+          <w:szCs w:val="26"/>
+        </w:rPr>
+      </w:pPr>
+      <w:r>
+        <w:rPr>
+          <w:sz w:val="24"/>
+          <w:szCs w:val="26"/>
+        </w:rPr>
+        <w:t>Ứng dụng điều hướng người dùng qua Google Maps.</w:t>
+      </w:r>
+    </w:p>
+    <w:p>
+      <w:pPr>
+        <w:jc w:val="center"/>
+        <w:rPr>
+          <w:sz w:val="24"/>
+          <w:szCs w:val="26"/>
+        </w:rPr>
+      </w:pPr>
+      <w:r>
+        <w:rPr>
+          <w:noProof/>
+          <w:sz w:val="24"/>
+          <w:szCs w:val="26"/>
+          <w14:ligatures w14:val="standardContextual"/>
+        </w:rPr>
+        <w:lastRenderedPageBreak/>
+        <w:drawing>
+          <wp:inline distT="0" distB="0" distL="0" distR="0" wp14:anchorId="55BD79D6" wp14:editId="20A6BEC9">
+            <wp:extent cx="4572000" cy="3743325"/>
+            <wp:effectExtent l="0" t="0" r="0" b="9525"/>
+            <wp:docPr id="1079392330" name="Picture 6"/>
+            <wp:cNvGraphicFramePr>
+              <a:graphicFrameLocks xmlns:a="http://schemas.openxmlformats.org/drawingml/2006/main" noChangeAspect="1"/>
+            </wp:cNvGraphicFramePr>
+            <a:graphic xmlns:a="http://schemas.openxmlformats.org/drawingml/2006/main">
+              <a:graphicData uri="http://schemas.openxmlformats.org/drawingml/2006/picture">
+                <pic:pic xmlns:pic="http://schemas.openxmlformats.org/drawingml/2006/picture">
+                  <pic:nvPicPr>
+                    <pic:cNvPr id="1079392330" name="Picture 1079392330"/>
+                    <pic:cNvPicPr/>
+                  </pic:nvPicPr>
+                  <pic:blipFill>
+                    <a:blip r:embed="rId12">
+                      <a:extLst>
+                        <a:ext uri="{28A0092B-C50C-407E-A947-70E740481C1C}">
+                          <a14:useLocalDpi xmlns:a14="http://schemas.microsoft.com/office/drawing/2010/main" val="0"/>
+                        </a:ext>
+                      </a:extLst>
+                    </a:blip>
+                    <a:stretch>
+                      <a:fillRect/>
+                    </a:stretch>
+                  </pic:blipFill>
+                  <pic:spPr>
+                    <a:xfrm>
+                      <a:off x="0" y="0"/>
+                      <a:ext cx="4572000" cy="3743325"/>
+                    </a:xfrm>
+                    <a:prstGeom prst="rect">
+                      <a:avLst/>
+                    </a:prstGeom>
+                  </pic:spPr>
+                </pic:pic>
+              </a:graphicData>
+            </a:graphic>
+          </wp:inline>
+        </w:drawing>
+      </w:r>
+    </w:p>
+    <w:p>
+      <w:pPr>
+        <w:rPr>
+          <w:sz w:val="24"/>
+          <w:szCs w:val="26"/>
+        </w:rPr>
+      </w:pPr>
+    </w:p>
+    <w:p>
+      <w:pPr>
+        <w:pStyle w:val="ListParagraph"/>
+        <w:numPr>
+          <w:ilvl w:val="0"/>
+          <w:numId w:val="33"/>
+        </w:numPr>
+        <w:rPr>
+          <w:b/>
+          <w:bCs/>
+          <w:sz w:val="24"/>
+          <w:szCs w:val="26"/>
+        </w:rPr>
+      </w:pPr>
+      <w:r>
+        <w:rPr>
+          <w:b/>
+          <w:bCs/>
+          <w:sz w:val="24"/>
+          <w:szCs w:val="26"/>
+        </w:rPr>
+        <w:t>C</w:t>
+      </w:r>
+      <w:r>
+        <w:rPr>
+          <w:b/>
+          <w:bCs/>
+          <w:sz w:val="24"/>
+          <w:szCs w:val="26"/>
+        </w:rPr>
+        <w:t>hức năng Đồng bộ lịch ngoài và thiết bị.</w:t>
+      </w:r>
+    </w:p>
+    <w:p>
+      <w:pPr>
+        <w:pStyle w:val="ListParagraph"/>
+        <w:numPr>
+          <w:ilvl w:val="1"/>
+          <w:numId w:val="33"/>
+        </w:numPr>
+        <w:rPr>
+          <w:sz w:val="24"/>
+          <w:szCs w:val="26"/>
+        </w:rPr>
+      </w:pPr>
+      <w:r>
+        <w:rPr>
+          <w:sz w:val="24"/>
+          <w:szCs w:val="26"/>
+        </w:rPr>
+        <w:t>Một người dùng mở ứng dụng.</w:t>
+      </w:r>
+    </w:p>
+    <w:p>
+      <w:pPr>
+        <w:pStyle w:val="ListParagraph"/>
+        <w:numPr>
+          <w:ilvl w:val="1"/>
+          <w:numId w:val="33"/>
+        </w:numPr>
+        <w:rPr>
+          <w:sz w:val="24"/>
+          <w:szCs w:val="26"/>
+        </w:rPr>
+      </w:pPr>
+      <w:r>
+        <w:rPr>
+          <w:sz w:val="24"/>
+          <w:szCs w:val="26"/>
+        </w:rPr>
+        <w:t>Giao diện trang chính của ứng dụng được hiển thị.</w:t>
+      </w:r>
+    </w:p>
+    <w:p>
+      <w:pPr>
+        <w:pStyle w:val="ListParagraph"/>
+        <w:numPr>
+          <w:ilvl w:val="1"/>
+          <w:numId w:val="33"/>
+        </w:numPr>
+        <w:rPr>
+          <w:sz w:val="24"/>
+          <w:szCs w:val="26"/>
+        </w:rPr>
+      </w:pPr>
+      <w:r>
+        <w:rPr>
+          <w:sz w:val="24"/>
+          <w:szCs w:val="26"/>
+        </w:rPr>
+        <w:t>Người dùng chọn chức năng đồng bộ hóa qua Google Calendar/Outlook Calendar.</w:t>
+      </w:r>
+    </w:p>
+    <w:p>
+      <w:pPr>
+        <w:pStyle w:val="ListParagraph"/>
+        <w:numPr>
+          <w:ilvl w:val="1"/>
+          <w:numId w:val="33"/>
+        </w:numPr>
+        <w:rPr>
+          <w:sz w:val="24"/>
+          <w:szCs w:val="26"/>
+        </w:rPr>
+      </w:pPr>
+      <w:r>
+        <w:rPr>
+          <w:sz w:val="24"/>
+          <w:szCs w:val="26"/>
+        </w:rPr>
+        <w:t>Ứng dụng hiển thị giao diện đồng bộ hóa lịch ngoài.</w:t>
+      </w:r>
+    </w:p>
+    <w:p>
+      <w:pPr>
+        <w:pStyle w:val="ListParagraph"/>
+        <w:numPr>
+          <w:ilvl w:val="1"/>
+          <w:numId w:val="33"/>
+        </w:numPr>
+        <w:rPr>
+          <w:sz w:val="24"/>
+          <w:szCs w:val="26"/>
+        </w:rPr>
+      </w:pPr>
+      <w:r>
+        <w:rPr>
+          <w:sz w:val="24"/>
+          <w:szCs w:val="26"/>
+        </w:rPr>
+        <w:t>Người dùng chọn đồng bộ hóa qua Google Calendar.</w:t>
+      </w:r>
+    </w:p>
+    <w:p>
+      <w:pPr>
+        <w:pStyle w:val="ListParagraph"/>
+        <w:numPr>
+          <w:ilvl w:val="1"/>
+          <w:numId w:val="33"/>
+        </w:numPr>
+        <w:rPr>
+          <w:sz w:val="24"/>
+          <w:szCs w:val="26"/>
+        </w:rPr>
+      </w:pPr>
+      <w:r>
+        <w:rPr>
+          <w:sz w:val="24"/>
+          <w:szCs w:val="26"/>
+        </w:rPr>
+        <w:t>Ứng dụng điều hướng tới trang đăng nhập và cấp quyền</w:t>
+      </w:r>
+      <w:r>
+        <w:rPr>
+          <w:sz w:val="24"/>
+          <w:szCs w:val="26"/>
+        </w:rPr>
+        <w:t xml:space="preserve"> trên trình duyệt</w:t>
+      </w:r>
+      <w:r>
+        <w:rPr>
+          <w:sz w:val="24"/>
+          <w:szCs w:val="26"/>
+        </w:rPr>
+        <w:t>.</w:t>
+      </w:r>
+    </w:p>
+    <w:p>
+      <w:pPr>
+        <w:pStyle w:val="ListParagraph"/>
+        <w:numPr>
+          <w:ilvl w:val="1"/>
+          <w:numId w:val="33"/>
+        </w:numPr>
+        <w:rPr>
+          <w:sz w:val="24"/>
+          <w:szCs w:val="26"/>
+        </w:rPr>
+      </w:pPr>
+      <w:r>
+        <w:rPr>
+          <w:sz w:val="24"/>
+          <w:szCs w:val="26"/>
+        </w:rPr>
+        <w:t>Người dùng đăng nhập vào Google và cấp quyền đồng bộ.</w:t>
+      </w:r>
+    </w:p>
+    <w:p>
+      <w:pPr>
+        <w:pStyle w:val="ListParagraph"/>
+        <w:numPr>
+          <w:ilvl w:val="1"/>
+          <w:numId w:val="33"/>
+        </w:numPr>
+        <w:rPr>
+          <w:sz w:val="24"/>
+          <w:szCs w:val="26"/>
+        </w:rPr>
+      </w:pPr>
+      <w:r>
+        <w:rPr>
+          <w:sz w:val="24"/>
+          <w:szCs w:val="26"/>
+        </w:rPr>
+        <w:t>Ứng dụng hiển thị thông báo đồng bộ thành công và hiển thị giao diện lịch.</w:t>
+      </w:r>
+    </w:p>
+    <w:p>
+      <w:pPr>
+        <w:jc w:val="center"/>
+        <w:rPr>
+          <w:sz w:val="24"/>
+          <w:szCs w:val="26"/>
+        </w:rPr>
+      </w:pPr>
+      <w:r>
+        <w:rPr>
+          <w:noProof/>
+          <w:sz w:val="24"/>
+          <w:szCs w:val="26"/>
+          <w14:ligatures w14:val="standardContextual"/>
+        </w:rPr>
+        <w:lastRenderedPageBreak/>
+        <w:drawing>
+          <wp:inline distT="0" distB="0" distL="0" distR="0" wp14:anchorId="43548F4B" wp14:editId="024F0665">
+            <wp:extent cx="4105275" cy="4019550"/>
+            <wp:effectExtent l="0" t="0" r="9525" b="0"/>
+            <wp:docPr id="689341143" name="Picture 7"/>
+            <wp:cNvGraphicFramePr>
+              <a:graphicFrameLocks xmlns:a="http://schemas.openxmlformats.org/drawingml/2006/main" noChangeAspect="1"/>
+            </wp:cNvGraphicFramePr>
+            <a:graphic xmlns:a="http://schemas.openxmlformats.org/drawingml/2006/main">
+              <a:graphicData uri="http://schemas.openxmlformats.org/drawingml/2006/picture">
+                <pic:pic xmlns:pic="http://schemas.openxmlformats.org/drawingml/2006/picture">
+                  <pic:nvPicPr>
+                    <pic:cNvPr id="689341143" name="Picture 689341143"/>
+                    <pic:cNvPicPr/>
+                  </pic:nvPicPr>
+                  <pic:blipFill>
+                    <a:blip r:embed="rId13">
+                      <a:extLst>
+                        <a:ext uri="{28A0092B-C50C-407E-A947-70E740481C1C}">
+                          <a14:useLocalDpi xmlns:a14="http://schemas.microsoft.com/office/drawing/2010/main" val="0"/>
+                        </a:ext>
+                      </a:extLst>
+                    </a:blip>
+                    <a:stretch>
+                      <a:fillRect/>
+                    </a:stretch>
+                  </pic:blipFill>
+                  <pic:spPr>
+                    <a:xfrm>
+                      <a:off x="0" y="0"/>
+                      <a:ext cx="4105275" cy="4019550"/>
+                    </a:xfrm>
+                    <a:prstGeom prst="rect">
+                      <a:avLst/>
+                    </a:prstGeom>
+                  </pic:spPr>
+                </pic:pic>
+              </a:graphicData>
+            </a:graphic>
+          </wp:inline>
+        </w:drawing>
+      </w:r>
+    </w:p>
+    <w:p>
+      <w:pPr>
+        <w:rPr>
+          <w:sz w:val="24"/>
+          <w:szCs w:val="26"/>
+        </w:rPr>
+      </w:pPr>
+    </w:p>
+    <w:p>
+      <w:pPr>
+        <w:pStyle w:val="ListParagraph"/>
+        <w:numPr>
+          <w:ilvl w:val="0"/>
+          <w:numId w:val="32"/>
+        </w:numPr>
+        <w:rPr>
+          <w:b/>
+          <w:bCs/>
+          <w:sz w:val="24"/>
+          <w:szCs w:val="26"/>
+        </w:rPr>
+      </w:pPr>
+      <w:r>
+        <w:rPr>
+          <w:b/>
+          <w:bCs/>
+          <w:sz w:val="24"/>
+          <w:szCs w:val="26"/>
+        </w:rPr>
+        <w:t>Ràng buộc nghiệp vụ</w:t>
+      </w:r>
+    </w:p>
+    <w:p>
+      <w:pPr>
+        <w:ind w:left="720"/>
+        <w:rPr>
+          <w:sz w:val="24"/>
+          <w:szCs w:val="26"/>
+        </w:rPr>
+      </w:pPr>
+    </w:p>
+    <w:p>
+      <w:pPr>
+        <w:pStyle w:val="Heading3"/>
+        <w:numPr>
+          <w:ilvl w:val="2"/>
+          <w:numId w:val="34"/>
+        </w:numPr>
+        <w:ind w:left="720"/>
+        <w:rPr>
+          <w:szCs w:val="22"/>
+        </w:rPr>
+      </w:pPr>
+      <w:bookmarkStart w:id="24" w:name="_Toc212645627"/>
+      <w:r>
+        <w:rPr>
+          <w:szCs w:val="22"/>
+        </w:rPr>
+        <w:t>Thiết kế giao diện</w:t>
+      </w:r>
+      <w:bookmarkEnd w:id="24"/>
+    </w:p>
+    <w:p>
+      <w:pPr>
+        <w:pStyle w:val="Heading3"/>
+        <w:numPr>
+          <w:ilvl w:val="2"/>
+          <w:numId w:val="34"/>
+        </w:numPr>
+        <w:ind w:left="720"/>
+        <w:rPr>
+          <w:sz w:val="28"/>
+        </w:rPr>
+      </w:pPr>
+      <w:bookmarkStart w:id="25" w:name="_Toc212645628"/>
+      <w:r>
+        <w:rPr>
+          <w:szCs w:val="22"/>
+        </w:rPr>
+        <w:t>Giải pháp kỹ thuật để xây dựng chức năng</w:t>
+      </w:r>
+      <w:bookmarkEnd w:id="25"/>
+    </w:p>
+    <w:p>
+      <w:pPr>
+        <w:pStyle w:val="Heading3"/>
+        <w:numPr>
+          <w:ilvl w:val="2"/>
+          <w:numId w:val="34"/>
+        </w:numPr>
+        <w:ind w:left="720"/>
+        <w:rPr>
+          <w:szCs w:val="22"/>
+        </w:rPr>
+      </w:pPr>
+      <w:bookmarkStart w:id="26" w:name="_Toc212645629"/>
+      <w:r>
+        <w:rPr>
+          <w:szCs w:val="22"/>
+        </w:rPr>
+        <w:t>Các nội dung có thể phát triển tiếp trong tương lai</w:t>
+      </w:r>
+      <w:bookmarkEnd w:id="26"/>
+    </w:p>
+    <w:p/>
+    <w:p>
+      <w:pPr>
+        <w:pStyle w:val="Heading2"/>
+        <w:numPr>
+          <w:ilvl w:val="1"/>
+          <w:numId w:val="34"/>
+        </w:numPr>
+        <w:ind w:left="720" w:hanging="720"/>
+        <w:rPr>
+          <w:szCs w:val="24"/>
+        </w:rPr>
+      </w:pPr>
+      <w:bookmarkStart w:id="27" w:name="_Toc212645630"/>
+      <w:r>
+        <w:rPr>
+          <w:szCs w:val="24"/>
+        </w:rPr>
+        <w:t>Đinh Quyết Thắng</w:t>
+      </w:r>
+      <w:bookmarkEnd w:id="27"/>
     </w:p>
     <w:sectPr>
-      <w:footerReference w:type="default" r:id="rId9"/>
+      <w:footerReference w:type="default" r:id="rId14"/>
       <w:pgSz w:w="12240" w:h="15840"/>
       <w:pgMar w:top="1440" w:right="1440" w:bottom="1440" w:left="1440" w:header="720" w:footer="720" w:gutter="0"/>
       <w:cols w:space="720"/>
@@ -2570,6 +6650,234 @@
     </w:lvl>
   </w:abstractNum>
   <w:abstractNum w:abstractNumId="2" w15:restartNumberingAfterBreak="0">
+    <w:nsid w:val="01A1280F"/>
+    <w:multiLevelType w:val="multilevel"/>
+    <w:tmpl w:val="56743942"/>
+    <w:lvl w:ilvl="0">
+      <w:start w:val="2"/>
+      <w:numFmt w:val="decimal"/>
+      <w:lvlText w:val="%1."/>
+      <w:lvlJc w:val="left"/>
+      <w:pPr>
+        <w:ind w:left="360" w:hanging="360"/>
+      </w:pPr>
+      <w:rPr>
+        <w:rFonts w:hint="default"/>
+      </w:rPr>
+    </w:lvl>
+    <w:lvl w:ilvl="1">
+      <w:start w:val="1"/>
+      <w:numFmt w:val="decimal"/>
+      <w:lvlText w:val="%1.%2."/>
+      <w:lvlJc w:val="left"/>
+      <w:pPr>
+        <w:ind w:left="900" w:hanging="360"/>
+      </w:pPr>
+      <w:rPr>
+        <w:rFonts w:hint="default"/>
+      </w:rPr>
+    </w:lvl>
+    <w:lvl w:ilvl="2">
+      <w:start w:val="1"/>
+      <w:numFmt w:val="decimal"/>
+      <w:lvlText w:val="%1.%2.%3."/>
+      <w:lvlJc w:val="left"/>
+      <w:pPr>
+        <w:ind w:left="1440" w:hanging="720"/>
+      </w:pPr>
+      <w:rPr>
+        <w:rFonts w:hint="default"/>
+        <w:sz w:val="24"/>
+        <w:szCs w:val="22"/>
+      </w:rPr>
+    </w:lvl>
+    <w:lvl w:ilvl="3">
+      <w:start w:val="1"/>
+      <w:numFmt w:val="decimal"/>
+      <w:lvlText w:val="%1.%2.%3.%4."/>
+      <w:lvlJc w:val="left"/>
+      <w:pPr>
+        <w:ind w:left="1800" w:hanging="720"/>
+      </w:pPr>
+      <w:rPr>
+        <w:rFonts w:hint="default"/>
+      </w:rPr>
+    </w:lvl>
+    <w:lvl w:ilvl="4">
+      <w:start w:val="1"/>
+      <w:numFmt w:val="decimal"/>
+      <w:lvlText w:val="%1.%2.%3.%4.%5."/>
+      <w:lvlJc w:val="left"/>
+      <w:pPr>
+        <w:ind w:left="2520" w:hanging="1080"/>
+      </w:pPr>
+      <w:rPr>
+        <w:rFonts w:hint="default"/>
+      </w:rPr>
+    </w:lvl>
+    <w:lvl w:ilvl="5">
+      <w:start w:val="1"/>
+      <w:numFmt w:val="decimal"/>
+      <w:lvlText w:val="%1.%2.%3.%4.%5.%6."/>
+      <w:lvlJc w:val="left"/>
+      <w:pPr>
+        <w:ind w:left="2880" w:hanging="1080"/>
+      </w:pPr>
+      <w:rPr>
+        <w:rFonts w:hint="default"/>
+      </w:rPr>
+    </w:lvl>
+    <w:lvl w:ilvl="6">
+      <w:start w:val="1"/>
+      <w:numFmt w:val="decimal"/>
+      <w:lvlText w:val="%1.%2.%3.%4.%5.%6.%7."/>
+      <w:lvlJc w:val="left"/>
+      <w:pPr>
+        <w:ind w:left="3600" w:hanging="1440"/>
+      </w:pPr>
+      <w:rPr>
+        <w:rFonts w:hint="default"/>
+      </w:rPr>
+    </w:lvl>
+    <w:lvl w:ilvl="7">
+      <w:start w:val="1"/>
+      <w:numFmt w:val="decimal"/>
+      <w:lvlText w:val="%1.%2.%3.%4.%5.%6.%7.%8."/>
+      <w:lvlJc w:val="left"/>
+      <w:pPr>
+        <w:ind w:left="3960" w:hanging="1440"/>
+      </w:pPr>
+      <w:rPr>
+        <w:rFonts w:hint="default"/>
+      </w:rPr>
+    </w:lvl>
+    <w:lvl w:ilvl="8">
+      <w:start w:val="1"/>
+      <w:numFmt w:val="decimal"/>
+      <w:lvlText w:val="%1.%2.%3.%4.%5.%6.%7.%8.%9."/>
+      <w:lvlJc w:val="left"/>
+      <w:pPr>
+        <w:ind w:left="4680" w:hanging="1800"/>
+      </w:pPr>
+      <w:rPr>
+        <w:rFonts w:hint="default"/>
+      </w:rPr>
+    </w:lvl>
+  </w:abstractNum>
+  <w:abstractNum w:abstractNumId="3" w15:restartNumberingAfterBreak="0">
+    <w:nsid w:val="05751639"/>
+    <w:multiLevelType w:val="multilevel"/>
+    <w:tmpl w:val="1F5C687A"/>
+    <w:lvl w:ilvl="0">
+      <w:start w:val="1"/>
+      <w:numFmt w:val="decimal"/>
+      <w:lvlText w:val="%1."/>
+      <w:lvlJc w:val="left"/>
+      <w:pPr>
+        <w:ind w:left="450" w:hanging="450"/>
+      </w:pPr>
+      <w:rPr>
+        <w:rFonts w:hint="default"/>
+      </w:rPr>
+    </w:lvl>
+    <w:lvl w:ilvl="1">
+      <w:start w:val="1"/>
+      <w:numFmt w:val="decimal"/>
+      <w:lvlText w:val="%1.%2."/>
+      <w:lvlJc w:val="left"/>
+      <w:pPr>
+        <w:ind w:left="1080" w:hanging="720"/>
+      </w:pPr>
+      <w:rPr>
+        <w:rFonts w:hint="default"/>
+      </w:rPr>
+    </w:lvl>
+    <w:lvl w:ilvl="2">
+      <w:start w:val="1"/>
+      <w:numFmt w:val="decimal"/>
+      <w:lvlText w:val="%1.%2.%3."/>
+      <w:lvlJc w:val="left"/>
+      <w:pPr>
+        <w:ind w:left="1440" w:hanging="720"/>
+      </w:pPr>
+      <w:rPr>
+        <w:rFonts w:hint="default"/>
+      </w:rPr>
+    </w:lvl>
+    <w:lvl w:ilvl="3">
+      <w:start w:val="1"/>
+      <w:numFmt w:val="decimal"/>
+      <w:lvlText w:val="%1.%2.%3.%4."/>
+      <w:lvlJc w:val="left"/>
+      <w:pPr>
+        <w:ind w:left="2160" w:hanging="1080"/>
+      </w:pPr>
+      <w:rPr>
+        <w:rFonts w:hint="default"/>
+      </w:rPr>
+    </w:lvl>
+    <w:lvl w:ilvl="4">
+      <w:start w:val="1"/>
+      <w:numFmt w:val="decimal"/>
+      <w:lvlText w:val="%1.%2.%3.%4.%5."/>
+      <w:lvlJc w:val="left"/>
+      <w:pPr>
+        <w:ind w:left="2520" w:hanging="1080"/>
+      </w:pPr>
+      <w:rPr>
+        <w:rFonts w:hint="default"/>
+      </w:rPr>
+    </w:lvl>
+    <w:lvl w:ilvl="5">
+      <w:start w:val="1"/>
+      <w:numFmt w:val="decimal"/>
+      <w:lvlText w:val="%1.%2.%3.%4.%5.%6."/>
+      <w:lvlJc w:val="left"/>
+      <w:pPr>
+        <w:ind w:left="3240" w:hanging="1440"/>
+      </w:pPr>
+      <w:rPr>
+        <w:rFonts w:hint="default"/>
+      </w:rPr>
+    </w:lvl>
+    <w:lvl w:ilvl="6">
+      <w:start w:val="1"/>
+      <w:numFmt w:val="decimal"/>
+      <w:lvlText w:val="%1.%2.%3.%4.%5.%6.%7."/>
+      <w:lvlJc w:val="left"/>
+      <w:pPr>
+        <w:ind w:left="3960" w:hanging="1800"/>
+      </w:pPr>
+      <w:rPr>
+        <w:rFonts w:hint="default"/>
+      </w:rPr>
+    </w:lvl>
+    <w:lvl w:ilvl="7">
+      <w:start w:val="1"/>
+      <w:numFmt w:val="decimal"/>
+      <w:lvlText w:val="%1.%2.%3.%4.%5.%6.%7.%8."/>
+      <w:lvlJc w:val="left"/>
+      <w:pPr>
+        <w:ind w:left="4320" w:hanging="1800"/>
+      </w:pPr>
+      <w:rPr>
+        <w:rFonts w:hint="default"/>
+      </w:rPr>
+    </w:lvl>
+    <w:lvl w:ilvl="8">
+      <w:start w:val="1"/>
+      <w:numFmt w:val="decimal"/>
+      <w:lvlText w:val="%1.%2.%3.%4.%5.%6.%7.%8.%9."/>
+      <w:lvlJc w:val="left"/>
+      <w:pPr>
+        <w:ind w:left="5040" w:hanging="2160"/>
+      </w:pPr>
+      <w:rPr>
+        <w:rFonts w:hint="default"/>
+      </w:rPr>
+    </w:lvl>
+  </w:abstractNum>
+  <w:abstractNum w:abstractNumId="4" w15:restartNumberingAfterBreak="0">
     <w:nsid w:val="0AD950D0"/>
     <w:multiLevelType w:val="hybridMultilevel"/>
     <w:tmpl w:val="CFFEF12E"/>
@@ -2682,7 +6990,7 @@
       </w:rPr>
     </w:lvl>
   </w:abstractNum>
-  <w:abstractNum w:abstractNumId="3" w15:restartNumberingAfterBreak="0">
+  <w:abstractNum w:abstractNumId="5" w15:restartNumberingAfterBreak="0">
     <w:nsid w:val="0C2D527D"/>
     <w:multiLevelType w:val="hybridMultilevel"/>
     <w:tmpl w:val="80BAF4E0"/>
@@ -2772,7 +7080,7 @@
       </w:pPr>
     </w:lvl>
   </w:abstractNum>
-  <w:abstractNum w:abstractNumId="4" w15:restartNumberingAfterBreak="0">
+  <w:abstractNum w:abstractNumId="6" w15:restartNumberingAfterBreak="0">
     <w:nsid w:val="121C70DB"/>
     <w:multiLevelType w:val="multilevel"/>
     <w:tmpl w:val="0409001F"/>
@@ -2858,7 +7166,7 @@
       </w:pPr>
     </w:lvl>
   </w:abstractNum>
-  <w:abstractNum w:abstractNumId="5" w15:restartNumberingAfterBreak="0">
+  <w:abstractNum w:abstractNumId="7" w15:restartNumberingAfterBreak="0">
     <w:nsid w:val="17816C27"/>
     <w:multiLevelType w:val="hybridMultilevel"/>
     <w:tmpl w:val="F97E23AA"/>
@@ -2947,7 +7255,7 @@
       </w:pPr>
     </w:lvl>
   </w:abstractNum>
-  <w:abstractNum w:abstractNumId="6" w15:restartNumberingAfterBreak="0">
+  <w:abstractNum w:abstractNumId="8" w15:restartNumberingAfterBreak="0">
     <w:nsid w:val="1AA4326A"/>
     <w:multiLevelType w:val="multilevel"/>
     <w:tmpl w:val="97BECEF6"/>
@@ -3068,7 +7376,7 @@
       </w:pPr>
     </w:lvl>
   </w:abstractNum>
-  <w:abstractNum w:abstractNumId="7" w15:restartNumberingAfterBreak="0">
+  <w:abstractNum w:abstractNumId="9" w15:restartNumberingAfterBreak="0">
     <w:nsid w:val="1AB65FFF"/>
     <w:multiLevelType w:val="hybridMultilevel"/>
     <w:tmpl w:val="5D0ADC00"/>
@@ -3157,7 +7465,7 @@
       </w:pPr>
     </w:lvl>
   </w:abstractNum>
-  <w:abstractNum w:abstractNumId="8" w15:restartNumberingAfterBreak="0">
+  <w:abstractNum w:abstractNumId="10" w15:restartNumberingAfterBreak="0">
     <w:nsid w:val="1CF4671A"/>
     <w:multiLevelType w:val="multilevel"/>
     <w:tmpl w:val="4F18B094"/>
@@ -3306,7 +7614,96 @@
       </w:rPr>
     </w:lvl>
   </w:abstractNum>
-  <w:abstractNum w:abstractNumId="9" w15:restartNumberingAfterBreak="0">
+  <w:abstractNum w:abstractNumId="11" w15:restartNumberingAfterBreak="0">
+    <w:nsid w:val="23233BD9"/>
+    <w:multiLevelType w:val="hybridMultilevel"/>
+    <w:tmpl w:val="36EA2DF2"/>
+    <w:lvl w:ilvl="0" w:tplc="0409000F">
+      <w:start w:val="1"/>
+      <w:numFmt w:val="decimal"/>
+      <w:lvlText w:val="%1."/>
+      <w:lvlJc w:val="left"/>
+      <w:pPr>
+        <w:ind w:left="720" w:hanging="360"/>
+      </w:pPr>
+      <w:rPr>
+        <w:rFonts w:hint="default"/>
+      </w:rPr>
+    </w:lvl>
+    <w:lvl w:ilvl="1" w:tplc="04090019" w:tentative="1">
+      <w:start w:val="1"/>
+      <w:numFmt w:val="lowerLetter"/>
+      <w:lvlText w:val="%2."/>
+      <w:lvlJc w:val="left"/>
+      <w:pPr>
+        <w:ind w:left="1440" w:hanging="360"/>
+      </w:pPr>
+    </w:lvl>
+    <w:lvl w:ilvl="2" w:tplc="0409001B" w:tentative="1">
+      <w:start w:val="1"/>
+      <w:numFmt w:val="lowerRoman"/>
+      <w:lvlText w:val="%3."/>
+      <w:lvlJc w:val="right"/>
+      <w:pPr>
+        <w:ind w:left="2160" w:hanging="180"/>
+      </w:pPr>
+    </w:lvl>
+    <w:lvl w:ilvl="3" w:tplc="0409000F" w:tentative="1">
+      <w:start w:val="1"/>
+      <w:numFmt w:val="decimal"/>
+      <w:lvlText w:val="%4."/>
+      <w:lvlJc w:val="left"/>
+      <w:pPr>
+        <w:ind w:left="2880" w:hanging="360"/>
+      </w:pPr>
+    </w:lvl>
+    <w:lvl w:ilvl="4" w:tplc="04090019" w:tentative="1">
+      <w:start w:val="1"/>
+      <w:numFmt w:val="lowerLetter"/>
+      <w:lvlText w:val="%5."/>
+      <w:lvlJc w:val="left"/>
+      <w:pPr>
+        <w:ind w:left="3600" w:hanging="360"/>
+      </w:pPr>
+    </w:lvl>
+    <w:lvl w:ilvl="5" w:tplc="0409001B" w:tentative="1">
+      <w:start w:val="1"/>
+      <w:numFmt w:val="lowerRoman"/>
+      <w:lvlText w:val="%6."/>
+      <w:lvlJc w:val="right"/>
+      <w:pPr>
+        <w:ind w:left="4320" w:hanging="180"/>
+      </w:pPr>
+    </w:lvl>
+    <w:lvl w:ilvl="6" w:tplc="0409000F" w:tentative="1">
+      <w:start w:val="1"/>
+      <w:numFmt w:val="decimal"/>
+      <w:lvlText w:val="%7."/>
+      <w:lvlJc w:val="left"/>
+      <w:pPr>
+        <w:ind w:left="5040" w:hanging="360"/>
+      </w:pPr>
+    </w:lvl>
+    <w:lvl w:ilvl="7" w:tplc="04090019" w:tentative="1">
+      <w:start w:val="1"/>
+      <w:numFmt w:val="lowerLetter"/>
+      <w:lvlText w:val="%8."/>
+      <w:lvlJc w:val="left"/>
+      <w:pPr>
+        <w:ind w:left="5760" w:hanging="360"/>
+      </w:pPr>
+    </w:lvl>
+    <w:lvl w:ilvl="8" w:tplc="0409001B" w:tentative="1">
+      <w:start w:val="1"/>
+      <w:numFmt w:val="lowerRoman"/>
+      <w:lvlText w:val="%9."/>
+      <w:lvlJc w:val="right"/>
+      <w:pPr>
+        <w:ind w:left="6480" w:hanging="180"/>
+      </w:pPr>
+    </w:lvl>
+  </w:abstractNum>
+  <w:abstractNum w:abstractNumId="12" w15:restartNumberingAfterBreak="0">
     <w:nsid w:val="269F5504"/>
     <w:multiLevelType w:val="multilevel"/>
     <w:tmpl w:val="8AA44750"/>
@@ -3455,7 +7852,7 @@
       </w:rPr>
     </w:lvl>
   </w:abstractNum>
-  <w:abstractNum w:abstractNumId="10" w15:restartNumberingAfterBreak="0">
+  <w:abstractNum w:abstractNumId="13" w15:restartNumberingAfterBreak="0">
     <w:nsid w:val="34753948"/>
     <w:multiLevelType w:val="multilevel"/>
     <w:tmpl w:val="8B0CF408"/>
@@ -3604,7 +8001,7 @@
       </w:rPr>
     </w:lvl>
   </w:abstractNum>
-  <w:abstractNum w:abstractNumId="11" w15:restartNumberingAfterBreak="0">
+  <w:abstractNum w:abstractNumId="14" w15:restartNumberingAfterBreak="0">
     <w:nsid w:val="3C007C7C"/>
     <w:multiLevelType w:val="hybridMultilevel"/>
     <w:tmpl w:val="CB1C8432"/>
@@ -3717,10 +8114,10 @@
       </w:rPr>
     </w:lvl>
   </w:abstractNum>
-  <w:abstractNum w:abstractNumId="12" w15:restartNumberingAfterBreak="0">
+  <w:abstractNum w:abstractNumId="15" w15:restartNumberingAfterBreak="0">
     <w:nsid w:val="3EE51C57"/>
     <w:multiLevelType w:val="multilevel"/>
-    <w:tmpl w:val="DA849B6A"/>
+    <w:tmpl w:val="567AE3FC"/>
     <w:lvl w:ilvl="0">
       <w:start w:val="1"/>
       <w:numFmt w:val="decimal"/>
@@ -3743,6 +8140,8 @@
       </w:pPr>
       <w:rPr>
         <w:rFonts w:hint="default"/>
+        <w:sz w:val="24"/>
+        <w:szCs w:val="24"/>
       </w:rPr>
     </w:lvl>
     <w:lvl w:ilvl="2">
@@ -3755,6 +8154,8 @@
       </w:pPr>
       <w:rPr>
         <w:rFonts w:hint="default"/>
+        <w:sz w:val="24"/>
+        <w:szCs w:val="24"/>
       </w:rPr>
     </w:lvl>
     <w:lvl w:ilvl="3">
@@ -3830,7 +8231,7 @@
       </w:rPr>
     </w:lvl>
   </w:abstractNum>
-  <w:abstractNum w:abstractNumId="13" w15:restartNumberingAfterBreak="0">
+  <w:abstractNum w:abstractNumId="16" w15:restartNumberingAfterBreak="0">
     <w:nsid w:val="42F7346A"/>
     <w:multiLevelType w:val="multilevel"/>
     <w:tmpl w:val="04BABF10"/>
@@ -3943,7 +8344,7 @@
       </w:rPr>
     </w:lvl>
   </w:abstractNum>
-  <w:abstractNum w:abstractNumId="14" w15:restartNumberingAfterBreak="0">
+  <w:abstractNum w:abstractNumId="17" w15:restartNumberingAfterBreak="0">
     <w:nsid w:val="474739CE"/>
     <w:multiLevelType w:val="multilevel"/>
     <w:tmpl w:val="ABF425B2"/>
@@ -4056,7 +8457,7 @@
       </w:rPr>
     </w:lvl>
   </w:abstractNum>
-  <w:abstractNum w:abstractNumId="15" w15:restartNumberingAfterBreak="0">
+  <w:abstractNum w:abstractNumId="18" w15:restartNumberingAfterBreak="0">
     <w:nsid w:val="48FF13D4"/>
     <w:multiLevelType w:val="hybridMultilevel"/>
     <w:tmpl w:val="C3EA5AE4"/>
@@ -4169,7 +8570,209 @@
       </w:rPr>
     </w:lvl>
   </w:abstractNum>
-  <w:abstractNum w:abstractNumId="16" w15:restartNumberingAfterBreak="0">
+  <w:abstractNum w:abstractNumId="19" w15:restartNumberingAfterBreak="0">
+    <w:nsid w:val="4DCF3FCA"/>
+    <w:multiLevelType w:val="hybridMultilevel"/>
+    <w:tmpl w:val="2E805A82"/>
+    <w:lvl w:ilvl="0" w:tplc="04090019">
+      <w:start w:val="1"/>
+      <w:numFmt w:val="lowerLetter"/>
+      <w:lvlText w:val="%1."/>
+      <w:lvlJc w:val="left"/>
+      <w:pPr>
+        <w:ind w:left="720" w:hanging="360"/>
+      </w:pPr>
+      <w:rPr>
+        <w:rFonts w:hint="default"/>
+      </w:rPr>
+    </w:lvl>
+    <w:lvl w:ilvl="1" w:tplc="04090019">
+      <w:start w:val="1"/>
+      <w:numFmt w:val="lowerLetter"/>
+      <w:lvlText w:val="%2."/>
+      <w:lvlJc w:val="left"/>
+      <w:pPr>
+        <w:ind w:left="1440" w:hanging="360"/>
+      </w:pPr>
+    </w:lvl>
+    <w:lvl w:ilvl="2" w:tplc="0409001B" w:tentative="1">
+      <w:start w:val="1"/>
+      <w:numFmt w:val="lowerRoman"/>
+      <w:lvlText w:val="%3."/>
+      <w:lvlJc w:val="right"/>
+      <w:pPr>
+        <w:ind w:left="2160" w:hanging="180"/>
+      </w:pPr>
+    </w:lvl>
+    <w:lvl w:ilvl="3" w:tplc="0409000F" w:tentative="1">
+      <w:start w:val="1"/>
+      <w:numFmt w:val="decimal"/>
+      <w:lvlText w:val="%4."/>
+      <w:lvlJc w:val="left"/>
+      <w:pPr>
+        <w:ind w:left="2880" w:hanging="360"/>
+      </w:pPr>
+    </w:lvl>
+    <w:lvl w:ilvl="4" w:tplc="04090019" w:tentative="1">
+      <w:start w:val="1"/>
+      <w:numFmt w:val="lowerLetter"/>
+      <w:lvlText w:val="%5."/>
+      <w:lvlJc w:val="left"/>
+      <w:pPr>
+        <w:ind w:left="3600" w:hanging="360"/>
+      </w:pPr>
+    </w:lvl>
+    <w:lvl w:ilvl="5" w:tplc="0409001B" w:tentative="1">
+      <w:start w:val="1"/>
+      <w:numFmt w:val="lowerRoman"/>
+      <w:lvlText w:val="%6."/>
+      <w:lvlJc w:val="right"/>
+      <w:pPr>
+        <w:ind w:left="4320" w:hanging="180"/>
+      </w:pPr>
+    </w:lvl>
+    <w:lvl w:ilvl="6" w:tplc="0409000F" w:tentative="1">
+      <w:start w:val="1"/>
+      <w:numFmt w:val="decimal"/>
+      <w:lvlText w:val="%7."/>
+      <w:lvlJc w:val="left"/>
+      <w:pPr>
+        <w:ind w:left="5040" w:hanging="360"/>
+      </w:pPr>
+    </w:lvl>
+    <w:lvl w:ilvl="7" w:tplc="04090019" w:tentative="1">
+      <w:start w:val="1"/>
+      <w:numFmt w:val="lowerLetter"/>
+      <w:lvlText w:val="%8."/>
+      <w:lvlJc w:val="left"/>
+      <w:pPr>
+        <w:ind w:left="5760" w:hanging="360"/>
+      </w:pPr>
+    </w:lvl>
+    <w:lvl w:ilvl="8" w:tplc="0409001B" w:tentative="1">
+      <w:start w:val="1"/>
+      <w:numFmt w:val="lowerRoman"/>
+      <w:lvlText w:val="%9."/>
+      <w:lvlJc w:val="right"/>
+      <w:pPr>
+        <w:ind w:left="6480" w:hanging="180"/>
+      </w:pPr>
+    </w:lvl>
+  </w:abstractNum>
+  <w:abstractNum w:abstractNumId="20" w15:restartNumberingAfterBreak="0">
+    <w:nsid w:val="4EDB6049"/>
+    <w:multiLevelType w:val="hybridMultilevel"/>
+    <w:tmpl w:val="4BBE3E3E"/>
+    <w:lvl w:ilvl="0" w:tplc="0C70791A">
+      <w:start w:val="1"/>
+      <w:numFmt w:val="bullet"/>
+      <w:lvlText w:val="-"/>
+      <w:lvlJc w:val="left"/>
+      <w:pPr>
+        <w:ind w:left="720" w:hanging="360"/>
+      </w:pPr>
+      <w:rPr>
+        <w:rFonts w:ascii="Times New Roman" w:eastAsia="Times New Roman" w:hAnsi="Times New Roman" w:cs="Times New Roman" w:hint="default"/>
+      </w:rPr>
+    </w:lvl>
+    <w:lvl w:ilvl="1" w:tplc="04090003">
+      <w:start w:val="1"/>
+      <w:numFmt w:val="bullet"/>
+      <w:lvlText w:val="o"/>
+      <w:lvlJc w:val="left"/>
+      <w:pPr>
+        <w:ind w:left="1440" w:hanging="360"/>
+      </w:pPr>
+      <w:rPr>
+        <w:rFonts w:ascii="Courier New" w:hAnsi="Courier New" w:cs="Courier New" w:hint="default"/>
+      </w:rPr>
+    </w:lvl>
+    <w:lvl w:ilvl="2" w:tplc="04090005" w:tentative="1">
+      <w:start w:val="1"/>
+      <w:numFmt w:val="bullet"/>
+      <w:lvlText w:val=""/>
+      <w:lvlJc w:val="left"/>
+      <w:pPr>
+        <w:ind w:left="2160" w:hanging="360"/>
+      </w:pPr>
+      <w:rPr>
+        <w:rFonts w:ascii="Wingdings" w:hAnsi="Wingdings" w:hint="default"/>
+      </w:rPr>
+    </w:lvl>
+    <w:lvl w:ilvl="3" w:tplc="04090001" w:tentative="1">
+      <w:start w:val="1"/>
+      <w:numFmt w:val="bullet"/>
+      <w:lvlText w:val=""/>
+      <w:lvlJc w:val="left"/>
+      <w:pPr>
+        <w:ind w:left="2880" w:hanging="360"/>
+      </w:pPr>
+      <w:rPr>
+        <w:rFonts w:ascii="Symbol" w:hAnsi="Symbol" w:hint="default"/>
+      </w:rPr>
+    </w:lvl>
+    <w:lvl w:ilvl="4" w:tplc="04090003" w:tentative="1">
+      <w:start w:val="1"/>
+      <w:numFmt w:val="bullet"/>
+      <w:lvlText w:val="o"/>
+      <w:lvlJc w:val="left"/>
+      <w:pPr>
+        <w:ind w:left="3600" w:hanging="360"/>
+      </w:pPr>
+      <w:rPr>
+        <w:rFonts w:ascii="Courier New" w:hAnsi="Courier New" w:cs="Courier New" w:hint="default"/>
+      </w:rPr>
+    </w:lvl>
+    <w:lvl w:ilvl="5" w:tplc="04090005" w:tentative="1">
+      <w:start w:val="1"/>
+      <w:numFmt w:val="bullet"/>
+      <w:lvlText w:val=""/>
+      <w:lvlJc w:val="left"/>
+      <w:pPr>
+        <w:ind w:left="4320" w:hanging="360"/>
+      </w:pPr>
+      <w:rPr>
+        <w:rFonts w:ascii="Wingdings" w:hAnsi="Wingdings" w:hint="default"/>
+      </w:rPr>
+    </w:lvl>
+    <w:lvl w:ilvl="6" w:tplc="04090001" w:tentative="1">
+      <w:start w:val="1"/>
+      <w:numFmt w:val="bullet"/>
+      <w:lvlText w:val=""/>
+      <w:lvlJc w:val="left"/>
+      <w:pPr>
+        <w:ind w:left="5040" w:hanging="360"/>
+      </w:pPr>
+      <w:rPr>
+        <w:rFonts w:ascii="Symbol" w:hAnsi="Symbol" w:hint="default"/>
+      </w:rPr>
+    </w:lvl>
+    <w:lvl w:ilvl="7" w:tplc="04090003" w:tentative="1">
+      <w:start w:val="1"/>
+      <w:numFmt w:val="bullet"/>
+      <w:lvlText w:val="o"/>
+      <w:lvlJc w:val="left"/>
+      <w:pPr>
+        <w:ind w:left="5760" w:hanging="360"/>
+      </w:pPr>
+      <w:rPr>
+        <w:rFonts w:ascii="Courier New" w:hAnsi="Courier New" w:cs="Courier New" w:hint="default"/>
+      </w:rPr>
+    </w:lvl>
+    <w:lvl w:ilvl="8" w:tplc="04090005" w:tentative="1">
+      <w:start w:val="1"/>
+      <w:numFmt w:val="bullet"/>
+      <w:lvlText w:val=""/>
+      <w:lvlJc w:val="left"/>
+      <w:pPr>
+        <w:ind w:left="6480" w:hanging="360"/>
+      </w:pPr>
+      <w:rPr>
+        <w:rFonts w:ascii="Wingdings" w:hAnsi="Wingdings" w:hint="default"/>
+      </w:rPr>
+    </w:lvl>
+  </w:abstractNum>
+  <w:abstractNum w:abstractNumId="21" w15:restartNumberingAfterBreak="0">
     <w:nsid w:val="52D85F9B"/>
     <w:multiLevelType w:val="hybridMultilevel"/>
     <w:tmpl w:val="0C68760C"/>
@@ -4282,7 +8885,7 @@
       </w:rPr>
     </w:lvl>
   </w:abstractNum>
-  <w:abstractNum w:abstractNumId="17" w15:restartNumberingAfterBreak="0">
+  <w:abstractNum w:abstractNumId="22" w15:restartNumberingAfterBreak="0">
     <w:nsid w:val="56361FBE"/>
     <w:multiLevelType w:val="multilevel"/>
     <w:tmpl w:val="0409001D"/>
@@ -4368,7 +8971,7 @@
       </w:pPr>
     </w:lvl>
   </w:abstractNum>
-  <w:abstractNum w:abstractNumId="18" w15:restartNumberingAfterBreak="0">
+  <w:abstractNum w:abstractNumId="23" w15:restartNumberingAfterBreak="0">
     <w:nsid w:val="57505CD9"/>
     <w:multiLevelType w:val="hybridMultilevel"/>
     <w:tmpl w:val="538214CC"/>
@@ -4458,7 +9061,7 @@
       </w:pPr>
     </w:lvl>
   </w:abstractNum>
-  <w:abstractNum w:abstractNumId="19" w15:restartNumberingAfterBreak="0">
+  <w:abstractNum w:abstractNumId="24" w15:restartNumberingAfterBreak="0">
     <w:nsid w:val="57AA6352"/>
     <w:multiLevelType w:val="hybridMultilevel"/>
     <w:tmpl w:val="2BC0E1EC"/>
@@ -4571,7 +9174,7 @@
       </w:rPr>
     </w:lvl>
   </w:abstractNum>
-  <w:abstractNum w:abstractNumId="20" w15:restartNumberingAfterBreak="0">
+  <w:abstractNum w:abstractNumId="25" w15:restartNumberingAfterBreak="0">
     <w:nsid w:val="5A430707"/>
     <w:multiLevelType w:val="multilevel"/>
     <w:tmpl w:val="EFF29C86"/>
@@ -4684,7 +9287,7 @@
       </w:rPr>
     </w:lvl>
   </w:abstractNum>
-  <w:abstractNum w:abstractNumId="21" w15:restartNumberingAfterBreak="0">
+  <w:abstractNum w:abstractNumId="26" w15:restartNumberingAfterBreak="0">
     <w:nsid w:val="5F866832"/>
     <w:multiLevelType w:val="hybridMultilevel"/>
     <w:tmpl w:val="259A0016"/>
@@ -4773,7 +9376,7 @@
       </w:pPr>
     </w:lvl>
   </w:abstractNum>
-  <w:abstractNum w:abstractNumId="22" w15:restartNumberingAfterBreak="0">
+  <w:abstractNum w:abstractNumId="27" w15:restartNumberingAfterBreak="0">
     <w:nsid w:val="619C5C4A"/>
     <w:multiLevelType w:val="hybridMultilevel"/>
     <w:tmpl w:val="C8C0267E"/>
@@ -4862,7 +9465,7 @@
       </w:pPr>
     </w:lvl>
   </w:abstractNum>
-  <w:abstractNum w:abstractNumId="23" w15:restartNumberingAfterBreak="0">
+  <w:abstractNum w:abstractNumId="28" w15:restartNumberingAfterBreak="0">
     <w:nsid w:val="6A0A53B9"/>
     <w:multiLevelType w:val="hybridMultilevel"/>
     <w:tmpl w:val="E6B082E8"/>
@@ -4976,7 +9579,7 @@
       </w:rPr>
     </w:lvl>
   </w:abstractNum>
-  <w:abstractNum w:abstractNumId="24" w15:restartNumberingAfterBreak="0">
+  <w:abstractNum w:abstractNumId="29" w15:restartNumberingAfterBreak="0">
     <w:nsid w:val="6B4C05FF"/>
     <w:multiLevelType w:val="hybridMultilevel"/>
     <w:tmpl w:val="A4781BBC"/>
@@ -5065,7 +9668,7 @@
       </w:pPr>
     </w:lvl>
   </w:abstractNum>
-  <w:abstractNum w:abstractNumId="25" w15:restartNumberingAfterBreak="0">
+  <w:abstractNum w:abstractNumId="30" w15:restartNumberingAfterBreak="0">
     <w:nsid w:val="6CEC6A5B"/>
     <w:multiLevelType w:val="hybridMultilevel"/>
     <w:tmpl w:val="8E66421C"/>
@@ -5178,7 +9781,7 @@
       </w:rPr>
     </w:lvl>
   </w:abstractNum>
-  <w:abstractNum w:abstractNumId="26" w15:restartNumberingAfterBreak="0">
+  <w:abstractNum w:abstractNumId="31" w15:restartNumberingAfterBreak="0">
     <w:nsid w:val="781B7D09"/>
     <w:multiLevelType w:val="hybridMultilevel"/>
     <w:tmpl w:val="59325474"/>
@@ -5267,7 +9870,7 @@
       </w:pPr>
     </w:lvl>
   </w:abstractNum>
-  <w:abstractNum w:abstractNumId="27" w15:restartNumberingAfterBreak="0">
+  <w:abstractNum w:abstractNumId="32" w15:restartNumberingAfterBreak="0">
     <w:nsid w:val="798D71A7"/>
     <w:multiLevelType w:val="hybridMultilevel"/>
     <w:tmpl w:val="BB8C68AC"/>
@@ -5357,7 +9960,7 @@
       </w:pPr>
     </w:lvl>
   </w:abstractNum>
-  <w:abstractNum w:abstractNumId="28" w15:restartNumberingAfterBreak="0">
+  <w:abstractNum w:abstractNumId="33" w15:restartNumberingAfterBreak="0">
     <w:nsid w:val="7F483580"/>
     <w:multiLevelType w:val="hybridMultilevel"/>
     <w:tmpl w:val="3C18E35A"/>
@@ -5471,91 +10074,106 @@
     </w:lvl>
   </w:abstractNum>
   <w:num w:numId="1" w16cid:durableId="457913153">
-    <w:abstractNumId w:val="3"/>
+    <w:abstractNumId w:val="5"/>
   </w:num>
   <w:num w:numId="2" w16cid:durableId="1515261564">
-    <w:abstractNumId w:val="22"/>
+    <w:abstractNumId w:val="27"/>
   </w:num>
   <w:num w:numId="3" w16cid:durableId="1117480392">
-    <w:abstractNumId w:val="25"/>
+    <w:abstractNumId w:val="30"/>
   </w:num>
   <w:num w:numId="4" w16cid:durableId="394864226">
-    <w:abstractNumId w:val="26"/>
+    <w:abstractNumId w:val="31"/>
   </w:num>
   <w:num w:numId="5" w16cid:durableId="247350853">
-    <w:abstractNumId w:val="5"/>
+    <w:abstractNumId w:val="7"/>
   </w:num>
   <w:num w:numId="6" w16cid:durableId="965238530">
-    <w:abstractNumId w:val="24"/>
+    <w:abstractNumId w:val="29"/>
   </w:num>
   <w:num w:numId="7" w16cid:durableId="791678025">
-    <w:abstractNumId w:val="21"/>
+    <w:abstractNumId w:val="26"/>
   </w:num>
   <w:num w:numId="8" w16cid:durableId="1353725711">
     <w:abstractNumId w:val="1"/>
   </w:num>
   <w:num w:numId="9" w16cid:durableId="1298608528">
+    <w:abstractNumId w:val="13"/>
+  </w:num>
+  <w:num w:numId="10" w16cid:durableId="1482188590">
     <w:abstractNumId w:val="10"/>
   </w:num>
-  <w:num w:numId="10" w16cid:durableId="1482188590">
+  <w:num w:numId="11" w16cid:durableId="800463258">
+    <w:abstractNumId w:val="12"/>
+  </w:num>
+  <w:num w:numId="12" w16cid:durableId="1746756001">
+    <w:abstractNumId w:val="9"/>
+  </w:num>
+  <w:num w:numId="13" w16cid:durableId="912589720">
     <w:abstractNumId w:val="8"/>
   </w:num>
-  <w:num w:numId="11" w16cid:durableId="800463258">
-    <w:abstractNumId w:val="9"/>
-  </w:num>
-  <w:num w:numId="12" w16cid:durableId="1746756001">
-    <w:abstractNumId w:val="7"/>
-  </w:num>
-  <w:num w:numId="13" w16cid:durableId="912589720">
-    <w:abstractNumId w:val="6"/>
-  </w:num>
   <w:num w:numId="14" w16cid:durableId="1799182013">
-    <w:abstractNumId w:val="2"/>
+    <w:abstractNumId w:val="4"/>
   </w:num>
   <w:num w:numId="15" w16cid:durableId="160704400">
-    <w:abstractNumId w:val="23"/>
+    <w:abstractNumId w:val="28"/>
   </w:num>
   <w:num w:numId="16" w16cid:durableId="1385372608">
-    <w:abstractNumId w:val="19"/>
+    <w:abstractNumId w:val="24"/>
   </w:num>
   <w:num w:numId="17" w16cid:durableId="124467941">
-    <w:abstractNumId w:val="4"/>
+    <w:abstractNumId w:val="6"/>
   </w:num>
   <w:num w:numId="18" w16cid:durableId="838891508">
     <w:abstractNumId w:val="0"/>
   </w:num>
   <w:num w:numId="19" w16cid:durableId="638345571">
+    <w:abstractNumId w:val="25"/>
+  </w:num>
+  <w:num w:numId="20" w16cid:durableId="1264920802">
+    <w:abstractNumId w:val="22"/>
+  </w:num>
+  <w:num w:numId="21" w16cid:durableId="184680472">
+    <w:abstractNumId w:val="23"/>
+  </w:num>
+  <w:num w:numId="22" w16cid:durableId="1033461949">
+    <w:abstractNumId w:val="17"/>
+  </w:num>
+  <w:num w:numId="23" w16cid:durableId="627514062">
+    <w:abstractNumId w:val="33"/>
+  </w:num>
+  <w:num w:numId="24" w16cid:durableId="797337081">
+    <w:abstractNumId w:val="18"/>
+  </w:num>
+  <w:num w:numId="25" w16cid:durableId="1499617527">
+    <w:abstractNumId w:val="21"/>
+  </w:num>
+  <w:num w:numId="26" w16cid:durableId="241841690">
+    <w:abstractNumId w:val="14"/>
+  </w:num>
+  <w:num w:numId="27" w16cid:durableId="877740159">
+    <w:abstractNumId w:val="16"/>
+  </w:num>
+  <w:num w:numId="28" w16cid:durableId="1326081545">
+    <w:abstractNumId w:val="15"/>
+  </w:num>
+  <w:num w:numId="29" w16cid:durableId="1254053287">
+    <w:abstractNumId w:val="32"/>
+  </w:num>
+  <w:num w:numId="30" w16cid:durableId="968588446">
+    <w:abstractNumId w:val="11"/>
+  </w:num>
+  <w:num w:numId="31" w16cid:durableId="1635058170">
+    <w:abstractNumId w:val="3"/>
+  </w:num>
+  <w:num w:numId="32" w16cid:durableId="1563370458">
+    <w:abstractNumId w:val="19"/>
+  </w:num>
+  <w:num w:numId="33" w16cid:durableId="2068062860">
     <w:abstractNumId w:val="20"/>
   </w:num>
-  <w:num w:numId="20" w16cid:durableId="1264920802">
-    <w:abstractNumId w:val="17"/>
-  </w:num>
-  <w:num w:numId="21" w16cid:durableId="184680472">
-    <w:abstractNumId w:val="18"/>
-  </w:num>
-  <w:num w:numId="22" w16cid:durableId="1033461949">
-    <w:abstractNumId w:val="14"/>
-  </w:num>
-  <w:num w:numId="23" w16cid:durableId="627514062">
-    <w:abstractNumId w:val="28"/>
-  </w:num>
-  <w:num w:numId="24" w16cid:durableId="797337081">
-    <w:abstractNumId w:val="15"/>
-  </w:num>
-  <w:num w:numId="25" w16cid:durableId="1499617527">
-    <w:abstractNumId w:val="16"/>
-  </w:num>
-  <w:num w:numId="26" w16cid:durableId="241841690">
-    <w:abstractNumId w:val="11"/>
-  </w:num>
-  <w:num w:numId="27" w16cid:durableId="877740159">
-    <w:abstractNumId w:val="13"/>
-  </w:num>
-  <w:num w:numId="28" w16cid:durableId="1326081545">
-    <w:abstractNumId w:val="12"/>
-  </w:num>
-  <w:num w:numId="29" w16cid:durableId="1254053287">
-    <w:abstractNumId w:val="27"/>
+  <w:num w:numId="34" w16cid:durableId="1911500687">
+    <w:abstractNumId w:val="2"/>
   </w:num>
 </w:numbering>
 </file>
@@ -5983,7 +10601,7 @@
     <w:link w:val="Heading1Char"/>
     <w:uiPriority w:val="9"/>
     <w:qFormat/>
-    <w:rsid w:val="008936C0"/>
+    <w:rsid w:val="00BC755E"/>
     <w:pPr>
       <w:keepNext/>
       <w:keepLines/>
@@ -5993,7 +10611,6 @@
     <w:rPr>
       <w:rFonts w:eastAsiaTheme="majorEastAsia" w:cstheme="majorBidi"/>
       <w:b/>
-      <w:sz w:val="32"/>
       <w:szCs w:val="32"/>
     </w:rPr>
   </w:style>
@@ -6003,7 +10620,7 @@
     <w:link w:val="Heading2Char"/>
     <w:uiPriority w:val="9"/>
     <w:qFormat/>
-    <w:rsid w:val="00CF2F95"/>
+    <w:rsid w:val="00BC755E"/>
     <w:pPr>
       <w:keepNext/>
       <w:keepLines/>
@@ -6012,6 +10629,7 @@
     <w:rPr>
       <w:rFonts w:eastAsiaTheme="majorEastAsia" w:cstheme="majorBidi"/>
       <w:b/>
+      <w:sz w:val="24"/>
       <w:szCs w:val="26"/>
     </w:rPr>
   </w:style>
@@ -6021,7 +10639,7 @@
     <w:link w:val="Heading3Char"/>
     <w:uiPriority w:val="9"/>
     <w:qFormat/>
-    <w:rsid w:val="00CF2F95"/>
+    <w:rsid w:val="00BC755E"/>
     <w:pPr>
       <w:keepNext/>
       <w:keepLines/>
@@ -6030,6 +10648,7 @@
     <w:rPr>
       <w:rFonts w:eastAsiaTheme="majorEastAsia" w:cstheme="majorBidi"/>
       <w:b/>
+      <w:sz w:val="24"/>
       <w:szCs w:val="24"/>
     </w:rPr>
   </w:style>
@@ -6039,7 +10658,7 @@
     <w:link w:val="Heading4Char"/>
     <w:uiPriority w:val="9"/>
     <w:qFormat/>
-    <w:rsid w:val="00CF2F95"/>
+    <w:rsid w:val="00BC755E"/>
     <w:pPr>
       <w:keepNext/>
       <w:keepLines/>
@@ -6049,6 +10668,7 @@
       <w:rFonts w:eastAsiaTheme="majorEastAsia" w:cstheme="majorBidi"/>
       <w:b/>
       <w:iCs/>
+      <w:sz w:val="24"/>
     </w:rPr>
   </w:style>
   <w:style w:type="paragraph" w:styleId="Heading5">
@@ -6057,7 +10677,7 @@
     <w:link w:val="Heading5Char"/>
     <w:uiPriority w:val="9"/>
     <w:qFormat/>
-    <w:rsid w:val="00CF2F95"/>
+    <w:rsid w:val="00BC755E"/>
     <w:pPr>
       <w:keepNext/>
       <w:keepLines/>
@@ -6066,12 +10686,12 @@
     <w:rPr>
       <w:rFonts w:eastAsiaTheme="majorEastAsia" w:cstheme="majorBidi"/>
       <w:b/>
+      <w:sz w:val="24"/>
     </w:rPr>
   </w:style>
   <w:style w:type="character" w:default="1" w:styleId="DefaultParagraphFont">
     <w:name w:val="Default Paragraph Font"/>
     <w:uiPriority w:val="1"/>
-    <w:semiHidden/>
     <w:unhideWhenUsed/>
   </w:style>
   <w:style w:type="table" w:default="1" w:styleId="TableNormal">
@@ -6187,12 +10807,12 @@
     <w:basedOn w:val="DefaultParagraphFont"/>
     <w:link w:val="Heading1"/>
     <w:uiPriority w:val="9"/>
-    <w:rsid w:val="008936C0"/>
+    <w:rsid w:val="00BC755E"/>
     <w:rPr>
       <w:rFonts w:ascii="Times New Roman" w:eastAsiaTheme="majorEastAsia" w:hAnsi="Times New Roman" w:cstheme="majorBidi"/>
       <w:b/>
       <w:kern w:val="0"/>
-      <w:sz w:val="32"/>
+      <w:sz w:val="28"/>
       <w:szCs w:val="32"/>
       <w:lang w:val="en-GB"/>
       <w14:ligatures w14:val="none"/>
@@ -6253,12 +10873,12 @@
     <w:basedOn w:val="DefaultParagraphFont"/>
     <w:link w:val="Heading3"/>
     <w:uiPriority w:val="9"/>
-    <w:rsid w:val="00CF2F95"/>
+    <w:rsid w:val="00BC755E"/>
     <w:rPr>
       <w:rFonts w:ascii="Times New Roman" w:eastAsiaTheme="majorEastAsia" w:hAnsi="Times New Roman" w:cstheme="majorBidi"/>
       <w:b/>
       <w:kern w:val="0"/>
-      <w:sz w:val="28"/>
+      <w:sz w:val="24"/>
       <w:szCs w:val="24"/>
       <w:lang w:val="en-GB"/>
       <w14:ligatures w14:val="none"/>
@@ -6269,13 +10889,13 @@
     <w:basedOn w:val="DefaultParagraphFont"/>
     <w:link w:val="Heading4"/>
     <w:uiPriority w:val="9"/>
-    <w:rsid w:val="00CF2F95"/>
+    <w:rsid w:val="00BC755E"/>
     <w:rPr>
       <w:rFonts w:ascii="Times New Roman" w:eastAsiaTheme="majorEastAsia" w:hAnsi="Times New Roman" w:cstheme="majorBidi"/>
       <w:b/>
       <w:iCs/>
       <w:kern w:val="0"/>
-      <w:sz w:val="28"/>
+      <w:sz w:val="24"/>
       <w:szCs w:val="28"/>
       <w:lang w:val="en-GB"/>
       <w14:ligatures w14:val="none"/>
@@ -6412,12 +11032,12 @@
     <w:basedOn w:val="DefaultParagraphFont"/>
     <w:link w:val="Heading2"/>
     <w:uiPriority w:val="9"/>
-    <w:rsid w:val="00CF2F95"/>
+    <w:rsid w:val="00BC755E"/>
     <w:rPr>
       <w:rFonts w:ascii="Times New Roman" w:eastAsiaTheme="majorEastAsia" w:hAnsi="Times New Roman" w:cstheme="majorBidi"/>
       <w:b/>
       <w:kern w:val="0"/>
-      <w:sz w:val="28"/>
+      <w:sz w:val="24"/>
       <w:szCs w:val="26"/>
       <w:lang w:val="en-GB"/>
       <w14:ligatures w14:val="none"/>
@@ -6475,12 +11095,12 @@
     <w:basedOn w:val="DefaultParagraphFont"/>
     <w:link w:val="Heading5"/>
     <w:uiPriority w:val="9"/>
-    <w:rsid w:val="00CF2F95"/>
+    <w:rsid w:val="00BC755E"/>
     <w:rPr>
       <w:rFonts w:ascii="Times New Roman" w:eastAsiaTheme="majorEastAsia" w:hAnsi="Times New Roman" w:cstheme="majorBidi"/>
       <w:b/>
       <w:kern w:val="0"/>
-      <w:sz w:val="28"/>
+      <w:sz w:val="24"/>
       <w:szCs w:val="28"/>
       <w:lang w:val="en-GB"/>
       <w14:ligatures w14:val="none"/>

--- a/20251/Mobile App Development/Báo cáo.docx
+++ b/20251/Mobile App Development/Báo cáo.docx
@@ -1339,7 +1339,7 @@
           <w:szCs w:val="28"/>
         </w:rPr>
       </w:pPr>
-      <w:bookmarkStart w:id="0" w:name="_Toc212645603"/>
+      <w:bookmarkStart w:id="0" w:name="_Toc212652080"/>
       <w:r>
         <w:rPr>
           <w:rFonts w:cs="Times New Roman"/>
@@ -1401,8 +1401,8 @@
             <w:rPr>
               <w:b w:val="0"/>
               <w:bCs w:val="0"/>
-              <w:sz w:val="22"/>
-              <w:szCs w:val="22"/>
+              <w:sz w:val="24"/>
+              <w:szCs w:val="24"/>
             </w:rPr>
             <w:fldChar w:fldCharType="begin"/>
           </w:r>
@@ -1410,8 +1410,8 @@
             <w:rPr>
               <w:b w:val="0"/>
               <w:bCs w:val="0"/>
-              <w:sz w:val="22"/>
-              <w:szCs w:val="22"/>
+              <w:sz w:val="24"/>
+              <w:szCs w:val="24"/>
             </w:rPr>
             <w:instrText xml:space="preserve"> TOC \o "1-4" \h \z \u </w:instrText>
           </w:r>
@@ -1419,12 +1419,12 @@
             <w:rPr>
               <w:b w:val="0"/>
               <w:bCs w:val="0"/>
-              <w:sz w:val="22"/>
-              <w:szCs w:val="22"/>
+              <w:sz w:val="24"/>
+              <w:szCs w:val="24"/>
             </w:rPr>
             <w:fldChar w:fldCharType="separate"/>
           </w:r>
-          <w:hyperlink w:anchor="_Toc212645603" w:history="1">
+          <w:hyperlink w:anchor="_Toc212652080" w:history="1">
             <w:r>
               <w:rPr>
                 <w:rStyle w:val="Hyperlink"/>
@@ -1455,7 +1455,7 @@
                 <w:sz w:val="24"/>
                 <w:szCs w:val="24"/>
               </w:rPr>
-              <w:instrText xml:space="preserve"> PAGEREF _Toc212645603 \h </w:instrText>
+              <w:instrText xml:space="preserve"> PAGEREF _Toc212652080 \h </w:instrText>
             </w:r>
             <w:r>
               <w:rPr>
@@ -1504,7 +1504,7 @@
               <w14:ligatures w14:val="standardContextual"/>
             </w:rPr>
           </w:pPr>
-          <w:hyperlink w:anchor="_Toc212645604" w:history="1">
+          <w:hyperlink w:anchor="_Toc212652081" w:history="1">
             <w:r>
               <w:rPr>
                 <w:rStyle w:val="Hyperlink"/>
@@ -1536,7 +1536,7 @@
                 <w:sz w:val="24"/>
                 <w:szCs w:val="24"/>
               </w:rPr>
-              <w:instrText xml:space="preserve"> PAGEREF _Toc212645604 \h </w:instrText>
+              <w:instrText xml:space="preserve"> PAGEREF _Toc212652081 \h </w:instrText>
             </w:r>
             <w:r>
               <w:rPr>
@@ -1584,7 +1584,7 @@
               <w14:ligatures w14:val="standardContextual"/>
             </w:rPr>
           </w:pPr>
-          <w:hyperlink w:anchor="_Toc212645605" w:history="1">
+          <w:hyperlink w:anchor="_Toc212652082" w:history="1">
             <w:r>
               <w:rPr>
                 <w:rStyle w:val="Hyperlink"/>
@@ -1635,7 +1635,7 @@
                 <w:sz w:val="24"/>
                 <w:szCs w:val="24"/>
               </w:rPr>
-              <w:instrText xml:space="preserve"> PAGEREF _Toc212645605 \h </w:instrText>
+              <w:instrText xml:space="preserve"> PAGEREF _Toc212652082 \h </w:instrText>
             </w:r>
             <w:r>
               <w:rPr>
@@ -1685,7 +1685,7 @@
               <w14:ligatures w14:val="standardContextual"/>
             </w:rPr>
           </w:pPr>
-          <w:hyperlink w:anchor="_Toc212645606" w:history="1">
+          <w:hyperlink w:anchor="_Toc212652083" w:history="1">
             <w:r>
               <w:rPr>
                 <w:rStyle w:val="Hyperlink"/>
@@ -1734,7 +1734,7 @@
                 <w:webHidden/>
                 <w:szCs w:val="24"/>
               </w:rPr>
-              <w:instrText xml:space="preserve"> PAGEREF _Toc212645606 \h </w:instrText>
+              <w:instrText xml:space="preserve"> PAGEREF _Toc212652083 \h </w:instrText>
             </w:r>
             <w:r>
               <w:rPr>
@@ -1784,7 +1784,7 @@
               <w14:ligatures w14:val="standardContextual"/>
             </w:rPr>
           </w:pPr>
-          <w:hyperlink w:anchor="_Toc212645607" w:history="1">
+          <w:hyperlink w:anchor="_Toc212652084" w:history="1">
             <w:r>
               <w:rPr>
                 <w:rStyle w:val="Hyperlink"/>
@@ -1833,7 +1833,7 @@
                 <w:webHidden/>
                 <w:szCs w:val="24"/>
               </w:rPr>
-              <w:instrText xml:space="preserve"> PAGEREF _Toc212645607 \h </w:instrText>
+              <w:instrText xml:space="preserve"> PAGEREF _Toc212652084 \h </w:instrText>
             </w:r>
             <w:r>
               <w:rPr>
@@ -1881,7 +1881,7 @@
               <w14:ligatures w14:val="standardContextual"/>
             </w:rPr>
           </w:pPr>
-          <w:hyperlink w:anchor="_Toc212645608" w:history="1">
+          <w:hyperlink w:anchor="_Toc212652085" w:history="1">
             <w:r>
               <w:rPr>
                 <w:rStyle w:val="Hyperlink"/>
@@ -1932,7 +1932,7 @@
                 <w:sz w:val="24"/>
                 <w:szCs w:val="24"/>
               </w:rPr>
-              <w:instrText xml:space="preserve"> PAGEREF _Toc212645608 \h </w:instrText>
+              <w:instrText xml:space="preserve"> PAGEREF _Toc212652085 \h </w:instrText>
             </w:r>
             <w:r>
               <w:rPr>
@@ -1982,7 +1982,7 @@
               <w14:ligatures w14:val="standardContextual"/>
             </w:rPr>
           </w:pPr>
-          <w:hyperlink w:anchor="_Toc212645609" w:history="1">
+          <w:hyperlink w:anchor="_Toc212652086" w:history="1">
             <w:r>
               <w:rPr>
                 <w:rStyle w:val="Hyperlink"/>
@@ -2031,7 +2031,7 @@
                 <w:webHidden/>
                 <w:szCs w:val="24"/>
               </w:rPr>
-              <w:instrText xml:space="preserve"> PAGEREF _Toc212645609 \h </w:instrText>
+              <w:instrText xml:space="preserve"> PAGEREF _Toc212652086 \h </w:instrText>
             </w:r>
             <w:r>
               <w:rPr>
@@ -2081,7 +2081,7 @@
               <w14:ligatures w14:val="standardContextual"/>
             </w:rPr>
           </w:pPr>
-          <w:hyperlink w:anchor="_Toc212645610" w:history="1">
+          <w:hyperlink w:anchor="_Toc212652087" w:history="1">
             <w:r>
               <w:rPr>
                 <w:rStyle w:val="Hyperlink"/>
@@ -2130,7 +2130,7 @@
                 <w:webHidden/>
                 <w:szCs w:val="24"/>
               </w:rPr>
-              <w:instrText xml:space="preserve"> PAGEREF _Toc212645610 \h </w:instrText>
+              <w:instrText xml:space="preserve"> PAGEREF _Toc212652087 \h </w:instrText>
             </w:r>
             <w:r>
               <w:rPr>
@@ -2180,7 +2180,7 @@
               <w14:ligatures w14:val="standardContextual"/>
             </w:rPr>
           </w:pPr>
-          <w:hyperlink w:anchor="_Toc212645611" w:history="1">
+          <w:hyperlink w:anchor="_Toc212652088" w:history="1">
             <w:r>
               <w:rPr>
                 <w:rStyle w:val="Hyperlink"/>
@@ -2229,7 +2229,7 @@
                 <w:webHidden/>
                 <w:szCs w:val="24"/>
               </w:rPr>
-              <w:instrText xml:space="preserve"> PAGEREF _Toc212645611 \h </w:instrText>
+              <w:instrText xml:space="preserve"> PAGEREF _Toc212652088 \h </w:instrText>
             </w:r>
             <w:r>
               <w:rPr>
@@ -2277,7 +2277,7 @@
               <w14:ligatures w14:val="standardContextual"/>
             </w:rPr>
           </w:pPr>
-          <w:hyperlink w:anchor="_Toc212645612" w:history="1">
+          <w:hyperlink w:anchor="_Toc212652089" w:history="1">
             <w:r>
               <w:rPr>
                 <w:rStyle w:val="Hyperlink"/>
@@ -2328,7 +2328,7 @@
                 <w:sz w:val="24"/>
                 <w:szCs w:val="24"/>
               </w:rPr>
-              <w:instrText xml:space="preserve"> PAGEREF _Toc212645612 \h </w:instrText>
+              <w:instrText xml:space="preserve"> PAGEREF _Toc212652089 \h </w:instrText>
             </w:r>
             <w:r>
               <w:rPr>
@@ -2378,7 +2378,7 @@
               <w14:ligatures w14:val="standardContextual"/>
             </w:rPr>
           </w:pPr>
-          <w:hyperlink w:anchor="_Toc212645613" w:history="1">
+          <w:hyperlink w:anchor="_Toc212652090" w:history="1">
             <w:r>
               <w:rPr>
                 <w:rStyle w:val="Hyperlink"/>
@@ -2427,7 +2427,7 @@
                 <w:webHidden/>
                 <w:szCs w:val="24"/>
               </w:rPr>
-              <w:instrText xml:space="preserve"> PAGEREF _Toc212645613 \h </w:instrText>
+              <w:instrText xml:space="preserve"> PAGEREF _Toc212652090 \h </w:instrText>
             </w:r>
             <w:r>
               <w:rPr>
@@ -2477,7 +2477,7 @@
               <w14:ligatures w14:val="standardContextual"/>
             </w:rPr>
           </w:pPr>
-          <w:hyperlink w:anchor="_Toc212645614" w:history="1">
+          <w:hyperlink w:anchor="_Toc212652091" w:history="1">
             <w:r>
               <w:rPr>
                 <w:rStyle w:val="Hyperlink"/>
@@ -2526,7 +2526,7 @@
                 <w:webHidden/>
                 <w:szCs w:val="24"/>
               </w:rPr>
-              <w:instrText xml:space="preserve"> PAGEREF _Toc212645614 \h </w:instrText>
+              <w:instrText xml:space="preserve"> PAGEREF _Toc212652091 \h </w:instrText>
             </w:r>
             <w:r>
               <w:rPr>
@@ -2574,7 +2574,7 @@
               <w14:ligatures w14:val="standardContextual"/>
             </w:rPr>
           </w:pPr>
-          <w:hyperlink w:anchor="_Toc212645615" w:history="1">
+          <w:hyperlink w:anchor="_Toc212652092" w:history="1">
             <w:r>
               <w:rPr>
                 <w:rStyle w:val="Hyperlink"/>
@@ -2625,7 +2625,7 @@
                 <w:sz w:val="24"/>
                 <w:szCs w:val="24"/>
               </w:rPr>
-              <w:instrText xml:space="preserve"> PAGEREF _Toc212645615 \h </w:instrText>
+              <w:instrText xml:space="preserve"> PAGEREF _Toc212652092 \h </w:instrText>
             </w:r>
             <w:r>
               <w:rPr>
@@ -2675,7 +2675,7 @@
               <w14:ligatures w14:val="standardContextual"/>
             </w:rPr>
           </w:pPr>
-          <w:hyperlink w:anchor="_Toc212645616" w:history="1">
+          <w:hyperlink w:anchor="_Toc212652093" w:history="1">
             <w:r>
               <w:rPr>
                 <w:rStyle w:val="Hyperlink"/>
@@ -2724,7 +2724,7 @@
                 <w:webHidden/>
                 <w:szCs w:val="24"/>
               </w:rPr>
-              <w:instrText xml:space="preserve"> PAGEREF _Toc212645616 \h </w:instrText>
+              <w:instrText xml:space="preserve"> PAGEREF _Toc212652093 \h </w:instrText>
             </w:r>
             <w:r>
               <w:rPr>
@@ -2774,7 +2774,7 @@
               <w14:ligatures w14:val="standardContextual"/>
             </w:rPr>
           </w:pPr>
-          <w:hyperlink w:anchor="_Toc212645617" w:history="1">
+          <w:hyperlink w:anchor="_Toc212652094" w:history="1">
             <w:r>
               <w:rPr>
                 <w:rStyle w:val="Hyperlink"/>
@@ -2823,7 +2823,7 @@
                 <w:webHidden/>
                 <w:szCs w:val="24"/>
               </w:rPr>
-              <w:instrText xml:space="preserve"> PAGEREF _Toc212645617 \h </w:instrText>
+              <w:instrText xml:space="preserve"> PAGEREF _Toc212652094 \h </w:instrText>
             </w:r>
             <w:r>
               <w:rPr>
@@ -2871,7 +2871,7 @@
               <w14:ligatures w14:val="standardContextual"/>
             </w:rPr>
           </w:pPr>
-          <w:hyperlink w:anchor="_Toc212645618" w:history="1">
+          <w:hyperlink w:anchor="_Toc212652095" w:history="1">
             <w:r>
               <w:rPr>
                 <w:rStyle w:val="Hyperlink"/>
@@ -2922,7 +2922,7 @@
                 <w:sz w:val="24"/>
                 <w:szCs w:val="24"/>
               </w:rPr>
-              <w:instrText xml:space="preserve"> PAGEREF _Toc212645618 \h </w:instrText>
+              <w:instrText xml:space="preserve"> PAGEREF _Toc212652095 \h </w:instrText>
             </w:r>
             <w:r>
               <w:rPr>
@@ -2972,7 +2972,7 @@
               <w14:ligatures w14:val="standardContextual"/>
             </w:rPr>
           </w:pPr>
-          <w:hyperlink w:anchor="_Toc212645619" w:history="1">
+          <w:hyperlink w:anchor="_Toc212652096" w:history="1">
             <w:r>
               <w:rPr>
                 <w:rStyle w:val="Hyperlink"/>
@@ -3021,7 +3021,7 @@
                 <w:webHidden/>
                 <w:szCs w:val="24"/>
               </w:rPr>
-              <w:instrText xml:space="preserve"> PAGEREF _Toc212645619 \h </w:instrText>
+              <w:instrText xml:space="preserve"> PAGEREF _Toc212652096 \h </w:instrText>
             </w:r>
             <w:r>
               <w:rPr>
@@ -3071,7 +3071,7 @@
               <w14:ligatures w14:val="standardContextual"/>
             </w:rPr>
           </w:pPr>
-          <w:hyperlink w:anchor="_Toc212645620" w:history="1">
+          <w:hyperlink w:anchor="_Toc212652097" w:history="1">
             <w:r>
               <w:rPr>
                 <w:rStyle w:val="Hyperlink"/>
@@ -3120,7 +3120,7 @@
                 <w:webHidden/>
                 <w:szCs w:val="24"/>
               </w:rPr>
-              <w:instrText xml:space="preserve"> PAGEREF _Toc212645620 \h </w:instrText>
+              <w:instrText xml:space="preserve"> PAGEREF _Toc212652097 \h </w:instrText>
             </w:r>
             <w:r>
               <w:rPr>
@@ -3170,7 +3170,7 @@
               <w14:ligatures w14:val="standardContextual"/>
             </w:rPr>
           </w:pPr>
-          <w:hyperlink w:anchor="_Toc212645621" w:history="1">
+          <w:hyperlink w:anchor="_Toc212652098" w:history="1">
             <w:r>
               <w:rPr>
                 <w:rStyle w:val="Hyperlink"/>
@@ -3219,7 +3219,7 @@
                 <w:webHidden/>
                 <w:szCs w:val="24"/>
               </w:rPr>
-              <w:instrText xml:space="preserve"> PAGEREF _Toc212645621 \h </w:instrText>
+              <w:instrText xml:space="preserve"> PAGEREF _Toc212652098 \h </w:instrText>
             </w:r>
             <w:r>
               <w:rPr>
@@ -3268,7 +3268,7 @@
               <w14:ligatures w14:val="standardContextual"/>
             </w:rPr>
           </w:pPr>
-          <w:hyperlink w:anchor="_Toc212645622" w:history="1">
+          <w:hyperlink w:anchor="_Toc212652099" w:history="1">
             <w:r>
               <w:rPr>
                 <w:rStyle w:val="Hyperlink"/>
@@ -3300,7 +3300,7 @@
                 <w:sz w:val="24"/>
                 <w:szCs w:val="24"/>
               </w:rPr>
-              <w:instrText xml:space="preserve"> PAGEREF _Toc212645622 \h </w:instrText>
+              <w:instrText xml:space="preserve"> PAGEREF _Toc212652099 \h </w:instrText>
             </w:r>
             <w:r>
               <w:rPr>
@@ -3348,7 +3348,7 @@
               <w14:ligatures w14:val="standardContextual"/>
             </w:rPr>
           </w:pPr>
-          <w:hyperlink w:anchor="_Toc212645623" w:history="1">
+          <w:hyperlink w:anchor="_Toc212652100" w:history="1">
             <w:r>
               <w:rPr>
                 <w:rStyle w:val="Hyperlink"/>
@@ -3399,7 +3399,7 @@
                 <w:sz w:val="24"/>
                 <w:szCs w:val="24"/>
               </w:rPr>
-              <w:instrText xml:space="preserve"> PAGEREF _Toc212645623 \h </w:instrText>
+              <w:instrText xml:space="preserve"> PAGEREF _Toc212652100 \h </w:instrText>
             </w:r>
             <w:r>
               <w:rPr>
@@ -3447,7 +3447,7 @@
               <w14:ligatures w14:val="standardContextual"/>
             </w:rPr>
           </w:pPr>
-          <w:hyperlink w:anchor="_Toc212645624" w:history="1">
+          <w:hyperlink w:anchor="_Toc212652101" w:history="1">
             <w:r>
               <w:rPr>
                 <w:rStyle w:val="Hyperlink"/>
@@ -3498,7 +3498,7 @@
                 <w:sz w:val="24"/>
                 <w:szCs w:val="24"/>
               </w:rPr>
-              <w:instrText xml:space="preserve"> PAGEREF _Toc212645624 \h </w:instrText>
+              <w:instrText xml:space="preserve"> PAGEREF _Toc212652101 \h </w:instrText>
             </w:r>
             <w:r>
               <w:rPr>
@@ -3546,7 +3546,7 @@
               <w14:ligatures w14:val="standardContextual"/>
             </w:rPr>
           </w:pPr>
-          <w:hyperlink w:anchor="_Toc212645625" w:history="1">
+          <w:hyperlink w:anchor="_Toc212652102" w:history="1">
             <w:r>
               <w:rPr>
                 <w:rStyle w:val="Hyperlink"/>
@@ -3597,7 +3597,7 @@
                 <w:sz w:val="24"/>
                 <w:szCs w:val="24"/>
               </w:rPr>
-              <w:instrText xml:space="preserve"> PAGEREF _Toc212645625 \h </w:instrText>
+              <w:instrText xml:space="preserve"> PAGEREF _Toc212652102 \h </w:instrText>
             </w:r>
             <w:r>
               <w:rPr>
@@ -3647,7 +3647,7 @@
               <w14:ligatures w14:val="standardContextual"/>
             </w:rPr>
           </w:pPr>
-          <w:hyperlink w:anchor="_Toc212645626" w:history="1">
+          <w:hyperlink w:anchor="_Toc212652103" w:history="1">
             <w:r>
               <w:rPr>
                 <w:rStyle w:val="Hyperlink"/>
@@ -3696,7 +3696,7 @@
                 <w:webHidden/>
                 <w:szCs w:val="24"/>
               </w:rPr>
-              <w:instrText xml:space="preserve"> PAGEREF _Toc212645626 \h </w:instrText>
+              <w:instrText xml:space="preserve"> PAGEREF _Toc212652103 \h </w:instrText>
             </w:r>
             <w:r>
               <w:rPr>
@@ -3746,7 +3746,7 @@
               <w14:ligatures w14:val="standardContextual"/>
             </w:rPr>
           </w:pPr>
-          <w:hyperlink w:anchor="_Toc212645627" w:history="1">
+          <w:hyperlink w:anchor="_Toc212652104" w:history="1">
             <w:r>
               <w:rPr>
                 <w:rStyle w:val="Hyperlink"/>
@@ -3795,7 +3795,7 @@
                 <w:webHidden/>
                 <w:szCs w:val="24"/>
               </w:rPr>
-              <w:instrText xml:space="preserve"> PAGEREF _Toc212645627 \h </w:instrText>
+              <w:instrText xml:space="preserve"> PAGEREF _Toc212652104 \h </w:instrText>
             </w:r>
             <w:r>
               <w:rPr>
@@ -3818,7 +3818,7 @@
                 <w:webHidden/>
                 <w:szCs w:val="24"/>
               </w:rPr>
-              <w:t>9</w:t>
+              <w:t>11</w:t>
             </w:r>
             <w:r>
               <w:rPr>
@@ -3845,7 +3845,7 @@
               <w14:ligatures w14:val="standardContextual"/>
             </w:rPr>
           </w:pPr>
-          <w:hyperlink w:anchor="_Toc212645628" w:history="1">
+          <w:hyperlink w:anchor="_Toc212652105" w:history="1">
             <w:r>
               <w:rPr>
                 <w:rStyle w:val="Hyperlink"/>
@@ -3894,7 +3894,7 @@
                 <w:webHidden/>
                 <w:szCs w:val="24"/>
               </w:rPr>
-              <w:instrText xml:space="preserve"> PAGEREF _Toc212645628 \h </w:instrText>
+              <w:instrText xml:space="preserve"> PAGEREF _Toc212652105 \h </w:instrText>
             </w:r>
             <w:r>
               <w:rPr>
@@ -3917,7 +3917,7 @@
                 <w:webHidden/>
                 <w:szCs w:val="24"/>
               </w:rPr>
-              <w:t>9</w:t>
+              <w:t>11</w:t>
             </w:r>
             <w:r>
               <w:rPr>
@@ -3944,7 +3944,7 @@
               <w14:ligatures w14:val="standardContextual"/>
             </w:rPr>
           </w:pPr>
-          <w:hyperlink w:anchor="_Toc212645629" w:history="1">
+          <w:hyperlink w:anchor="_Toc212652106" w:history="1">
             <w:r>
               <w:rPr>
                 <w:rStyle w:val="Hyperlink"/>
@@ -3993,7 +3993,7 @@
                 <w:webHidden/>
                 <w:szCs w:val="24"/>
               </w:rPr>
-              <w:instrText xml:space="preserve"> PAGEREF _Toc212645629 \h </w:instrText>
+              <w:instrText xml:space="preserve"> PAGEREF _Toc212652106 \h </w:instrText>
             </w:r>
             <w:r>
               <w:rPr>
@@ -4016,7 +4016,7 @@
                 <w:webHidden/>
                 <w:szCs w:val="24"/>
               </w:rPr>
-              <w:t>9</w:t>
+              <w:t>11</w:t>
             </w:r>
             <w:r>
               <w:rPr>
@@ -4041,7 +4041,7 @@
               <w14:ligatures w14:val="standardContextual"/>
             </w:rPr>
           </w:pPr>
-          <w:hyperlink w:anchor="_Toc212645630" w:history="1">
+          <w:hyperlink w:anchor="_Toc212652107" w:history="1">
             <w:r>
               <w:rPr>
                 <w:rStyle w:val="Hyperlink"/>
@@ -4092,7 +4092,7 @@
                 <w:sz w:val="24"/>
                 <w:szCs w:val="24"/>
               </w:rPr>
-              <w:instrText xml:space="preserve"> PAGEREF _Toc212645630 \h </w:instrText>
+              <w:instrText xml:space="preserve"> PAGEREF _Toc212652107 \h </w:instrText>
             </w:r>
             <w:r>
               <w:rPr>
@@ -4115,7 +4115,7 @@
                 <w:sz w:val="24"/>
                 <w:szCs w:val="24"/>
               </w:rPr>
-              <w:t>9</w:t>
+              <w:t>11</w:t>
             </w:r>
             <w:r>
               <w:rPr>
@@ -4140,8 +4140,8 @@
               <w:b/>
               <w:bCs/>
               <w:noProof/>
-              <w:sz w:val="22"/>
-              <w:szCs w:val="22"/>
+              <w:sz w:val="24"/>
+              <w:szCs w:val="24"/>
             </w:rPr>
             <w:fldChar w:fldCharType="end"/>
           </w:r>
@@ -4182,7 +4182,7 @@
           <w:lang w:val="en-US"/>
         </w:rPr>
       </w:pPr>
-      <w:bookmarkStart w:id="1" w:name="_Toc212645604"/>
+      <w:bookmarkStart w:id="1" w:name="_Toc212652081"/>
       <w:r>
         <w:rPr>
           <w:rFonts w:cs="Times New Roman"/>
@@ -4231,7 +4231,7 @@
           <w:lang w:val="en-US"/>
         </w:rPr>
       </w:pPr>
-      <w:bookmarkStart w:id="2" w:name="_Toc212645605"/>
+      <w:bookmarkStart w:id="2" w:name="_Toc212652082"/>
       <w:r>
         <w:rPr>
           <w:szCs w:val="24"/>
@@ -4252,7 +4252,7 @@
           <w:lang w:val="en-US"/>
         </w:rPr>
       </w:pPr>
-      <w:bookmarkStart w:id="3" w:name="_Toc212645606"/>
+      <w:bookmarkStart w:id="3" w:name="_Toc212652083"/>
       <w:r>
         <w:rPr>
           <w:lang w:val="en-US"/>
@@ -4414,7 +4414,7 @@
           <w:lang w:val="en-US"/>
         </w:rPr>
       </w:pPr>
-      <w:bookmarkStart w:id="4" w:name="_Toc212645607"/>
+      <w:bookmarkStart w:id="4" w:name="_Toc212652084"/>
       <w:r>
         <w:rPr>
           <w:rFonts w:cs="Times New Roman"/>
@@ -4442,7 +4442,7 @@
           <w:lang w:val="en-US"/>
         </w:rPr>
       </w:pPr>
-      <w:bookmarkStart w:id="5" w:name="_Toc212645608"/>
+      <w:bookmarkStart w:id="5" w:name="_Toc212652085"/>
       <w:r>
         <w:rPr>
           <w:szCs w:val="24"/>
@@ -4472,7 +4472,7 @@
           <w:lang w:val="en-US"/>
         </w:rPr>
       </w:pPr>
-      <w:bookmarkStart w:id="6" w:name="_Toc212645609"/>
+      <w:bookmarkStart w:id="6" w:name="_Toc212652086"/>
       <w:r>
         <w:rPr>
           <w:rFonts w:cs="Times New Roman"/>
@@ -4499,7 +4499,7 @@
           <w:lang w:val="en-US"/>
         </w:rPr>
       </w:pPr>
-      <w:bookmarkStart w:id="7" w:name="_Toc212645610"/>
+      <w:bookmarkStart w:id="7" w:name="_Toc212652087"/>
       <w:r>
         <w:rPr>
           <w:szCs w:val="22"/>
@@ -4528,7 +4528,7 @@
           <w:lang w:val="en-US"/>
         </w:rPr>
       </w:pPr>
-      <w:bookmarkStart w:id="8" w:name="_Toc212645611"/>
+      <w:bookmarkStart w:id="8" w:name="_Toc212652088"/>
       <w:r>
         <w:rPr>
           <w:szCs w:val="22"/>
@@ -4620,7 +4620,7 @@
           <w:lang w:val="en-US"/>
         </w:rPr>
       </w:pPr>
-      <w:bookmarkStart w:id="9" w:name="_Toc212645612"/>
+      <w:bookmarkStart w:id="9" w:name="_Toc212652089"/>
       <w:r>
         <w:rPr>
           <w:szCs w:val="24"/>
@@ -4663,7 +4663,7 @@
           <w:lang w:val="en-US"/>
         </w:rPr>
       </w:pPr>
-      <w:bookmarkStart w:id="10" w:name="_Toc212645613"/>
+      <w:bookmarkStart w:id="10" w:name="_Toc212652090"/>
       <w:r>
         <w:rPr>
           <w:szCs w:val="22"/>
@@ -4685,7 +4685,7 @@
           <w:lang w:val="en-US"/>
         </w:rPr>
       </w:pPr>
-      <w:bookmarkStart w:id="11" w:name="_Toc212645614"/>
+      <w:bookmarkStart w:id="11" w:name="_Toc212652091"/>
       <w:r>
         <w:rPr>
           <w:szCs w:val="22"/>
@@ -4716,7 +4716,7 @@
           <w:lang w:val="en-US"/>
         </w:rPr>
       </w:pPr>
-      <w:bookmarkStart w:id="12" w:name="_Toc212645615"/>
+      <w:bookmarkStart w:id="12" w:name="_Toc212652092"/>
       <w:r>
         <w:rPr>
           <w:szCs w:val="24"/>
@@ -4739,7 +4739,7 @@
           <w:lang w:val="en-US"/>
         </w:rPr>
       </w:pPr>
-      <w:bookmarkStart w:id="13" w:name="_Toc212645616"/>
+      <w:bookmarkStart w:id="13" w:name="_Toc212652093"/>
       <w:r>
         <w:rPr>
           <w:szCs w:val="22"/>
@@ -4761,7 +4761,7 @@
           <w:lang w:val="en-US"/>
         </w:rPr>
       </w:pPr>
-      <w:bookmarkStart w:id="14" w:name="_Toc212645617"/>
+      <w:bookmarkStart w:id="14" w:name="_Toc212652094"/>
       <w:r>
         <w:rPr>
           <w:szCs w:val="22"/>
@@ -4792,7 +4792,7 @@
           <w:lang w:val="en-US"/>
         </w:rPr>
       </w:pPr>
-      <w:bookmarkStart w:id="15" w:name="_Toc212645618"/>
+      <w:bookmarkStart w:id="15" w:name="_Toc212652095"/>
       <w:r>
         <w:rPr>
           <w:szCs w:val="24"/>
@@ -4814,7 +4814,7 @@
           <w:lang w:val="en-US"/>
         </w:rPr>
       </w:pPr>
-      <w:bookmarkStart w:id="16" w:name="_Toc212645619"/>
+      <w:bookmarkStart w:id="16" w:name="_Toc212652096"/>
       <w:r>
         <w:rPr>
           <w:szCs w:val="22"/>
@@ -4836,7 +4836,7 @@
           <w:lang w:val="en-US"/>
         </w:rPr>
       </w:pPr>
-      <w:bookmarkStart w:id="17" w:name="_Toc212645620"/>
+      <w:bookmarkStart w:id="17" w:name="_Toc212652097"/>
       <w:r>
         <w:rPr>
           <w:szCs w:val="22"/>
@@ -4858,7 +4858,7 @@
           <w:lang w:val="en-US"/>
         </w:rPr>
       </w:pPr>
-      <w:bookmarkStart w:id="18" w:name="_Toc212645621"/>
+      <w:bookmarkStart w:id="18" w:name="_Toc212652098"/>
       <w:r>
         <w:rPr>
           <w:szCs w:val="22"/>
@@ -4892,7 +4892,7 @@
           <w:lang w:val="en-US"/>
         </w:rPr>
       </w:pPr>
-      <w:bookmarkStart w:id="19" w:name="_Toc212645622"/>
+      <w:bookmarkStart w:id="19" w:name="_Toc212652099"/>
       <w:r>
         <w:rPr>
           <w:rFonts w:cs="Times New Roman"/>
@@ -4944,7 +4944,7 @@
           <w:szCs w:val="24"/>
         </w:rPr>
       </w:pPr>
-      <w:bookmarkStart w:id="20" w:name="_Toc212645623"/>
+      <w:bookmarkStart w:id="20" w:name="_Toc212652100"/>
       <w:r>
         <w:rPr>
           <w:szCs w:val="24"/>
@@ -4965,7 +4965,7 @@
           <w:szCs w:val="24"/>
         </w:rPr>
       </w:pPr>
-      <w:bookmarkStart w:id="21" w:name="_Toc212645624"/>
+      <w:bookmarkStart w:id="21" w:name="_Toc212652101"/>
       <w:r>
         <w:rPr>
           <w:szCs w:val="24"/>
@@ -4986,7 +4986,7 @@
           <w:szCs w:val="24"/>
         </w:rPr>
       </w:pPr>
-      <w:bookmarkStart w:id="22" w:name="_Toc212645625"/>
+      <w:bookmarkStart w:id="22" w:name="_Toc212652102"/>
       <w:r>
         <w:rPr>
           <w:szCs w:val="24"/>
@@ -5007,7 +5007,7 @@
           <w:szCs w:val="22"/>
         </w:rPr>
       </w:pPr>
-      <w:bookmarkStart w:id="23" w:name="_Toc212645626"/>
+      <w:bookmarkStart w:id="23" w:name="_Toc212652103"/>
       <w:r>
         <w:rPr>
           <w:szCs w:val="22"/>
@@ -6239,7 +6239,7 @@
           <w:szCs w:val="22"/>
         </w:rPr>
       </w:pPr>
-      <w:bookmarkStart w:id="24" w:name="_Toc212645627"/>
+      <w:bookmarkStart w:id="24" w:name="_Toc212652104"/>
       <w:r>
         <w:rPr>
           <w:szCs w:val="22"/>
@@ -6260,7 +6260,7 @@
           <w:sz w:val="28"/>
         </w:rPr>
       </w:pPr>
-      <w:bookmarkStart w:id="25" w:name="_Toc212645628"/>
+      <w:bookmarkStart w:id="25" w:name="_Toc212652105"/>
       <w:r>
         <w:rPr>
           <w:szCs w:val="22"/>
@@ -6281,7 +6281,7 @@
           <w:szCs w:val="22"/>
         </w:rPr>
       </w:pPr>
-      <w:bookmarkStart w:id="26" w:name="_Toc212645629"/>
+      <w:bookmarkStart w:id="26" w:name="_Toc212652106"/>
       <w:r>
         <w:rPr>
           <w:szCs w:val="22"/>
@@ -6303,7 +6303,7 @@
           <w:szCs w:val="24"/>
         </w:rPr>
       </w:pPr>
-      <w:bookmarkStart w:id="27" w:name="_Toc212645630"/>
+      <w:bookmarkStart w:id="27" w:name="_Toc212652107"/>
       <w:r>
         <w:rPr>
           <w:szCs w:val="24"/>

--- a/20251/Mobile App Development/Báo cáo.docx
+++ b/20251/Mobile App Development/Báo cáo.docx
@@ -43,7 +43,6 @@
                 <w:rFonts w:cs="Times New Roman"/>
                 <w:b/>
                 <w:bCs/>
-                <w:sz w:val="24"/>
                 <w:szCs w:val="24"/>
               </w:rPr>
             </w:pPr>
@@ -167,7 +166,6 @@
                 <w:rFonts w:cs="Times New Roman"/>
                 <w:b/>
                 <w:bCs/>
-                <w:sz w:val="24"/>
                 <w:szCs w:val="24"/>
               </w:rPr>
             </w:pPr>
@@ -177,12 +175,11 @@
                 <w:b/>
                 <w:bCs/>
                 <w:noProof/>
-                <w:sz w:val="24"/>
                 <w:szCs w:val="24"/>
                 <w14:ligatures w14:val="standardContextual"/>
               </w:rPr>
               <w:drawing>
-                <wp:inline distT="0" distB="0" distL="0" distR="0" wp14:anchorId="170C6949" wp14:editId="70E2B05D">
+                <wp:inline distT="0" distB="0" distL="0" distR="0" wp14:anchorId="170C6949" wp14:editId="2A810C49">
                   <wp:extent cx="1079291" cy="1371600"/>
                   <wp:effectExtent l="0" t="0" r="6985" b="0"/>
                   <wp:docPr id="1472023948" name="Picture 1"/>
@@ -320,7 +317,6 @@
               <w:rPr>
                 <w:rFonts w:cs="Times New Roman"/>
                 <w:b/>
-                <w:sz w:val="24"/>
                 <w:szCs w:val="24"/>
               </w:rPr>
             </w:pPr>
@@ -409,7 +405,6 @@
                       <w:rFonts w:cs="Times New Roman"/>
                       <w:b/>
                       <w:bCs/>
-                      <w:sz w:val="24"/>
                       <w:szCs w:val="24"/>
                       <w:lang w:val="de-DE"/>
                     </w:rPr>
@@ -419,7 +414,6 @@
                       <w:rFonts w:cs="Times New Roman"/>
                       <w:b/>
                       <w:bCs/>
-                      <w:sz w:val="24"/>
                       <w:szCs w:val="24"/>
                       <w:lang w:val="de-DE"/>
                     </w:rPr>
@@ -440,7 +434,6 @@
                       <w:rFonts w:cs="Times New Roman"/>
                       <w:b/>
                       <w:bCs/>
-                      <w:sz w:val="24"/>
                       <w:szCs w:val="24"/>
                       <w:lang w:val="de-DE"/>
                     </w:rPr>
@@ -450,7 +443,6 @@
                       <w:rFonts w:cs="Times New Roman"/>
                       <w:b/>
                       <w:bCs/>
-                      <w:sz w:val="24"/>
                       <w:szCs w:val="24"/>
                       <w:lang w:val="de-DE"/>
                     </w:rPr>
@@ -471,7 +463,6 @@
                       <w:rFonts w:cs="Times New Roman"/>
                       <w:b/>
                       <w:bCs/>
-                      <w:sz w:val="24"/>
                       <w:szCs w:val="24"/>
                       <w:lang w:val="de-DE"/>
                     </w:rPr>
@@ -481,7 +472,6 @@
                       <w:rFonts w:cs="Times New Roman"/>
                       <w:b/>
                       <w:bCs/>
-                      <w:sz w:val="24"/>
                       <w:szCs w:val="24"/>
                       <w:lang w:val="de-DE"/>
                     </w:rPr>
@@ -496,7 +486,6 @@
                       <w:rFonts w:cs="Times New Roman"/>
                       <w:b/>
                       <w:bCs/>
-                      <w:sz w:val="24"/>
                       <w:szCs w:val="24"/>
                       <w:lang w:val="de-DE"/>
                     </w:rPr>
@@ -506,7 +495,6 @@
                       <w:rFonts w:cs="Times New Roman"/>
                       <w:b/>
                       <w:bCs/>
-                      <w:sz w:val="24"/>
                       <w:szCs w:val="24"/>
                       <w:lang w:val="de-DE"/>
                     </w:rPr>
@@ -527,7 +515,6 @@
                       <w:rFonts w:cs="Times New Roman"/>
                       <w:b/>
                       <w:bCs/>
-                      <w:sz w:val="24"/>
                       <w:szCs w:val="24"/>
                       <w:lang w:val="de-DE"/>
                     </w:rPr>
@@ -537,7 +524,6 @@
                       <w:rFonts w:cs="Times New Roman"/>
                       <w:b/>
                       <w:bCs/>
-                      <w:sz w:val="24"/>
                       <w:szCs w:val="24"/>
                       <w:lang w:val="de-DE"/>
                     </w:rPr>
@@ -552,7 +538,6 @@
                       <w:rFonts w:cs="Times New Roman"/>
                       <w:b/>
                       <w:bCs/>
-                      <w:sz w:val="24"/>
                       <w:szCs w:val="24"/>
                       <w:lang w:val="de-DE"/>
                     </w:rPr>
@@ -562,7 +547,6 @@
                       <w:rFonts w:cs="Times New Roman"/>
                       <w:b/>
                       <w:bCs/>
-                      <w:sz w:val="24"/>
                       <w:szCs w:val="24"/>
                       <w:lang w:val="de-DE"/>
                     </w:rPr>
@@ -583,7 +567,6 @@
                       <w:rFonts w:cs="Times New Roman"/>
                       <w:b/>
                       <w:bCs/>
-                      <w:sz w:val="24"/>
                       <w:szCs w:val="24"/>
                       <w:lang w:val="de-DE"/>
                     </w:rPr>
@@ -593,7 +576,6 @@
                       <w:rFonts w:cs="Times New Roman"/>
                       <w:b/>
                       <w:bCs/>
-                      <w:sz w:val="24"/>
                       <w:szCs w:val="24"/>
                       <w:lang w:val="de-DE"/>
                     </w:rPr>
@@ -614,7 +596,6 @@
                     <w:jc w:val="center"/>
                     <w:rPr>
                       <w:rFonts w:cs="Times New Roman"/>
-                      <w:sz w:val="24"/>
                       <w:szCs w:val="24"/>
                       <w:lang w:val="de-DE"/>
                     </w:rPr>
@@ -622,7 +603,6 @@
                   <w:r>
                     <w:rPr>
                       <w:rFonts w:cs="Times New Roman"/>
-                      <w:sz w:val="24"/>
                       <w:szCs w:val="24"/>
                       <w:lang w:val="de-DE"/>
                     </w:rPr>
@@ -640,7 +620,6 @@
                     <w:spacing w:before="100" w:beforeAutospacing="1" w:after="100" w:afterAutospacing="1"/>
                     <w:rPr>
                       <w:rFonts w:cs="Times New Roman"/>
-                      <w:sz w:val="24"/>
                       <w:szCs w:val="24"/>
                       <w:lang w:val="de-DE"/>
                     </w:rPr>
@@ -648,7 +627,6 @@
                   <w:r>
                     <w:rPr>
                       <w:rFonts w:cs="Times New Roman"/>
-                      <w:sz w:val="24"/>
                       <w:szCs w:val="24"/>
                       <w:lang w:val="de-DE"/>
                     </w:rPr>
@@ -657,7 +635,6 @@
                   <w:r>
                     <w:rPr>
                       <w:rFonts w:cs="Times New Roman"/>
-                      <w:sz w:val="24"/>
                       <w:szCs w:val="24"/>
                       <w:lang w:val="de-DE"/>
                     </w:rPr>
@@ -676,7 +653,6 @@
                     <w:spacing w:before="100" w:beforeAutospacing="1" w:after="100" w:afterAutospacing="1"/>
                     <w:rPr>
                       <w:rFonts w:cs="Times New Roman"/>
-                      <w:sz w:val="24"/>
                       <w:szCs w:val="24"/>
                       <w:lang w:val="de-DE"/>
                     </w:rPr>
@@ -684,7 +660,6 @@
                   <w:r>
                     <w:rPr>
                       <w:rFonts w:cs="Times New Roman"/>
-                      <w:sz w:val="24"/>
                       <w:szCs w:val="24"/>
                       <w:lang w:val="de-DE"/>
                     </w:rPr>
@@ -693,7 +668,6 @@
                   <w:r>
                     <w:rPr>
                       <w:rFonts w:cs="Times New Roman"/>
-                      <w:sz w:val="24"/>
                       <w:szCs w:val="24"/>
                       <w:lang w:val="de-DE"/>
                     </w:rPr>
@@ -702,7 +676,6 @@
                   <w:r>
                     <w:rPr>
                       <w:rFonts w:cs="Times New Roman"/>
-                      <w:sz w:val="24"/>
                       <w:szCs w:val="24"/>
                       <w:lang w:val="de-DE"/>
                     </w:rPr>
@@ -720,7 +693,6 @@
                     <w:spacing w:before="100" w:beforeAutospacing="1" w:after="100" w:afterAutospacing="1"/>
                     <w:rPr>
                       <w:rFonts w:cs="Times New Roman"/>
-                      <w:sz w:val="24"/>
                       <w:szCs w:val="24"/>
                       <w:lang w:val="de-DE"/>
                     </w:rPr>
@@ -728,7 +700,6 @@
                   <w:r>
                     <w:rPr>
                       <w:rFonts w:cs="Times New Roman"/>
-                      <w:sz w:val="24"/>
                       <w:szCs w:val="24"/>
                       <w:lang w:val="de-DE"/>
                     </w:rPr>
@@ -747,7 +718,6 @@
                     <w:jc w:val="center"/>
                     <w:rPr>
                       <w:rFonts w:cs="Times New Roman"/>
-                      <w:sz w:val="24"/>
                       <w:szCs w:val="24"/>
                       <w:lang w:val="de-DE"/>
                     </w:rPr>
@@ -771,7 +741,6 @@
                     <w:jc w:val="center"/>
                     <w:rPr>
                       <w:rFonts w:cs="Times New Roman"/>
-                      <w:sz w:val="24"/>
                       <w:szCs w:val="24"/>
                       <w:lang w:val="de-DE"/>
                     </w:rPr>
@@ -779,7 +748,6 @@
                   <w:r>
                     <w:rPr>
                       <w:rFonts w:cs="Times New Roman"/>
-                      <w:sz w:val="24"/>
                       <w:szCs w:val="24"/>
                       <w:lang w:val="de-DE"/>
                     </w:rPr>
@@ -798,7 +766,6 @@
                     <w:spacing w:before="100" w:beforeAutospacing="1" w:after="100" w:afterAutospacing="1"/>
                     <w:rPr>
                       <w:rFonts w:cs="Times New Roman"/>
-                      <w:sz w:val="24"/>
                       <w:szCs w:val="24"/>
                       <w:lang w:val="de-DE"/>
                     </w:rPr>
@@ -806,7 +773,6 @@
                   <w:r>
                     <w:rPr>
                       <w:rFonts w:cs="Times New Roman"/>
-                      <w:sz w:val="24"/>
                       <w:szCs w:val="24"/>
                       <w:lang w:val="de-DE"/>
                     </w:rPr>
@@ -825,7 +791,6 @@
                     <w:spacing w:before="100" w:beforeAutospacing="1" w:after="100" w:afterAutospacing="1"/>
                     <w:rPr>
                       <w:rFonts w:cs="Times New Roman"/>
-                      <w:sz w:val="24"/>
                       <w:szCs w:val="24"/>
                       <w:lang w:val="de-DE"/>
                     </w:rPr>
@@ -843,7 +808,6 @@
                     <w:spacing w:before="100" w:beforeAutospacing="1" w:after="100" w:afterAutospacing="1"/>
                     <w:rPr>
                       <w:rFonts w:cs="Times New Roman"/>
-                      <w:sz w:val="24"/>
                       <w:szCs w:val="24"/>
                       <w:lang w:val="de-DE"/>
                     </w:rPr>
@@ -851,7 +815,6 @@
                   <w:r>
                     <w:rPr>
                       <w:rFonts w:cs="Times New Roman"/>
-                      <w:sz w:val="24"/>
                       <w:szCs w:val="24"/>
                       <w:lang w:val="de-DE"/>
                     </w:rPr>
@@ -871,7 +834,6 @@
                     <w:jc w:val="center"/>
                     <w:rPr>
                       <w:rFonts w:cs="Times New Roman"/>
-                      <w:sz w:val="24"/>
                       <w:szCs w:val="24"/>
                       <w:lang w:val="de-DE"/>
                     </w:rPr>
@@ -895,7 +857,6 @@
                     <w:jc w:val="center"/>
                     <w:rPr>
                       <w:rFonts w:cs="Times New Roman"/>
-                      <w:sz w:val="24"/>
                       <w:szCs w:val="24"/>
                       <w:lang w:val="de-DE"/>
                     </w:rPr>
@@ -913,7 +874,6 @@
                     <w:spacing w:before="100" w:beforeAutospacing="1" w:after="100" w:afterAutospacing="1"/>
                     <w:rPr>
                       <w:rFonts w:cs="Times New Roman"/>
-                      <w:sz w:val="24"/>
                       <w:szCs w:val="24"/>
                       <w:lang w:val="de-DE"/>
                     </w:rPr>
@@ -931,7 +891,6 @@
                     <w:spacing w:before="100" w:beforeAutospacing="1" w:after="100" w:afterAutospacing="1"/>
                     <w:rPr>
                       <w:rFonts w:cs="Times New Roman"/>
-                      <w:sz w:val="24"/>
                       <w:szCs w:val="24"/>
                       <w:lang w:val="de-DE"/>
                     </w:rPr>
@@ -939,7 +898,6 @@
                   <w:r>
                     <w:rPr>
                       <w:rFonts w:cs="Times New Roman"/>
-                      <w:sz w:val="24"/>
                       <w:szCs w:val="24"/>
                       <w:lang w:val="de-DE"/>
                     </w:rPr>
@@ -958,7 +916,6 @@
                     <w:spacing w:before="100" w:beforeAutospacing="1" w:after="100" w:afterAutospacing="1"/>
                     <w:rPr>
                       <w:rFonts w:cs="Times New Roman"/>
-                      <w:sz w:val="24"/>
                       <w:szCs w:val="24"/>
                       <w:lang w:val="de-DE"/>
                     </w:rPr>
@@ -977,7 +934,6 @@
                     <w:jc w:val="center"/>
                     <w:rPr>
                       <w:rFonts w:cs="Times New Roman"/>
-                      <w:sz w:val="24"/>
                       <w:szCs w:val="24"/>
                       <w:lang w:val="de-DE"/>
                     </w:rPr>
@@ -997,7 +953,6 @@
                     <w:jc w:val="center"/>
                     <w:rPr>
                       <w:rFonts w:cs="Times New Roman"/>
-                      <w:sz w:val="24"/>
                       <w:szCs w:val="24"/>
                       <w:lang w:val="de-DE"/>
                     </w:rPr>
@@ -1005,7 +960,6 @@
                   <w:r>
                     <w:rPr>
                       <w:rFonts w:cs="Times New Roman"/>
-                      <w:sz w:val="24"/>
                       <w:szCs w:val="24"/>
                       <w:lang w:val="de-DE"/>
                     </w:rPr>
@@ -1023,7 +977,6 @@
                     <w:spacing w:before="100" w:beforeAutospacing="1" w:after="100" w:afterAutospacing="1"/>
                     <w:rPr>
                       <w:rFonts w:cs="Times New Roman"/>
-                      <w:sz w:val="24"/>
                       <w:szCs w:val="24"/>
                       <w:lang w:val="de-DE"/>
                     </w:rPr>
@@ -1031,7 +984,6 @@
                   <w:r>
                     <w:rPr>
                       <w:rFonts w:cs="Times New Roman"/>
-                      <w:sz w:val="24"/>
                       <w:szCs w:val="24"/>
                       <w:lang w:val="de-DE"/>
                     </w:rPr>
@@ -1050,7 +1002,6 @@
                     <w:spacing w:before="100" w:beforeAutospacing="1" w:after="100" w:afterAutospacing="1"/>
                     <w:rPr>
                       <w:rFonts w:cs="Times New Roman"/>
-                      <w:sz w:val="24"/>
                       <w:szCs w:val="24"/>
                       <w:lang w:val="de-DE"/>
                     </w:rPr>
@@ -1067,7 +1018,6 @@
                     <w:spacing w:before="100" w:beforeAutospacing="1" w:after="100" w:afterAutospacing="1"/>
                     <w:rPr>
                       <w:rFonts w:cs="Times New Roman"/>
-                      <w:sz w:val="24"/>
                       <w:szCs w:val="24"/>
                       <w:lang w:val="de-DE"/>
                     </w:rPr>
@@ -1075,7 +1025,6 @@
                   <w:r>
                     <w:rPr>
                       <w:rFonts w:cs="Times New Roman"/>
-                      <w:sz w:val="24"/>
                       <w:szCs w:val="24"/>
                       <w:lang w:val="de-DE"/>
                     </w:rPr>
@@ -1094,7 +1043,6 @@
                     <w:jc w:val="center"/>
                     <w:rPr>
                       <w:rFonts w:cs="Times New Roman"/>
-                      <w:sz w:val="24"/>
                       <w:szCs w:val="24"/>
                       <w:lang w:val="de-DE"/>
                     </w:rPr>
@@ -1114,7 +1062,6 @@
                     <w:jc w:val="center"/>
                     <w:rPr>
                       <w:rFonts w:cs="Times New Roman"/>
-                      <w:sz w:val="24"/>
                       <w:szCs w:val="24"/>
                       <w:lang w:val="de-DE"/>
                     </w:rPr>
@@ -1122,7 +1069,6 @@
                   <w:r>
                     <w:rPr>
                       <w:rFonts w:cs="Times New Roman"/>
-                      <w:sz w:val="24"/>
                       <w:szCs w:val="24"/>
                       <w:lang w:val="de-DE"/>
                     </w:rPr>
@@ -1140,7 +1086,6 @@
                     <w:spacing w:before="100" w:beforeAutospacing="1" w:after="100" w:afterAutospacing="1"/>
                     <w:rPr>
                       <w:rFonts w:cs="Times New Roman"/>
-                      <w:sz w:val="24"/>
                       <w:szCs w:val="24"/>
                       <w:lang w:val="de-DE"/>
                     </w:rPr>
@@ -1148,7 +1093,6 @@
                   <w:r>
                     <w:rPr>
                       <w:rFonts w:cs="Times New Roman"/>
-                      <w:sz w:val="24"/>
                       <w:szCs w:val="24"/>
                       <w:lang w:val="de-DE"/>
                     </w:rPr>
@@ -1166,7 +1110,6 @@
                     <w:spacing w:before="100" w:beforeAutospacing="1" w:after="100" w:afterAutospacing="1"/>
                     <w:rPr>
                       <w:rFonts w:cs="Times New Roman"/>
-                      <w:sz w:val="24"/>
                       <w:szCs w:val="24"/>
                       <w:lang w:val="de-DE"/>
                     </w:rPr>
@@ -1174,7 +1117,6 @@
                   <w:r>
                     <w:rPr>
                       <w:rFonts w:cs="Times New Roman"/>
-                      <w:sz w:val="24"/>
                       <w:szCs w:val="24"/>
                       <w:lang w:val="de-DE"/>
                     </w:rPr>
@@ -1192,7 +1134,6 @@
                     <w:spacing w:before="100" w:beforeAutospacing="1" w:after="100" w:afterAutospacing="1"/>
                     <w:rPr>
                       <w:rFonts w:cs="Times New Roman"/>
-                      <w:sz w:val="24"/>
                       <w:szCs w:val="24"/>
                       <w:lang w:val="de-DE"/>
                     </w:rPr>
@@ -1200,7 +1141,6 @@
                   <w:r>
                     <w:rPr>
                       <w:rFonts w:cs="Times New Roman"/>
-                      <w:sz w:val="24"/>
                       <w:szCs w:val="24"/>
                       <w:lang w:val="de-DE"/>
                     </w:rPr>
@@ -1219,7 +1159,6 @@
                     <w:jc w:val="center"/>
                     <w:rPr>
                       <w:rFonts w:cs="Times New Roman"/>
-                      <w:sz w:val="24"/>
                       <w:szCs w:val="24"/>
                       <w:lang w:val="de-DE"/>
                     </w:rPr>
@@ -1236,7 +1175,6 @@
                 <w:rFonts w:cs="Times New Roman"/>
                 <w:b/>
                 <w:bCs/>
-                <w:sz w:val="24"/>
                 <w:szCs w:val="24"/>
                 <w:lang w:val="de-DE"/>
               </w:rPr>
@@ -1268,7 +1206,6 @@
                 <w:rFonts w:cs="Times New Roman"/>
                 <w:b/>
                 <w:bCs/>
-                <w:sz w:val="24"/>
                 <w:szCs w:val="24"/>
                 <w:lang w:val="de-DE"/>
               </w:rPr>
@@ -1300,7 +1237,6 @@
                 <w:rFonts w:cs="Times New Roman"/>
                 <w:b/>
                 <w:bCs/>
-                <w:sz w:val="24"/>
                 <w:szCs w:val="24"/>
                 <w:lang w:val="de-DE"/>
               </w:rPr>
@@ -1310,7 +1246,6 @@
                 <w:rFonts w:cs="Times New Roman"/>
                 <w:b/>
                 <w:bCs/>
-                <w:sz w:val="24"/>
                 <w:szCs w:val="24"/>
                 <w:lang w:val="de-DE"/>
               </w:rPr>
@@ -1321,7 +1256,6 @@
                 <w:rFonts w:cs="Times New Roman"/>
                 <w:b/>
                 <w:bCs/>
-                <w:sz w:val="24"/>
                 <w:szCs w:val="24"/>
                 <w:lang w:val="de-DE"/>
               </w:rPr>
@@ -1391,7 +1325,6 @@
               <w:b w:val="0"/>
               <w:bCs w:val="0"/>
               <w:kern w:val="2"/>
-              <w:sz w:val="24"/>
               <w:szCs w:val="24"/>
               <w:lang w:val="en-US"/>
               <w14:ligatures w14:val="standardContextual"/>
@@ -1401,7 +1334,6 @@
             <w:rPr>
               <w:b w:val="0"/>
               <w:bCs w:val="0"/>
-              <w:sz w:val="24"/>
               <w:szCs w:val="24"/>
             </w:rPr>
             <w:fldChar w:fldCharType="begin"/>
@@ -1410,7 +1342,6 @@
             <w:rPr>
               <w:b w:val="0"/>
               <w:bCs w:val="0"/>
-              <w:sz w:val="24"/>
               <w:szCs w:val="24"/>
             </w:rPr>
             <w:instrText xml:space="preserve"> TOC \o "1-4" \h \z \u </w:instrText>
@@ -1419,7 +1350,6 @@
             <w:rPr>
               <w:b w:val="0"/>
               <w:bCs w:val="0"/>
-              <w:sz w:val="24"/>
               <w:szCs w:val="24"/>
             </w:rPr>
             <w:fldChar w:fldCharType="separate"/>
@@ -1428,7 +1358,6 @@
             <w:r>
               <w:rPr>
                 <w:rStyle w:val="Hyperlink"/>
-                <w:sz w:val="24"/>
                 <w:szCs w:val="24"/>
               </w:rPr>
               <w:t>MỤC LỤC</w:t>
@@ -1436,7 +1365,6 @@
             <w:r>
               <w:rPr>
                 <w:webHidden/>
-                <w:sz w:val="24"/>
                 <w:szCs w:val="24"/>
               </w:rPr>
               <w:tab/>
@@ -1444,7 +1372,6 @@
             <w:r>
               <w:rPr>
                 <w:webHidden/>
-                <w:sz w:val="24"/>
                 <w:szCs w:val="24"/>
               </w:rPr>
               <w:fldChar w:fldCharType="begin"/>
@@ -1452,7 +1379,6 @@
             <w:r>
               <w:rPr>
                 <w:webHidden/>
-                <w:sz w:val="24"/>
                 <w:szCs w:val="24"/>
               </w:rPr>
               <w:instrText xml:space="preserve"> PAGEREF _Toc212652080 \h </w:instrText>
@@ -1460,14 +1386,12 @@
             <w:r>
               <w:rPr>
                 <w:webHidden/>
-                <w:sz w:val="24"/>
-                <w:szCs w:val="24"/>
-              </w:rPr>
-            </w:r>
-            <w:r>
-              <w:rPr>
-                <w:webHidden/>
-                <w:sz w:val="24"/>
+                <w:szCs w:val="24"/>
+              </w:rPr>
+            </w:r>
+            <w:r>
+              <w:rPr>
+                <w:webHidden/>
                 <w:szCs w:val="24"/>
               </w:rPr>
               <w:fldChar w:fldCharType="separate"/>
@@ -1475,7 +1399,6 @@
             <w:r>
               <w:rPr>
                 <w:webHidden/>
-                <w:sz w:val="24"/>
                 <w:szCs w:val="24"/>
               </w:rPr>
               <w:t>2</w:t>
@@ -1483,7 +1406,6 @@
             <w:r>
               <w:rPr>
                 <w:webHidden/>
-                <w:sz w:val="24"/>
                 <w:szCs w:val="24"/>
               </w:rPr>
               <w:fldChar w:fldCharType="end"/>
@@ -1498,7 +1420,6 @@
               <w:b w:val="0"/>
               <w:bCs w:val="0"/>
               <w:kern w:val="2"/>
-              <w:sz w:val="24"/>
               <w:szCs w:val="24"/>
               <w:lang w:val="en-US"/>
               <w14:ligatures w14:val="standardContextual"/>
@@ -1508,7 +1429,6 @@
             <w:r>
               <w:rPr>
                 <w:rStyle w:val="Hyperlink"/>
-                <w:sz w:val="24"/>
                 <w:szCs w:val="24"/>
                 <w:lang w:val="en-US"/>
               </w:rPr>
@@ -1517,7 +1437,6 @@
             <w:r>
               <w:rPr>
                 <w:webHidden/>
-                <w:sz w:val="24"/>
                 <w:szCs w:val="24"/>
               </w:rPr>
               <w:tab/>
@@ -1525,7 +1444,6 @@
             <w:r>
               <w:rPr>
                 <w:webHidden/>
-                <w:sz w:val="24"/>
                 <w:szCs w:val="24"/>
               </w:rPr>
               <w:fldChar w:fldCharType="begin"/>
@@ -1533,7 +1451,6 @@
             <w:r>
               <w:rPr>
                 <w:webHidden/>
-                <w:sz w:val="24"/>
                 <w:szCs w:val="24"/>
               </w:rPr>
               <w:instrText xml:space="preserve"> PAGEREF _Toc212652081 \h </w:instrText>
@@ -1541,14 +1458,12 @@
             <w:r>
               <w:rPr>
                 <w:webHidden/>
-                <w:sz w:val="24"/>
-                <w:szCs w:val="24"/>
-              </w:rPr>
-            </w:r>
-            <w:r>
-              <w:rPr>
-                <w:webHidden/>
-                <w:sz w:val="24"/>
+                <w:szCs w:val="24"/>
+              </w:rPr>
+            </w:r>
+            <w:r>
+              <w:rPr>
+                <w:webHidden/>
                 <w:szCs w:val="24"/>
               </w:rPr>
               <w:fldChar w:fldCharType="separate"/>
@@ -1556,7 +1471,6 @@
             <w:r>
               <w:rPr>
                 <w:webHidden/>
-                <w:sz w:val="24"/>
                 <w:szCs w:val="24"/>
               </w:rPr>
               <w:t>4</w:t>
@@ -1564,7 +1478,6 @@
             <w:r>
               <w:rPr>
                 <w:webHidden/>
-                <w:sz w:val="24"/>
                 <w:szCs w:val="24"/>
               </w:rPr>
               <w:fldChar w:fldCharType="end"/>
@@ -1579,7 +1492,6 @@
               <w:b w:val="0"/>
               <w:bCs w:val="0"/>
               <w:kern w:val="2"/>
-              <w:sz w:val="24"/>
               <w:szCs w:val="24"/>
               <w14:ligatures w14:val="standardContextual"/>
             </w:rPr>
@@ -1588,7 +1500,6 @@
             <w:r>
               <w:rPr>
                 <w:rStyle w:val="Hyperlink"/>
-                <w:sz w:val="24"/>
                 <w:szCs w:val="24"/>
               </w:rPr>
               <w:t>1.1.</w:t>
@@ -1599,7 +1510,6 @@
                 <w:b w:val="0"/>
                 <w:bCs w:val="0"/>
                 <w:kern w:val="2"/>
-                <w:sz w:val="24"/>
                 <w:szCs w:val="24"/>
                 <w14:ligatures w14:val="standardContextual"/>
               </w:rPr>
@@ -1608,7 +1518,6 @@
             <w:r>
               <w:rPr>
                 <w:rStyle w:val="Hyperlink"/>
-                <w:sz w:val="24"/>
                 <w:szCs w:val="24"/>
               </w:rPr>
               <w:t>Lý do lựa chọn của ứng dụng</w:t>
@@ -1616,7 +1525,6 @@
             <w:r>
               <w:rPr>
                 <w:webHidden/>
-                <w:sz w:val="24"/>
                 <w:szCs w:val="24"/>
               </w:rPr>
               <w:tab/>
@@ -1624,7 +1532,6 @@
             <w:r>
               <w:rPr>
                 <w:webHidden/>
-                <w:sz w:val="24"/>
                 <w:szCs w:val="24"/>
               </w:rPr>
               <w:fldChar w:fldCharType="begin"/>
@@ -1632,7 +1539,6 @@
             <w:r>
               <w:rPr>
                 <w:webHidden/>
-                <w:sz w:val="24"/>
                 <w:szCs w:val="24"/>
               </w:rPr>
               <w:instrText xml:space="preserve"> PAGEREF _Toc212652082 \h </w:instrText>
@@ -1640,14 +1546,12 @@
             <w:r>
               <w:rPr>
                 <w:webHidden/>
-                <w:sz w:val="24"/>
-                <w:szCs w:val="24"/>
-              </w:rPr>
-            </w:r>
-            <w:r>
-              <w:rPr>
-                <w:webHidden/>
-                <w:sz w:val="24"/>
+                <w:szCs w:val="24"/>
+              </w:rPr>
+            </w:r>
+            <w:r>
+              <w:rPr>
+                <w:webHidden/>
                 <w:szCs w:val="24"/>
               </w:rPr>
               <w:fldChar w:fldCharType="separate"/>
@@ -1655,7 +1559,6 @@
             <w:r>
               <w:rPr>
                 <w:webHidden/>
-                <w:sz w:val="24"/>
                 <w:szCs w:val="24"/>
               </w:rPr>
               <w:t>4</w:t>
@@ -1663,7 +1566,6 @@
             <w:r>
               <w:rPr>
                 <w:webHidden/>
-                <w:sz w:val="24"/>
                 <w:szCs w:val="24"/>
               </w:rPr>
               <w:fldChar w:fldCharType="end"/>
@@ -1876,7 +1778,6 @@
               <w:b w:val="0"/>
               <w:bCs w:val="0"/>
               <w:kern w:val="2"/>
-              <w:sz w:val="24"/>
               <w:szCs w:val="24"/>
               <w14:ligatures w14:val="standardContextual"/>
             </w:rPr>
@@ -1885,7 +1786,6 @@
             <w:r>
               <w:rPr>
                 <w:rStyle w:val="Hyperlink"/>
-                <w:sz w:val="24"/>
                 <w:szCs w:val="24"/>
               </w:rPr>
               <w:t>1.2.</w:t>
@@ -1896,7 +1796,6 @@
                 <w:b w:val="0"/>
                 <w:bCs w:val="0"/>
                 <w:kern w:val="2"/>
-                <w:sz w:val="24"/>
                 <w:szCs w:val="24"/>
                 <w14:ligatures w14:val="standardContextual"/>
               </w:rPr>
@@ -1905,7 +1804,6 @@
             <w:r>
               <w:rPr>
                 <w:rStyle w:val="Hyperlink"/>
-                <w:sz w:val="24"/>
                 <w:szCs w:val="24"/>
               </w:rPr>
               <w:t>Yêu cầu chung của ứng dụng</w:t>
@@ -1913,7 +1811,6 @@
             <w:r>
               <w:rPr>
                 <w:webHidden/>
-                <w:sz w:val="24"/>
                 <w:szCs w:val="24"/>
               </w:rPr>
               <w:tab/>
@@ -1921,7 +1818,6 @@
             <w:r>
               <w:rPr>
                 <w:webHidden/>
-                <w:sz w:val="24"/>
                 <w:szCs w:val="24"/>
               </w:rPr>
               <w:fldChar w:fldCharType="begin"/>
@@ -1929,7 +1825,6 @@
             <w:r>
               <w:rPr>
                 <w:webHidden/>
-                <w:sz w:val="24"/>
                 <w:szCs w:val="24"/>
               </w:rPr>
               <w:instrText xml:space="preserve"> PAGEREF _Toc212652085 \h </w:instrText>
@@ -1937,14 +1832,12 @@
             <w:r>
               <w:rPr>
                 <w:webHidden/>
-                <w:sz w:val="24"/>
-                <w:szCs w:val="24"/>
-              </w:rPr>
-            </w:r>
-            <w:r>
-              <w:rPr>
-                <w:webHidden/>
-                <w:sz w:val="24"/>
+                <w:szCs w:val="24"/>
+              </w:rPr>
+            </w:r>
+            <w:r>
+              <w:rPr>
+                <w:webHidden/>
                 <w:szCs w:val="24"/>
               </w:rPr>
               <w:fldChar w:fldCharType="separate"/>
@@ -1952,7 +1845,6 @@
             <w:r>
               <w:rPr>
                 <w:webHidden/>
-                <w:sz w:val="24"/>
                 <w:szCs w:val="24"/>
               </w:rPr>
               <w:t>5</w:t>
@@ -1960,7 +1852,6 @@
             <w:r>
               <w:rPr>
                 <w:webHidden/>
-                <w:sz w:val="24"/>
                 <w:szCs w:val="24"/>
               </w:rPr>
               <w:fldChar w:fldCharType="end"/>
@@ -2272,7 +2163,6 @@
               <w:b w:val="0"/>
               <w:bCs w:val="0"/>
               <w:kern w:val="2"/>
-              <w:sz w:val="24"/>
               <w:szCs w:val="24"/>
               <w14:ligatures w14:val="standardContextual"/>
             </w:rPr>
@@ -2281,7 +2171,6 @@
             <w:r>
               <w:rPr>
                 <w:rStyle w:val="Hyperlink"/>
-                <w:sz w:val="24"/>
                 <w:szCs w:val="24"/>
               </w:rPr>
               <w:t>1.3.</w:t>
@@ -2292,7 +2181,6 @@
                 <w:b w:val="0"/>
                 <w:bCs w:val="0"/>
                 <w:kern w:val="2"/>
-                <w:sz w:val="24"/>
                 <w:szCs w:val="24"/>
                 <w14:ligatures w14:val="standardContextual"/>
               </w:rPr>
@@ -2301,7 +2189,6 @@
             <w:r>
               <w:rPr>
                 <w:rStyle w:val="Hyperlink"/>
-                <w:sz w:val="24"/>
                 <w:szCs w:val="24"/>
               </w:rPr>
               <w:t>Lựa chọn kiến trúc, công nghệ và mô hình thiết kế, kiến trúc được sử dụng</w:t>
@@ -2309,7 +2196,6 @@
             <w:r>
               <w:rPr>
                 <w:webHidden/>
-                <w:sz w:val="24"/>
                 <w:szCs w:val="24"/>
               </w:rPr>
               <w:tab/>
@@ -2317,7 +2203,6 @@
             <w:r>
               <w:rPr>
                 <w:webHidden/>
-                <w:sz w:val="24"/>
                 <w:szCs w:val="24"/>
               </w:rPr>
               <w:fldChar w:fldCharType="begin"/>
@@ -2325,7 +2210,6 @@
             <w:r>
               <w:rPr>
                 <w:webHidden/>
-                <w:sz w:val="24"/>
                 <w:szCs w:val="24"/>
               </w:rPr>
               <w:instrText xml:space="preserve"> PAGEREF _Toc212652089 \h </w:instrText>
@@ -2333,14 +2217,12 @@
             <w:r>
               <w:rPr>
                 <w:webHidden/>
-                <w:sz w:val="24"/>
-                <w:szCs w:val="24"/>
-              </w:rPr>
-            </w:r>
-            <w:r>
-              <w:rPr>
-                <w:webHidden/>
-                <w:sz w:val="24"/>
+                <w:szCs w:val="24"/>
+              </w:rPr>
+            </w:r>
+            <w:r>
+              <w:rPr>
+                <w:webHidden/>
                 <w:szCs w:val="24"/>
               </w:rPr>
               <w:fldChar w:fldCharType="separate"/>
@@ -2348,7 +2230,6 @@
             <w:r>
               <w:rPr>
                 <w:webHidden/>
-                <w:sz w:val="24"/>
                 <w:szCs w:val="24"/>
               </w:rPr>
               <w:t>5</w:t>
@@ -2356,7 +2237,6 @@
             <w:r>
               <w:rPr>
                 <w:webHidden/>
-                <w:sz w:val="24"/>
                 <w:szCs w:val="24"/>
               </w:rPr>
               <w:fldChar w:fldCharType="end"/>
@@ -2569,7 +2449,6 @@
               <w:b w:val="0"/>
               <w:bCs w:val="0"/>
               <w:kern w:val="2"/>
-              <w:sz w:val="24"/>
               <w:szCs w:val="24"/>
               <w14:ligatures w14:val="standardContextual"/>
             </w:rPr>
@@ -2578,7 +2457,6 @@
             <w:r>
               <w:rPr>
                 <w:rStyle w:val="Hyperlink"/>
-                <w:sz w:val="24"/>
                 <w:szCs w:val="24"/>
               </w:rPr>
               <w:t>1.4.</w:t>
@@ -2589,7 +2467,6 @@
                 <w:b w:val="0"/>
                 <w:bCs w:val="0"/>
                 <w:kern w:val="2"/>
-                <w:sz w:val="24"/>
                 <w:szCs w:val="24"/>
                 <w14:ligatures w14:val="standardContextual"/>
               </w:rPr>
@@ -2598,7 +2475,6 @@
             <w:r>
               <w:rPr>
                 <w:rStyle w:val="Hyperlink"/>
-                <w:sz w:val="24"/>
                 <w:szCs w:val="24"/>
               </w:rPr>
               <w:t>Cơ sở dữ liệu</w:t>
@@ -2606,7 +2482,6 @@
             <w:r>
               <w:rPr>
                 <w:webHidden/>
-                <w:sz w:val="24"/>
                 <w:szCs w:val="24"/>
               </w:rPr>
               <w:tab/>
@@ -2614,7 +2489,6 @@
             <w:r>
               <w:rPr>
                 <w:webHidden/>
-                <w:sz w:val="24"/>
                 <w:szCs w:val="24"/>
               </w:rPr>
               <w:fldChar w:fldCharType="begin"/>
@@ -2622,7 +2496,6 @@
             <w:r>
               <w:rPr>
                 <w:webHidden/>
-                <w:sz w:val="24"/>
                 <w:szCs w:val="24"/>
               </w:rPr>
               <w:instrText xml:space="preserve"> PAGEREF _Toc212652092 \h </w:instrText>
@@ -2630,14 +2503,12 @@
             <w:r>
               <w:rPr>
                 <w:webHidden/>
-                <w:sz w:val="24"/>
-                <w:szCs w:val="24"/>
-              </w:rPr>
-            </w:r>
-            <w:r>
-              <w:rPr>
-                <w:webHidden/>
-                <w:sz w:val="24"/>
+                <w:szCs w:val="24"/>
+              </w:rPr>
+            </w:r>
+            <w:r>
+              <w:rPr>
+                <w:webHidden/>
                 <w:szCs w:val="24"/>
               </w:rPr>
               <w:fldChar w:fldCharType="separate"/>
@@ -2645,7 +2516,6 @@
             <w:r>
               <w:rPr>
                 <w:webHidden/>
-                <w:sz w:val="24"/>
                 <w:szCs w:val="24"/>
               </w:rPr>
               <w:t>6</w:t>
@@ -2653,7 +2523,6 @@
             <w:r>
               <w:rPr>
                 <w:webHidden/>
-                <w:sz w:val="24"/>
                 <w:szCs w:val="24"/>
               </w:rPr>
               <w:fldChar w:fldCharType="end"/>
@@ -2866,7 +2735,6 @@
               <w:b w:val="0"/>
               <w:bCs w:val="0"/>
               <w:kern w:val="2"/>
-              <w:sz w:val="24"/>
               <w:szCs w:val="24"/>
               <w14:ligatures w14:val="standardContextual"/>
             </w:rPr>
@@ -2875,7 +2743,6 @@
             <w:r>
               <w:rPr>
                 <w:rStyle w:val="Hyperlink"/>
-                <w:sz w:val="24"/>
                 <w:szCs w:val="24"/>
               </w:rPr>
               <w:t>1.5.</w:t>
@@ -2886,7 +2753,6 @@
                 <w:b w:val="0"/>
                 <w:bCs w:val="0"/>
                 <w:kern w:val="2"/>
-                <w:sz w:val="24"/>
                 <w:szCs w:val="24"/>
                 <w14:ligatures w14:val="standardContextual"/>
               </w:rPr>
@@ -2895,7 +2761,6 @@
             <w:r>
               <w:rPr>
                 <w:rStyle w:val="Hyperlink"/>
-                <w:sz w:val="24"/>
                 <w:szCs w:val="24"/>
               </w:rPr>
               <w:t>Tổng quan các nội dung mới và khó mà nhóm đã thực hiện</w:t>
@@ -2903,7 +2768,6 @@
             <w:r>
               <w:rPr>
                 <w:webHidden/>
-                <w:sz w:val="24"/>
                 <w:szCs w:val="24"/>
               </w:rPr>
               <w:tab/>
@@ -2911,7 +2775,6 @@
             <w:r>
               <w:rPr>
                 <w:webHidden/>
-                <w:sz w:val="24"/>
                 <w:szCs w:val="24"/>
               </w:rPr>
               <w:fldChar w:fldCharType="begin"/>
@@ -2919,7 +2782,6 @@
             <w:r>
               <w:rPr>
                 <w:webHidden/>
-                <w:sz w:val="24"/>
                 <w:szCs w:val="24"/>
               </w:rPr>
               <w:instrText xml:space="preserve"> PAGEREF _Toc212652095 \h </w:instrText>
@@ -2927,14 +2789,12 @@
             <w:r>
               <w:rPr>
                 <w:webHidden/>
-                <w:sz w:val="24"/>
-                <w:szCs w:val="24"/>
-              </w:rPr>
-            </w:r>
-            <w:r>
-              <w:rPr>
-                <w:webHidden/>
-                <w:sz w:val="24"/>
+                <w:szCs w:val="24"/>
+              </w:rPr>
+            </w:r>
+            <w:r>
+              <w:rPr>
+                <w:webHidden/>
                 <w:szCs w:val="24"/>
               </w:rPr>
               <w:fldChar w:fldCharType="separate"/>
@@ -2942,7 +2802,6 @@
             <w:r>
               <w:rPr>
                 <w:webHidden/>
-                <w:sz w:val="24"/>
                 <w:szCs w:val="24"/>
               </w:rPr>
               <w:t>6</w:t>
@@ -2950,7 +2809,6 @@
             <w:r>
               <w:rPr>
                 <w:webHidden/>
-                <w:sz w:val="24"/>
                 <w:szCs w:val="24"/>
               </w:rPr>
               <w:fldChar w:fldCharType="end"/>
@@ -3262,7 +3120,6 @@
               <w:b w:val="0"/>
               <w:bCs w:val="0"/>
               <w:kern w:val="2"/>
-              <w:sz w:val="24"/>
               <w:szCs w:val="24"/>
               <w:lang w:val="en-US"/>
               <w14:ligatures w14:val="standardContextual"/>
@@ -3272,7 +3129,6 @@
             <w:r>
               <w:rPr>
                 <w:rStyle w:val="Hyperlink"/>
-                <w:sz w:val="24"/>
                 <w:szCs w:val="24"/>
                 <w:lang w:val="en-US"/>
               </w:rPr>
@@ -3281,7 +3137,6 @@
             <w:r>
               <w:rPr>
                 <w:webHidden/>
-                <w:sz w:val="24"/>
                 <w:szCs w:val="24"/>
               </w:rPr>
               <w:tab/>
@@ -3289,7 +3144,6 @@
             <w:r>
               <w:rPr>
                 <w:webHidden/>
-                <w:sz w:val="24"/>
                 <w:szCs w:val="24"/>
               </w:rPr>
               <w:fldChar w:fldCharType="begin"/>
@@ -3297,7 +3151,6 @@
             <w:r>
               <w:rPr>
                 <w:webHidden/>
-                <w:sz w:val="24"/>
                 <w:szCs w:val="24"/>
               </w:rPr>
               <w:instrText xml:space="preserve"> PAGEREF _Toc212652099 \h </w:instrText>
@@ -3305,14 +3158,12 @@
             <w:r>
               <w:rPr>
                 <w:webHidden/>
-                <w:sz w:val="24"/>
-                <w:szCs w:val="24"/>
-              </w:rPr>
-            </w:r>
-            <w:r>
-              <w:rPr>
-                <w:webHidden/>
-                <w:sz w:val="24"/>
+                <w:szCs w:val="24"/>
+              </w:rPr>
+            </w:r>
+            <w:r>
+              <w:rPr>
+                <w:webHidden/>
                 <w:szCs w:val="24"/>
               </w:rPr>
               <w:fldChar w:fldCharType="separate"/>
@@ -3320,7 +3171,6 @@
             <w:r>
               <w:rPr>
                 <w:webHidden/>
-                <w:sz w:val="24"/>
                 <w:szCs w:val="24"/>
               </w:rPr>
               <w:t>7</w:t>
@@ -3328,7 +3178,6 @@
             <w:r>
               <w:rPr>
                 <w:webHidden/>
-                <w:sz w:val="24"/>
                 <w:szCs w:val="24"/>
               </w:rPr>
               <w:fldChar w:fldCharType="end"/>
@@ -3343,7 +3192,6 @@
               <w:b w:val="0"/>
               <w:bCs w:val="0"/>
               <w:kern w:val="2"/>
-              <w:sz w:val="24"/>
               <w:szCs w:val="24"/>
               <w14:ligatures w14:val="standardContextual"/>
             </w:rPr>
@@ -3352,7 +3200,6 @@
             <w:r>
               <w:rPr>
                 <w:rStyle w:val="Hyperlink"/>
-                <w:sz w:val="24"/>
                 <w:szCs w:val="24"/>
               </w:rPr>
               <w:t>2.1.</w:t>
@@ -3363,7 +3210,6 @@
                 <w:b w:val="0"/>
                 <w:bCs w:val="0"/>
                 <w:kern w:val="2"/>
-                <w:sz w:val="24"/>
                 <w:szCs w:val="24"/>
                 <w14:ligatures w14:val="standardContextual"/>
               </w:rPr>
@@ -3372,7 +3218,6 @@
             <w:r>
               <w:rPr>
                 <w:rStyle w:val="Hyperlink"/>
-                <w:sz w:val="24"/>
                 <w:szCs w:val="24"/>
               </w:rPr>
               <w:t>Phạm Ninh Phương Thảo</w:t>
@@ -3380,7 +3225,6 @@
             <w:r>
               <w:rPr>
                 <w:webHidden/>
-                <w:sz w:val="24"/>
                 <w:szCs w:val="24"/>
               </w:rPr>
               <w:tab/>
@@ -3388,7 +3232,6 @@
             <w:r>
               <w:rPr>
                 <w:webHidden/>
-                <w:sz w:val="24"/>
                 <w:szCs w:val="24"/>
               </w:rPr>
               <w:fldChar w:fldCharType="begin"/>
@@ -3396,7 +3239,6 @@
             <w:r>
               <w:rPr>
                 <w:webHidden/>
-                <w:sz w:val="24"/>
                 <w:szCs w:val="24"/>
               </w:rPr>
               <w:instrText xml:space="preserve"> PAGEREF _Toc212652100 \h </w:instrText>
@@ -3404,14 +3246,12 @@
             <w:r>
               <w:rPr>
                 <w:webHidden/>
-                <w:sz w:val="24"/>
-                <w:szCs w:val="24"/>
-              </w:rPr>
-            </w:r>
-            <w:r>
-              <w:rPr>
-                <w:webHidden/>
-                <w:sz w:val="24"/>
+                <w:szCs w:val="24"/>
+              </w:rPr>
+            </w:r>
+            <w:r>
+              <w:rPr>
+                <w:webHidden/>
                 <w:szCs w:val="24"/>
               </w:rPr>
               <w:fldChar w:fldCharType="separate"/>
@@ -3419,7 +3259,6 @@
             <w:r>
               <w:rPr>
                 <w:webHidden/>
-                <w:sz w:val="24"/>
                 <w:szCs w:val="24"/>
               </w:rPr>
               <w:t>7</w:t>
@@ -3427,7 +3266,6 @@
             <w:r>
               <w:rPr>
                 <w:webHidden/>
-                <w:sz w:val="24"/>
                 <w:szCs w:val="24"/>
               </w:rPr>
               <w:fldChar w:fldCharType="end"/>
@@ -3442,7 +3280,6 @@
               <w:b w:val="0"/>
               <w:bCs w:val="0"/>
               <w:kern w:val="2"/>
-              <w:sz w:val="24"/>
               <w:szCs w:val="24"/>
               <w14:ligatures w14:val="standardContextual"/>
             </w:rPr>
@@ -3451,7 +3288,6 @@
             <w:r>
               <w:rPr>
                 <w:rStyle w:val="Hyperlink"/>
-                <w:sz w:val="24"/>
                 <w:szCs w:val="24"/>
               </w:rPr>
               <w:t>2.2.</w:t>
@@ -3462,7 +3298,6 @@
                 <w:b w:val="0"/>
                 <w:bCs w:val="0"/>
                 <w:kern w:val="2"/>
-                <w:sz w:val="24"/>
                 <w:szCs w:val="24"/>
                 <w14:ligatures w14:val="standardContextual"/>
               </w:rPr>
@@ -3471,7 +3306,6 @@
             <w:r>
               <w:rPr>
                 <w:rStyle w:val="Hyperlink"/>
-                <w:sz w:val="24"/>
                 <w:szCs w:val="24"/>
               </w:rPr>
               <w:t>Lê Bá Thành Trung</w:t>
@@ -3479,7 +3313,6 @@
             <w:r>
               <w:rPr>
                 <w:webHidden/>
-                <w:sz w:val="24"/>
                 <w:szCs w:val="24"/>
               </w:rPr>
               <w:tab/>
@@ -3487,7 +3320,6 @@
             <w:r>
               <w:rPr>
                 <w:webHidden/>
-                <w:sz w:val="24"/>
                 <w:szCs w:val="24"/>
               </w:rPr>
               <w:fldChar w:fldCharType="begin"/>
@@ -3495,7 +3327,6 @@
             <w:r>
               <w:rPr>
                 <w:webHidden/>
-                <w:sz w:val="24"/>
                 <w:szCs w:val="24"/>
               </w:rPr>
               <w:instrText xml:space="preserve"> PAGEREF _Toc212652101 \h </w:instrText>
@@ -3503,14 +3334,12 @@
             <w:r>
               <w:rPr>
                 <w:webHidden/>
-                <w:sz w:val="24"/>
-                <w:szCs w:val="24"/>
-              </w:rPr>
-            </w:r>
-            <w:r>
-              <w:rPr>
-                <w:webHidden/>
-                <w:sz w:val="24"/>
+                <w:szCs w:val="24"/>
+              </w:rPr>
+            </w:r>
+            <w:r>
+              <w:rPr>
+                <w:webHidden/>
                 <w:szCs w:val="24"/>
               </w:rPr>
               <w:fldChar w:fldCharType="separate"/>
@@ -3518,7 +3347,6 @@
             <w:r>
               <w:rPr>
                 <w:webHidden/>
-                <w:sz w:val="24"/>
                 <w:szCs w:val="24"/>
               </w:rPr>
               <w:t>7</w:t>
@@ -3526,7 +3354,6 @@
             <w:r>
               <w:rPr>
                 <w:webHidden/>
-                <w:sz w:val="24"/>
                 <w:szCs w:val="24"/>
               </w:rPr>
               <w:fldChar w:fldCharType="end"/>
@@ -3541,7 +3368,6 @@
               <w:b w:val="0"/>
               <w:bCs w:val="0"/>
               <w:kern w:val="2"/>
-              <w:sz w:val="24"/>
               <w:szCs w:val="24"/>
               <w14:ligatures w14:val="standardContextual"/>
             </w:rPr>
@@ -3550,7 +3376,6 @@
             <w:r>
               <w:rPr>
                 <w:rStyle w:val="Hyperlink"/>
-                <w:sz w:val="24"/>
                 <w:szCs w:val="24"/>
               </w:rPr>
               <w:t>2.3.</w:t>
@@ -3561,7 +3386,6 @@
                 <w:b w:val="0"/>
                 <w:bCs w:val="0"/>
                 <w:kern w:val="2"/>
-                <w:sz w:val="24"/>
                 <w:szCs w:val="24"/>
                 <w14:ligatures w14:val="standardContextual"/>
               </w:rPr>
@@ -3570,7 +3394,6 @@
             <w:r>
               <w:rPr>
                 <w:rStyle w:val="Hyperlink"/>
-                <w:sz w:val="24"/>
                 <w:szCs w:val="24"/>
               </w:rPr>
               <w:t>Nguyễn Hoàng Tùng</w:t>
@@ -3578,7 +3401,6 @@
             <w:r>
               <w:rPr>
                 <w:webHidden/>
-                <w:sz w:val="24"/>
                 <w:szCs w:val="24"/>
               </w:rPr>
               <w:tab/>
@@ -3586,7 +3408,6 @@
             <w:r>
               <w:rPr>
                 <w:webHidden/>
-                <w:sz w:val="24"/>
                 <w:szCs w:val="24"/>
               </w:rPr>
               <w:fldChar w:fldCharType="begin"/>
@@ -3594,7 +3415,6 @@
             <w:r>
               <w:rPr>
                 <w:webHidden/>
-                <w:sz w:val="24"/>
                 <w:szCs w:val="24"/>
               </w:rPr>
               <w:instrText xml:space="preserve"> PAGEREF _Toc212652102 \h </w:instrText>
@@ -3602,14 +3422,12 @@
             <w:r>
               <w:rPr>
                 <w:webHidden/>
-                <w:sz w:val="24"/>
-                <w:szCs w:val="24"/>
-              </w:rPr>
-            </w:r>
-            <w:r>
-              <w:rPr>
-                <w:webHidden/>
-                <w:sz w:val="24"/>
+                <w:szCs w:val="24"/>
+              </w:rPr>
+            </w:r>
+            <w:r>
+              <w:rPr>
+                <w:webHidden/>
                 <w:szCs w:val="24"/>
               </w:rPr>
               <w:fldChar w:fldCharType="separate"/>
@@ -3617,7 +3435,6 @@
             <w:r>
               <w:rPr>
                 <w:webHidden/>
-                <w:sz w:val="24"/>
                 <w:szCs w:val="24"/>
               </w:rPr>
               <w:t>7</w:t>
@@ -3625,7 +3442,6 @@
             <w:r>
               <w:rPr>
                 <w:webHidden/>
-                <w:sz w:val="24"/>
                 <w:szCs w:val="24"/>
               </w:rPr>
               <w:fldChar w:fldCharType="end"/>
@@ -4036,7 +3852,6 @@
               <w:b w:val="0"/>
               <w:bCs w:val="0"/>
               <w:kern w:val="2"/>
-              <w:sz w:val="24"/>
               <w:szCs w:val="24"/>
               <w14:ligatures w14:val="standardContextual"/>
             </w:rPr>
@@ -4045,7 +3860,6 @@
             <w:r>
               <w:rPr>
                 <w:rStyle w:val="Hyperlink"/>
-                <w:sz w:val="24"/>
                 <w:szCs w:val="24"/>
               </w:rPr>
               <w:t>2.4.</w:t>
@@ -4056,7 +3870,6 @@
                 <w:b w:val="0"/>
                 <w:bCs w:val="0"/>
                 <w:kern w:val="2"/>
-                <w:sz w:val="24"/>
                 <w:szCs w:val="24"/>
                 <w14:ligatures w14:val="standardContextual"/>
               </w:rPr>
@@ -4065,7 +3878,6 @@
             <w:r>
               <w:rPr>
                 <w:rStyle w:val="Hyperlink"/>
-                <w:sz w:val="24"/>
                 <w:szCs w:val="24"/>
               </w:rPr>
               <w:t>Đinh Quyết Thắng</w:t>
@@ -4073,7 +3885,6 @@
             <w:r>
               <w:rPr>
                 <w:webHidden/>
-                <w:sz w:val="24"/>
                 <w:szCs w:val="24"/>
               </w:rPr>
               <w:tab/>
@@ -4081,7 +3892,6 @@
             <w:r>
               <w:rPr>
                 <w:webHidden/>
-                <w:sz w:val="24"/>
                 <w:szCs w:val="24"/>
               </w:rPr>
               <w:fldChar w:fldCharType="begin"/>
@@ -4089,7 +3899,6 @@
             <w:r>
               <w:rPr>
                 <w:webHidden/>
-                <w:sz w:val="24"/>
                 <w:szCs w:val="24"/>
               </w:rPr>
               <w:instrText xml:space="preserve"> PAGEREF _Toc212652107 \h </w:instrText>
@@ -4097,14 +3906,12 @@
             <w:r>
               <w:rPr>
                 <w:webHidden/>
-                <w:sz w:val="24"/>
-                <w:szCs w:val="24"/>
-              </w:rPr>
-            </w:r>
-            <w:r>
-              <w:rPr>
-                <w:webHidden/>
-                <w:sz w:val="24"/>
+                <w:szCs w:val="24"/>
+              </w:rPr>
+            </w:r>
+            <w:r>
+              <w:rPr>
+                <w:webHidden/>
                 <w:szCs w:val="24"/>
               </w:rPr>
               <w:fldChar w:fldCharType="separate"/>
@@ -4112,7 +3919,6 @@
             <w:r>
               <w:rPr>
                 <w:webHidden/>
-                <w:sz w:val="24"/>
                 <w:szCs w:val="24"/>
               </w:rPr>
               <w:t>11</w:t>
@@ -4120,7 +3926,6 @@
             <w:r>
               <w:rPr>
                 <w:webHidden/>
-                <w:sz w:val="24"/>
                 <w:szCs w:val="24"/>
               </w:rPr>
               <w:fldChar w:fldCharType="end"/>
@@ -4140,7 +3945,6 @@
               <w:b/>
               <w:bCs/>
               <w:noProof/>
-              <w:sz w:val="24"/>
               <w:szCs w:val="24"/>
             </w:rPr>
             <w:fldChar w:fldCharType="end"/>
@@ -4213,7 +4017,6 @@
     <w:p>
       <w:pPr>
         <w:rPr>
-          <w:sz w:val="24"/>
           <w:szCs w:val="26"/>
           <w:lang w:val="en-US"/>
         </w:rPr>
@@ -4271,7 +4074,6 @@
         <w:rPr>
           <w:b/>
           <w:bCs/>
-          <w:sz w:val="24"/>
           <w:szCs w:val="24"/>
           <w:lang w:val="en-US"/>
         </w:rPr>
@@ -4280,7 +4082,6 @@
         <w:rPr>
           <w:b/>
           <w:bCs/>
-          <w:sz w:val="24"/>
           <w:szCs w:val="24"/>
           <w:lang w:val="en-US"/>
         </w:rPr>
@@ -4291,14 +4092,12 @@
       <w:pPr>
         <w:ind w:firstLine="360"/>
         <w:rPr>
-          <w:sz w:val="24"/>
           <w:szCs w:val="24"/>
           <w:lang w:val="en-US"/>
         </w:rPr>
       </w:pPr>
       <w:r>
         <w:rPr>
-          <w:sz w:val="24"/>
           <w:szCs w:val="24"/>
           <w:lang w:val="en-US"/>
         </w:rPr>
@@ -4315,7 +4114,6 @@
         <w:rPr>
           <w:b/>
           <w:bCs/>
-          <w:sz w:val="24"/>
           <w:szCs w:val="24"/>
           <w:lang w:val="en-US"/>
         </w:rPr>
@@ -4324,7 +4122,6 @@
         <w:rPr>
           <w:b/>
           <w:bCs/>
-          <w:sz w:val="24"/>
           <w:szCs w:val="24"/>
           <w:lang w:val="en-US"/>
         </w:rPr>
@@ -4335,14 +4132,12 @@
       <w:pPr>
         <w:ind w:firstLine="360"/>
         <w:rPr>
-          <w:sz w:val="24"/>
           <w:szCs w:val="24"/>
           <w:lang w:val="en-US"/>
         </w:rPr>
       </w:pPr>
       <w:r>
         <w:rPr>
-          <w:sz w:val="24"/>
           <w:szCs w:val="24"/>
           <w:lang w:val="en-US"/>
         </w:rPr>
@@ -4359,7 +4154,6 @@
         <w:rPr>
           <w:b/>
           <w:bCs/>
-          <w:sz w:val="24"/>
           <w:szCs w:val="24"/>
           <w:lang w:val="en-US"/>
         </w:rPr>
@@ -4368,7 +4162,6 @@
         <w:rPr>
           <w:b/>
           <w:bCs/>
-          <w:sz w:val="24"/>
           <w:szCs w:val="24"/>
           <w:lang w:val="en-US"/>
         </w:rPr>
@@ -4378,14 +4171,12 @@
     <w:p>
       <w:pPr>
         <w:rPr>
-          <w:sz w:val="24"/>
           <w:szCs w:val="24"/>
           <w:lang w:val="en-US"/>
         </w:rPr>
       </w:pPr>
       <w:r>
         <w:rPr>
-          <w:sz w:val="24"/>
           <w:szCs w:val="24"/>
           <w:lang w:val="en-US"/>
         </w:rPr>
@@ -4395,7 +4186,6 @@
     <w:p>
       <w:pPr>
         <w:rPr>
-          <w:sz w:val="24"/>
           <w:szCs w:val="24"/>
           <w:lang w:val="en-US"/>
         </w:rPr>
@@ -4448,7 +4238,6 @@
           <w:szCs w:val="24"/>
           <w:lang w:val="en-US"/>
         </w:rPr>
-        <w:lastRenderedPageBreak/>
         <w:t>Yêu</w:t>
       </w:r>
       <w:r>
@@ -4489,6 +4278,801 @@
     </w:p>
     <w:p>
       <w:pPr>
+        <w:pStyle w:val="ListParagraph"/>
+        <w:numPr>
+          <w:ilvl w:val="0"/>
+          <w:numId w:val="46"/>
+        </w:numPr>
+        <w:rPr>
+          <w:lang w:val="en-US"/>
+        </w:rPr>
+      </w:pPr>
+      <w:r>
+        <w:rPr>
+          <w:lang w:val="en-US"/>
+        </w:rPr>
+        <w:t>Quản lý người dùng</w:t>
+      </w:r>
+    </w:p>
+    <w:p>
+      <w:pPr>
+        <w:pStyle w:val="ListParagraph"/>
+        <w:numPr>
+          <w:ilvl w:val="1"/>
+          <w:numId w:val="46"/>
+        </w:numPr>
+        <w:rPr>
+          <w:lang w:val="en-US"/>
+        </w:rPr>
+      </w:pPr>
+      <w:r>
+        <w:rPr>
+          <w:lang w:val="en-US"/>
+        </w:rPr>
+        <w:t>Cho phép đăng ký, đăng nhập, đăng xuất, và xác thực tài khoản người dùng.</w:t>
+      </w:r>
+    </w:p>
+    <w:p>
+      <w:pPr>
+        <w:pStyle w:val="ListParagraph"/>
+        <w:numPr>
+          <w:ilvl w:val="1"/>
+          <w:numId w:val="46"/>
+        </w:numPr>
+        <w:rPr>
+          <w:lang w:val="en-US"/>
+        </w:rPr>
+      </w:pPr>
+      <w:r>
+        <w:rPr>
+          <w:lang w:val="en-US"/>
+        </w:rPr>
+        <w:t>Cho phép chỉnh sửa thông tin cá nhân, thay đổi mật khẩu, ảnh đại diện.</w:t>
+      </w:r>
+    </w:p>
+    <w:p>
+      <w:pPr>
+        <w:pStyle w:val="ListParagraph"/>
+        <w:numPr>
+          <w:ilvl w:val="1"/>
+          <w:numId w:val="46"/>
+        </w:numPr>
+        <w:rPr>
+          <w:lang w:val="en-US"/>
+        </w:rPr>
+      </w:pPr>
+      <w:r>
+        <w:rPr>
+          <w:lang w:val="en-US"/>
+        </w:rPr>
+        <w:t>Lưu trữ thông tin người dùng và trạng thái đăng nhập qua Firebase Authentication.</w:t>
+      </w:r>
+    </w:p>
+    <w:p>
+      <w:pPr>
+        <w:pStyle w:val="ListParagraph"/>
+        <w:numPr>
+          <w:ilvl w:val="1"/>
+          <w:numId w:val="46"/>
+        </w:numPr>
+        <w:rPr>
+          <w:lang w:val="en-US"/>
+        </w:rPr>
+      </w:pPr>
+      <w:r>
+        <w:rPr>
+          <w:lang w:val="en-US"/>
+        </w:rPr>
+        <w:lastRenderedPageBreak/>
+        <w:t>Phân quyền người dùng cơ bản: người dùng cá nhân, người dùng nhóm (nếu có chia sẻ).</w:t>
+      </w:r>
+    </w:p>
+    <w:p>
+      <w:pPr>
+        <w:pStyle w:val="ListParagraph"/>
+        <w:numPr>
+          <w:ilvl w:val="0"/>
+          <w:numId w:val="46"/>
+        </w:numPr>
+        <w:rPr>
+          <w:lang w:val="en-US"/>
+        </w:rPr>
+      </w:pPr>
+      <w:r>
+        <w:rPr>
+          <w:lang w:val="en-US"/>
+        </w:rPr>
+        <w:t>Quản lý công việc</w:t>
+      </w:r>
+    </w:p>
+    <w:p>
+      <w:pPr>
+        <w:pStyle w:val="ListParagraph"/>
+        <w:numPr>
+          <w:ilvl w:val="1"/>
+          <w:numId w:val="46"/>
+        </w:numPr>
+        <w:rPr>
+          <w:lang w:val="en-US"/>
+        </w:rPr>
+      </w:pPr>
+      <w:r>
+        <w:rPr>
+          <w:lang w:val="en-US"/>
+        </w:rPr>
+        <w:t>Cho phép tạo, chỉnh sửa, xóa công việc (task hoặc reminder).</w:t>
+      </w:r>
+    </w:p>
+    <w:p>
+      <w:pPr>
+        <w:pStyle w:val="ListParagraph"/>
+        <w:numPr>
+          <w:ilvl w:val="1"/>
+          <w:numId w:val="46"/>
+        </w:numPr>
+        <w:rPr>
+          <w:lang w:val="en-US"/>
+        </w:rPr>
+      </w:pPr>
+      <w:r>
+        <w:rPr>
+          <w:lang w:val="en-US"/>
+        </w:rPr>
+        <w:t>Mỗi công việc bao gồm: tiêu đề, mô tả, thời gian bắt đầu – kết thúc, vị trí (nếu có) độ ưu tiên, trạng thái (chưa làm, đang làm, hoàn thành).</w:t>
+      </w:r>
+    </w:p>
+    <w:p>
+      <w:pPr>
+        <w:pStyle w:val="ListParagraph"/>
+        <w:numPr>
+          <w:ilvl w:val="1"/>
+          <w:numId w:val="46"/>
+        </w:numPr>
+        <w:rPr>
+          <w:lang w:val="en-US"/>
+        </w:rPr>
+      </w:pPr>
+      <w:r>
+        <w:rPr>
+          <w:lang w:val="en-US"/>
+        </w:rPr>
+        <w:t>Cho phép phân loại công việc theo nhóm, hoặc gắn nhãn (label) để dễ quản lý.</w:t>
+      </w:r>
+    </w:p>
+    <w:p>
+      <w:pPr>
+        <w:pStyle w:val="ListParagraph"/>
+        <w:numPr>
+          <w:ilvl w:val="1"/>
+          <w:numId w:val="46"/>
+        </w:numPr>
+        <w:rPr>
+          <w:lang w:val="en-US"/>
+        </w:rPr>
+      </w:pPr>
+      <w:r>
+        <w:rPr>
+          <w:lang w:val="en-US"/>
+        </w:rPr>
+        <w:t>Hỗ trợ đính kèm tệp, hình ảnh hoặc liên kết vào công việc.</w:t>
+      </w:r>
+    </w:p>
+    <w:p>
+      <w:pPr>
+        <w:pStyle w:val="ListParagraph"/>
+        <w:numPr>
+          <w:ilvl w:val="1"/>
+          <w:numId w:val="46"/>
+        </w:numPr>
+        <w:rPr>
+          <w:lang w:val="en-US"/>
+        </w:rPr>
+      </w:pPr>
+      <w:r>
+        <w:rPr>
+          <w:lang w:val="en-US"/>
+        </w:rPr>
+        <w:t>Cho phép đặt thông báo nhắc việc bằng hệ thống thông báo nội bộ (Notification Manager).</w:t>
+      </w:r>
+    </w:p>
+    <w:p>
+      <w:pPr>
+        <w:pStyle w:val="ListParagraph"/>
+        <w:numPr>
+          <w:ilvl w:val="0"/>
+          <w:numId w:val="46"/>
+        </w:numPr>
+        <w:rPr>
+          <w:lang w:val="en-US"/>
+        </w:rPr>
+      </w:pPr>
+      <w:r>
+        <w:rPr>
+          <w:lang w:val="en-US"/>
+        </w:rPr>
+        <w:t xml:space="preserve"> Quản lý lời nhắc và lịch biểu</w:t>
+      </w:r>
+    </w:p>
+    <w:p>
+      <w:pPr>
+        <w:pStyle w:val="ListParagraph"/>
+        <w:numPr>
+          <w:ilvl w:val="1"/>
+          <w:numId w:val="46"/>
+        </w:numPr>
+        <w:rPr>
+          <w:lang w:val="en-US"/>
+        </w:rPr>
+      </w:pPr>
+      <w:r>
+        <w:rPr>
+          <w:lang w:val="en-US"/>
+        </w:rPr>
+        <w:t>Hỗ trợ tạo lời nhắc định kỳ hoặc một lần.</w:t>
+      </w:r>
+    </w:p>
+    <w:p>
+      <w:pPr>
+        <w:pStyle w:val="ListParagraph"/>
+        <w:numPr>
+          <w:ilvl w:val="1"/>
+          <w:numId w:val="46"/>
+        </w:numPr>
+        <w:rPr>
+          <w:lang w:val="en-US"/>
+        </w:rPr>
+      </w:pPr>
+      <w:r>
+        <w:rPr>
+          <w:lang w:val="en-US"/>
+        </w:rPr>
+        <w:t>Cho phép chọn âm thanh thông báo, thời điểm nhắc nhở và thời gian lặp lại.</w:t>
+      </w:r>
+    </w:p>
+    <w:p>
+      <w:pPr>
+        <w:pStyle w:val="ListParagraph"/>
+        <w:numPr>
+          <w:ilvl w:val="1"/>
+          <w:numId w:val="46"/>
+        </w:numPr>
+        <w:rPr>
+          <w:lang w:val="en-US"/>
+        </w:rPr>
+      </w:pPr>
+      <w:r>
+        <w:rPr>
+          <w:lang w:val="en-US"/>
+        </w:rPr>
+        <w:t>Tự động đồng bộ lời nhắc với lịch hệ thống Android để hiển thị trên widget lịch.</w:t>
+      </w:r>
+    </w:p>
+    <w:p>
+      <w:pPr>
+        <w:pStyle w:val="ListParagraph"/>
+        <w:numPr>
+          <w:ilvl w:val="1"/>
+          <w:numId w:val="46"/>
+        </w:numPr>
+        <w:rPr>
+          <w:lang w:val="en-US"/>
+        </w:rPr>
+      </w:pPr>
+      <w:r>
+        <w:rPr>
+          <w:lang w:val="en-US"/>
+        </w:rPr>
+        <w:t>Cho phép hiển thị toàn bộ lịch công việc trong giao diện dạng tuần/tháng.</w:t>
+      </w:r>
+    </w:p>
+    <w:p>
+      <w:pPr>
+        <w:pStyle w:val="ListParagraph"/>
+        <w:numPr>
+          <w:ilvl w:val="0"/>
+          <w:numId w:val="46"/>
+        </w:numPr>
+        <w:rPr>
+          <w:lang w:val="en-US"/>
+        </w:rPr>
+      </w:pPr>
+      <w:r>
+        <w:rPr>
+          <w:lang w:val="en-US"/>
+        </w:rPr>
+        <w:t>Tương tác bản đồ</w:t>
+      </w:r>
+    </w:p>
+    <w:p>
+      <w:pPr>
+        <w:pStyle w:val="ListParagraph"/>
+        <w:numPr>
+          <w:ilvl w:val="1"/>
+          <w:numId w:val="46"/>
+        </w:numPr>
+        <w:rPr>
+          <w:lang w:val="en-US"/>
+        </w:rPr>
+      </w:pPr>
+      <w:r>
+        <w:rPr>
+          <w:lang w:val="en-US"/>
+        </w:rPr>
+        <w:t>Hiển thị bản đồ tương tác sử dụng Google Maps API.</w:t>
+      </w:r>
+    </w:p>
+    <w:p>
+      <w:pPr>
+        <w:pStyle w:val="ListParagraph"/>
+        <w:numPr>
+          <w:ilvl w:val="1"/>
+          <w:numId w:val="46"/>
+        </w:numPr>
+        <w:rPr>
+          <w:lang w:val="en-US"/>
+        </w:rPr>
+      </w:pPr>
+      <w:r>
+        <w:rPr>
+          <w:lang w:val="en-US"/>
+        </w:rPr>
+        <w:t>Cho phép gắn vị trí cho từng lời nhắc hoặc công việc.</w:t>
+      </w:r>
+    </w:p>
+    <w:p>
+      <w:pPr>
+        <w:pStyle w:val="ListParagraph"/>
+        <w:numPr>
+          <w:ilvl w:val="1"/>
+          <w:numId w:val="46"/>
+        </w:numPr>
+        <w:rPr>
+          <w:lang w:val="en-US"/>
+        </w:rPr>
+      </w:pPr>
+      <w:r>
+        <w:rPr>
+          <w:lang w:val="en-US"/>
+        </w:rPr>
+        <w:t>Hiển thị các công việc có vị trí bằng marker trên bản đồ.</w:t>
+      </w:r>
+    </w:p>
+    <w:p>
+      <w:pPr>
+        <w:pStyle w:val="ListParagraph"/>
+        <w:numPr>
+          <w:ilvl w:val="1"/>
+          <w:numId w:val="46"/>
+        </w:numPr>
+        <w:rPr>
+          <w:lang w:val="en-US"/>
+        </w:rPr>
+      </w:pPr>
+      <w:r>
+        <w:rPr>
+          <w:lang w:val="en-US"/>
+        </w:rPr>
+        <w:t>Cho phép mở chỉ đường trực tiếp trong Google Maps.</w:t>
+      </w:r>
+    </w:p>
+    <w:p>
+      <w:pPr>
+        <w:pStyle w:val="ListParagraph"/>
+        <w:numPr>
+          <w:ilvl w:val="1"/>
+          <w:numId w:val="46"/>
+        </w:numPr>
+        <w:rPr>
+          <w:lang w:val="en-US"/>
+        </w:rPr>
+      </w:pPr>
+      <w:r>
+        <w:rPr>
+          <w:lang w:val="en-US"/>
+        </w:rPr>
+        <w:t>Lưu trữ vị trí và đồng bộ qua Firebase Realtime Database.</w:t>
+      </w:r>
+    </w:p>
+    <w:p>
+      <w:pPr>
+        <w:pStyle w:val="ListParagraph"/>
+        <w:numPr>
+          <w:ilvl w:val="0"/>
+          <w:numId w:val="46"/>
+        </w:numPr>
+        <w:rPr>
+          <w:lang w:val="en-US"/>
+        </w:rPr>
+      </w:pPr>
+      <w:r>
+        <w:rPr>
+          <w:lang w:val="en-US"/>
+        </w:rPr>
+        <w:t>Quản lý nhóm</w:t>
+      </w:r>
+    </w:p>
+    <w:p>
+      <w:pPr>
+        <w:pStyle w:val="ListParagraph"/>
+        <w:numPr>
+          <w:ilvl w:val="1"/>
+          <w:numId w:val="46"/>
+        </w:numPr>
+        <w:rPr>
+          <w:lang w:val="en-US"/>
+        </w:rPr>
+      </w:pPr>
+      <w:r>
+        <w:rPr>
+          <w:lang w:val="en-US"/>
+        </w:rPr>
+        <w:t>Cho phép tạo nhóm làm việc và mời thành viên bằng liên kết hoặc mã nhóm.</w:t>
+      </w:r>
+    </w:p>
+    <w:p>
+      <w:pPr>
+        <w:pStyle w:val="ListParagraph"/>
+        <w:numPr>
+          <w:ilvl w:val="1"/>
+          <w:numId w:val="46"/>
+        </w:numPr>
+        <w:rPr>
+          <w:lang w:val="en-US"/>
+        </w:rPr>
+      </w:pPr>
+      <w:r>
+        <w:rPr>
+          <w:lang w:val="en-US"/>
+        </w:rPr>
+        <w:t>Người quản lý nhóm có thể phân công công việc cho từng thành viên.</w:t>
+      </w:r>
+    </w:p>
+    <w:p>
+      <w:pPr>
+        <w:pStyle w:val="ListParagraph"/>
+        <w:numPr>
+          <w:ilvl w:val="1"/>
+          <w:numId w:val="46"/>
+        </w:numPr>
+        <w:rPr>
+          <w:lang w:val="en-US"/>
+        </w:rPr>
+      </w:pPr>
+      <w:r>
+        <w:rPr>
+          <w:lang w:val="en-US"/>
+        </w:rPr>
+        <w:t>Các thành viên có thể xem, cập nhật và nhận thông báo tiến độ công việc.</w:t>
+      </w:r>
+    </w:p>
+    <w:p>
+      <w:pPr>
+        <w:pStyle w:val="ListParagraph"/>
+        <w:numPr>
+          <w:ilvl w:val="0"/>
+          <w:numId w:val="46"/>
+        </w:numPr>
+        <w:rPr>
+          <w:lang w:val="en-US"/>
+        </w:rPr>
+      </w:pPr>
+      <w:r>
+        <w:rPr>
+          <w:lang w:val="en-US"/>
+        </w:rPr>
+        <w:t>Quản lý thông báo</w:t>
+      </w:r>
+    </w:p>
+    <w:p>
+      <w:pPr>
+        <w:pStyle w:val="ListParagraph"/>
+        <w:numPr>
+          <w:ilvl w:val="1"/>
+          <w:numId w:val="46"/>
+        </w:numPr>
+        <w:rPr>
+          <w:lang w:val="en-US"/>
+        </w:rPr>
+      </w:pPr>
+      <w:r>
+        <w:rPr>
+          <w:lang w:val="en-US"/>
+        </w:rPr>
+        <w:t>Hệ thống phải tự động gửi thông báo đến người dùng khi:</w:t>
+      </w:r>
+    </w:p>
+    <w:p>
+      <w:pPr>
+        <w:pStyle w:val="ListParagraph"/>
+        <w:numPr>
+          <w:ilvl w:val="2"/>
+          <w:numId w:val="46"/>
+        </w:numPr>
+        <w:rPr>
+          <w:lang w:val="en-US"/>
+        </w:rPr>
+      </w:pPr>
+      <w:r>
+        <w:rPr>
+          <w:lang w:val="en-US"/>
+        </w:rPr>
+        <w:t>Đến thời gian nhắc việc.</w:t>
+      </w:r>
+    </w:p>
+    <w:p>
+      <w:pPr>
+        <w:pStyle w:val="ListParagraph"/>
+        <w:numPr>
+          <w:ilvl w:val="2"/>
+          <w:numId w:val="46"/>
+        </w:numPr>
+        <w:rPr>
+          <w:lang w:val="en-US"/>
+        </w:rPr>
+      </w:pPr>
+      <w:r>
+        <w:rPr>
+          <w:lang w:val="en-US"/>
+        </w:rPr>
+        <w:t>Có công việc được giao mới hoặc thay đổi trạng thái.</w:t>
+      </w:r>
+    </w:p>
+    <w:p>
+      <w:pPr>
+        <w:pStyle w:val="ListParagraph"/>
+        <w:numPr>
+          <w:ilvl w:val="2"/>
+          <w:numId w:val="46"/>
+        </w:numPr>
+        <w:rPr>
+          <w:lang w:val="en-US"/>
+        </w:rPr>
+      </w:pPr>
+      <w:r>
+        <w:rPr>
+          <w:lang w:val="en-US"/>
+        </w:rPr>
+        <w:t>Có lời nhắc gần vị trí hiện tại (location-based notification).</w:t>
+      </w:r>
+    </w:p>
+    <w:p>
+      <w:pPr>
+        <w:pStyle w:val="ListParagraph"/>
+        <w:numPr>
+          <w:ilvl w:val="1"/>
+          <w:numId w:val="46"/>
+        </w:numPr>
+        <w:rPr>
+          <w:lang w:val="en-US"/>
+        </w:rPr>
+      </w:pPr>
+      <w:r>
+        <w:rPr>
+          <w:lang w:val="en-US"/>
+        </w:rPr>
+        <w:lastRenderedPageBreak/>
+        <w:t>Cho phép người dùng tùy chỉnh cường độ thông báo, kiểu hiển thị, và âm thanh.</w:t>
+      </w:r>
+    </w:p>
+    <w:p>
+      <w:pPr>
+        <w:pStyle w:val="ListParagraph"/>
+        <w:numPr>
+          <w:ilvl w:val="0"/>
+          <w:numId w:val="46"/>
+        </w:numPr>
+        <w:rPr>
+          <w:lang w:val="en-US"/>
+        </w:rPr>
+      </w:pPr>
+      <w:r>
+        <w:rPr>
+          <w:lang w:val="en-US"/>
+        </w:rPr>
+        <w:t>Đồng bộ dữ liệu</w:t>
+      </w:r>
+    </w:p>
+    <w:p>
+      <w:pPr>
+        <w:pStyle w:val="ListParagraph"/>
+        <w:numPr>
+          <w:ilvl w:val="1"/>
+          <w:numId w:val="46"/>
+        </w:numPr>
+        <w:rPr>
+          <w:lang w:val="en-US"/>
+        </w:rPr>
+      </w:pPr>
+      <w:r>
+        <w:rPr>
+          <w:lang w:val="en-US"/>
+        </w:rPr>
+        <w:t>Tất cả dữ liệu (user, task, reminder, location, calendar event, group data) phải được đồng bộ hóa theo thời gian thực thông qua Firebase Realtime Database.</w:t>
+      </w:r>
+    </w:p>
+    <w:p>
+      <w:pPr>
+        <w:pStyle w:val="ListParagraph"/>
+        <w:numPr>
+          <w:ilvl w:val="1"/>
+          <w:numId w:val="46"/>
+        </w:numPr>
+        <w:rPr>
+          <w:lang w:val="en-US"/>
+        </w:rPr>
+      </w:pPr>
+      <w:r>
+        <w:rPr>
+          <w:lang w:val="en-US"/>
+        </w:rPr>
+        <w:t>Cho phép người dùng truy cập cùng dữ liệu khi đăng nhập từ nhiều thiết bị.</w:t>
+      </w:r>
+    </w:p>
+    <w:p>
+      <w:pPr>
+        <w:pStyle w:val="ListParagraph"/>
+        <w:numPr>
+          <w:ilvl w:val="1"/>
+          <w:numId w:val="46"/>
+        </w:numPr>
+        <w:rPr>
+          <w:lang w:val="en-US"/>
+        </w:rPr>
+      </w:pPr>
+      <w:r>
+        <w:rPr>
+          <w:lang w:val="en-US"/>
+        </w:rPr>
+        <w:t>Có cơ chế xử lý xung đột dữ liệu (data conflict resolution) dựa trên timestamp.</w:t>
+      </w:r>
+    </w:p>
+    <w:p>
+      <w:pPr>
+        <w:pStyle w:val="ListParagraph"/>
+        <w:numPr>
+          <w:ilvl w:val="0"/>
+          <w:numId w:val="46"/>
+        </w:numPr>
+        <w:rPr>
+          <w:lang w:val="en-US"/>
+        </w:rPr>
+      </w:pPr>
+      <w:r>
+        <w:rPr>
+          <w:lang w:val="en-US"/>
+        </w:rPr>
+        <w:t>Giao diện và trải nghiệm người dùng (</w:t>
+      </w:r>
+      <w:r>
+        <w:rPr>
+          <w:lang w:val="en-US"/>
+        </w:rPr>
+        <w:t>UI/UX</w:t>
+      </w:r>
+      <w:r>
+        <w:rPr>
+          <w:lang w:val="en-US"/>
+        </w:rPr>
+        <w:t>)</w:t>
+      </w:r>
+    </w:p>
+    <w:p>
+      <w:pPr>
+        <w:pStyle w:val="ListParagraph"/>
+        <w:numPr>
+          <w:ilvl w:val="1"/>
+          <w:numId w:val="46"/>
+        </w:numPr>
+        <w:rPr>
+          <w:lang w:val="en-US"/>
+        </w:rPr>
+      </w:pPr>
+      <w:r>
+        <w:rPr>
+          <w:lang w:val="en-US"/>
+        </w:rPr>
+        <w:t>Thiết kế theo chuẩn Material Design 3, sử dụng Jetpack Compose để tối ưu hiệu năng.</w:t>
+      </w:r>
+    </w:p>
+    <w:p>
+      <w:pPr>
+        <w:pStyle w:val="ListParagraph"/>
+        <w:numPr>
+          <w:ilvl w:val="1"/>
+          <w:numId w:val="46"/>
+        </w:numPr>
+        <w:rPr>
+          <w:lang w:val="en-US"/>
+        </w:rPr>
+      </w:pPr>
+      <w:r>
+        <w:rPr>
+          <w:lang w:val="en-US"/>
+        </w:rPr>
+        <w:t>Cung cấp giao diện thân thiện, dễ thao tác, có khả năng chuyển đổi giữa chế độ sáng/tối (Dark mode).</w:t>
+      </w:r>
+    </w:p>
+    <w:p>
+      <w:pPr>
+        <w:pStyle w:val="ListParagraph"/>
+        <w:numPr>
+          <w:ilvl w:val="0"/>
+          <w:numId w:val="46"/>
+        </w:numPr>
+        <w:rPr>
+          <w:lang w:val="en-US"/>
+        </w:rPr>
+      </w:pPr>
+      <w:r>
+        <w:rPr>
+          <w:lang w:val="en-US"/>
+        </w:rPr>
+        <w:t xml:space="preserve">Quản lý dữ liệu ngoại tuyến </w:t>
+      </w:r>
+    </w:p>
+    <w:p>
+      <w:pPr>
+        <w:pStyle w:val="ListParagraph"/>
+        <w:numPr>
+          <w:ilvl w:val="1"/>
+          <w:numId w:val="46"/>
+        </w:numPr>
+        <w:rPr>
+          <w:lang w:val="en-US"/>
+        </w:rPr>
+      </w:pPr>
+      <w:r>
+        <w:rPr>
+          <w:lang w:val="en-US"/>
+        </w:rPr>
+        <w:t>Ứng dụng vẫn cho phép người dùng xem, tạo và chỉnh sửa công việc ngay cả khi không có Internet.</w:t>
+      </w:r>
+    </w:p>
+    <w:p>
+      <w:pPr>
+        <w:pStyle w:val="ListParagraph"/>
+        <w:numPr>
+          <w:ilvl w:val="1"/>
+          <w:numId w:val="46"/>
+        </w:numPr>
+        <w:rPr>
+          <w:lang w:val="en-US"/>
+        </w:rPr>
+      </w:pPr>
+      <w:r>
+        <w:rPr>
+          <w:lang w:val="en-US"/>
+        </w:rPr>
+        <w:t>Khi kết nối được khôi phục, dữ liệu sẽ tự động đồng bộ với máy chủ.</w:t>
+      </w:r>
+    </w:p>
+    <w:p>
+      <w:pPr>
+        <w:pStyle w:val="ListParagraph"/>
+        <w:numPr>
+          <w:ilvl w:val="1"/>
+          <w:numId w:val="46"/>
+        </w:numPr>
+        <w:rPr>
+          <w:lang w:val="en-US"/>
+        </w:rPr>
+      </w:pPr>
+      <w:r>
+        <w:rPr>
+          <w:lang w:val="en-US"/>
+        </w:rPr>
+        <w:t>Sử dụng Room Database hoặc Local Storage để lưu dữ liệu tạm thời.</w:t>
+      </w:r>
+    </w:p>
+    <w:p>
+      <w:pPr>
+        <w:rPr>
+          <w:lang w:val="en-US"/>
+        </w:rPr>
+      </w:pPr>
+    </w:p>
+    <w:p>
+      <w:pPr>
         <w:pStyle w:val="Heading3"/>
         <w:numPr>
           <w:ilvl w:val="2"/>
@@ -4518,6 +5102,668 @@
     </w:p>
     <w:p>
       <w:pPr>
+        <w:pStyle w:val="ListParagraph"/>
+        <w:numPr>
+          <w:ilvl w:val="0"/>
+          <w:numId w:val="46"/>
+        </w:numPr>
+        <w:rPr>
+          <w:lang w:val="en-US"/>
+        </w:rPr>
+      </w:pPr>
+      <w:r>
+        <w:rPr>
+          <w:lang w:val="en-US"/>
+        </w:rPr>
+        <w:t>Hiệu</w:t>
+      </w:r>
+      <w:r>
+        <w:rPr>
+          <w:lang w:val="en-US"/>
+        </w:rPr>
+        <w:t xml:space="preserve"> năng</w:t>
+      </w:r>
+    </w:p>
+    <w:p>
+      <w:pPr>
+        <w:pStyle w:val="ListParagraph"/>
+        <w:numPr>
+          <w:ilvl w:val="1"/>
+          <w:numId w:val="46"/>
+        </w:numPr>
+        <w:rPr>
+          <w:lang w:val="en-US"/>
+        </w:rPr>
+      </w:pPr>
+      <w:r>
+        <w:rPr>
+          <w:lang w:val="en-US"/>
+        </w:rPr>
+        <w:t>Thời gian tải dữ liệu chính (task, reminder, map marker) không vượt quá 2 giây.</w:t>
+      </w:r>
+    </w:p>
+    <w:p>
+      <w:pPr>
+        <w:pStyle w:val="ListParagraph"/>
+        <w:numPr>
+          <w:ilvl w:val="1"/>
+          <w:numId w:val="46"/>
+        </w:numPr>
+        <w:rPr>
+          <w:lang w:val="en-US"/>
+        </w:rPr>
+      </w:pPr>
+      <w:r>
+        <w:rPr>
+          <w:lang w:val="en-US"/>
+        </w:rPr>
+        <w:t>Ứng dụng phải hoạt động mượt mà, tránh lag khi thao tác bản đồ hoặc cuộn danh sách công việc.</w:t>
+      </w:r>
+    </w:p>
+    <w:p>
+      <w:pPr>
+        <w:pStyle w:val="ListParagraph"/>
+        <w:numPr>
+          <w:ilvl w:val="1"/>
+          <w:numId w:val="46"/>
+        </w:numPr>
+        <w:rPr>
+          <w:lang w:val="en-US"/>
+        </w:rPr>
+      </w:pPr>
+      <w:r>
+        <w:rPr>
+          <w:lang w:val="en-US"/>
+        </w:rPr>
+        <w:t>Tối ưu hoá truy xuất dữ liệu bằng LiveData và ViewModel.</w:t>
+      </w:r>
+    </w:p>
+    <w:p>
+      <w:pPr>
+        <w:pStyle w:val="ListParagraph"/>
+        <w:numPr>
+          <w:ilvl w:val="0"/>
+          <w:numId w:val="46"/>
+        </w:numPr>
+        <w:rPr>
+          <w:lang w:val="en-US"/>
+        </w:rPr>
+      </w:pPr>
+      <w:r>
+        <w:rPr>
+          <w:lang w:val="en-US"/>
+        </w:rPr>
+        <w:t>Tính bảo mật</w:t>
+      </w:r>
+    </w:p>
+    <w:p>
+      <w:pPr>
+        <w:pStyle w:val="ListParagraph"/>
+        <w:numPr>
+          <w:ilvl w:val="1"/>
+          <w:numId w:val="46"/>
+        </w:numPr>
+        <w:rPr>
+          <w:lang w:val="en-US"/>
+        </w:rPr>
+      </w:pPr>
+      <w:r>
+        <w:rPr>
+          <w:lang w:val="en-US"/>
+        </w:rPr>
+        <w:t>S</w:t>
+      </w:r>
+      <w:r>
+        <w:rPr>
+          <w:lang w:val="en-US"/>
+        </w:rPr>
+        <w:t>ử dụng Firebase Authentication và OAuth 2.0 cho việc đăng nhập.</w:t>
+      </w:r>
+    </w:p>
+    <w:p>
+      <w:pPr>
+        <w:pStyle w:val="ListParagraph"/>
+        <w:numPr>
+          <w:ilvl w:val="1"/>
+          <w:numId w:val="46"/>
+        </w:numPr>
+        <w:rPr>
+          <w:lang w:val="en-US"/>
+        </w:rPr>
+      </w:pPr>
+      <w:r>
+        <w:rPr>
+          <w:lang w:val="en-US"/>
+        </w:rPr>
+        <w:t>Mã hóa dữ liệu người dùng khi lưu trữ nội bộ (SharedPreferences Encrypted).</w:t>
+      </w:r>
+    </w:p>
+    <w:p>
+      <w:pPr>
+        <w:pStyle w:val="ListParagraph"/>
+        <w:numPr>
+          <w:ilvl w:val="1"/>
+          <w:numId w:val="46"/>
+        </w:numPr>
+        <w:rPr>
+          <w:lang w:val="en-US"/>
+        </w:rPr>
+      </w:pPr>
+      <w:r>
+        <w:rPr>
+          <w:lang w:val="en-US"/>
+        </w:rPr>
+        <w:t>Không lưu mật khẩu hoặc token dưới dạng plaintext.</w:t>
+      </w:r>
+    </w:p>
+    <w:p>
+      <w:pPr>
+        <w:pStyle w:val="ListParagraph"/>
+        <w:numPr>
+          <w:ilvl w:val="1"/>
+          <w:numId w:val="46"/>
+        </w:numPr>
+        <w:rPr>
+          <w:lang w:val="en-US"/>
+        </w:rPr>
+      </w:pPr>
+      <w:r>
+        <w:rPr>
+          <w:lang w:val="en-US"/>
+        </w:rPr>
+        <w:t>Kiểm soát quyền truy cập (Permission Control) khi sử dụng vị trí, lịch và tệp.</w:t>
+      </w:r>
+    </w:p>
+    <w:p>
+      <w:pPr>
+        <w:pStyle w:val="ListParagraph"/>
+        <w:numPr>
+          <w:ilvl w:val="0"/>
+          <w:numId w:val="46"/>
+        </w:numPr>
+        <w:rPr>
+          <w:lang w:val="en-US"/>
+        </w:rPr>
+      </w:pPr>
+      <w:r>
+        <w:rPr>
+          <w:lang w:val="en-US"/>
+        </w:rPr>
+        <w:t xml:space="preserve">Tính tin cậy </w:t>
+      </w:r>
+    </w:p>
+    <w:p>
+      <w:pPr>
+        <w:pStyle w:val="ListParagraph"/>
+        <w:numPr>
+          <w:ilvl w:val="1"/>
+          <w:numId w:val="46"/>
+        </w:numPr>
+        <w:rPr>
+          <w:lang w:val="en-US"/>
+        </w:rPr>
+      </w:pPr>
+      <w:r>
+        <w:rPr>
+          <w:lang w:val="en-US"/>
+        </w:rPr>
+        <w:t>Dữ liệu không được mất khi ứng dụng bị dừng hoặc thiết bị khởi động lại.</w:t>
+      </w:r>
+    </w:p>
+    <w:p>
+      <w:pPr>
+        <w:pStyle w:val="ListParagraph"/>
+        <w:numPr>
+          <w:ilvl w:val="1"/>
+          <w:numId w:val="46"/>
+        </w:numPr>
+        <w:rPr>
+          <w:lang w:val="en-US"/>
+        </w:rPr>
+      </w:pPr>
+      <w:r>
+        <w:rPr>
+          <w:lang w:val="en-US"/>
+        </w:rPr>
+        <w:lastRenderedPageBreak/>
+        <w:t>Cơ chế khôi phục dữ liệu tự động từ Firebase nếu bộ nhớ cục bộ bị xóa.</w:t>
+      </w:r>
+    </w:p>
+    <w:p>
+      <w:pPr>
+        <w:pStyle w:val="ListParagraph"/>
+        <w:numPr>
+          <w:ilvl w:val="1"/>
+          <w:numId w:val="46"/>
+        </w:numPr>
+        <w:rPr>
+          <w:lang w:val="en-US"/>
+        </w:rPr>
+      </w:pPr>
+      <w:r>
+        <w:rPr>
+          <w:lang w:val="en-US"/>
+        </w:rPr>
+        <w:t>Khi xảy ra lỗi mạng hoặc lỗi API, hệ thống phải hiển thị thông báo rõ ràng và cho phép thử lại.</w:t>
+      </w:r>
+    </w:p>
+    <w:p>
+      <w:pPr>
+        <w:pStyle w:val="ListParagraph"/>
+        <w:numPr>
+          <w:ilvl w:val="0"/>
+          <w:numId w:val="46"/>
+        </w:numPr>
+        <w:rPr>
+          <w:lang w:val="en-US"/>
+        </w:rPr>
+      </w:pPr>
+      <w:r>
+        <w:rPr>
+          <w:lang w:val="en-US"/>
+        </w:rPr>
+        <w:t>Tính khả dụng</w:t>
+      </w:r>
+    </w:p>
+    <w:p>
+      <w:pPr>
+        <w:pStyle w:val="ListParagraph"/>
+        <w:numPr>
+          <w:ilvl w:val="1"/>
+          <w:numId w:val="46"/>
+        </w:numPr>
+        <w:rPr>
+          <w:lang w:val="en-US"/>
+        </w:rPr>
+      </w:pPr>
+      <w:r>
+        <w:rPr>
+          <w:lang w:val="en-US"/>
+        </w:rPr>
+        <w:t>Các dịch vụ Firebase và Google API phải có cơ chế fallback nếu tạm ngưng.</w:t>
+      </w:r>
+    </w:p>
+    <w:p>
+      <w:pPr>
+        <w:pStyle w:val="ListParagraph"/>
+        <w:numPr>
+          <w:ilvl w:val="1"/>
+          <w:numId w:val="46"/>
+        </w:numPr>
+        <w:rPr>
+          <w:lang w:val="en-US"/>
+        </w:rPr>
+      </w:pPr>
+      <w:r>
+        <w:rPr>
+          <w:lang w:val="en-US"/>
+        </w:rPr>
+        <w:t>Cho phép hoạt động offline ở mức cơ bản (xem, chỉnh sửa tạm).</w:t>
+      </w:r>
+    </w:p>
+    <w:p>
+      <w:pPr>
+        <w:pStyle w:val="ListParagraph"/>
+        <w:numPr>
+          <w:ilvl w:val="0"/>
+          <w:numId w:val="46"/>
+        </w:numPr>
+        <w:rPr>
+          <w:lang w:val="en-US"/>
+        </w:rPr>
+      </w:pPr>
+      <w:r>
+        <w:rPr>
+          <w:lang w:val="en-US"/>
+        </w:rPr>
+        <w:t>Khả năng mở rộng và bảo trì</w:t>
+      </w:r>
+    </w:p>
+    <w:p>
+      <w:pPr>
+        <w:pStyle w:val="ListParagraph"/>
+        <w:numPr>
+          <w:ilvl w:val="1"/>
+          <w:numId w:val="46"/>
+        </w:numPr>
+        <w:rPr>
+          <w:lang w:val="en-US"/>
+        </w:rPr>
+      </w:pPr>
+      <w:r>
+        <w:rPr>
+          <w:lang w:val="en-US"/>
+        </w:rPr>
+        <w:t>Kiến trúc ứng dụng tuân theo mô hình MVVM (Model – View – ViewModel).</w:t>
+      </w:r>
+    </w:p>
+    <w:p>
+      <w:pPr>
+        <w:pStyle w:val="ListParagraph"/>
+        <w:numPr>
+          <w:ilvl w:val="1"/>
+          <w:numId w:val="46"/>
+        </w:numPr>
+        <w:rPr>
+          <w:lang w:val="en-US"/>
+        </w:rPr>
+      </w:pPr>
+      <w:r>
+        <w:rPr>
+          <w:lang w:val="en-US"/>
+        </w:rPr>
+        <w:t xml:space="preserve">Dễ dàng thêm mới module (như Note, File Manager, Habit Tracker) mà không ảnh hưởng </w:t>
+      </w:r>
+      <w:r>
+        <w:rPr>
+          <w:lang w:val="en-US"/>
+        </w:rPr>
+        <w:t xml:space="preserve">tới các </w:t>
+      </w:r>
+      <w:r>
+        <w:rPr>
+          <w:lang w:val="en-US"/>
+        </w:rPr>
+        <w:t>module hiện có.</w:t>
+      </w:r>
+    </w:p>
+    <w:p>
+      <w:pPr>
+        <w:pStyle w:val="ListParagraph"/>
+        <w:numPr>
+          <w:ilvl w:val="1"/>
+          <w:numId w:val="46"/>
+        </w:numPr>
+        <w:rPr>
+          <w:lang w:val="en-US"/>
+        </w:rPr>
+      </w:pPr>
+      <w:r>
+        <w:rPr>
+          <w:lang w:val="en-US"/>
+        </w:rPr>
+        <w:t>Code phải tuân thủ tiêu chuẩn Kotlin và Clean Architecture.</w:t>
+      </w:r>
+    </w:p>
+    <w:p>
+      <w:pPr>
+        <w:pStyle w:val="ListParagraph"/>
+        <w:numPr>
+          <w:ilvl w:val="1"/>
+          <w:numId w:val="46"/>
+        </w:numPr>
+        <w:rPr>
+          <w:lang w:val="en-US"/>
+        </w:rPr>
+      </w:pPr>
+      <w:r>
+        <w:rPr>
+          <w:lang w:val="en-US"/>
+        </w:rPr>
+        <w:t>Có khả năng mở rộng lên phiên bản web hoặc desktop nếu cần.</w:t>
+      </w:r>
+    </w:p>
+    <w:p>
+      <w:pPr>
+        <w:pStyle w:val="ListParagraph"/>
+        <w:numPr>
+          <w:ilvl w:val="0"/>
+          <w:numId w:val="46"/>
+        </w:numPr>
+        <w:rPr>
+          <w:lang w:val="en-US"/>
+        </w:rPr>
+      </w:pPr>
+      <w:r>
+        <w:rPr>
+          <w:lang w:val="en-US"/>
+        </w:rPr>
+        <w:t>Tính thân thiện và trải nghiệm người dùng</w:t>
+      </w:r>
+    </w:p>
+    <w:p>
+      <w:pPr>
+        <w:pStyle w:val="ListParagraph"/>
+        <w:numPr>
+          <w:ilvl w:val="1"/>
+          <w:numId w:val="46"/>
+        </w:numPr>
+        <w:rPr>
+          <w:lang w:val="en-US"/>
+        </w:rPr>
+      </w:pPr>
+      <w:r>
+        <w:rPr>
+          <w:lang w:val="en-US"/>
+        </w:rPr>
+        <w:t>Giao diện thiết kế theo hướng đơn giản – dễ hiểu – ít thao tác.</w:t>
+      </w:r>
+    </w:p>
+    <w:p>
+      <w:pPr>
+        <w:pStyle w:val="ListParagraph"/>
+        <w:numPr>
+          <w:ilvl w:val="1"/>
+          <w:numId w:val="46"/>
+        </w:numPr>
+        <w:rPr>
+          <w:lang w:val="en-US"/>
+        </w:rPr>
+      </w:pPr>
+      <w:r>
+        <w:rPr>
+          <w:lang w:val="en-US"/>
+        </w:rPr>
+        <w:t>Mỗi thao tác chính phải hoàn thành trong tối đa 3 lần chạm.</w:t>
+      </w:r>
+    </w:p>
+    <w:p>
+      <w:pPr>
+        <w:pStyle w:val="ListParagraph"/>
+        <w:numPr>
+          <w:ilvl w:val="1"/>
+          <w:numId w:val="46"/>
+        </w:numPr>
+        <w:rPr>
+          <w:lang w:val="en-US"/>
+        </w:rPr>
+      </w:pPr>
+      <w:r>
+        <w:rPr>
+          <w:lang w:val="en-US"/>
+        </w:rPr>
+        <w:t>Có hướng dẫn sử dụng ngắn gọn cho người mới (onboarding flow).</w:t>
+      </w:r>
+    </w:p>
+    <w:p>
+      <w:pPr>
+        <w:pStyle w:val="ListParagraph"/>
+        <w:numPr>
+          <w:ilvl w:val="1"/>
+          <w:numId w:val="46"/>
+        </w:numPr>
+        <w:rPr>
+          <w:lang w:val="en-US"/>
+        </w:rPr>
+      </w:pPr>
+      <w:r>
+        <w:rPr>
+          <w:lang w:val="en-US"/>
+        </w:rPr>
+        <w:t>Hỗ trợ chế độ sáng/tối, kích cỡ chữ linh hoạt, và khả năng truy cập cho người khiếm thị.</w:t>
+      </w:r>
+    </w:p>
+    <w:p>
+      <w:pPr>
+        <w:pStyle w:val="ListParagraph"/>
+        <w:numPr>
+          <w:ilvl w:val="0"/>
+          <w:numId w:val="46"/>
+        </w:numPr>
+        <w:rPr>
+          <w:lang w:val="en-US"/>
+        </w:rPr>
+      </w:pPr>
+      <w:r>
+        <w:rPr>
+          <w:lang w:val="en-US"/>
+        </w:rPr>
+        <w:t>Tính tương thích</w:t>
+      </w:r>
+    </w:p>
+    <w:p>
+      <w:pPr>
+        <w:pStyle w:val="ListParagraph"/>
+        <w:numPr>
+          <w:ilvl w:val="1"/>
+          <w:numId w:val="46"/>
+        </w:numPr>
+        <w:rPr>
+          <w:lang w:val="en-US"/>
+        </w:rPr>
+      </w:pPr>
+      <w:r>
+        <w:rPr>
+          <w:lang w:val="en-US"/>
+        </w:rPr>
+        <w:t>Ứng dụng phải chạy ổn định trên Android phiên bản 8.0 (API 26) trở lên.</w:t>
+      </w:r>
+    </w:p>
+    <w:p>
+      <w:pPr>
+        <w:pStyle w:val="ListParagraph"/>
+        <w:numPr>
+          <w:ilvl w:val="1"/>
+          <w:numId w:val="46"/>
+        </w:numPr>
+        <w:rPr>
+          <w:lang w:val="en-US"/>
+        </w:rPr>
+      </w:pPr>
+      <w:r>
+        <w:rPr>
+          <w:lang w:val="en-US"/>
+        </w:rPr>
+        <w:t>Tương thích với màn hình dọc/ngang, điện thoại và máy tính bảng.</w:t>
+      </w:r>
+    </w:p>
+    <w:p>
+      <w:pPr>
+        <w:pStyle w:val="ListParagraph"/>
+        <w:numPr>
+          <w:ilvl w:val="1"/>
+          <w:numId w:val="46"/>
+        </w:numPr>
+        <w:rPr>
+          <w:lang w:val="en-US"/>
+        </w:rPr>
+      </w:pPr>
+      <w:r>
+        <w:rPr>
+          <w:lang w:val="en-US"/>
+        </w:rPr>
+        <w:t>Các API Google (Maps, Directions, Calendar) phải dùng phiên bản mới nhất.</w:t>
+      </w:r>
+    </w:p>
+    <w:p>
+      <w:pPr>
+        <w:pStyle w:val="ListParagraph"/>
+        <w:numPr>
+          <w:ilvl w:val="0"/>
+          <w:numId w:val="46"/>
+        </w:numPr>
+        <w:rPr>
+          <w:lang w:val="en-US"/>
+        </w:rPr>
+      </w:pPr>
+      <w:r>
+        <w:rPr>
+          <w:lang w:val="en-US"/>
+        </w:rPr>
+        <w:t>Tính đồng bộ và toàn vẹn dữ liệu</w:t>
+      </w:r>
+    </w:p>
+    <w:p>
+      <w:pPr>
+        <w:pStyle w:val="ListParagraph"/>
+        <w:numPr>
+          <w:ilvl w:val="1"/>
+          <w:numId w:val="46"/>
+        </w:numPr>
+        <w:rPr>
+          <w:lang w:val="en-US"/>
+        </w:rPr>
+      </w:pPr>
+      <w:r>
+        <w:rPr>
+          <w:lang w:val="en-US"/>
+        </w:rPr>
+        <w:t>Khi người dùng thực hiện thao tác (tạo, sửa, xóa công việc), thay đổi phải được cập nhật đồng thời ở</w:t>
+      </w:r>
+      <w:r>
+        <w:rPr>
+          <w:lang w:val="en-US"/>
+        </w:rPr>
+        <w:t xml:space="preserve"> </w:t>
+      </w:r>
+      <w:r>
+        <w:rPr>
+          <w:lang w:val="en-US"/>
+        </w:rPr>
+        <w:t>CSDL Firebase</w:t>
+      </w:r>
+      <w:r>
+        <w:rPr>
+          <w:lang w:val="en-US"/>
+        </w:rPr>
+        <w:t>, b</w:t>
+      </w:r>
+      <w:r>
+        <w:rPr>
+          <w:lang w:val="en-US"/>
+        </w:rPr>
+        <w:t>ộ nhớ cục bộ</w:t>
+      </w:r>
+      <w:r>
+        <w:rPr>
+          <w:lang w:val="en-US"/>
+        </w:rPr>
+        <w:t xml:space="preserve"> v</w:t>
+      </w:r>
+      <w:r>
+        <w:rPr>
+          <w:lang w:val="en-US"/>
+        </w:rPr>
+        <w:t>à bản đồ (nếu công việc có vị trí).</w:t>
+      </w:r>
+    </w:p>
+    <w:p>
+      <w:pPr>
+        <w:pStyle w:val="ListParagraph"/>
+        <w:numPr>
+          <w:ilvl w:val="1"/>
+          <w:numId w:val="46"/>
+        </w:numPr>
+        <w:rPr>
+          <w:lang w:val="en-US"/>
+        </w:rPr>
+      </w:pPr>
+      <w:r>
+        <w:rPr>
+          <w:lang w:val="en-US"/>
+        </w:rPr>
+        <w:t>Cơ chế đồng bộ theo thời gian thực phải bảo đảm không có dữ liệu trùng lặp hoặc lỗi cập nhật.</w:t>
+      </w:r>
+    </w:p>
+    <w:p>
+      <w:pPr>
+        <w:rPr>
+          <w:lang w:val="en-US"/>
+        </w:rPr>
+      </w:pPr>
+    </w:p>
+    <w:p>
+      <w:pPr>
         <w:pStyle w:val="Heading3"/>
         <w:numPr>
           <w:ilvl w:val="2"/>
@@ -4534,6 +5780,7 @@
           <w:szCs w:val="22"/>
           <w:lang w:val="en-US"/>
         </w:rPr>
+        <w:lastRenderedPageBreak/>
         <w:t>Biểu đồ UC tổng quát</w:t>
       </w:r>
       <w:bookmarkEnd w:id="8"/>
@@ -4545,6 +5792,9 @@
         </w:rPr>
       </w:pPr>
       <w:r>
+        <w:rPr>
+          <w:noProof/>
+        </w:rPr>
         <w:drawing>
           <wp:inline distT="0" distB="0" distL="0" distR="0" wp14:anchorId="12047121" wp14:editId="068B6603">
             <wp:extent cx="5943600" cy="4356735"/>
@@ -4698,7 +5948,6 @@
     <w:p>
       <w:pPr>
         <w:rPr>
-          <w:sz w:val="24"/>
           <w:szCs w:val="26"/>
           <w:lang w:val="en-US"/>
         </w:rPr>
@@ -4722,7 +5971,6 @@
           <w:szCs w:val="24"/>
           <w:lang w:val="en-US"/>
         </w:rPr>
-        <w:lastRenderedPageBreak/>
         <w:t>Cơ sở dữ liệu</w:t>
       </w:r>
       <w:bookmarkEnd w:id="12"/>
@@ -4774,7 +6022,6 @@
     <w:p>
       <w:pPr>
         <w:rPr>
-          <w:sz w:val="24"/>
           <w:szCs w:val="26"/>
           <w:lang w:val="en-US"/>
         </w:rPr>
@@ -4798,6 +6045,7 @@
           <w:szCs w:val="24"/>
           <w:lang w:val="en-US"/>
         </w:rPr>
+        <w:lastRenderedPageBreak/>
         <w:t>Tổng quan các nội dung mới và khó mà nhóm đã thực hiện</w:t>
       </w:r>
       <w:bookmarkEnd w:id="15"/>
@@ -4870,6 +6118,42 @@
     </w:p>
     <w:p>
       <w:pPr>
+        <w:pStyle w:val="ListParagraph"/>
+        <w:numPr>
+          <w:ilvl w:val="0"/>
+          <w:numId w:val="35"/>
+        </w:numPr>
+        <w:rPr>
+          <w:lang w:val="en-US"/>
+        </w:rPr>
+      </w:pPr>
+      <w:r>
+        <w:rPr>
+          <w:lang w:val="en-US"/>
+        </w:rPr>
+        <w:t>Ước lượng thời gian giữa 2 lời nhắc có địa điểm (có thể điều hướng tới Google Maps để chỉ đường) → đưa ra lời khuyên có thể thực hiện hay không.</w:t>
+      </w:r>
+    </w:p>
+    <w:p>
+      <w:pPr>
+        <w:pStyle w:val="ListParagraph"/>
+        <w:numPr>
+          <w:ilvl w:val="0"/>
+          <w:numId w:val="35"/>
+        </w:numPr>
+        <w:rPr>
+          <w:lang w:val="en-US"/>
+        </w:rPr>
+      </w:pPr>
+      <w:r>
+        <w:rPr>
+          <w:lang w:val="en-US"/>
+        </w:rPr>
+        <w:t>Đồng bộ hóa công việc giữa các thiết bị; đồng bộ hóa từ các ứng dụng lịch (Google Calendar, Microsoft Outlook Calendar)</w:t>
+      </w:r>
+    </w:p>
+    <w:p>
+      <w:pPr>
         <w:rPr>
           <w:rFonts w:eastAsiaTheme="majorEastAsia"/>
           <w:lang w:val="en-US"/>
@@ -4926,7 +6210,6 @@
     <w:p>
       <w:pPr>
         <w:rPr>
-          <w:sz w:val="24"/>
           <w:szCs w:val="26"/>
           <w:lang w:val="en-US"/>
         </w:rPr>
@@ -5032,7 +6315,6 @@
         <w:rPr>
           <w:b/>
           <w:bCs/>
-          <w:sz w:val="24"/>
           <w:szCs w:val="26"/>
         </w:rPr>
       </w:pPr>
@@ -5040,7 +6322,6 @@
         <w:rPr>
           <w:b/>
           <w:bCs/>
-          <w:sz w:val="24"/>
           <w:szCs w:val="26"/>
         </w:rPr>
         <w:t>Luồng thực hiện</w:t>
@@ -5056,7 +6337,6 @@
         <w:rPr>
           <w:b/>
           <w:bCs/>
-          <w:sz w:val="24"/>
           <w:szCs w:val="26"/>
         </w:rPr>
       </w:pPr>
@@ -5064,7 +6344,6 @@
         <w:rPr>
           <w:b/>
           <w:bCs/>
-          <w:sz w:val="24"/>
           <w:szCs w:val="26"/>
         </w:rPr>
         <w:t>C</w:t>
@@ -5073,7 +6352,6 @@
         <w:rPr>
           <w:b/>
           <w:bCs/>
-          <w:sz w:val="24"/>
           <w:szCs w:val="26"/>
         </w:rPr>
         <w:t>hức năng Hiển thị bản đồ và các lời nhắc có gắn vị trí</w:t>
@@ -5087,13 +6365,11 @@
           <w:numId w:val="33"/>
         </w:numPr>
         <w:rPr>
-          <w:sz w:val="24"/>
           <w:szCs w:val="26"/>
         </w:rPr>
       </w:pPr>
       <w:r>
         <w:rPr>
-          <w:sz w:val="24"/>
           <w:szCs w:val="26"/>
         </w:rPr>
         <w:t>Một người dùng mở ứng dụng.</w:t>
@@ -5107,13 +6383,11 @@
           <w:numId w:val="33"/>
         </w:numPr>
         <w:rPr>
-          <w:sz w:val="24"/>
           <w:szCs w:val="26"/>
         </w:rPr>
       </w:pPr>
       <w:r>
         <w:rPr>
-          <w:sz w:val="24"/>
           <w:szCs w:val="26"/>
         </w:rPr>
         <w:t>Giao diện trang chính của ứng dụng được hiển thị.</w:t>
@@ -5127,13 +6401,11 @@
           <w:numId w:val="33"/>
         </w:numPr>
         <w:rPr>
-          <w:sz w:val="24"/>
           <w:szCs w:val="26"/>
         </w:rPr>
       </w:pPr>
       <w:r>
         <w:rPr>
-          <w:sz w:val="24"/>
           <w:szCs w:val="26"/>
         </w:rPr>
         <w:t>Người dùng chọn chức năng “Bản đồ” từ trình đơn.</w:t>
@@ -5147,13 +6419,11 @@
           <w:numId w:val="33"/>
         </w:numPr>
         <w:rPr>
-          <w:sz w:val="24"/>
           <w:szCs w:val="26"/>
         </w:rPr>
       </w:pPr>
       <w:r>
         <w:rPr>
-          <w:sz w:val="24"/>
           <w:szCs w:val="26"/>
         </w:rPr>
         <w:t>Nếu chưa được cấp quyền truy cập vị trí, ứng dụng hiển thị thông báo xin cấp quyền truy cập tới người dùng.</w:t>
@@ -5167,13 +6437,11 @@
           <w:numId w:val="33"/>
         </w:numPr>
         <w:rPr>
-          <w:sz w:val="24"/>
           <w:szCs w:val="26"/>
         </w:rPr>
       </w:pPr>
       <w:r>
         <w:rPr>
-          <w:sz w:val="24"/>
           <w:szCs w:val="26"/>
         </w:rPr>
         <w:t>Người dùng chọn cấp quyền một lần/trong khi dùng ứng dụng.</w:t>
@@ -5187,13 +6455,11 @@
           <w:numId w:val="33"/>
         </w:numPr>
         <w:rPr>
-          <w:sz w:val="24"/>
           <w:szCs w:val="26"/>
         </w:rPr>
       </w:pPr>
       <w:r>
         <w:rPr>
-          <w:sz w:val="24"/>
           <w:szCs w:val="26"/>
         </w:rPr>
         <w:t>Ứng dụng hiển thị giao diện bản đồ gồm các ghim tới người dùng.</w:t>
@@ -5207,13 +6473,11 @@
           <w:numId w:val="33"/>
         </w:numPr>
         <w:rPr>
-          <w:sz w:val="24"/>
           <w:szCs w:val="26"/>
         </w:rPr>
       </w:pPr>
       <w:r>
         <w:rPr>
-          <w:sz w:val="24"/>
           <w:szCs w:val="26"/>
         </w:rPr>
         <w:t>Người dùng chạm vào một ghim trên bản đồ.</w:t>
@@ -5227,20 +6491,17 @@
           <w:numId w:val="33"/>
         </w:numPr>
         <w:rPr>
-          <w:sz w:val="24"/>
           <w:szCs w:val="26"/>
         </w:rPr>
       </w:pPr>
       <w:r>
         <w:rPr>
-          <w:sz w:val="24"/>
           <w:szCs w:val="26"/>
         </w:rPr>
         <w:t>Ứng dụng hiển thị chi tiết lời nhắc trên ghim, tùy chọn sửa và xóa</w:t>
       </w:r>
       <w:r>
         <w:rPr>
-          <w:sz w:val="24"/>
           <w:szCs w:val="26"/>
         </w:rPr>
         <w:t>.</w:t>
@@ -5250,18 +6511,15 @@
       <w:pPr>
         <w:jc w:val="center"/>
         <w:rPr>
-          <w:sz w:val="24"/>
           <w:szCs w:val="26"/>
         </w:rPr>
       </w:pPr>
       <w:r>
         <w:rPr>
           <w:noProof/>
-          <w:sz w:val="24"/>
           <w:szCs w:val="26"/>
           <w14:ligatures w14:val="standardContextual"/>
         </w:rPr>
-        <w:lastRenderedPageBreak/>
         <w:drawing>
           <wp:inline distT="0" distB="0" distL="0" distR="0" wp14:anchorId="62623360" wp14:editId="3DA2BC6A">
             <wp:extent cx="2943225" cy="3390900"/>
@@ -5309,7 +6567,6 @@
       <w:pPr>
         <w:ind w:left="720"/>
         <w:rPr>
-          <w:sz w:val="24"/>
           <w:szCs w:val="26"/>
         </w:rPr>
       </w:pPr>
@@ -5324,7 +6581,6 @@
         <w:rPr>
           <w:b/>
           <w:bCs/>
-          <w:sz w:val="24"/>
           <w:szCs w:val="26"/>
         </w:rPr>
       </w:pPr>
@@ -5332,7 +6588,6 @@
         <w:rPr>
           <w:b/>
           <w:bCs/>
-          <w:sz w:val="24"/>
           <w:szCs w:val="26"/>
         </w:rPr>
         <w:t>C</w:t>
@@ -5341,7 +6596,6 @@
         <w:rPr>
           <w:b/>
           <w:bCs/>
-          <w:sz w:val="24"/>
           <w:szCs w:val="26"/>
         </w:rPr>
         <w:t>hức năng Gắn tọa độ cho lời nhắc hoặc công việc</w:t>
@@ -5355,13 +6609,11 @@
           <w:numId w:val="33"/>
         </w:numPr>
         <w:rPr>
-          <w:sz w:val="24"/>
           <w:szCs w:val="26"/>
         </w:rPr>
       </w:pPr>
       <w:r>
         <w:rPr>
-          <w:sz w:val="24"/>
           <w:szCs w:val="26"/>
         </w:rPr>
         <w:t>Một người dùng mở ứng dụng.</w:t>
@@ -5375,13 +6627,11 @@
           <w:numId w:val="33"/>
         </w:numPr>
         <w:rPr>
-          <w:sz w:val="24"/>
           <w:szCs w:val="26"/>
         </w:rPr>
       </w:pPr>
       <w:r>
         <w:rPr>
-          <w:sz w:val="24"/>
           <w:szCs w:val="26"/>
         </w:rPr>
         <w:t>Giao diện trang chính của ứng dụng được hiển thị.</w:t>
@@ -5395,20 +6645,17 @@
           <w:numId w:val="33"/>
         </w:numPr>
         <w:rPr>
-          <w:sz w:val="24"/>
           <w:szCs w:val="26"/>
         </w:rPr>
       </w:pPr>
       <w:r>
         <w:rPr>
-          <w:sz w:val="24"/>
           <w:szCs w:val="26"/>
         </w:rPr>
         <w:t>Người dùng chọn chức năng</w:t>
       </w:r>
       <w:r>
         <w:rPr>
-          <w:sz w:val="24"/>
           <w:szCs w:val="26"/>
         </w:rPr>
         <w:t xml:space="preserve"> “Lời nhắc”.</w:t>
@@ -5422,13 +6669,11 @@
           <w:numId w:val="33"/>
         </w:numPr>
         <w:rPr>
-          <w:sz w:val="24"/>
           <w:szCs w:val="26"/>
         </w:rPr>
       </w:pPr>
       <w:r>
         <w:rPr>
-          <w:sz w:val="24"/>
           <w:szCs w:val="26"/>
         </w:rPr>
         <w:t>Ứng dụng hiển thị giao diện lời nhắc tới người dùng, gồm một danh sách, mỗi dòng là tên, nội dung, thời gian (nếu có), địa điểm (nếu có) của một lời nhắc, tùy chọn thêm và xóa.</w:t>
@@ -5442,13 +6687,11 @@
           <w:numId w:val="33"/>
         </w:numPr>
         <w:rPr>
-          <w:sz w:val="24"/>
           <w:szCs w:val="26"/>
         </w:rPr>
       </w:pPr>
       <w:r>
         <w:rPr>
-          <w:sz w:val="24"/>
           <w:szCs w:val="26"/>
         </w:rPr>
         <w:t>Người dùng chọn thêm lời nhắc.</w:t>
@@ -5462,13 +6705,11 @@
           <w:numId w:val="33"/>
         </w:numPr>
         <w:rPr>
-          <w:sz w:val="24"/>
           <w:szCs w:val="26"/>
         </w:rPr>
       </w:pPr>
       <w:r>
         <w:rPr>
-          <w:sz w:val="24"/>
           <w:szCs w:val="26"/>
         </w:rPr>
         <w:t>Ứng dụng hiển thị giao diện thêm lời nhắc với một biểu mẫu yêu cầu điền tên, nội dung, thời gian (nếu có), địa điểm (nếu có) của lời nhắc, tùy chọn hủy và lưu lời nhắc.</w:t>
@@ -5482,20 +6723,17 @@
           <w:numId w:val="33"/>
         </w:numPr>
         <w:rPr>
-          <w:sz w:val="24"/>
           <w:szCs w:val="26"/>
         </w:rPr>
       </w:pPr>
       <w:r>
         <w:rPr>
-          <w:sz w:val="24"/>
           <w:szCs w:val="26"/>
         </w:rPr>
         <w:t xml:space="preserve">Người dùng </w:t>
       </w:r>
       <w:r>
         <w:rPr>
-          <w:sz w:val="24"/>
           <w:szCs w:val="26"/>
         </w:rPr>
         <w:t>gõ từ khóa vào trường địa điểm.</w:t>
@@ -5509,13 +6747,11 @@
           <w:numId w:val="33"/>
         </w:numPr>
         <w:rPr>
-          <w:sz w:val="24"/>
           <w:szCs w:val="26"/>
         </w:rPr>
       </w:pPr>
       <w:r>
         <w:rPr>
-          <w:sz w:val="24"/>
           <w:szCs w:val="26"/>
         </w:rPr>
         <w:t>Ứng dụng hiển thị danh sách địa điểm dưới trường.</w:t>
@@ -5529,13 +6765,11 @@
           <w:numId w:val="33"/>
         </w:numPr>
         <w:rPr>
-          <w:sz w:val="24"/>
           <w:szCs w:val="26"/>
         </w:rPr>
       </w:pPr>
       <w:r>
         <w:rPr>
-          <w:sz w:val="24"/>
           <w:szCs w:val="26"/>
         </w:rPr>
         <w:t>Người dùng chọn 1 địa điểm trong danh sách, điền các thông tin còn lại và nhấn lưu.</w:t>
@@ -5549,16 +6783,13 @@
           <w:numId w:val="33"/>
         </w:numPr>
         <w:rPr>
-          <w:sz w:val="24"/>
           <w:szCs w:val="26"/>
         </w:rPr>
       </w:pPr>
       <w:r>
         <w:rPr>
-          <w:sz w:val="24"/>
           <w:szCs w:val="26"/>
         </w:rPr>
-        <w:lastRenderedPageBreak/>
         <w:t>Ứng dụng hiển thị thông báo lưu lời nhắc thành công và thêm vào danh sách lời nhắc.</w:t>
       </w:r>
     </w:p>
@@ -5566,17 +6797,16 @@
       <w:pPr>
         <w:jc w:val="center"/>
         <w:rPr>
-          <w:sz w:val="24"/>
           <w:szCs w:val="26"/>
         </w:rPr>
       </w:pPr>
       <w:r>
         <w:rPr>
           <w:noProof/>
-          <w:sz w:val="24"/>
           <w:szCs w:val="26"/>
           <w14:ligatures w14:val="standardContextual"/>
         </w:rPr>
+        <w:lastRenderedPageBreak/>
         <w:drawing>
           <wp:inline distT="0" distB="0" distL="0" distR="0" wp14:anchorId="721061AB" wp14:editId="59B5AF84">
             <wp:extent cx="4352925" cy="4276725"/>
@@ -5623,7 +6853,6 @@
     <w:p>
       <w:pPr>
         <w:rPr>
-          <w:sz w:val="24"/>
           <w:szCs w:val="26"/>
         </w:rPr>
       </w:pPr>
@@ -5638,7 +6867,6 @@
         <w:rPr>
           <w:b/>
           <w:bCs/>
-          <w:sz w:val="24"/>
           <w:szCs w:val="26"/>
         </w:rPr>
       </w:pPr>
@@ -5646,7 +6874,6 @@
         <w:rPr>
           <w:b/>
           <w:bCs/>
-          <w:sz w:val="24"/>
           <w:szCs w:val="26"/>
         </w:rPr>
         <w:t>Chức</w:t>
@@ -5655,7 +6882,6 @@
         <w:rPr>
           <w:b/>
           <w:bCs/>
-          <w:sz w:val="24"/>
           <w:szCs w:val="26"/>
         </w:rPr>
         <w:t xml:space="preserve"> năng </w:t>
@@ -5664,7 +6890,6 @@
         <w:rPr>
           <w:b/>
           <w:bCs/>
-          <w:sz w:val="24"/>
           <w:szCs w:val="26"/>
         </w:rPr>
         <w:t>Đ</w:t>
@@ -5673,7 +6898,6 @@
         <w:rPr>
           <w:b/>
           <w:bCs/>
-          <w:sz w:val="24"/>
           <w:szCs w:val="26"/>
         </w:rPr>
         <w:t>iều hướng</w:t>
@@ -5687,13 +6911,11 @@
           <w:numId w:val="33"/>
         </w:numPr>
         <w:rPr>
-          <w:sz w:val="24"/>
           <w:szCs w:val="26"/>
         </w:rPr>
       </w:pPr>
       <w:r>
         <w:rPr>
-          <w:sz w:val="24"/>
           <w:szCs w:val="26"/>
         </w:rPr>
         <w:t>Một người dùng mở ứng dụng.</w:t>
@@ -5707,13 +6929,11 @@
           <w:numId w:val="33"/>
         </w:numPr>
         <w:rPr>
-          <w:sz w:val="24"/>
           <w:szCs w:val="26"/>
         </w:rPr>
       </w:pPr>
       <w:r>
         <w:rPr>
-          <w:sz w:val="24"/>
           <w:szCs w:val="26"/>
         </w:rPr>
         <w:t>Giao diện trang chính của ứng dụng được hiển thị.</w:t>
@@ -5727,13 +6947,11 @@
           <w:numId w:val="33"/>
         </w:numPr>
         <w:rPr>
-          <w:sz w:val="24"/>
           <w:szCs w:val="26"/>
         </w:rPr>
       </w:pPr>
       <w:r>
         <w:rPr>
-          <w:sz w:val="24"/>
           <w:szCs w:val="26"/>
         </w:rPr>
         <w:t>Người dùng chọn chức năng “Lời nhắc”.</w:t>
@@ -5747,23 +6965,14 @@
           <w:numId w:val="33"/>
         </w:numPr>
         <w:rPr>
-          <w:sz w:val="24"/>
           <w:szCs w:val="26"/>
         </w:rPr>
       </w:pPr>
       <w:r>
         <w:rPr>
-          <w:sz w:val="24"/>
           <w:szCs w:val="26"/>
         </w:rPr>
-        <w:t>Ứng dụng hiển thị giao diện lời nhắc</w:t>
-      </w:r>
-      <w:r>
-        <w:rPr>
-          <w:sz w:val="24"/>
-          <w:szCs w:val="26"/>
-        </w:rPr>
-        <w:t>.</w:t>
+        <w:t>Ứng dụng hiển thị giao diện lời nhắc.</w:t>
       </w:r>
     </w:p>
     <w:p>
@@ -5774,13 +6983,11 @@
           <w:numId w:val="33"/>
         </w:numPr>
         <w:rPr>
-          <w:sz w:val="24"/>
           <w:szCs w:val="26"/>
         </w:rPr>
       </w:pPr>
       <w:r>
         <w:rPr>
-          <w:sz w:val="24"/>
           <w:szCs w:val="26"/>
         </w:rPr>
         <w:t>Người dùng chọn 1 lời nhắc có địa điểm.</w:t>
@@ -5794,20 +7001,17 @@
           <w:numId w:val="33"/>
         </w:numPr>
         <w:rPr>
-          <w:sz w:val="24"/>
           <w:szCs w:val="26"/>
         </w:rPr>
       </w:pPr>
       <w:r>
         <w:rPr>
-          <w:sz w:val="24"/>
           <w:szCs w:val="26"/>
         </w:rPr>
         <w:t xml:space="preserve">Ứng dụng hiển thị chi tiết lời nhắc, tùy chọn sửa, xóa, </w:t>
       </w:r>
       <w:r>
         <w:rPr>
-          <w:sz w:val="24"/>
           <w:szCs w:val="26"/>
         </w:rPr>
         <w:t>chỉ đường qua Google Maps.</w:t>
@@ -5821,13 +7025,11 @@
           <w:numId w:val="33"/>
         </w:numPr>
         <w:rPr>
-          <w:sz w:val="24"/>
           <w:szCs w:val="26"/>
         </w:rPr>
       </w:pPr>
       <w:r>
         <w:rPr>
-          <w:sz w:val="24"/>
           <w:szCs w:val="26"/>
         </w:rPr>
         <w:t>Người dùng chọn chỉ đường qua Google Maps.</w:t>
@@ -5841,13 +7043,11 @@
           <w:numId w:val="33"/>
         </w:numPr>
         <w:rPr>
-          <w:sz w:val="24"/>
           <w:szCs w:val="26"/>
         </w:rPr>
       </w:pPr>
       <w:r>
         <w:rPr>
-          <w:sz w:val="24"/>
           <w:szCs w:val="26"/>
         </w:rPr>
         <w:t>Ứng dụng điều hướng người dùng qua Google Maps.</w:t>
@@ -5857,14 +7057,12 @@
       <w:pPr>
         <w:jc w:val="center"/>
         <w:rPr>
-          <w:sz w:val="24"/>
           <w:szCs w:val="26"/>
         </w:rPr>
       </w:pPr>
       <w:r>
         <w:rPr>
           <w:noProof/>
-          <w:sz w:val="24"/>
           <w:szCs w:val="26"/>
           <w14:ligatures w14:val="standardContextual"/>
         </w:rPr>
@@ -5915,281 +7113,6 @@
     <w:p>
       <w:pPr>
         <w:rPr>
-          <w:sz w:val="24"/>
-          <w:szCs w:val="26"/>
-        </w:rPr>
-      </w:pPr>
-    </w:p>
-    <w:p>
-      <w:pPr>
-        <w:pStyle w:val="ListParagraph"/>
-        <w:numPr>
-          <w:ilvl w:val="0"/>
-          <w:numId w:val="33"/>
-        </w:numPr>
-        <w:rPr>
-          <w:b/>
-          <w:bCs/>
-          <w:sz w:val="24"/>
-          <w:szCs w:val="26"/>
-        </w:rPr>
-      </w:pPr>
-      <w:r>
-        <w:rPr>
-          <w:b/>
-          <w:bCs/>
-          <w:sz w:val="24"/>
-          <w:szCs w:val="26"/>
-        </w:rPr>
-        <w:t>C</w:t>
-      </w:r>
-      <w:r>
-        <w:rPr>
-          <w:b/>
-          <w:bCs/>
-          <w:sz w:val="24"/>
-          <w:szCs w:val="26"/>
-        </w:rPr>
-        <w:t>hức năng Đồng bộ lịch ngoài và thiết bị.</w:t>
-      </w:r>
-    </w:p>
-    <w:p>
-      <w:pPr>
-        <w:pStyle w:val="ListParagraph"/>
-        <w:numPr>
-          <w:ilvl w:val="1"/>
-          <w:numId w:val="33"/>
-        </w:numPr>
-        <w:rPr>
-          <w:sz w:val="24"/>
-          <w:szCs w:val="26"/>
-        </w:rPr>
-      </w:pPr>
-      <w:r>
-        <w:rPr>
-          <w:sz w:val="24"/>
-          <w:szCs w:val="26"/>
-        </w:rPr>
-        <w:t>Một người dùng mở ứng dụng.</w:t>
-      </w:r>
-    </w:p>
-    <w:p>
-      <w:pPr>
-        <w:pStyle w:val="ListParagraph"/>
-        <w:numPr>
-          <w:ilvl w:val="1"/>
-          <w:numId w:val="33"/>
-        </w:numPr>
-        <w:rPr>
-          <w:sz w:val="24"/>
-          <w:szCs w:val="26"/>
-        </w:rPr>
-      </w:pPr>
-      <w:r>
-        <w:rPr>
-          <w:sz w:val="24"/>
-          <w:szCs w:val="26"/>
-        </w:rPr>
-        <w:t>Giao diện trang chính của ứng dụng được hiển thị.</w:t>
-      </w:r>
-    </w:p>
-    <w:p>
-      <w:pPr>
-        <w:pStyle w:val="ListParagraph"/>
-        <w:numPr>
-          <w:ilvl w:val="1"/>
-          <w:numId w:val="33"/>
-        </w:numPr>
-        <w:rPr>
-          <w:sz w:val="24"/>
-          <w:szCs w:val="26"/>
-        </w:rPr>
-      </w:pPr>
-      <w:r>
-        <w:rPr>
-          <w:sz w:val="24"/>
-          <w:szCs w:val="26"/>
-        </w:rPr>
-        <w:t>Người dùng chọn chức năng đồng bộ hóa qua Google Calendar/Outlook Calendar.</w:t>
-      </w:r>
-    </w:p>
-    <w:p>
-      <w:pPr>
-        <w:pStyle w:val="ListParagraph"/>
-        <w:numPr>
-          <w:ilvl w:val="1"/>
-          <w:numId w:val="33"/>
-        </w:numPr>
-        <w:rPr>
-          <w:sz w:val="24"/>
-          <w:szCs w:val="26"/>
-        </w:rPr>
-      </w:pPr>
-      <w:r>
-        <w:rPr>
-          <w:sz w:val="24"/>
-          <w:szCs w:val="26"/>
-        </w:rPr>
-        <w:t>Ứng dụng hiển thị giao diện đồng bộ hóa lịch ngoài.</w:t>
-      </w:r>
-    </w:p>
-    <w:p>
-      <w:pPr>
-        <w:pStyle w:val="ListParagraph"/>
-        <w:numPr>
-          <w:ilvl w:val="1"/>
-          <w:numId w:val="33"/>
-        </w:numPr>
-        <w:rPr>
-          <w:sz w:val="24"/>
-          <w:szCs w:val="26"/>
-        </w:rPr>
-      </w:pPr>
-      <w:r>
-        <w:rPr>
-          <w:sz w:val="24"/>
-          <w:szCs w:val="26"/>
-        </w:rPr>
-        <w:t>Người dùng chọn đồng bộ hóa qua Google Calendar.</w:t>
-      </w:r>
-    </w:p>
-    <w:p>
-      <w:pPr>
-        <w:pStyle w:val="ListParagraph"/>
-        <w:numPr>
-          <w:ilvl w:val="1"/>
-          <w:numId w:val="33"/>
-        </w:numPr>
-        <w:rPr>
-          <w:sz w:val="24"/>
-          <w:szCs w:val="26"/>
-        </w:rPr>
-      </w:pPr>
-      <w:r>
-        <w:rPr>
-          <w:sz w:val="24"/>
-          <w:szCs w:val="26"/>
-        </w:rPr>
-        <w:t>Ứng dụng điều hướng tới trang đăng nhập và cấp quyền</w:t>
-      </w:r>
-      <w:r>
-        <w:rPr>
-          <w:sz w:val="24"/>
-          <w:szCs w:val="26"/>
-        </w:rPr>
-        <w:t xml:space="preserve"> trên trình duyệt</w:t>
-      </w:r>
-      <w:r>
-        <w:rPr>
-          <w:sz w:val="24"/>
-          <w:szCs w:val="26"/>
-        </w:rPr>
-        <w:t>.</w:t>
-      </w:r>
-    </w:p>
-    <w:p>
-      <w:pPr>
-        <w:pStyle w:val="ListParagraph"/>
-        <w:numPr>
-          <w:ilvl w:val="1"/>
-          <w:numId w:val="33"/>
-        </w:numPr>
-        <w:rPr>
-          <w:sz w:val="24"/>
-          <w:szCs w:val="26"/>
-        </w:rPr>
-      </w:pPr>
-      <w:r>
-        <w:rPr>
-          <w:sz w:val="24"/>
-          <w:szCs w:val="26"/>
-        </w:rPr>
-        <w:t>Người dùng đăng nhập vào Google và cấp quyền đồng bộ.</w:t>
-      </w:r>
-    </w:p>
-    <w:p>
-      <w:pPr>
-        <w:pStyle w:val="ListParagraph"/>
-        <w:numPr>
-          <w:ilvl w:val="1"/>
-          <w:numId w:val="33"/>
-        </w:numPr>
-        <w:rPr>
-          <w:sz w:val="24"/>
-          <w:szCs w:val="26"/>
-        </w:rPr>
-      </w:pPr>
-      <w:r>
-        <w:rPr>
-          <w:sz w:val="24"/>
-          <w:szCs w:val="26"/>
-        </w:rPr>
-        <w:t>Ứng dụng hiển thị thông báo đồng bộ thành công và hiển thị giao diện lịch.</w:t>
-      </w:r>
-    </w:p>
-    <w:p>
-      <w:pPr>
-        <w:jc w:val="center"/>
-        <w:rPr>
-          <w:sz w:val="24"/>
-          <w:szCs w:val="26"/>
-        </w:rPr>
-      </w:pPr>
-      <w:r>
-        <w:rPr>
-          <w:noProof/>
-          <w:sz w:val="24"/>
-          <w:szCs w:val="26"/>
-          <w14:ligatures w14:val="standardContextual"/>
-        </w:rPr>
-        <w:lastRenderedPageBreak/>
-        <w:drawing>
-          <wp:inline distT="0" distB="0" distL="0" distR="0" wp14:anchorId="43548F4B" wp14:editId="024F0665">
-            <wp:extent cx="4105275" cy="4019550"/>
-            <wp:effectExtent l="0" t="0" r="9525" b="0"/>
-            <wp:docPr id="689341143" name="Picture 7"/>
-            <wp:cNvGraphicFramePr>
-              <a:graphicFrameLocks xmlns:a="http://schemas.openxmlformats.org/drawingml/2006/main" noChangeAspect="1"/>
-            </wp:cNvGraphicFramePr>
-            <a:graphic xmlns:a="http://schemas.openxmlformats.org/drawingml/2006/main">
-              <a:graphicData uri="http://schemas.openxmlformats.org/drawingml/2006/picture">
-                <pic:pic xmlns:pic="http://schemas.openxmlformats.org/drawingml/2006/picture">
-                  <pic:nvPicPr>
-                    <pic:cNvPr id="689341143" name="Picture 689341143"/>
-                    <pic:cNvPicPr/>
-                  </pic:nvPicPr>
-                  <pic:blipFill>
-                    <a:blip r:embed="rId13">
-                      <a:extLst>
-                        <a:ext uri="{28A0092B-C50C-407E-A947-70E740481C1C}">
-                          <a14:useLocalDpi xmlns:a14="http://schemas.microsoft.com/office/drawing/2010/main" val="0"/>
-                        </a:ext>
-                      </a:extLst>
-                    </a:blip>
-                    <a:stretch>
-                      <a:fillRect/>
-                    </a:stretch>
-                  </pic:blipFill>
-                  <pic:spPr>
-                    <a:xfrm>
-                      <a:off x="0" y="0"/>
-                      <a:ext cx="4105275" cy="4019550"/>
-                    </a:xfrm>
-                    <a:prstGeom prst="rect">
-                      <a:avLst/>
-                    </a:prstGeom>
-                  </pic:spPr>
-                </pic:pic>
-              </a:graphicData>
-            </a:graphic>
-          </wp:inline>
-        </w:drawing>
-      </w:r>
-    </w:p>
-    <w:p>
-      <w:pPr>
-        <w:rPr>
-          <w:sz w:val="24"/>
           <w:szCs w:val="26"/>
         </w:rPr>
       </w:pPr>
@@ -6204,7 +7127,6 @@
         <w:rPr>
           <w:b/>
           <w:bCs/>
-          <w:sz w:val="24"/>
           <w:szCs w:val="26"/>
         </w:rPr>
       </w:pPr>
@@ -6212,7 +7134,6 @@
         <w:rPr>
           <w:b/>
           <w:bCs/>
-          <w:sz w:val="24"/>
           <w:szCs w:val="26"/>
         </w:rPr>
         <w:t>Ràng buộc nghiệp vụ</w:t>
@@ -6222,7 +7143,6 @@
       <w:pPr>
         <w:ind w:left="720"/>
         <w:rPr>
-          <w:sz w:val="24"/>
           <w:szCs w:val="26"/>
         </w:rPr>
       </w:pPr>
@@ -6313,7 +7233,7 @@
       <w:bookmarkEnd w:id="27"/>
     </w:p>
     <w:sectPr>
-      <w:footerReference w:type="default" r:id="rId14"/>
+      <w:footerReference w:type="default" r:id="rId13"/>
       <w:pgSz w:w="12240" w:h="15840"/>
       <w:pgMar w:top="1440" w:right="1440" w:bottom="1440" w:left="1440" w:header="720" w:footer="720" w:gutter="0"/>
       <w:cols w:space="720"/>
@@ -6765,6 +7685,417 @@
     </w:lvl>
   </w:abstractNum>
   <w:abstractNum w:abstractNumId="3" w15:restartNumberingAfterBreak="0">
+    <w:nsid w:val="02E6582B"/>
+    <w:multiLevelType w:val="hybridMultilevel"/>
+    <w:tmpl w:val="CA743CB2"/>
+    <w:lvl w:ilvl="0" w:tplc="4B76694A">
+      <w:numFmt w:val="bullet"/>
+      <w:lvlText w:val="-"/>
+      <w:lvlJc w:val="left"/>
+      <w:pPr>
+        <w:ind w:left="720" w:hanging="360"/>
+      </w:pPr>
+      <w:rPr>
+        <w:rFonts w:ascii="Times New Roman" w:eastAsia="Times New Roman" w:hAnsi="Times New Roman" w:cs="Times New Roman" w:hint="default"/>
+        <w:b/>
+      </w:rPr>
+    </w:lvl>
+    <w:lvl w:ilvl="1" w:tplc="04090003">
+      <w:start w:val="1"/>
+      <w:numFmt w:val="bullet"/>
+      <w:lvlText w:val="o"/>
+      <w:lvlJc w:val="left"/>
+      <w:pPr>
+        <w:ind w:left="1440" w:hanging="360"/>
+      </w:pPr>
+      <w:rPr>
+        <w:rFonts w:ascii="Courier New" w:hAnsi="Courier New" w:cs="Courier New" w:hint="default"/>
+      </w:rPr>
+    </w:lvl>
+    <w:lvl w:ilvl="2" w:tplc="04090005">
+      <w:start w:val="1"/>
+      <w:numFmt w:val="bullet"/>
+      <w:lvlText w:val=""/>
+      <w:lvlJc w:val="left"/>
+      <w:pPr>
+        <w:ind w:left="2160" w:hanging="360"/>
+      </w:pPr>
+      <w:rPr>
+        <w:rFonts w:ascii="Wingdings" w:hAnsi="Wingdings" w:hint="default"/>
+      </w:rPr>
+    </w:lvl>
+    <w:lvl w:ilvl="3" w:tplc="04090001" w:tentative="1">
+      <w:start w:val="1"/>
+      <w:numFmt w:val="bullet"/>
+      <w:lvlText w:val=""/>
+      <w:lvlJc w:val="left"/>
+      <w:pPr>
+        <w:ind w:left="2880" w:hanging="360"/>
+      </w:pPr>
+      <w:rPr>
+        <w:rFonts w:ascii="Symbol" w:hAnsi="Symbol" w:hint="default"/>
+      </w:rPr>
+    </w:lvl>
+    <w:lvl w:ilvl="4" w:tplc="04090003" w:tentative="1">
+      <w:start w:val="1"/>
+      <w:numFmt w:val="bullet"/>
+      <w:lvlText w:val="o"/>
+      <w:lvlJc w:val="left"/>
+      <w:pPr>
+        <w:ind w:left="3600" w:hanging="360"/>
+      </w:pPr>
+      <w:rPr>
+        <w:rFonts w:ascii="Courier New" w:hAnsi="Courier New" w:cs="Courier New" w:hint="default"/>
+      </w:rPr>
+    </w:lvl>
+    <w:lvl w:ilvl="5" w:tplc="04090005" w:tentative="1">
+      <w:start w:val="1"/>
+      <w:numFmt w:val="bullet"/>
+      <w:lvlText w:val=""/>
+      <w:lvlJc w:val="left"/>
+      <w:pPr>
+        <w:ind w:left="4320" w:hanging="360"/>
+      </w:pPr>
+      <w:rPr>
+        <w:rFonts w:ascii="Wingdings" w:hAnsi="Wingdings" w:hint="default"/>
+      </w:rPr>
+    </w:lvl>
+    <w:lvl w:ilvl="6" w:tplc="04090001" w:tentative="1">
+      <w:start w:val="1"/>
+      <w:numFmt w:val="bullet"/>
+      <w:lvlText w:val=""/>
+      <w:lvlJc w:val="left"/>
+      <w:pPr>
+        <w:ind w:left="5040" w:hanging="360"/>
+      </w:pPr>
+      <w:rPr>
+        <w:rFonts w:ascii="Symbol" w:hAnsi="Symbol" w:hint="default"/>
+      </w:rPr>
+    </w:lvl>
+    <w:lvl w:ilvl="7" w:tplc="04090003" w:tentative="1">
+      <w:start w:val="1"/>
+      <w:numFmt w:val="bullet"/>
+      <w:lvlText w:val="o"/>
+      <w:lvlJc w:val="left"/>
+      <w:pPr>
+        <w:ind w:left="5760" w:hanging="360"/>
+      </w:pPr>
+      <w:rPr>
+        <w:rFonts w:ascii="Courier New" w:hAnsi="Courier New" w:cs="Courier New" w:hint="default"/>
+      </w:rPr>
+    </w:lvl>
+    <w:lvl w:ilvl="8" w:tplc="04090005" w:tentative="1">
+      <w:start w:val="1"/>
+      <w:numFmt w:val="bullet"/>
+      <w:lvlText w:val=""/>
+      <w:lvlJc w:val="left"/>
+      <w:pPr>
+        <w:ind w:left="6480" w:hanging="360"/>
+      </w:pPr>
+      <w:rPr>
+        <w:rFonts w:ascii="Wingdings" w:hAnsi="Wingdings" w:hint="default"/>
+      </w:rPr>
+    </w:lvl>
+  </w:abstractNum>
+  <w:abstractNum w:abstractNumId="4" w15:restartNumberingAfterBreak="0">
+    <w:nsid w:val="04F42F46"/>
+    <w:multiLevelType w:val="multilevel"/>
+    <w:tmpl w:val="857C47F2"/>
+    <w:lvl w:ilvl="0">
+      <w:start w:val="1"/>
+      <w:numFmt w:val="bullet"/>
+      <w:lvlText w:val=""/>
+      <w:lvlJc w:val="left"/>
+      <w:pPr>
+        <w:tabs>
+          <w:tab w:val="num" w:pos="720"/>
+        </w:tabs>
+        <w:ind w:left="720" w:hanging="360"/>
+      </w:pPr>
+      <w:rPr>
+        <w:rFonts w:ascii="Symbol" w:hAnsi="Symbol" w:hint="default"/>
+        <w:sz w:val="20"/>
+      </w:rPr>
+    </w:lvl>
+    <w:lvl w:ilvl="1" w:tentative="1">
+      <w:start w:val="1"/>
+      <w:numFmt w:val="bullet"/>
+      <w:lvlText w:val="o"/>
+      <w:lvlJc w:val="left"/>
+      <w:pPr>
+        <w:tabs>
+          <w:tab w:val="num" w:pos="1440"/>
+        </w:tabs>
+        <w:ind w:left="1440" w:hanging="360"/>
+      </w:pPr>
+      <w:rPr>
+        <w:rFonts w:ascii="Courier New" w:hAnsi="Courier New" w:hint="default"/>
+        <w:sz w:val="20"/>
+      </w:rPr>
+    </w:lvl>
+    <w:lvl w:ilvl="2" w:tentative="1">
+      <w:start w:val="1"/>
+      <w:numFmt w:val="bullet"/>
+      <w:lvlText w:val=""/>
+      <w:lvlJc w:val="left"/>
+      <w:pPr>
+        <w:tabs>
+          <w:tab w:val="num" w:pos="2160"/>
+        </w:tabs>
+        <w:ind w:left="2160" w:hanging="360"/>
+      </w:pPr>
+      <w:rPr>
+        <w:rFonts w:ascii="Wingdings" w:hAnsi="Wingdings" w:hint="default"/>
+        <w:sz w:val="20"/>
+      </w:rPr>
+    </w:lvl>
+    <w:lvl w:ilvl="3" w:tentative="1">
+      <w:start w:val="1"/>
+      <w:numFmt w:val="bullet"/>
+      <w:lvlText w:val=""/>
+      <w:lvlJc w:val="left"/>
+      <w:pPr>
+        <w:tabs>
+          <w:tab w:val="num" w:pos="2880"/>
+        </w:tabs>
+        <w:ind w:left="2880" w:hanging="360"/>
+      </w:pPr>
+      <w:rPr>
+        <w:rFonts w:ascii="Wingdings" w:hAnsi="Wingdings" w:hint="default"/>
+        <w:sz w:val="20"/>
+      </w:rPr>
+    </w:lvl>
+    <w:lvl w:ilvl="4" w:tentative="1">
+      <w:start w:val="1"/>
+      <w:numFmt w:val="bullet"/>
+      <w:lvlText w:val=""/>
+      <w:lvlJc w:val="left"/>
+      <w:pPr>
+        <w:tabs>
+          <w:tab w:val="num" w:pos="3600"/>
+        </w:tabs>
+        <w:ind w:left="3600" w:hanging="360"/>
+      </w:pPr>
+      <w:rPr>
+        <w:rFonts w:ascii="Wingdings" w:hAnsi="Wingdings" w:hint="default"/>
+        <w:sz w:val="20"/>
+      </w:rPr>
+    </w:lvl>
+    <w:lvl w:ilvl="5" w:tentative="1">
+      <w:start w:val="1"/>
+      <w:numFmt w:val="bullet"/>
+      <w:lvlText w:val=""/>
+      <w:lvlJc w:val="left"/>
+      <w:pPr>
+        <w:tabs>
+          <w:tab w:val="num" w:pos="4320"/>
+        </w:tabs>
+        <w:ind w:left="4320" w:hanging="360"/>
+      </w:pPr>
+      <w:rPr>
+        <w:rFonts w:ascii="Wingdings" w:hAnsi="Wingdings" w:hint="default"/>
+        <w:sz w:val="20"/>
+      </w:rPr>
+    </w:lvl>
+    <w:lvl w:ilvl="6" w:tentative="1">
+      <w:start w:val="1"/>
+      <w:numFmt w:val="bullet"/>
+      <w:lvlText w:val=""/>
+      <w:lvlJc w:val="left"/>
+      <w:pPr>
+        <w:tabs>
+          <w:tab w:val="num" w:pos="5040"/>
+        </w:tabs>
+        <w:ind w:left="5040" w:hanging="360"/>
+      </w:pPr>
+      <w:rPr>
+        <w:rFonts w:ascii="Wingdings" w:hAnsi="Wingdings" w:hint="default"/>
+        <w:sz w:val="20"/>
+      </w:rPr>
+    </w:lvl>
+    <w:lvl w:ilvl="7" w:tentative="1">
+      <w:start w:val="1"/>
+      <w:numFmt w:val="bullet"/>
+      <w:lvlText w:val=""/>
+      <w:lvlJc w:val="left"/>
+      <w:pPr>
+        <w:tabs>
+          <w:tab w:val="num" w:pos="5760"/>
+        </w:tabs>
+        <w:ind w:left="5760" w:hanging="360"/>
+      </w:pPr>
+      <w:rPr>
+        <w:rFonts w:ascii="Wingdings" w:hAnsi="Wingdings" w:hint="default"/>
+        <w:sz w:val="20"/>
+      </w:rPr>
+    </w:lvl>
+    <w:lvl w:ilvl="8" w:tentative="1">
+      <w:start w:val="1"/>
+      <w:numFmt w:val="bullet"/>
+      <w:lvlText w:val=""/>
+      <w:lvlJc w:val="left"/>
+      <w:pPr>
+        <w:tabs>
+          <w:tab w:val="num" w:pos="6480"/>
+        </w:tabs>
+        <w:ind w:left="6480" w:hanging="360"/>
+      </w:pPr>
+      <w:rPr>
+        <w:rFonts w:ascii="Wingdings" w:hAnsi="Wingdings" w:hint="default"/>
+        <w:sz w:val="20"/>
+      </w:rPr>
+    </w:lvl>
+  </w:abstractNum>
+  <w:abstractNum w:abstractNumId="5" w15:restartNumberingAfterBreak="0">
+    <w:nsid w:val="054F4C16"/>
+    <w:multiLevelType w:val="multilevel"/>
+    <w:tmpl w:val="63FE6D0E"/>
+    <w:lvl w:ilvl="0">
+      <w:start w:val="1"/>
+      <w:numFmt w:val="bullet"/>
+      <w:lvlText w:val=""/>
+      <w:lvlJc w:val="left"/>
+      <w:pPr>
+        <w:tabs>
+          <w:tab w:val="num" w:pos="720"/>
+        </w:tabs>
+        <w:ind w:left="720" w:hanging="360"/>
+      </w:pPr>
+      <w:rPr>
+        <w:rFonts w:ascii="Symbol" w:hAnsi="Symbol" w:hint="default"/>
+        <w:sz w:val="20"/>
+      </w:rPr>
+    </w:lvl>
+    <w:lvl w:ilvl="1" w:tentative="1">
+      <w:start w:val="1"/>
+      <w:numFmt w:val="bullet"/>
+      <w:lvlText w:val="o"/>
+      <w:lvlJc w:val="left"/>
+      <w:pPr>
+        <w:tabs>
+          <w:tab w:val="num" w:pos="1440"/>
+        </w:tabs>
+        <w:ind w:left="1440" w:hanging="360"/>
+      </w:pPr>
+      <w:rPr>
+        <w:rFonts w:ascii="Courier New" w:hAnsi="Courier New" w:hint="default"/>
+        <w:sz w:val="20"/>
+      </w:rPr>
+    </w:lvl>
+    <w:lvl w:ilvl="2" w:tentative="1">
+      <w:start w:val="1"/>
+      <w:numFmt w:val="bullet"/>
+      <w:lvlText w:val=""/>
+      <w:lvlJc w:val="left"/>
+      <w:pPr>
+        <w:tabs>
+          <w:tab w:val="num" w:pos="2160"/>
+        </w:tabs>
+        <w:ind w:left="2160" w:hanging="360"/>
+      </w:pPr>
+      <w:rPr>
+        <w:rFonts w:ascii="Wingdings" w:hAnsi="Wingdings" w:hint="default"/>
+        <w:sz w:val="20"/>
+      </w:rPr>
+    </w:lvl>
+    <w:lvl w:ilvl="3" w:tentative="1">
+      <w:start w:val="1"/>
+      <w:numFmt w:val="bullet"/>
+      <w:lvlText w:val=""/>
+      <w:lvlJc w:val="left"/>
+      <w:pPr>
+        <w:tabs>
+          <w:tab w:val="num" w:pos="2880"/>
+        </w:tabs>
+        <w:ind w:left="2880" w:hanging="360"/>
+      </w:pPr>
+      <w:rPr>
+        <w:rFonts w:ascii="Wingdings" w:hAnsi="Wingdings" w:hint="default"/>
+        <w:sz w:val="20"/>
+      </w:rPr>
+    </w:lvl>
+    <w:lvl w:ilvl="4" w:tentative="1">
+      <w:start w:val="1"/>
+      <w:numFmt w:val="bullet"/>
+      <w:lvlText w:val=""/>
+      <w:lvlJc w:val="left"/>
+      <w:pPr>
+        <w:tabs>
+          <w:tab w:val="num" w:pos="3600"/>
+        </w:tabs>
+        <w:ind w:left="3600" w:hanging="360"/>
+      </w:pPr>
+      <w:rPr>
+        <w:rFonts w:ascii="Wingdings" w:hAnsi="Wingdings" w:hint="default"/>
+        <w:sz w:val="20"/>
+      </w:rPr>
+    </w:lvl>
+    <w:lvl w:ilvl="5" w:tentative="1">
+      <w:start w:val="1"/>
+      <w:numFmt w:val="bullet"/>
+      <w:lvlText w:val=""/>
+      <w:lvlJc w:val="left"/>
+      <w:pPr>
+        <w:tabs>
+          <w:tab w:val="num" w:pos="4320"/>
+        </w:tabs>
+        <w:ind w:left="4320" w:hanging="360"/>
+      </w:pPr>
+      <w:rPr>
+        <w:rFonts w:ascii="Wingdings" w:hAnsi="Wingdings" w:hint="default"/>
+        <w:sz w:val="20"/>
+      </w:rPr>
+    </w:lvl>
+    <w:lvl w:ilvl="6" w:tentative="1">
+      <w:start w:val="1"/>
+      <w:numFmt w:val="bullet"/>
+      <w:lvlText w:val=""/>
+      <w:lvlJc w:val="left"/>
+      <w:pPr>
+        <w:tabs>
+          <w:tab w:val="num" w:pos="5040"/>
+        </w:tabs>
+        <w:ind w:left="5040" w:hanging="360"/>
+      </w:pPr>
+      <w:rPr>
+        <w:rFonts w:ascii="Wingdings" w:hAnsi="Wingdings" w:hint="default"/>
+        <w:sz w:val="20"/>
+      </w:rPr>
+    </w:lvl>
+    <w:lvl w:ilvl="7" w:tentative="1">
+      <w:start w:val="1"/>
+      <w:numFmt w:val="bullet"/>
+      <w:lvlText w:val=""/>
+      <w:lvlJc w:val="left"/>
+      <w:pPr>
+        <w:tabs>
+          <w:tab w:val="num" w:pos="5760"/>
+        </w:tabs>
+        <w:ind w:left="5760" w:hanging="360"/>
+      </w:pPr>
+      <w:rPr>
+        <w:rFonts w:ascii="Wingdings" w:hAnsi="Wingdings" w:hint="default"/>
+        <w:sz w:val="20"/>
+      </w:rPr>
+    </w:lvl>
+    <w:lvl w:ilvl="8" w:tentative="1">
+      <w:start w:val="1"/>
+      <w:numFmt w:val="bullet"/>
+      <w:lvlText w:val=""/>
+      <w:lvlJc w:val="left"/>
+      <w:pPr>
+        <w:tabs>
+          <w:tab w:val="num" w:pos="6480"/>
+        </w:tabs>
+        <w:ind w:left="6480" w:hanging="360"/>
+      </w:pPr>
+      <w:rPr>
+        <w:rFonts w:ascii="Wingdings" w:hAnsi="Wingdings" w:hint="default"/>
+        <w:sz w:val="20"/>
+      </w:rPr>
+    </w:lvl>
+  </w:abstractNum>
+  <w:abstractNum w:abstractNumId="6" w15:restartNumberingAfterBreak="0">
     <w:nsid w:val="05751639"/>
     <w:multiLevelType w:val="multilevel"/>
     <w:tmpl w:val="1F5C687A"/>
@@ -6877,7 +8208,7 @@
       </w:rPr>
     </w:lvl>
   </w:abstractNum>
-  <w:abstractNum w:abstractNumId="4" w15:restartNumberingAfterBreak="0">
+  <w:abstractNum w:abstractNumId="7" w15:restartNumberingAfterBreak="0">
     <w:nsid w:val="0AD950D0"/>
     <w:multiLevelType w:val="hybridMultilevel"/>
     <w:tmpl w:val="CFFEF12E"/>
@@ -6990,7 +8321,7 @@
       </w:rPr>
     </w:lvl>
   </w:abstractNum>
-  <w:abstractNum w:abstractNumId="5" w15:restartNumberingAfterBreak="0">
+  <w:abstractNum w:abstractNumId="8" w15:restartNumberingAfterBreak="0">
     <w:nsid w:val="0C2D527D"/>
     <w:multiLevelType w:val="hybridMultilevel"/>
     <w:tmpl w:val="80BAF4E0"/>
@@ -7080,7 +8411,156 @@
       </w:pPr>
     </w:lvl>
   </w:abstractNum>
-  <w:abstractNum w:abstractNumId="6" w15:restartNumberingAfterBreak="0">
+  <w:abstractNum w:abstractNumId="9" w15:restartNumberingAfterBreak="0">
+    <w:nsid w:val="0D8015F8"/>
+    <w:multiLevelType w:val="multilevel"/>
+    <w:tmpl w:val="1E2CCECA"/>
+    <w:lvl w:ilvl="0">
+      <w:start w:val="1"/>
+      <w:numFmt w:val="bullet"/>
+      <w:lvlText w:val=""/>
+      <w:lvlJc w:val="left"/>
+      <w:pPr>
+        <w:tabs>
+          <w:tab w:val="num" w:pos="720"/>
+        </w:tabs>
+        <w:ind w:left="720" w:hanging="360"/>
+      </w:pPr>
+      <w:rPr>
+        <w:rFonts w:ascii="Symbol" w:hAnsi="Symbol" w:hint="default"/>
+        <w:sz w:val="20"/>
+      </w:rPr>
+    </w:lvl>
+    <w:lvl w:ilvl="1" w:tentative="1">
+      <w:start w:val="1"/>
+      <w:numFmt w:val="bullet"/>
+      <w:lvlText w:val="o"/>
+      <w:lvlJc w:val="left"/>
+      <w:pPr>
+        <w:tabs>
+          <w:tab w:val="num" w:pos="1440"/>
+        </w:tabs>
+        <w:ind w:left="1440" w:hanging="360"/>
+      </w:pPr>
+      <w:rPr>
+        <w:rFonts w:ascii="Courier New" w:hAnsi="Courier New" w:hint="default"/>
+        <w:sz w:val="20"/>
+      </w:rPr>
+    </w:lvl>
+    <w:lvl w:ilvl="2" w:tentative="1">
+      <w:start w:val="1"/>
+      <w:numFmt w:val="bullet"/>
+      <w:lvlText w:val=""/>
+      <w:lvlJc w:val="left"/>
+      <w:pPr>
+        <w:tabs>
+          <w:tab w:val="num" w:pos="2160"/>
+        </w:tabs>
+        <w:ind w:left="2160" w:hanging="360"/>
+      </w:pPr>
+      <w:rPr>
+        <w:rFonts w:ascii="Wingdings" w:hAnsi="Wingdings" w:hint="default"/>
+        <w:sz w:val="20"/>
+      </w:rPr>
+    </w:lvl>
+    <w:lvl w:ilvl="3" w:tentative="1">
+      <w:start w:val="1"/>
+      <w:numFmt w:val="bullet"/>
+      <w:lvlText w:val=""/>
+      <w:lvlJc w:val="left"/>
+      <w:pPr>
+        <w:tabs>
+          <w:tab w:val="num" w:pos="2880"/>
+        </w:tabs>
+        <w:ind w:left="2880" w:hanging="360"/>
+      </w:pPr>
+      <w:rPr>
+        <w:rFonts w:ascii="Wingdings" w:hAnsi="Wingdings" w:hint="default"/>
+        <w:sz w:val="20"/>
+      </w:rPr>
+    </w:lvl>
+    <w:lvl w:ilvl="4" w:tentative="1">
+      <w:start w:val="1"/>
+      <w:numFmt w:val="bullet"/>
+      <w:lvlText w:val=""/>
+      <w:lvlJc w:val="left"/>
+      <w:pPr>
+        <w:tabs>
+          <w:tab w:val="num" w:pos="3600"/>
+        </w:tabs>
+        <w:ind w:left="3600" w:hanging="360"/>
+      </w:pPr>
+      <w:rPr>
+        <w:rFonts w:ascii="Wingdings" w:hAnsi="Wingdings" w:hint="default"/>
+        <w:sz w:val="20"/>
+      </w:rPr>
+    </w:lvl>
+    <w:lvl w:ilvl="5" w:tentative="1">
+      <w:start w:val="1"/>
+      <w:numFmt w:val="bullet"/>
+      <w:lvlText w:val=""/>
+      <w:lvlJc w:val="left"/>
+      <w:pPr>
+        <w:tabs>
+          <w:tab w:val="num" w:pos="4320"/>
+        </w:tabs>
+        <w:ind w:left="4320" w:hanging="360"/>
+      </w:pPr>
+      <w:rPr>
+        <w:rFonts w:ascii="Wingdings" w:hAnsi="Wingdings" w:hint="default"/>
+        <w:sz w:val="20"/>
+      </w:rPr>
+    </w:lvl>
+    <w:lvl w:ilvl="6" w:tentative="1">
+      <w:start w:val="1"/>
+      <w:numFmt w:val="bullet"/>
+      <w:lvlText w:val=""/>
+      <w:lvlJc w:val="left"/>
+      <w:pPr>
+        <w:tabs>
+          <w:tab w:val="num" w:pos="5040"/>
+        </w:tabs>
+        <w:ind w:left="5040" w:hanging="360"/>
+      </w:pPr>
+      <w:rPr>
+        <w:rFonts w:ascii="Wingdings" w:hAnsi="Wingdings" w:hint="default"/>
+        <w:sz w:val="20"/>
+      </w:rPr>
+    </w:lvl>
+    <w:lvl w:ilvl="7" w:tentative="1">
+      <w:start w:val="1"/>
+      <w:numFmt w:val="bullet"/>
+      <w:lvlText w:val=""/>
+      <w:lvlJc w:val="left"/>
+      <w:pPr>
+        <w:tabs>
+          <w:tab w:val="num" w:pos="5760"/>
+        </w:tabs>
+        <w:ind w:left="5760" w:hanging="360"/>
+      </w:pPr>
+      <w:rPr>
+        <w:rFonts w:ascii="Wingdings" w:hAnsi="Wingdings" w:hint="default"/>
+        <w:sz w:val="20"/>
+      </w:rPr>
+    </w:lvl>
+    <w:lvl w:ilvl="8" w:tentative="1">
+      <w:start w:val="1"/>
+      <w:numFmt w:val="bullet"/>
+      <w:lvlText w:val=""/>
+      <w:lvlJc w:val="left"/>
+      <w:pPr>
+        <w:tabs>
+          <w:tab w:val="num" w:pos="6480"/>
+        </w:tabs>
+        <w:ind w:left="6480" w:hanging="360"/>
+      </w:pPr>
+      <w:rPr>
+        <w:rFonts w:ascii="Wingdings" w:hAnsi="Wingdings" w:hint="default"/>
+        <w:sz w:val="20"/>
+      </w:rPr>
+    </w:lvl>
+  </w:abstractNum>
+  <w:abstractNum w:abstractNumId="10" w15:restartNumberingAfterBreak="0">
     <w:nsid w:val="121C70DB"/>
     <w:multiLevelType w:val="multilevel"/>
     <w:tmpl w:val="0409001F"/>
@@ -7166,7 +8646,305 @@
       </w:pPr>
     </w:lvl>
   </w:abstractNum>
-  <w:abstractNum w:abstractNumId="7" w15:restartNumberingAfterBreak="0">
+  <w:abstractNum w:abstractNumId="11" w15:restartNumberingAfterBreak="0">
+    <w:nsid w:val="12DD6130"/>
+    <w:multiLevelType w:val="multilevel"/>
+    <w:tmpl w:val="9948D180"/>
+    <w:lvl w:ilvl="0">
+      <w:start w:val="1"/>
+      <w:numFmt w:val="bullet"/>
+      <w:lvlText w:val=""/>
+      <w:lvlJc w:val="left"/>
+      <w:pPr>
+        <w:tabs>
+          <w:tab w:val="num" w:pos="720"/>
+        </w:tabs>
+        <w:ind w:left="720" w:hanging="360"/>
+      </w:pPr>
+      <w:rPr>
+        <w:rFonts w:ascii="Symbol" w:hAnsi="Symbol" w:hint="default"/>
+        <w:sz w:val="20"/>
+      </w:rPr>
+    </w:lvl>
+    <w:lvl w:ilvl="1" w:tentative="1">
+      <w:start w:val="1"/>
+      <w:numFmt w:val="bullet"/>
+      <w:lvlText w:val="o"/>
+      <w:lvlJc w:val="left"/>
+      <w:pPr>
+        <w:tabs>
+          <w:tab w:val="num" w:pos="1440"/>
+        </w:tabs>
+        <w:ind w:left="1440" w:hanging="360"/>
+      </w:pPr>
+      <w:rPr>
+        <w:rFonts w:ascii="Courier New" w:hAnsi="Courier New" w:hint="default"/>
+        <w:sz w:val="20"/>
+      </w:rPr>
+    </w:lvl>
+    <w:lvl w:ilvl="2" w:tentative="1">
+      <w:start w:val="1"/>
+      <w:numFmt w:val="bullet"/>
+      <w:lvlText w:val=""/>
+      <w:lvlJc w:val="left"/>
+      <w:pPr>
+        <w:tabs>
+          <w:tab w:val="num" w:pos="2160"/>
+        </w:tabs>
+        <w:ind w:left="2160" w:hanging="360"/>
+      </w:pPr>
+      <w:rPr>
+        <w:rFonts w:ascii="Wingdings" w:hAnsi="Wingdings" w:hint="default"/>
+        <w:sz w:val="20"/>
+      </w:rPr>
+    </w:lvl>
+    <w:lvl w:ilvl="3" w:tentative="1">
+      <w:start w:val="1"/>
+      <w:numFmt w:val="bullet"/>
+      <w:lvlText w:val=""/>
+      <w:lvlJc w:val="left"/>
+      <w:pPr>
+        <w:tabs>
+          <w:tab w:val="num" w:pos="2880"/>
+        </w:tabs>
+        <w:ind w:left="2880" w:hanging="360"/>
+      </w:pPr>
+      <w:rPr>
+        <w:rFonts w:ascii="Wingdings" w:hAnsi="Wingdings" w:hint="default"/>
+        <w:sz w:val="20"/>
+      </w:rPr>
+    </w:lvl>
+    <w:lvl w:ilvl="4" w:tentative="1">
+      <w:start w:val="1"/>
+      <w:numFmt w:val="bullet"/>
+      <w:lvlText w:val=""/>
+      <w:lvlJc w:val="left"/>
+      <w:pPr>
+        <w:tabs>
+          <w:tab w:val="num" w:pos="3600"/>
+        </w:tabs>
+        <w:ind w:left="3600" w:hanging="360"/>
+      </w:pPr>
+      <w:rPr>
+        <w:rFonts w:ascii="Wingdings" w:hAnsi="Wingdings" w:hint="default"/>
+        <w:sz w:val="20"/>
+      </w:rPr>
+    </w:lvl>
+    <w:lvl w:ilvl="5" w:tentative="1">
+      <w:start w:val="1"/>
+      <w:numFmt w:val="bullet"/>
+      <w:lvlText w:val=""/>
+      <w:lvlJc w:val="left"/>
+      <w:pPr>
+        <w:tabs>
+          <w:tab w:val="num" w:pos="4320"/>
+        </w:tabs>
+        <w:ind w:left="4320" w:hanging="360"/>
+      </w:pPr>
+      <w:rPr>
+        <w:rFonts w:ascii="Wingdings" w:hAnsi="Wingdings" w:hint="default"/>
+        <w:sz w:val="20"/>
+      </w:rPr>
+    </w:lvl>
+    <w:lvl w:ilvl="6" w:tentative="1">
+      <w:start w:val="1"/>
+      <w:numFmt w:val="bullet"/>
+      <w:lvlText w:val=""/>
+      <w:lvlJc w:val="left"/>
+      <w:pPr>
+        <w:tabs>
+          <w:tab w:val="num" w:pos="5040"/>
+        </w:tabs>
+        <w:ind w:left="5040" w:hanging="360"/>
+      </w:pPr>
+      <w:rPr>
+        <w:rFonts w:ascii="Wingdings" w:hAnsi="Wingdings" w:hint="default"/>
+        <w:sz w:val="20"/>
+      </w:rPr>
+    </w:lvl>
+    <w:lvl w:ilvl="7" w:tentative="1">
+      <w:start w:val="1"/>
+      <w:numFmt w:val="bullet"/>
+      <w:lvlText w:val=""/>
+      <w:lvlJc w:val="left"/>
+      <w:pPr>
+        <w:tabs>
+          <w:tab w:val="num" w:pos="5760"/>
+        </w:tabs>
+        <w:ind w:left="5760" w:hanging="360"/>
+      </w:pPr>
+      <w:rPr>
+        <w:rFonts w:ascii="Wingdings" w:hAnsi="Wingdings" w:hint="default"/>
+        <w:sz w:val="20"/>
+      </w:rPr>
+    </w:lvl>
+    <w:lvl w:ilvl="8" w:tentative="1">
+      <w:start w:val="1"/>
+      <w:numFmt w:val="bullet"/>
+      <w:lvlText w:val=""/>
+      <w:lvlJc w:val="left"/>
+      <w:pPr>
+        <w:tabs>
+          <w:tab w:val="num" w:pos="6480"/>
+        </w:tabs>
+        <w:ind w:left="6480" w:hanging="360"/>
+      </w:pPr>
+      <w:rPr>
+        <w:rFonts w:ascii="Wingdings" w:hAnsi="Wingdings" w:hint="default"/>
+        <w:sz w:val="20"/>
+      </w:rPr>
+    </w:lvl>
+  </w:abstractNum>
+  <w:abstractNum w:abstractNumId="12" w15:restartNumberingAfterBreak="0">
+    <w:nsid w:val="13AA1599"/>
+    <w:multiLevelType w:val="multilevel"/>
+    <w:tmpl w:val="98E06AF0"/>
+    <w:lvl w:ilvl="0">
+      <w:start w:val="1"/>
+      <w:numFmt w:val="bullet"/>
+      <w:lvlText w:val=""/>
+      <w:lvlJc w:val="left"/>
+      <w:pPr>
+        <w:tabs>
+          <w:tab w:val="num" w:pos="720"/>
+        </w:tabs>
+        <w:ind w:left="720" w:hanging="360"/>
+      </w:pPr>
+      <w:rPr>
+        <w:rFonts w:ascii="Symbol" w:hAnsi="Symbol" w:hint="default"/>
+        <w:sz w:val="20"/>
+      </w:rPr>
+    </w:lvl>
+    <w:lvl w:ilvl="1" w:tentative="1">
+      <w:start w:val="1"/>
+      <w:numFmt w:val="bullet"/>
+      <w:lvlText w:val="o"/>
+      <w:lvlJc w:val="left"/>
+      <w:pPr>
+        <w:tabs>
+          <w:tab w:val="num" w:pos="1440"/>
+        </w:tabs>
+        <w:ind w:left="1440" w:hanging="360"/>
+      </w:pPr>
+      <w:rPr>
+        <w:rFonts w:ascii="Courier New" w:hAnsi="Courier New" w:hint="default"/>
+        <w:sz w:val="20"/>
+      </w:rPr>
+    </w:lvl>
+    <w:lvl w:ilvl="2" w:tentative="1">
+      <w:start w:val="1"/>
+      <w:numFmt w:val="bullet"/>
+      <w:lvlText w:val=""/>
+      <w:lvlJc w:val="left"/>
+      <w:pPr>
+        <w:tabs>
+          <w:tab w:val="num" w:pos="2160"/>
+        </w:tabs>
+        <w:ind w:left="2160" w:hanging="360"/>
+      </w:pPr>
+      <w:rPr>
+        <w:rFonts w:ascii="Wingdings" w:hAnsi="Wingdings" w:hint="default"/>
+        <w:sz w:val="20"/>
+      </w:rPr>
+    </w:lvl>
+    <w:lvl w:ilvl="3" w:tentative="1">
+      <w:start w:val="1"/>
+      <w:numFmt w:val="bullet"/>
+      <w:lvlText w:val=""/>
+      <w:lvlJc w:val="left"/>
+      <w:pPr>
+        <w:tabs>
+          <w:tab w:val="num" w:pos="2880"/>
+        </w:tabs>
+        <w:ind w:left="2880" w:hanging="360"/>
+      </w:pPr>
+      <w:rPr>
+        <w:rFonts w:ascii="Wingdings" w:hAnsi="Wingdings" w:hint="default"/>
+        <w:sz w:val="20"/>
+      </w:rPr>
+    </w:lvl>
+    <w:lvl w:ilvl="4" w:tentative="1">
+      <w:start w:val="1"/>
+      <w:numFmt w:val="bullet"/>
+      <w:lvlText w:val=""/>
+      <w:lvlJc w:val="left"/>
+      <w:pPr>
+        <w:tabs>
+          <w:tab w:val="num" w:pos="3600"/>
+        </w:tabs>
+        <w:ind w:left="3600" w:hanging="360"/>
+      </w:pPr>
+      <w:rPr>
+        <w:rFonts w:ascii="Wingdings" w:hAnsi="Wingdings" w:hint="default"/>
+        <w:sz w:val="20"/>
+      </w:rPr>
+    </w:lvl>
+    <w:lvl w:ilvl="5" w:tentative="1">
+      <w:start w:val="1"/>
+      <w:numFmt w:val="bullet"/>
+      <w:lvlText w:val=""/>
+      <w:lvlJc w:val="left"/>
+      <w:pPr>
+        <w:tabs>
+          <w:tab w:val="num" w:pos="4320"/>
+        </w:tabs>
+        <w:ind w:left="4320" w:hanging="360"/>
+      </w:pPr>
+      <w:rPr>
+        <w:rFonts w:ascii="Wingdings" w:hAnsi="Wingdings" w:hint="default"/>
+        <w:sz w:val="20"/>
+      </w:rPr>
+    </w:lvl>
+    <w:lvl w:ilvl="6" w:tentative="1">
+      <w:start w:val="1"/>
+      <w:numFmt w:val="bullet"/>
+      <w:lvlText w:val=""/>
+      <w:lvlJc w:val="left"/>
+      <w:pPr>
+        <w:tabs>
+          <w:tab w:val="num" w:pos="5040"/>
+        </w:tabs>
+        <w:ind w:left="5040" w:hanging="360"/>
+      </w:pPr>
+      <w:rPr>
+        <w:rFonts w:ascii="Wingdings" w:hAnsi="Wingdings" w:hint="default"/>
+        <w:sz w:val="20"/>
+      </w:rPr>
+    </w:lvl>
+    <w:lvl w:ilvl="7" w:tentative="1">
+      <w:start w:val="1"/>
+      <w:numFmt w:val="bullet"/>
+      <w:lvlText w:val=""/>
+      <w:lvlJc w:val="left"/>
+      <w:pPr>
+        <w:tabs>
+          <w:tab w:val="num" w:pos="5760"/>
+        </w:tabs>
+        <w:ind w:left="5760" w:hanging="360"/>
+      </w:pPr>
+      <w:rPr>
+        <w:rFonts w:ascii="Wingdings" w:hAnsi="Wingdings" w:hint="default"/>
+        <w:sz w:val="20"/>
+      </w:rPr>
+    </w:lvl>
+    <w:lvl w:ilvl="8" w:tentative="1">
+      <w:start w:val="1"/>
+      <w:numFmt w:val="bullet"/>
+      <w:lvlText w:val=""/>
+      <w:lvlJc w:val="left"/>
+      <w:pPr>
+        <w:tabs>
+          <w:tab w:val="num" w:pos="6480"/>
+        </w:tabs>
+        <w:ind w:left="6480" w:hanging="360"/>
+      </w:pPr>
+      <w:rPr>
+        <w:rFonts w:ascii="Wingdings" w:hAnsi="Wingdings" w:hint="default"/>
+        <w:sz w:val="20"/>
+      </w:rPr>
+    </w:lvl>
+  </w:abstractNum>
+  <w:abstractNum w:abstractNumId="13" w15:restartNumberingAfterBreak="0">
     <w:nsid w:val="17816C27"/>
     <w:multiLevelType w:val="hybridMultilevel"/>
     <w:tmpl w:val="F97E23AA"/>
@@ -7255,7 +9033,7 @@
       </w:pPr>
     </w:lvl>
   </w:abstractNum>
-  <w:abstractNum w:abstractNumId="8" w15:restartNumberingAfterBreak="0">
+  <w:abstractNum w:abstractNumId="14" w15:restartNumberingAfterBreak="0">
     <w:nsid w:val="1AA4326A"/>
     <w:multiLevelType w:val="multilevel"/>
     <w:tmpl w:val="97BECEF6"/>
@@ -7376,7 +9154,7 @@
       </w:pPr>
     </w:lvl>
   </w:abstractNum>
-  <w:abstractNum w:abstractNumId="9" w15:restartNumberingAfterBreak="0">
+  <w:abstractNum w:abstractNumId="15" w15:restartNumberingAfterBreak="0">
     <w:nsid w:val="1AB65FFF"/>
     <w:multiLevelType w:val="hybridMultilevel"/>
     <w:tmpl w:val="5D0ADC00"/>
@@ -7465,7 +9243,7 @@
       </w:pPr>
     </w:lvl>
   </w:abstractNum>
-  <w:abstractNum w:abstractNumId="10" w15:restartNumberingAfterBreak="0">
+  <w:abstractNum w:abstractNumId="16" w15:restartNumberingAfterBreak="0">
     <w:nsid w:val="1CF4671A"/>
     <w:multiLevelType w:val="multilevel"/>
     <w:tmpl w:val="4F18B094"/>
@@ -7614,7 +9392,305 @@
       </w:rPr>
     </w:lvl>
   </w:abstractNum>
-  <w:abstractNum w:abstractNumId="11" w15:restartNumberingAfterBreak="0">
+  <w:abstractNum w:abstractNumId="17" w15:restartNumberingAfterBreak="0">
+    <w:nsid w:val="1E9A4274"/>
+    <w:multiLevelType w:val="multilevel"/>
+    <w:tmpl w:val="5C28D916"/>
+    <w:lvl w:ilvl="0">
+      <w:start w:val="1"/>
+      <w:numFmt w:val="bullet"/>
+      <w:lvlText w:val=""/>
+      <w:lvlJc w:val="left"/>
+      <w:pPr>
+        <w:tabs>
+          <w:tab w:val="num" w:pos="720"/>
+        </w:tabs>
+        <w:ind w:left="720" w:hanging="360"/>
+      </w:pPr>
+      <w:rPr>
+        <w:rFonts w:ascii="Symbol" w:hAnsi="Symbol" w:hint="default"/>
+        <w:sz w:val="20"/>
+      </w:rPr>
+    </w:lvl>
+    <w:lvl w:ilvl="1" w:tentative="1">
+      <w:start w:val="1"/>
+      <w:numFmt w:val="bullet"/>
+      <w:lvlText w:val="o"/>
+      <w:lvlJc w:val="left"/>
+      <w:pPr>
+        <w:tabs>
+          <w:tab w:val="num" w:pos="1440"/>
+        </w:tabs>
+        <w:ind w:left="1440" w:hanging="360"/>
+      </w:pPr>
+      <w:rPr>
+        <w:rFonts w:ascii="Courier New" w:hAnsi="Courier New" w:hint="default"/>
+        <w:sz w:val="20"/>
+      </w:rPr>
+    </w:lvl>
+    <w:lvl w:ilvl="2" w:tentative="1">
+      <w:start w:val="1"/>
+      <w:numFmt w:val="bullet"/>
+      <w:lvlText w:val=""/>
+      <w:lvlJc w:val="left"/>
+      <w:pPr>
+        <w:tabs>
+          <w:tab w:val="num" w:pos="2160"/>
+        </w:tabs>
+        <w:ind w:left="2160" w:hanging="360"/>
+      </w:pPr>
+      <w:rPr>
+        <w:rFonts w:ascii="Wingdings" w:hAnsi="Wingdings" w:hint="default"/>
+        <w:sz w:val="20"/>
+      </w:rPr>
+    </w:lvl>
+    <w:lvl w:ilvl="3" w:tentative="1">
+      <w:start w:val="1"/>
+      <w:numFmt w:val="bullet"/>
+      <w:lvlText w:val=""/>
+      <w:lvlJc w:val="left"/>
+      <w:pPr>
+        <w:tabs>
+          <w:tab w:val="num" w:pos="2880"/>
+        </w:tabs>
+        <w:ind w:left="2880" w:hanging="360"/>
+      </w:pPr>
+      <w:rPr>
+        <w:rFonts w:ascii="Wingdings" w:hAnsi="Wingdings" w:hint="default"/>
+        <w:sz w:val="20"/>
+      </w:rPr>
+    </w:lvl>
+    <w:lvl w:ilvl="4" w:tentative="1">
+      <w:start w:val="1"/>
+      <w:numFmt w:val="bullet"/>
+      <w:lvlText w:val=""/>
+      <w:lvlJc w:val="left"/>
+      <w:pPr>
+        <w:tabs>
+          <w:tab w:val="num" w:pos="3600"/>
+        </w:tabs>
+        <w:ind w:left="3600" w:hanging="360"/>
+      </w:pPr>
+      <w:rPr>
+        <w:rFonts w:ascii="Wingdings" w:hAnsi="Wingdings" w:hint="default"/>
+        <w:sz w:val="20"/>
+      </w:rPr>
+    </w:lvl>
+    <w:lvl w:ilvl="5" w:tentative="1">
+      <w:start w:val="1"/>
+      <w:numFmt w:val="bullet"/>
+      <w:lvlText w:val=""/>
+      <w:lvlJc w:val="left"/>
+      <w:pPr>
+        <w:tabs>
+          <w:tab w:val="num" w:pos="4320"/>
+        </w:tabs>
+        <w:ind w:left="4320" w:hanging="360"/>
+      </w:pPr>
+      <w:rPr>
+        <w:rFonts w:ascii="Wingdings" w:hAnsi="Wingdings" w:hint="default"/>
+        <w:sz w:val="20"/>
+      </w:rPr>
+    </w:lvl>
+    <w:lvl w:ilvl="6" w:tentative="1">
+      <w:start w:val="1"/>
+      <w:numFmt w:val="bullet"/>
+      <w:lvlText w:val=""/>
+      <w:lvlJc w:val="left"/>
+      <w:pPr>
+        <w:tabs>
+          <w:tab w:val="num" w:pos="5040"/>
+        </w:tabs>
+        <w:ind w:left="5040" w:hanging="360"/>
+      </w:pPr>
+      <w:rPr>
+        <w:rFonts w:ascii="Wingdings" w:hAnsi="Wingdings" w:hint="default"/>
+        <w:sz w:val="20"/>
+      </w:rPr>
+    </w:lvl>
+    <w:lvl w:ilvl="7" w:tentative="1">
+      <w:start w:val="1"/>
+      <w:numFmt w:val="bullet"/>
+      <w:lvlText w:val=""/>
+      <w:lvlJc w:val="left"/>
+      <w:pPr>
+        <w:tabs>
+          <w:tab w:val="num" w:pos="5760"/>
+        </w:tabs>
+        <w:ind w:left="5760" w:hanging="360"/>
+      </w:pPr>
+      <w:rPr>
+        <w:rFonts w:ascii="Wingdings" w:hAnsi="Wingdings" w:hint="default"/>
+        <w:sz w:val="20"/>
+      </w:rPr>
+    </w:lvl>
+    <w:lvl w:ilvl="8" w:tentative="1">
+      <w:start w:val="1"/>
+      <w:numFmt w:val="bullet"/>
+      <w:lvlText w:val=""/>
+      <w:lvlJc w:val="left"/>
+      <w:pPr>
+        <w:tabs>
+          <w:tab w:val="num" w:pos="6480"/>
+        </w:tabs>
+        <w:ind w:left="6480" w:hanging="360"/>
+      </w:pPr>
+      <w:rPr>
+        <w:rFonts w:ascii="Wingdings" w:hAnsi="Wingdings" w:hint="default"/>
+        <w:sz w:val="20"/>
+      </w:rPr>
+    </w:lvl>
+  </w:abstractNum>
+  <w:abstractNum w:abstractNumId="18" w15:restartNumberingAfterBreak="0">
+    <w:nsid w:val="1EB66C7F"/>
+    <w:multiLevelType w:val="multilevel"/>
+    <w:tmpl w:val="41F6ED2E"/>
+    <w:lvl w:ilvl="0">
+      <w:start w:val="1"/>
+      <w:numFmt w:val="bullet"/>
+      <w:lvlText w:val=""/>
+      <w:lvlJc w:val="left"/>
+      <w:pPr>
+        <w:tabs>
+          <w:tab w:val="num" w:pos="720"/>
+        </w:tabs>
+        <w:ind w:left="720" w:hanging="360"/>
+      </w:pPr>
+      <w:rPr>
+        <w:rFonts w:ascii="Symbol" w:hAnsi="Symbol" w:hint="default"/>
+        <w:sz w:val="20"/>
+      </w:rPr>
+    </w:lvl>
+    <w:lvl w:ilvl="1" w:tentative="1">
+      <w:start w:val="1"/>
+      <w:numFmt w:val="bullet"/>
+      <w:lvlText w:val="o"/>
+      <w:lvlJc w:val="left"/>
+      <w:pPr>
+        <w:tabs>
+          <w:tab w:val="num" w:pos="1440"/>
+        </w:tabs>
+        <w:ind w:left="1440" w:hanging="360"/>
+      </w:pPr>
+      <w:rPr>
+        <w:rFonts w:ascii="Courier New" w:hAnsi="Courier New" w:hint="default"/>
+        <w:sz w:val="20"/>
+      </w:rPr>
+    </w:lvl>
+    <w:lvl w:ilvl="2" w:tentative="1">
+      <w:start w:val="1"/>
+      <w:numFmt w:val="bullet"/>
+      <w:lvlText w:val=""/>
+      <w:lvlJc w:val="left"/>
+      <w:pPr>
+        <w:tabs>
+          <w:tab w:val="num" w:pos="2160"/>
+        </w:tabs>
+        <w:ind w:left="2160" w:hanging="360"/>
+      </w:pPr>
+      <w:rPr>
+        <w:rFonts w:ascii="Wingdings" w:hAnsi="Wingdings" w:hint="default"/>
+        <w:sz w:val="20"/>
+      </w:rPr>
+    </w:lvl>
+    <w:lvl w:ilvl="3" w:tentative="1">
+      <w:start w:val="1"/>
+      <w:numFmt w:val="bullet"/>
+      <w:lvlText w:val=""/>
+      <w:lvlJc w:val="left"/>
+      <w:pPr>
+        <w:tabs>
+          <w:tab w:val="num" w:pos="2880"/>
+        </w:tabs>
+        <w:ind w:left="2880" w:hanging="360"/>
+      </w:pPr>
+      <w:rPr>
+        <w:rFonts w:ascii="Wingdings" w:hAnsi="Wingdings" w:hint="default"/>
+        <w:sz w:val="20"/>
+      </w:rPr>
+    </w:lvl>
+    <w:lvl w:ilvl="4" w:tentative="1">
+      <w:start w:val="1"/>
+      <w:numFmt w:val="bullet"/>
+      <w:lvlText w:val=""/>
+      <w:lvlJc w:val="left"/>
+      <w:pPr>
+        <w:tabs>
+          <w:tab w:val="num" w:pos="3600"/>
+        </w:tabs>
+        <w:ind w:left="3600" w:hanging="360"/>
+      </w:pPr>
+      <w:rPr>
+        <w:rFonts w:ascii="Wingdings" w:hAnsi="Wingdings" w:hint="default"/>
+        <w:sz w:val="20"/>
+      </w:rPr>
+    </w:lvl>
+    <w:lvl w:ilvl="5" w:tentative="1">
+      <w:start w:val="1"/>
+      <w:numFmt w:val="bullet"/>
+      <w:lvlText w:val=""/>
+      <w:lvlJc w:val="left"/>
+      <w:pPr>
+        <w:tabs>
+          <w:tab w:val="num" w:pos="4320"/>
+        </w:tabs>
+        <w:ind w:left="4320" w:hanging="360"/>
+      </w:pPr>
+      <w:rPr>
+        <w:rFonts w:ascii="Wingdings" w:hAnsi="Wingdings" w:hint="default"/>
+        <w:sz w:val="20"/>
+      </w:rPr>
+    </w:lvl>
+    <w:lvl w:ilvl="6" w:tentative="1">
+      <w:start w:val="1"/>
+      <w:numFmt w:val="bullet"/>
+      <w:lvlText w:val=""/>
+      <w:lvlJc w:val="left"/>
+      <w:pPr>
+        <w:tabs>
+          <w:tab w:val="num" w:pos="5040"/>
+        </w:tabs>
+        <w:ind w:left="5040" w:hanging="360"/>
+      </w:pPr>
+      <w:rPr>
+        <w:rFonts w:ascii="Wingdings" w:hAnsi="Wingdings" w:hint="default"/>
+        <w:sz w:val="20"/>
+      </w:rPr>
+    </w:lvl>
+    <w:lvl w:ilvl="7" w:tentative="1">
+      <w:start w:val="1"/>
+      <w:numFmt w:val="bullet"/>
+      <w:lvlText w:val=""/>
+      <w:lvlJc w:val="left"/>
+      <w:pPr>
+        <w:tabs>
+          <w:tab w:val="num" w:pos="5760"/>
+        </w:tabs>
+        <w:ind w:left="5760" w:hanging="360"/>
+      </w:pPr>
+      <w:rPr>
+        <w:rFonts w:ascii="Wingdings" w:hAnsi="Wingdings" w:hint="default"/>
+        <w:sz w:val="20"/>
+      </w:rPr>
+    </w:lvl>
+    <w:lvl w:ilvl="8" w:tentative="1">
+      <w:start w:val="1"/>
+      <w:numFmt w:val="bullet"/>
+      <w:lvlText w:val=""/>
+      <w:lvlJc w:val="left"/>
+      <w:pPr>
+        <w:tabs>
+          <w:tab w:val="num" w:pos="6480"/>
+        </w:tabs>
+        <w:ind w:left="6480" w:hanging="360"/>
+      </w:pPr>
+      <w:rPr>
+        <w:rFonts w:ascii="Wingdings" w:hAnsi="Wingdings" w:hint="default"/>
+        <w:sz w:val="20"/>
+      </w:rPr>
+    </w:lvl>
+  </w:abstractNum>
+  <w:abstractNum w:abstractNumId="19" w15:restartNumberingAfterBreak="0">
     <w:nsid w:val="23233BD9"/>
     <w:multiLevelType w:val="hybridMultilevel"/>
     <w:tmpl w:val="36EA2DF2"/>
@@ -7703,7 +9779,7 @@
       </w:pPr>
     </w:lvl>
   </w:abstractNum>
-  <w:abstractNum w:abstractNumId="12" w15:restartNumberingAfterBreak="0">
+  <w:abstractNum w:abstractNumId="20" w15:restartNumberingAfterBreak="0">
     <w:nsid w:val="269F5504"/>
     <w:multiLevelType w:val="multilevel"/>
     <w:tmpl w:val="8AA44750"/>
@@ -7852,7 +9928,454 @@
       </w:rPr>
     </w:lvl>
   </w:abstractNum>
-  <w:abstractNum w:abstractNumId="13" w15:restartNumberingAfterBreak="0">
+  <w:abstractNum w:abstractNumId="21" w15:restartNumberingAfterBreak="0">
+    <w:nsid w:val="2999116B"/>
+    <w:multiLevelType w:val="multilevel"/>
+    <w:tmpl w:val="BB367BF0"/>
+    <w:lvl w:ilvl="0">
+      <w:start w:val="1"/>
+      <w:numFmt w:val="bullet"/>
+      <w:lvlText w:val=""/>
+      <w:lvlJc w:val="left"/>
+      <w:pPr>
+        <w:tabs>
+          <w:tab w:val="num" w:pos="720"/>
+        </w:tabs>
+        <w:ind w:left="720" w:hanging="360"/>
+      </w:pPr>
+      <w:rPr>
+        <w:rFonts w:ascii="Symbol" w:hAnsi="Symbol" w:hint="default"/>
+        <w:sz w:val="20"/>
+      </w:rPr>
+    </w:lvl>
+    <w:lvl w:ilvl="1" w:tentative="1">
+      <w:start w:val="1"/>
+      <w:numFmt w:val="bullet"/>
+      <w:lvlText w:val="o"/>
+      <w:lvlJc w:val="left"/>
+      <w:pPr>
+        <w:tabs>
+          <w:tab w:val="num" w:pos="1440"/>
+        </w:tabs>
+        <w:ind w:left="1440" w:hanging="360"/>
+      </w:pPr>
+      <w:rPr>
+        <w:rFonts w:ascii="Courier New" w:hAnsi="Courier New" w:hint="default"/>
+        <w:sz w:val="20"/>
+      </w:rPr>
+    </w:lvl>
+    <w:lvl w:ilvl="2" w:tentative="1">
+      <w:start w:val="1"/>
+      <w:numFmt w:val="bullet"/>
+      <w:lvlText w:val=""/>
+      <w:lvlJc w:val="left"/>
+      <w:pPr>
+        <w:tabs>
+          <w:tab w:val="num" w:pos="2160"/>
+        </w:tabs>
+        <w:ind w:left="2160" w:hanging="360"/>
+      </w:pPr>
+      <w:rPr>
+        <w:rFonts w:ascii="Wingdings" w:hAnsi="Wingdings" w:hint="default"/>
+        <w:sz w:val="20"/>
+      </w:rPr>
+    </w:lvl>
+    <w:lvl w:ilvl="3" w:tentative="1">
+      <w:start w:val="1"/>
+      <w:numFmt w:val="bullet"/>
+      <w:lvlText w:val=""/>
+      <w:lvlJc w:val="left"/>
+      <w:pPr>
+        <w:tabs>
+          <w:tab w:val="num" w:pos="2880"/>
+        </w:tabs>
+        <w:ind w:left="2880" w:hanging="360"/>
+      </w:pPr>
+      <w:rPr>
+        <w:rFonts w:ascii="Wingdings" w:hAnsi="Wingdings" w:hint="default"/>
+        <w:sz w:val="20"/>
+      </w:rPr>
+    </w:lvl>
+    <w:lvl w:ilvl="4" w:tentative="1">
+      <w:start w:val="1"/>
+      <w:numFmt w:val="bullet"/>
+      <w:lvlText w:val=""/>
+      <w:lvlJc w:val="left"/>
+      <w:pPr>
+        <w:tabs>
+          <w:tab w:val="num" w:pos="3600"/>
+        </w:tabs>
+        <w:ind w:left="3600" w:hanging="360"/>
+      </w:pPr>
+      <w:rPr>
+        <w:rFonts w:ascii="Wingdings" w:hAnsi="Wingdings" w:hint="default"/>
+        <w:sz w:val="20"/>
+      </w:rPr>
+    </w:lvl>
+    <w:lvl w:ilvl="5" w:tentative="1">
+      <w:start w:val="1"/>
+      <w:numFmt w:val="bullet"/>
+      <w:lvlText w:val=""/>
+      <w:lvlJc w:val="left"/>
+      <w:pPr>
+        <w:tabs>
+          <w:tab w:val="num" w:pos="4320"/>
+        </w:tabs>
+        <w:ind w:left="4320" w:hanging="360"/>
+      </w:pPr>
+      <w:rPr>
+        <w:rFonts w:ascii="Wingdings" w:hAnsi="Wingdings" w:hint="default"/>
+        <w:sz w:val="20"/>
+      </w:rPr>
+    </w:lvl>
+    <w:lvl w:ilvl="6" w:tentative="1">
+      <w:start w:val="1"/>
+      <w:numFmt w:val="bullet"/>
+      <w:lvlText w:val=""/>
+      <w:lvlJc w:val="left"/>
+      <w:pPr>
+        <w:tabs>
+          <w:tab w:val="num" w:pos="5040"/>
+        </w:tabs>
+        <w:ind w:left="5040" w:hanging="360"/>
+      </w:pPr>
+      <w:rPr>
+        <w:rFonts w:ascii="Wingdings" w:hAnsi="Wingdings" w:hint="default"/>
+        <w:sz w:val="20"/>
+      </w:rPr>
+    </w:lvl>
+    <w:lvl w:ilvl="7" w:tentative="1">
+      <w:start w:val="1"/>
+      <w:numFmt w:val="bullet"/>
+      <w:lvlText w:val=""/>
+      <w:lvlJc w:val="left"/>
+      <w:pPr>
+        <w:tabs>
+          <w:tab w:val="num" w:pos="5760"/>
+        </w:tabs>
+        <w:ind w:left="5760" w:hanging="360"/>
+      </w:pPr>
+      <w:rPr>
+        <w:rFonts w:ascii="Wingdings" w:hAnsi="Wingdings" w:hint="default"/>
+        <w:sz w:val="20"/>
+      </w:rPr>
+    </w:lvl>
+    <w:lvl w:ilvl="8" w:tentative="1">
+      <w:start w:val="1"/>
+      <w:numFmt w:val="bullet"/>
+      <w:lvlText w:val=""/>
+      <w:lvlJc w:val="left"/>
+      <w:pPr>
+        <w:tabs>
+          <w:tab w:val="num" w:pos="6480"/>
+        </w:tabs>
+        <w:ind w:left="6480" w:hanging="360"/>
+      </w:pPr>
+      <w:rPr>
+        <w:rFonts w:ascii="Wingdings" w:hAnsi="Wingdings" w:hint="default"/>
+        <w:sz w:val="20"/>
+      </w:rPr>
+    </w:lvl>
+  </w:abstractNum>
+  <w:abstractNum w:abstractNumId="22" w15:restartNumberingAfterBreak="0">
+    <w:nsid w:val="2A29219E"/>
+    <w:multiLevelType w:val="multilevel"/>
+    <w:tmpl w:val="CF5CA1F6"/>
+    <w:lvl w:ilvl="0">
+      <w:start w:val="1"/>
+      <w:numFmt w:val="bullet"/>
+      <w:lvlText w:val=""/>
+      <w:lvlJc w:val="left"/>
+      <w:pPr>
+        <w:tabs>
+          <w:tab w:val="num" w:pos="720"/>
+        </w:tabs>
+        <w:ind w:left="720" w:hanging="360"/>
+      </w:pPr>
+      <w:rPr>
+        <w:rFonts w:ascii="Symbol" w:hAnsi="Symbol" w:hint="default"/>
+        <w:sz w:val="20"/>
+      </w:rPr>
+    </w:lvl>
+    <w:lvl w:ilvl="1" w:tentative="1">
+      <w:start w:val="1"/>
+      <w:numFmt w:val="bullet"/>
+      <w:lvlText w:val="o"/>
+      <w:lvlJc w:val="left"/>
+      <w:pPr>
+        <w:tabs>
+          <w:tab w:val="num" w:pos="1440"/>
+        </w:tabs>
+        <w:ind w:left="1440" w:hanging="360"/>
+      </w:pPr>
+      <w:rPr>
+        <w:rFonts w:ascii="Courier New" w:hAnsi="Courier New" w:hint="default"/>
+        <w:sz w:val="20"/>
+      </w:rPr>
+    </w:lvl>
+    <w:lvl w:ilvl="2" w:tentative="1">
+      <w:start w:val="1"/>
+      <w:numFmt w:val="bullet"/>
+      <w:lvlText w:val=""/>
+      <w:lvlJc w:val="left"/>
+      <w:pPr>
+        <w:tabs>
+          <w:tab w:val="num" w:pos="2160"/>
+        </w:tabs>
+        <w:ind w:left="2160" w:hanging="360"/>
+      </w:pPr>
+      <w:rPr>
+        <w:rFonts w:ascii="Wingdings" w:hAnsi="Wingdings" w:hint="default"/>
+        <w:sz w:val="20"/>
+      </w:rPr>
+    </w:lvl>
+    <w:lvl w:ilvl="3" w:tentative="1">
+      <w:start w:val="1"/>
+      <w:numFmt w:val="bullet"/>
+      <w:lvlText w:val=""/>
+      <w:lvlJc w:val="left"/>
+      <w:pPr>
+        <w:tabs>
+          <w:tab w:val="num" w:pos="2880"/>
+        </w:tabs>
+        <w:ind w:left="2880" w:hanging="360"/>
+      </w:pPr>
+      <w:rPr>
+        <w:rFonts w:ascii="Wingdings" w:hAnsi="Wingdings" w:hint="default"/>
+        <w:sz w:val="20"/>
+      </w:rPr>
+    </w:lvl>
+    <w:lvl w:ilvl="4" w:tentative="1">
+      <w:start w:val="1"/>
+      <w:numFmt w:val="bullet"/>
+      <w:lvlText w:val=""/>
+      <w:lvlJc w:val="left"/>
+      <w:pPr>
+        <w:tabs>
+          <w:tab w:val="num" w:pos="3600"/>
+        </w:tabs>
+        <w:ind w:left="3600" w:hanging="360"/>
+      </w:pPr>
+      <w:rPr>
+        <w:rFonts w:ascii="Wingdings" w:hAnsi="Wingdings" w:hint="default"/>
+        <w:sz w:val="20"/>
+      </w:rPr>
+    </w:lvl>
+    <w:lvl w:ilvl="5" w:tentative="1">
+      <w:start w:val="1"/>
+      <w:numFmt w:val="bullet"/>
+      <w:lvlText w:val=""/>
+      <w:lvlJc w:val="left"/>
+      <w:pPr>
+        <w:tabs>
+          <w:tab w:val="num" w:pos="4320"/>
+        </w:tabs>
+        <w:ind w:left="4320" w:hanging="360"/>
+      </w:pPr>
+      <w:rPr>
+        <w:rFonts w:ascii="Wingdings" w:hAnsi="Wingdings" w:hint="default"/>
+        <w:sz w:val="20"/>
+      </w:rPr>
+    </w:lvl>
+    <w:lvl w:ilvl="6" w:tentative="1">
+      <w:start w:val="1"/>
+      <w:numFmt w:val="bullet"/>
+      <w:lvlText w:val=""/>
+      <w:lvlJc w:val="left"/>
+      <w:pPr>
+        <w:tabs>
+          <w:tab w:val="num" w:pos="5040"/>
+        </w:tabs>
+        <w:ind w:left="5040" w:hanging="360"/>
+      </w:pPr>
+      <w:rPr>
+        <w:rFonts w:ascii="Wingdings" w:hAnsi="Wingdings" w:hint="default"/>
+        <w:sz w:val="20"/>
+      </w:rPr>
+    </w:lvl>
+    <w:lvl w:ilvl="7" w:tentative="1">
+      <w:start w:val="1"/>
+      <w:numFmt w:val="bullet"/>
+      <w:lvlText w:val=""/>
+      <w:lvlJc w:val="left"/>
+      <w:pPr>
+        <w:tabs>
+          <w:tab w:val="num" w:pos="5760"/>
+        </w:tabs>
+        <w:ind w:left="5760" w:hanging="360"/>
+      </w:pPr>
+      <w:rPr>
+        <w:rFonts w:ascii="Wingdings" w:hAnsi="Wingdings" w:hint="default"/>
+        <w:sz w:val="20"/>
+      </w:rPr>
+    </w:lvl>
+    <w:lvl w:ilvl="8" w:tentative="1">
+      <w:start w:val="1"/>
+      <w:numFmt w:val="bullet"/>
+      <w:lvlText w:val=""/>
+      <w:lvlJc w:val="left"/>
+      <w:pPr>
+        <w:tabs>
+          <w:tab w:val="num" w:pos="6480"/>
+        </w:tabs>
+        <w:ind w:left="6480" w:hanging="360"/>
+      </w:pPr>
+      <w:rPr>
+        <w:rFonts w:ascii="Wingdings" w:hAnsi="Wingdings" w:hint="default"/>
+        <w:sz w:val="20"/>
+      </w:rPr>
+    </w:lvl>
+  </w:abstractNum>
+  <w:abstractNum w:abstractNumId="23" w15:restartNumberingAfterBreak="0">
+    <w:nsid w:val="2BA80653"/>
+    <w:multiLevelType w:val="multilevel"/>
+    <w:tmpl w:val="ADE4748C"/>
+    <w:lvl w:ilvl="0">
+      <w:start w:val="1"/>
+      <w:numFmt w:val="bullet"/>
+      <w:lvlText w:val=""/>
+      <w:lvlJc w:val="left"/>
+      <w:pPr>
+        <w:tabs>
+          <w:tab w:val="num" w:pos="720"/>
+        </w:tabs>
+        <w:ind w:left="720" w:hanging="360"/>
+      </w:pPr>
+      <w:rPr>
+        <w:rFonts w:ascii="Symbol" w:hAnsi="Symbol" w:hint="default"/>
+        <w:sz w:val="20"/>
+      </w:rPr>
+    </w:lvl>
+    <w:lvl w:ilvl="1">
+      <w:start w:val="1"/>
+      <w:numFmt w:val="bullet"/>
+      <w:lvlText w:val="o"/>
+      <w:lvlJc w:val="left"/>
+      <w:pPr>
+        <w:tabs>
+          <w:tab w:val="num" w:pos="1440"/>
+        </w:tabs>
+        <w:ind w:left="1440" w:hanging="360"/>
+      </w:pPr>
+      <w:rPr>
+        <w:rFonts w:ascii="Courier New" w:hAnsi="Courier New" w:hint="default"/>
+        <w:sz w:val="20"/>
+      </w:rPr>
+    </w:lvl>
+    <w:lvl w:ilvl="2" w:tentative="1">
+      <w:start w:val="1"/>
+      <w:numFmt w:val="bullet"/>
+      <w:lvlText w:val=""/>
+      <w:lvlJc w:val="left"/>
+      <w:pPr>
+        <w:tabs>
+          <w:tab w:val="num" w:pos="2160"/>
+        </w:tabs>
+        <w:ind w:left="2160" w:hanging="360"/>
+      </w:pPr>
+      <w:rPr>
+        <w:rFonts w:ascii="Wingdings" w:hAnsi="Wingdings" w:hint="default"/>
+        <w:sz w:val="20"/>
+      </w:rPr>
+    </w:lvl>
+    <w:lvl w:ilvl="3" w:tentative="1">
+      <w:start w:val="1"/>
+      <w:numFmt w:val="bullet"/>
+      <w:lvlText w:val=""/>
+      <w:lvlJc w:val="left"/>
+      <w:pPr>
+        <w:tabs>
+          <w:tab w:val="num" w:pos="2880"/>
+        </w:tabs>
+        <w:ind w:left="2880" w:hanging="360"/>
+      </w:pPr>
+      <w:rPr>
+        <w:rFonts w:ascii="Wingdings" w:hAnsi="Wingdings" w:hint="default"/>
+        <w:sz w:val="20"/>
+      </w:rPr>
+    </w:lvl>
+    <w:lvl w:ilvl="4" w:tentative="1">
+      <w:start w:val="1"/>
+      <w:numFmt w:val="bullet"/>
+      <w:lvlText w:val=""/>
+      <w:lvlJc w:val="left"/>
+      <w:pPr>
+        <w:tabs>
+          <w:tab w:val="num" w:pos="3600"/>
+        </w:tabs>
+        <w:ind w:left="3600" w:hanging="360"/>
+      </w:pPr>
+      <w:rPr>
+        <w:rFonts w:ascii="Wingdings" w:hAnsi="Wingdings" w:hint="default"/>
+        <w:sz w:val="20"/>
+      </w:rPr>
+    </w:lvl>
+    <w:lvl w:ilvl="5" w:tentative="1">
+      <w:start w:val="1"/>
+      <w:numFmt w:val="bullet"/>
+      <w:lvlText w:val=""/>
+      <w:lvlJc w:val="left"/>
+      <w:pPr>
+        <w:tabs>
+          <w:tab w:val="num" w:pos="4320"/>
+        </w:tabs>
+        <w:ind w:left="4320" w:hanging="360"/>
+      </w:pPr>
+      <w:rPr>
+        <w:rFonts w:ascii="Wingdings" w:hAnsi="Wingdings" w:hint="default"/>
+        <w:sz w:val="20"/>
+      </w:rPr>
+    </w:lvl>
+    <w:lvl w:ilvl="6" w:tentative="1">
+      <w:start w:val="1"/>
+      <w:numFmt w:val="bullet"/>
+      <w:lvlText w:val=""/>
+      <w:lvlJc w:val="left"/>
+      <w:pPr>
+        <w:tabs>
+          <w:tab w:val="num" w:pos="5040"/>
+        </w:tabs>
+        <w:ind w:left="5040" w:hanging="360"/>
+      </w:pPr>
+      <w:rPr>
+        <w:rFonts w:ascii="Wingdings" w:hAnsi="Wingdings" w:hint="default"/>
+        <w:sz w:val="20"/>
+      </w:rPr>
+    </w:lvl>
+    <w:lvl w:ilvl="7" w:tentative="1">
+      <w:start w:val="1"/>
+      <w:numFmt w:val="bullet"/>
+      <w:lvlText w:val=""/>
+      <w:lvlJc w:val="left"/>
+      <w:pPr>
+        <w:tabs>
+          <w:tab w:val="num" w:pos="5760"/>
+        </w:tabs>
+        <w:ind w:left="5760" w:hanging="360"/>
+      </w:pPr>
+      <w:rPr>
+        <w:rFonts w:ascii="Wingdings" w:hAnsi="Wingdings" w:hint="default"/>
+        <w:sz w:val="20"/>
+      </w:rPr>
+    </w:lvl>
+    <w:lvl w:ilvl="8" w:tentative="1">
+      <w:start w:val="1"/>
+      <w:numFmt w:val="bullet"/>
+      <w:lvlText w:val=""/>
+      <w:lvlJc w:val="left"/>
+      <w:pPr>
+        <w:tabs>
+          <w:tab w:val="num" w:pos="6480"/>
+        </w:tabs>
+        <w:ind w:left="6480" w:hanging="360"/>
+      </w:pPr>
+      <w:rPr>
+        <w:rFonts w:ascii="Wingdings" w:hAnsi="Wingdings" w:hint="default"/>
+        <w:sz w:val="20"/>
+      </w:rPr>
+    </w:lvl>
+  </w:abstractNum>
+  <w:abstractNum w:abstractNumId="24" w15:restartNumberingAfterBreak="0">
     <w:nsid w:val="34753948"/>
     <w:multiLevelType w:val="multilevel"/>
     <w:tmpl w:val="8B0CF408"/>
@@ -8001,7 +10524,603 @@
       </w:rPr>
     </w:lvl>
   </w:abstractNum>
-  <w:abstractNum w:abstractNumId="14" w15:restartNumberingAfterBreak="0">
+  <w:abstractNum w:abstractNumId="25" w15:restartNumberingAfterBreak="0">
+    <w:nsid w:val="349446C7"/>
+    <w:multiLevelType w:val="multilevel"/>
+    <w:tmpl w:val="27925DA6"/>
+    <w:lvl w:ilvl="0">
+      <w:start w:val="1"/>
+      <w:numFmt w:val="bullet"/>
+      <w:lvlText w:val=""/>
+      <w:lvlJc w:val="left"/>
+      <w:pPr>
+        <w:tabs>
+          <w:tab w:val="num" w:pos="720"/>
+        </w:tabs>
+        <w:ind w:left="720" w:hanging="360"/>
+      </w:pPr>
+      <w:rPr>
+        <w:rFonts w:ascii="Symbol" w:hAnsi="Symbol" w:hint="default"/>
+        <w:sz w:val="20"/>
+      </w:rPr>
+    </w:lvl>
+    <w:lvl w:ilvl="1" w:tentative="1">
+      <w:start w:val="1"/>
+      <w:numFmt w:val="bullet"/>
+      <w:lvlText w:val="o"/>
+      <w:lvlJc w:val="left"/>
+      <w:pPr>
+        <w:tabs>
+          <w:tab w:val="num" w:pos="1440"/>
+        </w:tabs>
+        <w:ind w:left="1440" w:hanging="360"/>
+      </w:pPr>
+      <w:rPr>
+        <w:rFonts w:ascii="Courier New" w:hAnsi="Courier New" w:hint="default"/>
+        <w:sz w:val="20"/>
+      </w:rPr>
+    </w:lvl>
+    <w:lvl w:ilvl="2" w:tentative="1">
+      <w:start w:val="1"/>
+      <w:numFmt w:val="bullet"/>
+      <w:lvlText w:val=""/>
+      <w:lvlJc w:val="left"/>
+      <w:pPr>
+        <w:tabs>
+          <w:tab w:val="num" w:pos="2160"/>
+        </w:tabs>
+        <w:ind w:left="2160" w:hanging="360"/>
+      </w:pPr>
+      <w:rPr>
+        <w:rFonts w:ascii="Wingdings" w:hAnsi="Wingdings" w:hint="default"/>
+        <w:sz w:val="20"/>
+      </w:rPr>
+    </w:lvl>
+    <w:lvl w:ilvl="3" w:tentative="1">
+      <w:start w:val="1"/>
+      <w:numFmt w:val="bullet"/>
+      <w:lvlText w:val=""/>
+      <w:lvlJc w:val="left"/>
+      <w:pPr>
+        <w:tabs>
+          <w:tab w:val="num" w:pos="2880"/>
+        </w:tabs>
+        <w:ind w:left="2880" w:hanging="360"/>
+      </w:pPr>
+      <w:rPr>
+        <w:rFonts w:ascii="Wingdings" w:hAnsi="Wingdings" w:hint="default"/>
+        <w:sz w:val="20"/>
+      </w:rPr>
+    </w:lvl>
+    <w:lvl w:ilvl="4" w:tentative="1">
+      <w:start w:val="1"/>
+      <w:numFmt w:val="bullet"/>
+      <w:lvlText w:val=""/>
+      <w:lvlJc w:val="left"/>
+      <w:pPr>
+        <w:tabs>
+          <w:tab w:val="num" w:pos="3600"/>
+        </w:tabs>
+        <w:ind w:left="3600" w:hanging="360"/>
+      </w:pPr>
+      <w:rPr>
+        <w:rFonts w:ascii="Wingdings" w:hAnsi="Wingdings" w:hint="default"/>
+        <w:sz w:val="20"/>
+      </w:rPr>
+    </w:lvl>
+    <w:lvl w:ilvl="5" w:tentative="1">
+      <w:start w:val="1"/>
+      <w:numFmt w:val="bullet"/>
+      <w:lvlText w:val=""/>
+      <w:lvlJc w:val="left"/>
+      <w:pPr>
+        <w:tabs>
+          <w:tab w:val="num" w:pos="4320"/>
+        </w:tabs>
+        <w:ind w:left="4320" w:hanging="360"/>
+      </w:pPr>
+      <w:rPr>
+        <w:rFonts w:ascii="Wingdings" w:hAnsi="Wingdings" w:hint="default"/>
+        <w:sz w:val="20"/>
+      </w:rPr>
+    </w:lvl>
+    <w:lvl w:ilvl="6" w:tentative="1">
+      <w:start w:val="1"/>
+      <w:numFmt w:val="bullet"/>
+      <w:lvlText w:val=""/>
+      <w:lvlJc w:val="left"/>
+      <w:pPr>
+        <w:tabs>
+          <w:tab w:val="num" w:pos="5040"/>
+        </w:tabs>
+        <w:ind w:left="5040" w:hanging="360"/>
+      </w:pPr>
+      <w:rPr>
+        <w:rFonts w:ascii="Wingdings" w:hAnsi="Wingdings" w:hint="default"/>
+        <w:sz w:val="20"/>
+      </w:rPr>
+    </w:lvl>
+    <w:lvl w:ilvl="7" w:tentative="1">
+      <w:start w:val="1"/>
+      <w:numFmt w:val="bullet"/>
+      <w:lvlText w:val=""/>
+      <w:lvlJc w:val="left"/>
+      <w:pPr>
+        <w:tabs>
+          <w:tab w:val="num" w:pos="5760"/>
+        </w:tabs>
+        <w:ind w:left="5760" w:hanging="360"/>
+      </w:pPr>
+      <w:rPr>
+        <w:rFonts w:ascii="Wingdings" w:hAnsi="Wingdings" w:hint="default"/>
+        <w:sz w:val="20"/>
+      </w:rPr>
+    </w:lvl>
+    <w:lvl w:ilvl="8" w:tentative="1">
+      <w:start w:val="1"/>
+      <w:numFmt w:val="bullet"/>
+      <w:lvlText w:val=""/>
+      <w:lvlJc w:val="left"/>
+      <w:pPr>
+        <w:tabs>
+          <w:tab w:val="num" w:pos="6480"/>
+        </w:tabs>
+        <w:ind w:left="6480" w:hanging="360"/>
+      </w:pPr>
+      <w:rPr>
+        <w:rFonts w:ascii="Wingdings" w:hAnsi="Wingdings" w:hint="default"/>
+        <w:sz w:val="20"/>
+      </w:rPr>
+    </w:lvl>
+  </w:abstractNum>
+  <w:abstractNum w:abstractNumId="26" w15:restartNumberingAfterBreak="0">
+    <w:nsid w:val="38472869"/>
+    <w:multiLevelType w:val="multilevel"/>
+    <w:tmpl w:val="1DBC282A"/>
+    <w:lvl w:ilvl="0">
+      <w:start w:val="1"/>
+      <w:numFmt w:val="bullet"/>
+      <w:lvlText w:val=""/>
+      <w:lvlJc w:val="left"/>
+      <w:pPr>
+        <w:tabs>
+          <w:tab w:val="num" w:pos="360"/>
+        </w:tabs>
+        <w:ind w:left="360" w:hanging="360"/>
+      </w:pPr>
+      <w:rPr>
+        <w:rFonts w:ascii="Symbol" w:hAnsi="Symbol" w:hint="default"/>
+        <w:sz w:val="20"/>
+      </w:rPr>
+    </w:lvl>
+    <w:lvl w:ilvl="1" w:tentative="1">
+      <w:start w:val="1"/>
+      <w:numFmt w:val="bullet"/>
+      <w:lvlText w:val="o"/>
+      <w:lvlJc w:val="left"/>
+      <w:pPr>
+        <w:tabs>
+          <w:tab w:val="num" w:pos="1080"/>
+        </w:tabs>
+        <w:ind w:left="1080" w:hanging="360"/>
+      </w:pPr>
+      <w:rPr>
+        <w:rFonts w:ascii="Courier New" w:hAnsi="Courier New" w:hint="default"/>
+        <w:sz w:val="20"/>
+      </w:rPr>
+    </w:lvl>
+    <w:lvl w:ilvl="2" w:tentative="1">
+      <w:start w:val="1"/>
+      <w:numFmt w:val="bullet"/>
+      <w:lvlText w:val=""/>
+      <w:lvlJc w:val="left"/>
+      <w:pPr>
+        <w:tabs>
+          <w:tab w:val="num" w:pos="1800"/>
+        </w:tabs>
+        <w:ind w:left="1800" w:hanging="360"/>
+      </w:pPr>
+      <w:rPr>
+        <w:rFonts w:ascii="Wingdings" w:hAnsi="Wingdings" w:hint="default"/>
+        <w:sz w:val="20"/>
+      </w:rPr>
+    </w:lvl>
+    <w:lvl w:ilvl="3" w:tentative="1">
+      <w:start w:val="1"/>
+      <w:numFmt w:val="bullet"/>
+      <w:lvlText w:val=""/>
+      <w:lvlJc w:val="left"/>
+      <w:pPr>
+        <w:tabs>
+          <w:tab w:val="num" w:pos="2520"/>
+        </w:tabs>
+        <w:ind w:left="2520" w:hanging="360"/>
+      </w:pPr>
+      <w:rPr>
+        <w:rFonts w:ascii="Wingdings" w:hAnsi="Wingdings" w:hint="default"/>
+        <w:sz w:val="20"/>
+      </w:rPr>
+    </w:lvl>
+    <w:lvl w:ilvl="4" w:tentative="1">
+      <w:start w:val="1"/>
+      <w:numFmt w:val="bullet"/>
+      <w:lvlText w:val=""/>
+      <w:lvlJc w:val="left"/>
+      <w:pPr>
+        <w:tabs>
+          <w:tab w:val="num" w:pos="3240"/>
+        </w:tabs>
+        <w:ind w:left="3240" w:hanging="360"/>
+      </w:pPr>
+      <w:rPr>
+        <w:rFonts w:ascii="Wingdings" w:hAnsi="Wingdings" w:hint="default"/>
+        <w:sz w:val="20"/>
+      </w:rPr>
+    </w:lvl>
+    <w:lvl w:ilvl="5" w:tentative="1">
+      <w:start w:val="1"/>
+      <w:numFmt w:val="bullet"/>
+      <w:lvlText w:val=""/>
+      <w:lvlJc w:val="left"/>
+      <w:pPr>
+        <w:tabs>
+          <w:tab w:val="num" w:pos="3960"/>
+        </w:tabs>
+        <w:ind w:left="3960" w:hanging="360"/>
+      </w:pPr>
+      <w:rPr>
+        <w:rFonts w:ascii="Wingdings" w:hAnsi="Wingdings" w:hint="default"/>
+        <w:sz w:val="20"/>
+      </w:rPr>
+    </w:lvl>
+    <w:lvl w:ilvl="6" w:tentative="1">
+      <w:start w:val="1"/>
+      <w:numFmt w:val="bullet"/>
+      <w:lvlText w:val=""/>
+      <w:lvlJc w:val="left"/>
+      <w:pPr>
+        <w:tabs>
+          <w:tab w:val="num" w:pos="4680"/>
+        </w:tabs>
+        <w:ind w:left="4680" w:hanging="360"/>
+      </w:pPr>
+      <w:rPr>
+        <w:rFonts w:ascii="Wingdings" w:hAnsi="Wingdings" w:hint="default"/>
+        <w:sz w:val="20"/>
+      </w:rPr>
+    </w:lvl>
+    <w:lvl w:ilvl="7" w:tentative="1">
+      <w:start w:val="1"/>
+      <w:numFmt w:val="bullet"/>
+      <w:lvlText w:val=""/>
+      <w:lvlJc w:val="left"/>
+      <w:pPr>
+        <w:tabs>
+          <w:tab w:val="num" w:pos="5400"/>
+        </w:tabs>
+        <w:ind w:left="5400" w:hanging="360"/>
+      </w:pPr>
+      <w:rPr>
+        <w:rFonts w:ascii="Wingdings" w:hAnsi="Wingdings" w:hint="default"/>
+        <w:sz w:val="20"/>
+      </w:rPr>
+    </w:lvl>
+    <w:lvl w:ilvl="8" w:tentative="1">
+      <w:start w:val="1"/>
+      <w:numFmt w:val="bullet"/>
+      <w:lvlText w:val=""/>
+      <w:lvlJc w:val="left"/>
+      <w:pPr>
+        <w:tabs>
+          <w:tab w:val="num" w:pos="6120"/>
+        </w:tabs>
+        <w:ind w:left="6120" w:hanging="360"/>
+      </w:pPr>
+      <w:rPr>
+        <w:rFonts w:ascii="Wingdings" w:hAnsi="Wingdings" w:hint="default"/>
+        <w:sz w:val="20"/>
+      </w:rPr>
+    </w:lvl>
+  </w:abstractNum>
+  <w:abstractNum w:abstractNumId="27" w15:restartNumberingAfterBreak="0">
+    <w:nsid w:val="39843091"/>
+    <w:multiLevelType w:val="multilevel"/>
+    <w:tmpl w:val="BF7218BE"/>
+    <w:lvl w:ilvl="0">
+      <w:start w:val="1"/>
+      <w:numFmt w:val="bullet"/>
+      <w:lvlText w:val=""/>
+      <w:lvlJc w:val="left"/>
+      <w:pPr>
+        <w:tabs>
+          <w:tab w:val="num" w:pos="720"/>
+        </w:tabs>
+        <w:ind w:left="720" w:hanging="360"/>
+      </w:pPr>
+      <w:rPr>
+        <w:rFonts w:ascii="Symbol" w:hAnsi="Symbol" w:hint="default"/>
+        <w:sz w:val="20"/>
+      </w:rPr>
+    </w:lvl>
+    <w:lvl w:ilvl="1" w:tentative="1">
+      <w:start w:val="1"/>
+      <w:numFmt w:val="bullet"/>
+      <w:lvlText w:val="o"/>
+      <w:lvlJc w:val="left"/>
+      <w:pPr>
+        <w:tabs>
+          <w:tab w:val="num" w:pos="1440"/>
+        </w:tabs>
+        <w:ind w:left="1440" w:hanging="360"/>
+      </w:pPr>
+      <w:rPr>
+        <w:rFonts w:ascii="Courier New" w:hAnsi="Courier New" w:hint="default"/>
+        <w:sz w:val="20"/>
+      </w:rPr>
+    </w:lvl>
+    <w:lvl w:ilvl="2" w:tentative="1">
+      <w:start w:val="1"/>
+      <w:numFmt w:val="bullet"/>
+      <w:lvlText w:val=""/>
+      <w:lvlJc w:val="left"/>
+      <w:pPr>
+        <w:tabs>
+          <w:tab w:val="num" w:pos="2160"/>
+        </w:tabs>
+        <w:ind w:left="2160" w:hanging="360"/>
+      </w:pPr>
+      <w:rPr>
+        <w:rFonts w:ascii="Wingdings" w:hAnsi="Wingdings" w:hint="default"/>
+        <w:sz w:val="20"/>
+      </w:rPr>
+    </w:lvl>
+    <w:lvl w:ilvl="3" w:tentative="1">
+      <w:start w:val="1"/>
+      <w:numFmt w:val="bullet"/>
+      <w:lvlText w:val=""/>
+      <w:lvlJc w:val="left"/>
+      <w:pPr>
+        <w:tabs>
+          <w:tab w:val="num" w:pos="2880"/>
+        </w:tabs>
+        <w:ind w:left="2880" w:hanging="360"/>
+      </w:pPr>
+      <w:rPr>
+        <w:rFonts w:ascii="Wingdings" w:hAnsi="Wingdings" w:hint="default"/>
+        <w:sz w:val="20"/>
+      </w:rPr>
+    </w:lvl>
+    <w:lvl w:ilvl="4" w:tentative="1">
+      <w:start w:val="1"/>
+      <w:numFmt w:val="bullet"/>
+      <w:lvlText w:val=""/>
+      <w:lvlJc w:val="left"/>
+      <w:pPr>
+        <w:tabs>
+          <w:tab w:val="num" w:pos="3600"/>
+        </w:tabs>
+        <w:ind w:left="3600" w:hanging="360"/>
+      </w:pPr>
+      <w:rPr>
+        <w:rFonts w:ascii="Wingdings" w:hAnsi="Wingdings" w:hint="default"/>
+        <w:sz w:val="20"/>
+      </w:rPr>
+    </w:lvl>
+    <w:lvl w:ilvl="5" w:tentative="1">
+      <w:start w:val="1"/>
+      <w:numFmt w:val="bullet"/>
+      <w:lvlText w:val=""/>
+      <w:lvlJc w:val="left"/>
+      <w:pPr>
+        <w:tabs>
+          <w:tab w:val="num" w:pos="4320"/>
+        </w:tabs>
+        <w:ind w:left="4320" w:hanging="360"/>
+      </w:pPr>
+      <w:rPr>
+        <w:rFonts w:ascii="Wingdings" w:hAnsi="Wingdings" w:hint="default"/>
+        <w:sz w:val="20"/>
+      </w:rPr>
+    </w:lvl>
+    <w:lvl w:ilvl="6" w:tentative="1">
+      <w:start w:val="1"/>
+      <w:numFmt w:val="bullet"/>
+      <w:lvlText w:val=""/>
+      <w:lvlJc w:val="left"/>
+      <w:pPr>
+        <w:tabs>
+          <w:tab w:val="num" w:pos="5040"/>
+        </w:tabs>
+        <w:ind w:left="5040" w:hanging="360"/>
+      </w:pPr>
+      <w:rPr>
+        <w:rFonts w:ascii="Wingdings" w:hAnsi="Wingdings" w:hint="default"/>
+        <w:sz w:val="20"/>
+      </w:rPr>
+    </w:lvl>
+    <w:lvl w:ilvl="7" w:tentative="1">
+      <w:start w:val="1"/>
+      <w:numFmt w:val="bullet"/>
+      <w:lvlText w:val=""/>
+      <w:lvlJc w:val="left"/>
+      <w:pPr>
+        <w:tabs>
+          <w:tab w:val="num" w:pos="5760"/>
+        </w:tabs>
+        <w:ind w:left="5760" w:hanging="360"/>
+      </w:pPr>
+      <w:rPr>
+        <w:rFonts w:ascii="Wingdings" w:hAnsi="Wingdings" w:hint="default"/>
+        <w:sz w:val="20"/>
+      </w:rPr>
+    </w:lvl>
+    <w:lvl w:ilvl="8" w:tentative="1">
+      <w:start w:val="1"/>
+      <w:numFmt w:val="bullet"/>
+      <w:lvlText w:val=""/>
+      <w:lvlJc w:val="left"/>
+      <w:pPr>
+        <w:tabs>
+          <w:tab w:val="num" w:pos="6480"/>
+        </w:tabs>
+        <w:ind w:left="6480" w:hanging="360"/>
+      </w:pPr>
+      <w:rPr>
+        <w:rFonts w:ascii="Wingdings" w:hAnsi="Wingdings" w:hint="default"/>
+        <w:sz w:val="20"/>
+      </w:rPr>
+    </w:lvl>
+  </w:abstractNum>
+  <w:abstractNum w:abstractNumId="28" w15:restartNumberingAfterBreak="0">
+    <w:nsid w:val="3AB8630A"/>
+    <w:multiLevelType w:val="multilevel"/>
+    <w:tmpl w:val="88D03BD6"/>
+    <w:lvl w:ilvl="0">
+      <w:start w:val="1"/>
+      <w:numFmt w:val="bullet"/>
+      <w:lvlText w:val=""/>
+      <w:lvlJc w:val="left"/>
+      <w:pPr>
+        <w:tabs>
+          <w:tab w:val="num" w:pos="720"/>
+        </w:tabs>
+        <w:ind w:left="720" w:hanging="360"/>
+      </w:pPr>
+      <w:rPr>
+        <w:rFonts w:ascii="Symbol" w:hAnsi="Symbol" w:hint="default"/>
+        <w:sz w:val="20"/>
+      </w:rPr>
+    </w:lvl>
+    <w:lvl w:ilvl="1" w:tentative="1">
+      <w:start w:val="1"/>
+      <w:numFmt w:val="bullet"/>
+      <w:lvlText w:val="o"/>
+      <w:lvlJc w:val="left"/>
+      <w:pPr>
+        <w:tabs>
+          <w:tab w:val="num" w:pos="1440"/>
+        </w:tabs>
+        <w:ind w:left="1440" w:hanging="360"/>
+      </w:pPr>
+      <w:rPr>
+        <w:rFonts w:ascii="Courier New" w:hAnsi="Courier New" w:hint="default"/>
+        <w:sz w:val="20"/>
+      </w:rPr>
+    </w:lvl>
+    <w:lvl w:ilvl="2" w:tentative="1">
+      <w:start w:val="1"/>
+      <w:numFmt w:val="bullet"/>
+      <w:lvlText w:val=""/>
+      <w:lvlJc w:val="left"/>
+      <w:pPr>
+        <w:tabs>
+          <w:tab w:val="num" w:pos="2160"/>
+        </w:tabs>
+        <w:ind w:left="2160" w:hanging="360"/>
+      </w:pPr>
+      <w:rPr>
+        <w:rFonts w:ascii="Wingdings" w:hAnsi="Wingdings" w:hint="default"/>
+        <w:sz w:val="20"/>
+      </w:rPr>
+    </w:lvl>
+    <w:lvl w:ilvl="3" w:tentative="1">
+      <w:start w:val="1"/>
+      <w:numFmt w:val="bullet"/>
+      <w:lvlText w:val=""/>
+      <w:lvlJc w:val="left"/>
+      <w:pPr>
+        <w:tabs>
+          <w:tab w:val="num" w:pos="2880"/>
+        </w:tabs>
+        <w:ind w:left="2880" w:hanging="360"/>
+      </w:pPr>
+      <w:rPr>
+        <w:rFonts w:ascii="Wingdings" w:hAnsi="Wingdings" w:hint="default"/>
+        <w:sz w:val="20"/>
+      </w:rPr>
+    </w:lvl>
+    <w:lvl w:ilvl="4" w:tentative="1">
+      <w:start w:val="1"/>
+      <w:numFmt w:val="bullet"/>
+      <w:lvlText w:val=""/>
+      <w:lvlJc w:val="left"/>
+      <w:pPr>
+        <w:tabs>
+          <w:tab w:val="num" w:pos="3600"/>
+        </w:tabs>
+        <w:ind w:left="3600" w:hanging="360"/>
+      </w:pPr>
+      <w:rPr>
+        <w:rFonts w:ascii="Wingdings" w:hAnsi="Wingdings" w:hint="default"/>
+        <w:sz w:val="20"/>
+      </w:rPr>
+    </w:lvl>
+    <w:lvl w:ilvl="5" w:tentative="1">
+      <w:start w:val="1"/>
+      <w:numFmt w:val="bullet"/>
+      <w:lvlText w:val=""/>
+      <w:lvlJc w:val="left"/>
+      <w:pPr>
+        <w:tabs>
+          <w:tab w:val="num" w:pos="4320"/>
+        </w:tabs>
+        <w:ind w:left="4320" w:hanging="360"/>
+      </w:pPr>
+      <w:rPr>
+        <w:rFonts w:ascii="Wingdings" w:hAnsi="Wingdings" w:hint="default"/>
+        <w:sz w:val="20"/>
+      </w:rPr>
+    </w:lvl>
+    <w:lvl w:ilvl="6" w:tentative="1">
+      <w:start w:val="1"/>
+      <w:numFmt w:val="bullet"/>
+      <w:lvlText w:val=""/>
+      <w:lvlJc w:val="left"/>
+      <w:pPr>
+        <w:tabs>
+          <w:tab w:val="num" w:pos="5040"/>
+        </w:tabs>
+        <w:ind w:left="5040" w:hanging="360"/>
+      </w:pPr>
+      <w:rPr>
+        <w:rFonts w:ascii="Wingdings" w:hAnsi="Wingdings" w:hint="default"/>
+        <w:sz w:val="20"/>
+      </w:rPr>
+    </w:lvl>
+    <w:lvl w:ilvl="7" w:tentative="1">
+      <w:start w:val="1"/>
+      <w:numFmt w:val="bullet"/>
+      <w:lvlText w:val=""/>
+      <w:lvlJc w:val="left"/>
+      <w:pPr>
+        <w:tabs>
+          <w:tab w:val="num" w:pos="5760"/>
+        </w:tabs>
+        <w:ind w:left="5760" w:hanging="360"/>
+      </w:pPr>
+      <w:rPr>
+        <w:rFonts w:ascii="Wingdings" w:hAnsi="Wingdings" w:hint="default"/>
+        <w:sz w:val="20"/>
+      </w:rPr>
+    </w:lvl>
+    <w:lvl w:ilvl="8" w:tentative="1">
+      <w:start w:val="1"/>
+      <w:numFmt w:val="bullet"/>
+      <w:lvlText w:val=""/>
+      <w:lvlJc w:val="left"/>
+      <w:pPr>
+        <w:tabs>
+          <w:tab w:val="num" w:pos="6480"/>
+        </w:tabs>
+        <w:ind w:left="6480" w:hanging="360"/>
+      </w:pPr>
+      <w:rPr>
+        <w:rFonts w:ascii="Wingdings" w:hAnsi="Wingdings" w:hint="default"/>
+        <w:sz w:val="20"/>
+      </w:rPr>
+    </w:lvl>
+  </w:abstractNum>
+  <w:abstractNum w:abstractNumId="29" w15:restartNumberingAfterBreak="0">
     <w:nsid w:val="3C007C7C"/>
     <w:multiLevelType w:val="hybridMultilevel"/>
     <w:tmpl w:val="CB1C8432"/>
@@ -8114,7 +11233,156 @@
       </w:rPr>
     </w:lvl>
   </w:abstractNum>
-  <w:abstractNum w:abstractNumId="15" w15:restartNumberingAfterBreak="0">
+  <w:abstractNum w:abstractNumId="30" w15:restartNumberingAfterBreak="0">
+    <w:nsid w:val="3E0F7E3D"/>
+    <w:multiLevelType w:val="multilevel"/>
+    <w:tmpl w:val="7AB4D4B2"/>
+    <w:lvl w:ilvl="0">
+      <w:start w:val="1"/>
+      <w:numFmt w:val="bullet"/>
+      <w:lvlText w:val=""/>
+      <w:lvlJc w:val="left"/>
+      <w:pPr>
+        <w:tabs>
+          <w:tab w:val="num" w:pos="720"/>
+        </w:tabs>
+        <w:ind w:left="720" w:hanging="360"/>
+      </w:pPr>
+      <w:rPr>
+        <w:rFonts w:ascii="Symbol" w:hAnsi="Symbol" w:hint="default"/>
+        <w:sz w:val="20"/>
+      </w:rPr>
+    </w:lvl>
+    <w:lvl w:ilvl="1">
+      <w:start w:val="1"/>
+      <w:numFmt w:val="bullet"/>
+      <w:lvlText w:val="o"/>
+      <w:lvlJc w:val="left"/>
+      <w:pPr>
+        <w:tabs>
+          <w:tab w:val="num" w:pos="1440"/>
+        </w:tabs>
+        <w:ind w:left="1440" w:hanging="360"/>
+      </w:pPr>
+      <w:rPr>
+        <w:rFonts w:ascii="Courier New" w:hAnsi="Courier New" w:hint="default"/>
+        <w:sz w:val="20"/>
+      </w:rPr>
+    </w:lvl>
+    <w:lvl w:ilvl="2" w:tentative="1">
+      <w:start w:val="1"/>
+      <w:numFmt w:val="bullet"/>
+      <w:lvlText w:val=""/>
+      <w:lvlJc w:val="left"/>
+      <w:pPr>
+        <w:tabs>
+          <w:tab w:val="num" w:pos="2160"/>
+        </w:tabs>
+        <w:ind w:left="2160" w:hanging="360"/>
+      </w:pPr>
+      <w:rPr>
+        <w:rFonts w:ascii="Wingdings" w:hAnsi="Wingdings" w:hint="default"/>
+        <w:sz w:val="20"/>
+      </w:rPr>
+    </w:lvl>
+    <w:lvl w:ilvl="3" w:tentative="1">
+      <w:start w:val="1"/>
+      <w:numFmt w:val="bullet"/>
+      <w:lvlText w:val=""/>
+      <w:lvlJc w:val="left"/>
+      <w:pPr>
+        <w:tabs>
+          <w:tab w:val="num" w:pos="2880"/>
+        </w:tabs>
+        <w:ind w:left="2880" w:hanging="360"/>
+      </w:pPr>
+      <w:rPr>
+        <w:rFonts w:ascii="Wingdings" w:hAnsi="Wingdings" w:hint="default"/>
+        <w:sz w:val="20"/>
+      </w:rPr>
+    </w:lvl>
+    <w:lvl w:ilvl="4" w:tentative="1">
+      <w:start w:val="1"/>
+      <w:numFmt w:val="bullet"/>
+      <w:lvlText w:val=""/>
+      <w:lvlJc w:val="left"/>
+      <w:pPr>
+        <w:tabs>
+          <w:tab w:val="num" w:pos="3600"/>
+        </w:tabs>
+        <w:ind w:left="3600" w:hanging="360"/>
+      </w:pPr>
+      <w:rPr>
+        <w:rFonts w:ascii="Wingdings" w:hAnsi="Wingdings" w:hint="default"/>
+        <w:sz w:val="20"/>
+      </w:rPr>
+    </w:lvl>
+    <w:lvl w:ilvl="5" w:tentative="1">
+      <w:start w:val="1"/>
+      <w:numFmt w:val="bullet"/>
+      <w:lvlText w:val=""/>
+      <w:lvlJc w:val="left"/>
+      <w:pPr>
+        <w:tabs>
+          <w:tab w:val="num" w:pos="4320"/>
+        </w:tabs>
+        <w:ind w:left="4320" w:hanging="360"/>
+      </w:pPr>
+      <w:rPr>
+        <w:rFonts w:ascii="Wingdings" w:hAnsi="Wingdings" w:hint="default"/>
+        <w:sz w:val="20"/>
+      </w:rPr>
+    </w:lvl>
+    <w:lvl w:ilvl="6" w:tentative="1">
+      <w:start w:val="1"/>
+      <w:numFmt w:val="bullet"/>
+      <w:lvlText w:val=""/>
+      <w:lvlJc w:val="left"/>
+      <w:pPr>
+        <w:tabs>
+          <w:tab w:val="num" w:pos="5040"/>
+        </w:tabs>
+        <w:ind w:left="5040" w:hanging="360"/>
+      </w:pPr>
+      <w:rPr>
+        <w:rFonts w:ascii="Wingdings" w:hAnsi="Wingdings" w:hint="default"/>
+        <w:sz w:val="20"/>
+      </w:rPr>
+    </w:lvl>
+    <w:lvl w:ilvl="7" w:tentative="1">
+      <w:start w:val="1"/>
+      <w:numFmt w:val="bullet"/>
+      <w:lvlText w:val=""/>
+      <w:lvlJc w:val="left"/>
+      <w:pPr>
+        <w:tabs>
+          <w:tab w:val="num" w:pos="5760"/>
+        </w:tabs>
+        <w:ind w:left="5760" w:hanging="360"/>
+      </w:pPr>
+      <w:rPr>
+        <w:rFonts w:ascii="Wingdings" w:hAnsi="Wingdings" w:hint="default"/>
+        <w:sz w:val="20"/>
+      </w:rPr>
+    </w:lvl>
+    <w:lvl w:ilvl="8" w:tentative="1">
+      <w:start w:val="1"/>
+      <w:numFmt w:val="bullet"/>
+      <w:lvlText w:val=""/>
+      <w:lvlJc w:val="left"/>
+      <w:pPr>
+        <w:tabs>
+          <w:tab w:val="num" w:pos="6480"/>
+        </w:tabs>
+        <w:ind w:left="6480" w:hanging="360"/>
+      </w:pPr>
+      <w:rPr>
+        <w:rFonts w:ascii="Wingdings" w:hAnsi="Wingdings" w:hint="default"/>
+        <w:sz w:val="20"/>
+      </w:rPr>
+    </w:lvl>
+  </w:abstractNum>
+  <w:abstractNum w:abstractNumId="31" w15:restartNumberingAfterBreak="0">
     <w:nsid w:val="3EE51C57"/>
     <w:multiLevelType w:val="multilevel"/>
     <w:tmpl w:val="567AE3FC"/>
@@ -8231,7 +11499,7 @@
       </w:rPr>
     </w:lvl>
   </w:abstractNum>
-  <w:abstractNum w:abstractNumId="16" w15:restartNumberingAfterBreak="0">
+  <w:abstractNum w:abstractNumId="32" w15:restartNumberingAfterBreak="0">
     <w:nsid w:val="42F7346A"/>
     <w:multiLevelType w:val="multilevel"/>
     <w:tmpl w:val="04BABF10"/>
@@ -8344,7 +11612,156 @@
       </w:rPr>
     </w:lvl>
   </w:abstractNum>
-  <w:abstractNum w:abstractNumId="17" w15:restartNumberingAfterBreak="0">
+  <w:abstractNum w:abstractNumId="33" w15:restartNumberingAfterBreak="0">
+    <w:nsid w:val="43CA70A4"/>
+    <w:multiLevelType w:val="multilevel"/>
+    <w:tmpl w:val="407C24CE"/>
+    <w:lvl w:ilvl="0">
+      <w:start w:val="1"/>
+      <w:numFmt w:val="bullet"/>
+      <w:lvlText w:val=""/>
+      <w:lvlJc w:val="left"/>
+      <w:pPr>
+        <w:tabs>
+          <w:tab w:val="num" w:pos="720"/>
+        </w:tabs>
+        <w:ind w:left="720" w:hanging="360"/>
+      </w:pPr>
+      <w:rPr>
+        <w:rFonts w:ascii="Symbol" w:hAnsi="Symbol" w:hint="default"/>
+        <w:sz w:val="20"/>
+      </w:rPr>
+    </w:lvl>
+    <w:lvl w:ilvl="1" w:tentative="1">
+      <w:start w:val="1"/>
+      <w:numFmt w:val="bullet"/>
+      <w:lvlText w:val="o"/>
+      <w:lvlJc w:val="left"/>
+      <w:pPr>
+        <w:tabs>
+          <w:tab w:val="num" w:pos="1440"/>
+        </w:tabs>
+        <w:ind w:left="1440" w:hanging="360"/>
+      </w:pPr>
+      <w:rPr>
+        <w:rFonts w:ascii="Courier New" w:hAnsi="Courier New" w:hint="default"/>
+        <w:sz w:val="20"/>
+      </w:rPr>
+    </w:lvl>
+    <w:lvl w:ilvl="2" w:tentative="1">
+      <w:start w:val="1"/>
+      <w:numFmt w:val="bullet"/>
+      <w:lvlText w:val=""/>
+      <w:lvlJc w:val="left"/>
+      <w:pPr>
+        <w:tabs>
+          <w:tab w:val="num" w:pos="2160"/>
+        </w:tabs>
+        <w:ind w:left="2160" w:hanging="360"/>
+      </w:pPr>
+      <w:rPr>
+        <w:rFonts w:ascii="Wingdings" w:hAnsi="Wingdings" w:hint="default"/>
+        <w:sz w:val="20"/>
+      </w:rPr>
+    </w:lvl>
+    <w:lvl w:ilvl="3" w:tentative="1">
+      <w:start w:val="1"/>
+      <w:numFmt w:val="bullet"/>
+      <w:lvlText w:val=""/>
+      <w:lvlJc w:val="left"/>
+      <w:pPr>
+        <w:tabs>
+          <w:tab w:val="num" w:pos="2880"/>
+        </w:tabs>
+        <w:ind w:left="2880" w:hanging="360"/>
+      </w:pPr>
+      <w:rPr>
+        <w:rFonts w:ascii="Wingdings" w:hAnsi="Wingdings" w:hint="default"/>
+        <w:sz w:val="20"/>
+      </w:rPr>
+    </w:lvl>
+    <w:lvl w:ilvl="4" w:tentative="1">
+      <w:start w:val="1"/>
+      <w:numFmt w:val="bullet"/>
+      <w:lvlText w:val=""/>
+      <w:lvlJc w:val="left"/>
+      <w:pPr>
+        <w:tabs>
+          <w:tab w:val="num" w:pos="3600"/>
+        </w:tabs>
+        <w:ind w:left="3600" w:hanging="360"/>
+      </w:pPr>
+      <w:rPr>
+        <w:rFonts w:ascii="Wingdings" w:hAnsi="Wingdings" w:hint="default"/>
+        <w:sz w:val="20"/>
+      </w:rPr>
+    </w:lvl>
+    <w:lvl w:ilvl="5" w:tentative="1">
+      <w:start w:val="1"/>
+      <w:numFmt w:val="bullet"/>
+      <w:lvlText w:val=""/>
+      <w:lvlJc w:val="left"/>
+      <w:pPr>
+        <w:tabs>
+          <w:tab w:val="num" w:pos="4320"/>
+        </w:tabs>
+        <w:ind w:left="4320" w:hanging="360"/>
+      </w:pPr>
+      <w:rPr>
+        <w:rFonts w:ascii="Wingdings" w:hAnsi="Wingdings" w:hint="default"/>
+        <w:sz w:val="20"/>
+      </w:rPr>
+    </w:lvl>
+    <w:lvl w:ilvl="6" w:tentative="1">
+      <w:start w:val="1"/>
+      <w:numFmt w:val="bullet"/>
+      <w:lvlText w:val=""/>
+      <w:lvlJc w:val="left"/>
+      <w:pPr>
+        <w:tabs>
+          <w:tab w:val="num" w:pos="5040"/>
+        </w:tabs>
+        <w:ind w:left="5040" w:hanging="360"/>
+      </w:pPr>
+      <w:rPr>
+        <w:rFonts w:ascii="Wingdings" w:hAnsi="Wingdings" w:hint="default"/>
+        <w:sz w:val="20"/>
+      </w:rPr>
+    </w:lvl>
+    <w:lvl w:ilvl="7" w:tentative="1">
+      <w:start w:val="1"/>
+      <w:numFmt w:val="bullet"/>
+      <w:lvlText w:val=""/>
+      <w:lvlJc w:val="left"/>
+      <w:pPr>
+        <w:tabs>
+          <w:tab w:val="num" w:pos="5760"/>
+        </w:tabs>
+        <w:ind w:left="5760" w:hanging="360"/>
+      </w:pPr>
+      <w:rPr>
+        <w:rFonts w:ascii="Wingdings" w:hAnsi="Wingdings" w:hint="default"/>
+        <w:sz w:val="20"/>
+      </w:rPr>
+    </w:lvl>
+    <w:lvl w:ilvl="8" w:tentative="1">
+      <w:start w:val="1"/>
+      <w:numFmt w:val="bullet"/>
+      <w:lvlText w:val=""/>
+      <w:lvlJc w:val="left"/>
+      <w:pPr>
+        <w:tabs>
+          <w:tab w:val="num" w:pos="6480"/>
+        </w:tabs>
+        <w:ind w:left="6480" w:hanging="360"/>
+      </w:pPr>
+      <w:rPr>
+        <w:rFonts w:ascii="Wingdings" w:hAnsi="Wingdings" w:hint="default"/>
+        <w:sz w:val="20"/>
+      </w:rPr>
+    </w:lvl>
+  </w:abstractNum>
+  <w:abstractNum w:abstractNumId="34" w15:restartNumberingAfterBreak="0">
     <w:nsid w:val="474739CE"/>
     <w:multiLevelType w:val="multilevel"/>
     <w:tmpl w:val="ABF425B2"/>
@@ -8457,7 +11874,7 @@
       </w:rPr>
     </w:lvl>
   </w:abstractNum>
-  <w:abstractNum w:abstractNumId="18" w15:restartNumberingAfterBreak="0">
+  <w:abstractNum w:abstractNumId="35" w15:restartNumberingAfterBreak="0">
     <w:nsid w:val="48FF13D4"/>
     <w:multiLevelType w:val="hybridMultilevel"/>
     <w:tmpl w:val="C3EA5AE4"/>
@@ -8570,7 +11987,7 @@
       </w:rPr>
     </w:lvl>
   </w:abstractNum>
-  <w:abstractNum w:abstractNumId="19" w15:restartNumberingAfterBreak="0">
+  <w:abstractNum w:abstractNumId="36" w15:restartNumberingAfterBreak="0">
     <w:nsid w:val="4DCF3FCA"/>
     <w:multiLevelType w:val="hybridMultilevel"/>
     <w:tmpl w:val="2E805A82"/>
@@ -8659,7 +12076,7 @@
       </w:pPr>
     </w:lvl>
   </w:abstractNum>
-  <w:abstractNum w:abstractNumId="20" w15:restartNumberingAfterBreak="0">
+  <w:abstractNum w:abstractNumId="37" w15:restartNumberingAfterBreak="0">
     <w:nsid w:val="4EDB6049"/>
     <w:multiLevelType w:val="hybridMultilevel"/>
     <w:tmpl w:val="4BBE3E3E"/>
@@ -8772,7 +12189,156 @@
       </w:rPr>
     </w:lvl>
   </w:abstractNum>
-  <w:abstractNum w:abstractNumId="21" w15:restartNumberingAfterBreak="0">
+  <w:abstractNum w:abstractNumId="38" w15:restartNumberingAfterBreak="0">
+    <w:nsid w:val="52BB14D4"/>
+    <w:multiLevelType w:val="multilevel"/>
+    <w:tmpl w:val="77BAAB38"/>
+    <w:lvl w:ilvl="0">
+      <w:start w:val="1"/>
+      <w:numFmt w:val="bullet"/>
+      <w:lvlText w:val=""/>
+      <w:lvlJc w:val="left"/>
+      <w:pPr>
+        <w:tabs>
+          <w:tab w:val="num" w:pos="720"/>
+        </w:tabs>
+        <w:ind w:left="720" w:hanging="360"/>
+      </w:pPr>
+      <w:rPr>
+        <w:rFonts w:ascii="Symbol" w:hAnsi="Symbol" w:hint="default"/>
+        <w:sz w:val="20"/>
+      </w:rPr>
+    </w:lvl>
+    <w:lvl w:ilvl="1" w:tentative="1">
+      <w:start w:val="1"/>
+      <w:numFmt w:val="bullet"/>
+      <w:lvlText w:val="o"/>
+      <w:lvlJc w:val="left"/>
+      <w:pPr>
+        <w:tabs>
+          <w:tab w:val="num" w:pos="1440"/>
+        </w:tabs>
+        <w:ind w:left="1440" w:hanging="360"/>
+      </w:pPr>
+      <w:rPr>
+        <w:rFonts w:ascii="Courier New" w:hAnsi="Courier New" w:hint="default"/>
+        <w:sz w:val="20"/>
+      </w:rPr>
+    </w:lvl>
+    <w:lvl w:ilvl="2" w:tentative="1">
+      <w:start w:val="1"/>
+      <w:numFmt w:val="bullet"/>
+      <w:lvlText w:val=""/>
+      <w:lvlJc w:val="left"/>
+      <w:pPr>
+        <w:tabs>
+          <w:tab w:val="num" w:pos="2160"/>
+        </w:tabs>
+        <w:ind w:left="2160" w:hanging="360"/>
+      </w:pPr>
+      <w:rPr>
+        <w:rFonts w:ascii="Wingdings" w:hAnsi="Wingdings" w:hint="default"/>
+        <w:sz w:val="20"/>
+      </w:rPr>
+    </w:lvl>
+    <w:lvl w:ilvl="3" w:tentative="1">
+      <w:start w:val="1"/>
+      <w:numFmt w:val="bullet"/>
+      <w:lvlText w:val=""/>
+      <w:lvlJc w:val="left"/>
+      <w:pPr>
+        <w:tabs>
+          <w:tab w:val="num" w:pos="2880"/>
+        </w:tabs>
+        <w:ind w:left="2880" w:hanging="360"/>
+      </w:pPr>
+      <w:rPr>
+        <w:rFonts w:ascii="Wingdings" w:hAnsi="Wingdings" w:hint="default"/>
+        <w:sz w:val="20"/>
+      </w:rPr>
+    </w:lvl>
+    <w:lvl w:ilvl="4" w:tentative="1">
+      <w:start w:val="1"/>
+      <w:numFmt w:val="bullet"/>
+      <w:lvlText w:val=""/>
+      <w:lvlJc w:val="left"/>
+      <w:pPr>
+        <w:tabs>
+          <w:tab w:val="num" w:pos="3600"/>
+        </w:tabs>
+        <w:ind w:left="3600" w:hanging="360"/>
+      </w:pPr>
+      <w:rPr>
+        <w:rFonts w:ascii="Wingdings" w:hAnsi="Wingdings" w:hint="default"/>
+        <w:sz w:val="20"/>
+      </w:rPr>
+    </w:lvl>
+    <w:lvl w:ilvl="5" w:tentative="1">
+      <w:start w:val="1"/>
+      <w:numFmt w:val="bullet"/>
+      <w:lvlText w:val=""/>
+      <w:lvlJc w:val="left"/>
+      <w:pPr>
+        <w:tabs>
+          <w:tab w:val="num" w:pos="4320"/>
+        </w:tabs>
+        <w:ind w:left="4320" w:hanging="360"/>
+      </w:pPr>
+      <w:rPr>
+        <w:rFonts w:ascii="Wingdings" w:hAnsi="Wingdings" w:hint="default"/>
+        <w:sz w:val="20"/>
+      </w:rPr>
+    </w:lvl>
+    <w:lvl w:ilvl="6" w:tentative="1">
+      <w:start w:val="1"/>
+      <w:numFmt w:val="bullet"/>
+      <w:lvlText w:val=""/>
+      <w:lvlJc w:val="left"/>
+      <w:pPr>
+        <w:tabs>
+          <w:tab w:val="num" w:pos="5040"/>
+        </w:tabs>
+        <w:ind w:left="5040" w:hanging="360"/>
+      </w:pPr>
+      <w:rPr>
+        <w:rFonts w:ascii="Wingdings" w:hAnsi="Wingdings" w:hint="default"/>
+        <w:sz w:val="20"/>
+      </w:rPr>
+    </w:lvl>
+    <w:lvl w:ilvl="7" w:tentative="1">
+      <w:start w:val="1"/>
+      <w:numFmt w:val="bullet"/>
+      <w:lvlText w:val=""/>
+      <w:lvlJc w:val="left"/>
+      <w:pPr>
+        <w:tabs>
+          <w:tab w:val="num" w:pos="5760"/>
+        </w:tabs>
+        <w:ind w:left="5760" w:hanging="360"/>
+      </w:pPr>
+      <w:rPr>
+        <w:rFonts w:ascii="Wingdings" w:hAnsi="Wingdings" w:hint="default"/>
+        <w:sz w:val="20"/>
+      </w:rPr>
+    </w:lvl>
+    <w:lvl w:ilvl="8" w:tentative="1">
+      <w:start w:val="1"/>
+      <w:numFmt w:val="bullet"/>
+      <w:lvlText w:val=""/>
+      <w:lvlJc w:val="left"/>
+      <w:pPr>
+        <w:tabs>
+          <w:tab w:val="num" w:pos="6480"/>
+        </w:tabs>
+        <w:ind w:left="6480" w:hanging="360"/>
+      </w:pPr>
+      <w:rPr>
+        <w:rFonts w:ascii="Wingdings" w:hAnsi="Wingdings" w:hint="default"/>
+        <w:sz w:val="20"/>
+      </w:rPr>
+    </w:lvl>
+  </w:abstractNum>
+  <w:abstractNum w:abstractNumId="39" w15:restartNumberingAfterBreak="0">
     <w:nsid w:val="52D85F9B"/>
     <w:multiLevelType w:val="hybridMultilevel"/>
     <w:tmpl w:val="0C68760C"/>
@@ -8885,7 +12451,7 @@
       </w:rPr>
     </w:lvl>
   </w:abstractNum>
-  <w:abstractNum w:abstractNumId="22" w15:restartNumberingAfterBreak="0">
+  <w:abstractNum w:abstractNumId="40" w15:restartNumberingAfterBreak="0">
     <w:nsid w:val="56361FBE"/>
     <w:multiLevelType w:val="multilevel"/>
     <w:tmpl w:val="0409001D"/>
@@ -8971,7 +12537,7 @@
       </w:pPr>
     </w:lvl>
   </w:abstractNum>
-  <w:abstractNum w:abstractNumId="23" w15:restartNumberingAfterBreak="0">
+  <w:abstractNum w:abstractNumId="41" w15:restartNumberingAfterBreak="0">
     <w:nsid w:val="57505CD9"/>
     <w:multiLevelType w:val="hybridMultilevel"/>
     <w:tmpl w:val="538214CC"/>
@@ -9061,7 +12627,7 @@
       </w:pPr>
     </w:lvl>
   </w:abstractNum>
-  <w:abstractNum w:abstractNumId="24" w15:restartNumberingAfterBreak="0">
+  <w:abstractNum w:abstractNumId="42" w15:restartNumberingAfterBreak="0">
     <w:nsid w:val="57AA6352"/>
     <w:multiLevelType w:val="hybridMultilevel"/>
     <w:tmpl w:val="2BC0E1EC"/>
@@ -9174,7 +12740,7 @@
       </w:rPr>
     </w:lvl>
   </w:abstractNum>
-  <w:abstractNum w:abstractNumId="25" w15:restartNumberingAfterBreak="0">
+  <w:abstractNum w:abstractNumId="43" w15:restartNumberingAfterBreak="0">
     <w:nsid w:val="5A430707"/>
     <w:multiLevelType w:val="multilevel"/>
     <w:tmpl w:val="EFF29C86"/>
@@ -9287,7 +12853,7 @@
       </w:rPr>
     </w:lvl>
   </w:abstractNum>
-  <w:abstractNum w:abstractNumId="26" w15:restartNumberingAfterBreak="0">
+  <w:abstractNum w:abstractNumId="44" w15:restartNumberingAfterBreak="0">
     <w:nsid w:val="5F866832"/>
     <w:multiLevelType w:val="hybridMultilevel"/>
     <w:tmpl w:val="259A0016"/>
@@ -9376,7 +12942,7 @@
       </w:pPr>
     </w:lvl>
   </w:abstractNum>
-  <w:abstractNum w:abstractNumId="27" w15:restartNumberingAfterBreak="0">
+  <w:abstractNum w:abstractNumId="45" w15:restartNumberingAfterBreak="0">
     <w:nsid w:val="619C5C4A"/>
     <w:multiLevelType w:val="hybridMultilevel"/>
     <w:tmpl w:val="C8C0267E"/>
@@ -9465,7 +13031,7 @@
       </w:pPr>
     </w:lvl>
   </w:abstractNum>
-  <w:abstractNum w:abstractNumId="28" w15:restartNumberingAfterBreak="0">
+  <w:abstractNum w:abstractNumId="46" w15:restartNumberingAfterBreak="0">
     <w:nsid w:val="6A0A53B9"/>
     <w:multiLevelType w:val="hybridMultilevel"/>
     <w:tmpl w:val="E6B082E8"/>
@@ -9579,7 +13145,7 @@
       </w:rPr>
     </w:lvl>
   </w:abstractNum>
-  <w:abstractNum w:abstractNumId="29" w15:restartNumberingAfterBreak="0">
+  <w:abstractNum w:abstractNumId="47" w15:restartNumberingAfterBreak="0">
     <w:nsid w:val="6B4C05FF"/>
     <w:multiLevelType w:val="hybridMultilevel"/>
     <w:tmpl w:val="A4781BBC"/>
@@ -9668,7 +13234,7 @@
       </w:pPr>
     </w:lvl>
   </w:abstractNum>
-  <w:abstractNum w:abstractNumId="30" w15:restartNumberingAfterBreak="0">
+  <w:abstractNum w:abstractNumId="48" w15:restartNumberingAfterBreak="0">
     <w:nsid w:val="6CEC6A5B"/>
     <w:multiLevelType w:val="hybridMultilevel"/>
     <w:tmpl w:val="8E66421C"/>
@@ -9781,7 +13347,268 @@
       </w:rPr>
     </w:lvl>
   </w:abstractNum>
-  <w:abstractNum w:abstractNumId="31" w15:restartNumberingAfterBreak="0">
+  <w:abstractNum w:abstractNumId="49" w15:restartNumberingAfterBreak="0">
+    <w:nsid w:val="6DE83CBD"/>
+    <w:multiLevelType w:val="multilevel"/>
+    <w:tmpl w:val="B7CED86A"/>
+    <w:lvl w:ilvl="0">
+      <w:start w:val="1"/>
+      <w:numFmt w:val="bullet"/>
+      <w:lvlText w:val=""/>
+      <w:lvlJc w:val="left"/>
+      <w:pPr>
+        <w:tabs>
+          <w:tab w:val="num" w:pos="720"/>
+        </w:tabs>
+        <w:ind w:left="720" w:hanging="360"/>
+      </w:pPr>
+      <w:rPr>
+        <w:rFonts w:ascii="Symbol" w:hAnsi="Symbol" w:hint="default"/>
+        <w:sz w:val="20"/>
+      </w:rPr>
+    </w:lvl>
+    <w:lvl w:ilvl="1" w:tentative="1">
+      <w:start w:val="1"/>
+      <w:numFmt w:val="bullet"/>
+      <w:lvlText w:val="o"/>
+      <w:lvlJc w:val="left"/>
+      <w:pPr>
+        <w:tabs>
+          <w:tab w:val="num" w:pos="1440"/>
+        </w:tabs>
+        <w:ind w:left="1440" w:hanging="360"/>
+      </w:pPr>
+      <w:rPr>
+        <w:rFonts w:ascii="Courier New" w:hAnsi="Courier New" w:hint="default"/>
+        <w:sz w:val="20"/>
+      </w:rPr>
+    </w:lvl>
+    <w:lvl w:ilvl="2" w:tentative="1">
+      <w:start w:val="1"/>
+      <w:numFmt w:val="bullet"/>
+      <w:lvlText w:val=""/>
+      <w:lvlJc w:val="left"/>
+      <w:pPr>
+        <w:tabs>
+          <w:tab w:val="num" w:pos="2160"/>
+        </w:tabs>
+        <w:ind w:left="2160" w:hanging="360"/>
+      </w:pPr>
+      <w:rPr>
+        <w:rFonts w:ascii="Wingdings" w:hAnsi="Wingdings" w:hint="default"/>
+        <w:sz w:val="20"/>
+      </w:rPr>
+    </w:lvl>
+    <w:lvl w:ilvl="3" w:tentative="1">
+      <w:start w:val="1"/>
+      <w:numFmt w:val="bullet"/>
+      <w:lvlText w:val=""/>
+      <w:lvlJc w:val="left"/>
+      <w:pPr>
+        <w:tabs>
+          <w:tab w:val="num" w:pos="2880"/>
+        </w:tabs>
+        <w:ind w:left="2880" w:hanging="360"/>
+      </w:pPr>
+      <w:rPr>
+        <w:rFonts w:ascii="Wingdings" w:hAnsi="Wingdings" w:hint="default"/>
+        <w:sz w:val="20"/>
+      </w:rPr>
+    </w:lvl>
+    <w:lvl w:ilvl="4" w:tentative="1">
+      <w:start w:val="1"/>
+      <w:numFmt w:val="bullet"/>
+      <w:lvlText w:val=""/>
+      <w:lvlJc w:val="left"/>
+      <w:pPr>
+        <w:tabs>
+          <w:tab w:val="num" w:pos="3600"/>
+        </w:tabs>
+        <w:ind w:left="3600" w:hanging="360"/>
+      </w:pPr>
+      <w:rPr>
+        <w:rFonts w:ascii="Wingdings" w:hAnsi="Wingdings" w:hint="default"/>
+        <w:sz w:val="20"/>
+      </w:rPr>
+    </w:lvl>
+    <w:lvl w:ilvl="5" w:tentative="1">
+      <w:start w:val="1"/>
+      <w:numFmt w:val="bullet"/>
+      <w:lvlText w:val=""/>
+      <w:lvlJc w:val="left"/>
+      <w:pPr>
+        <w:tabs>
+          <w:tab w:val="num" w:pos="4320"/>
+        </w:tabs>
+        <w:ind w:left="4320" w:hanging="360"/>
+      </w:pPr>
+      <w:rPr>
+        <w:rFonts w:ascii="Wingdings" w:hAnsi="Wingdings" w:hint="default"/>
+        <w:sz w:val="20"/>
+      </w:rPr>
+    </w:lvl>
+    <w:lvl w:ilvl="6" w:tentative="1">
+      <w:start w:val="1"/>
+      <w:numFmt w:val="bullet"/>
+      <w:lvlText w:val=""/>
+      <w:lvlJc w:val="left"/>
+      <w:pPr>
+        <w:tabs>
+          <w:tab w:val="num" w:pos="5040"/>
+        </w:tabs>
+        <w:ind w:left="5040" w:hanging="360"/>
+      </w:pPr>
+      <w:rPr>
+        <w:rFonts w:ascii="Wingdings" w:hAnsi="Wingdings" w:hint="default"/>
+        <w:sz w:val="20"/>
+      </w:rPr>
+    </w:lvl>
+    <w:lvl w:ilvl="7" w:tentative="1">
+      <w:start w:val="1"/>
+      <w:numFmt w:val="bullet"/>
+      <w:lvlText w:val=""/>
+      <w:lvlJc w:val="left"/>
+      <w:pPr>
+        <w:tabs>
+          <w:tab w:val="num" w:pos="5760"/>
+        </w:tabs>
+        <w:ind w:left="5760" w:hanging="360"/>
+      </w:pPr>
+      <w:rPr>
+        <w:rFonts w:ascii="Wingdings" w:hAnsi="Wingdings" w:hint="default"/>
+        <w:sz w:val="20"/>
+      </w:rPr>
+    </w:lvl>
+    <w:lvl w:ilvl="8" w:tentative="1">
+      <w:start w:val="1"/>
+      <w:numFmt w:val="bullet"/>
+      <w:lvlText w:val=""/>
+      <w:lvlJc w:val="left"/>
+      <w:pPr>
+        <w:tabs>
+          <w:tab w:val="num" w:pos="6480"/>
+        </w:tabs>
+        <w:ind w:left="6480" w:hanging="360"/>
+      </w:pPr>
+      <w:rPr>
+        <w:rFonts w:ascii="Wingdings" w:hAnsi="Wingdings" w:hint="default"/>
+        <w:sz w:val="20"/>
+      </w:rPr>
+    </w:lvl>
+  </w:abstractNum>
+  <w:abstractNum w:abstractNumId="50" w15:restartNumberingAfterBreak="0">
+    <w:nsid w:val="76E15591"/>
+    <w:multiLevelType w:val="hybridMultilevel"/>
+    <w:tmpl w:val="8AF08ECA"/>
+    <w:lvl w:ilvl="0" w:tplc="D416026E">
+      <w:numFmt w:val="bullet"/>
+      <w:lvlText w:val="-"/>
+      <w:lvlJc w:val="left"/>
+      <w:pPr>
+        <w:ind w:left="720" w:hanging="360"/>
+      </w:pPr>
+      <w:rPr>
+        <w:rFonts w:ascii="Times New Roman" w:eastAsia="Times New Roman" w:hAnsi="Times New Roman" w:cs="Times New Roman" w:hint="default"/>
+      </w:rPr>
+    </w:lvl>
+    <w:lvl w:ilvl="1" w:tplc="04090003" w:tentative="1">
+      <w:start w:val="1"/>
+      <w:numFmt w:val="bullet"/>
+      <w:lvlText w:val="o"/>
+      <w:lvlJc w:val="left"/>
+      <w:pPr>
+        <w:ind w:left="1440" w:hanging="360"/>
+      </w:pPr>
+      <w:rPr>
+        <w:rFonts w:ascii="Courier New" w:hAnsi="Courier New" w:cs="Courier New" w:hint="default"/>
+      </w:rPr>
+    </w:lvl>
+    <w:lvl w:ilvl="2" w:tplc="04090005" w:tentative="1">
+      <w:start w:val="1"/>
+      <w:numFmt w:val="bullet"/>
+      <w:lvlText w:val=""/>
+      <w:lvlJc w:val="left"/>
+      <w:pPr>
+        <w:ind w:left="2160" w:hanging="360"/>
+      </w:pPr>
+      <w:rPr>
+        <w:rFonts w:ascii="Wingdings" w:hAnsi="Wingdings" w:hint="default"/>
+      </w:rPr>
+    </w:lvl>
+    <w:lvl w:ilvl="3" w:tplc="04090001" w:tentative="1">
+      <w:start w:val="1"/>
+      <w:numFmt w:val="bullet"/>
+      <w:lvlText w:val=""/>
+      <w:lvlJc w:val="left"/>
+      <w:pPr>
+        <w:ind w:left="2880" w:hanging="360"/>
+      </w:pPr>
+      <w:rPr>
+        <w:rFonts w:ascii="Symbol" w:hAnsi="Symbol" w:hint="default"/>
+      </w:rPr>
+    </w:lvl>
+    <w:lvl w:ilvl="4" w:tplc="04090003" w:tentative="1">
+      <w:start w:val="1"/>
+      <w:numFmt w:val="bullet"/>
+      <w:lvlText w:val="o"/>
+      <w:lvlJc w:val="left"/>
+      <w:pPr>
+        <w:ind w:left="3600" w:hanging="360"/>
+      </w:pPr>
+      <w:rPr>
+        <w:rFonts w:ascii="Courier New" w:hAnsi="Courier New" w:cs="Courier New" w:hint="default"/>
+      </w:rPr>
+    </w:lvl>
+    <w:lvl w:ilvl="5" w:tplc="04090005" w:tentative="1">
+      <w:start w:val="1"/>
+      <w:numFmt w:val="bullet"/>
+      <w:lvlText w:val=""/>
+      <w:lvlJc w:val="left"/>
+      <w:pPr>
+        <w:ind w:left="4320" w:hanging="360"/>
+      </w:pPr>
+      <w:rPr>
+        <w:rFonts w:ascii="Wingdings" w:hAnsi="Wingdings" w:hint="default"/>
+      </w:rPr>
+    </w:lvl>
+    <w:lvl w:ilvl="6" w:tplc="04090001" w:tentative="1">
+      <w:start w:val="1"/>
+      <w:numFmt w:val="bullet"/>
+      <w:lvlText w:val=""/>
+      <w:lvlJc w:val="left"/>
+      <w:pPr>
+        <w:ind w:left="5040" w:hanging="360"/>
+      </w:pPr>
+      <w:rPr>
+        <w:rFonts w:ascii="Symbol" w:hAnsi="Symbol" w:hint="default"/>
+      </w:rPr>
+    </w:lvl>
+    <w:lvl w:ilvl="7" w:tplc="04090003" w:tentative="1">
+      <w:start w:val="1"/>
+      <w:numFmt w:val="bullet"/>
+      <w:lvlText w:val="o"/>
+      <w:lvlJc w:val="left"/>
+      <w:pPr>
+        <w:ind w:left="5760" w:hanging="360"/>
+      </w:pPr>
+      <w:rPr>
+        <w:rFonts w:ascii="Courier New" w:hAnsi="Courier New" w:cs="Courier New" w:hint="default"/>
+      </w:rPr>
+    </w:lvl>
+    <w:lvl w:ilvl="8" w:tplc="04090005" w:tentative="1">
+      <w:start w:val="1"/>
+      <w:numFmt w:val="bullet"/>
+      <w:lvlText w:val=""/>
+      <w:lvlJc w:val="left"/>
+      <w:pPr>
+        <w:ind w:left="6480" w:hanging="360"/>
+      </w:pPr>
+      <w:rPr>
+        <w:rFonts w:ascii="Wingdings" w:hAnsi="Wingdings" w:hint="default"/>
+      </w:rPr>
+    </w:lvl>
+  </w:abstractNum>
+  <w:abstractNum w:abstractNumId="51" w15:restartNumberingAfterBreak="0">
     <w:nsid w:val="781B7D09"/>
     <w:multiLevelType w:val="hybridMultilevel"/>
     <w:tmpl w:val="59325474"/>
@@ -9870,7 +13697,7 @@
       </w:pPr>
     </w:lvl>
   </w:abstractNum>
-  <w:abstractNum w:abstractNumId="32" w15:restartNumberingAfterBreak="0">
+  <w:abstractNum w:abstractNumId="52" w15:restartNumberingAfterBreak="0">
     <w:nsid w:val="798D71A7"/>
     <w:multiLevelType w:val="hybridMultilevel"/>
     <w:tmpl w:val="BB8C68AC"/>
@@ -9960,7 +13787,7 @@
       </w:pPr>
     </w:lvl>
   </w:abstractNum>
-  <w:abstractNum w:abstractNumId="33" w15:restartNumberingAfterBreak="0">
+  <w:abstractNum w:abstractNumId="53" w15:restartNumberingAfterBreak="0">
     <w:nsid w:val="7F483580"/>
     <w:multiLevelType w:val="hybridMultilevel"/>
     <w:tmpl w:val="3C18E35A"/>
@@ -10074,106 +13901,166 @@
     </w:lvl>
   </w:abstractNum>
   <w:num w:numId="1" w16cid:durableId="457913153">
-    <w:abstractNumId w:val="5"/>
+    <w:abstractNumId w:val="8"/>
   </w:num>
   <w:num w:numId="2" w16cid:durableId="1515261564">
-    <w:abstractNumId w:val="27"/>
+    <w:abstractNumId w:val="45"/>
   </w:num>
   <w:num w:numId="3" w16cid:durableId="1117480392">
-    <w:abstractNumId w:val="30"/>
+    <w:abstractNumId w:val="48"/>
   </w:num>
   <w:num w:numId="4" w16cid:durableId="394864226">
-    <w:abstractNumId w:val="31"/>
+    <w:abstractNumId w:val="51"/>
   </w:num>
   <w:num w:numId="5" w16cid:durableId="247350853">
-    <w:abstractNumId w:val="7"/>
+    <w:abstractNumId w:val="13"/>
   </w:num>
   <w:num w:numId="6" w16cid:durableId="965238530">
-    <w:abstractNumId w:val="29"/>
+    <w:abstractNumId w:val="47"/>
   </w:num>
   <w:num w:numId="7" w16cid:durableId="791678025">
-    <w:abstractNumId w:val="26"/>
+    <w:abstractNumId w:val="44"/>
   </w:num>
   <w:num w:numId="8" w16cid:durableId="1353725711">
     <w:abstractNumId w:val="1"/>
   </w:num>
   <w:num w:numId="9" w16cid:durableId="1298608528">
-    <w:abstractNumId w:val="13"/>
+    <w:abstractNumId w:val="24"/>
   </w:num>
   <w:num w:numId="10" w16cid:durableId="1482188590">
-    <w:abstractNumId w:val="10"/>
+    <w:abstractNumId w:val="16"/>
   </w:num>
   <w:num w:numId="11" w16cid:durableId="800463258">
-    <w:abstractNumId w:val="12"/>
+    <w:abstractNumId w:val="20"/>
   </w:num>
   <w:num w:numId="12" w16cid:durableId="1746756001">
-    <w:abstractNumId w:val="9"/>
+    <w:abstractNumId w:val="15"/>
   </w:num>
   <w:num w:numId="13" w16cid:durableId="912589720">
-    <w:abstractNumId w:val="8"/>
+    <w:abstractNumId w:val="14"/>
   </w:num>
   <w:num w:numId="14" w16cid:durableId="1799182013">
-    <w:abstractNumId w:val="4"/>
+    <w:abstractNumId w:val="7"/>
   </w:num>
   <w:num w:numId="15" w16cid:durableId="160704400">
-    <w:abstractNumId w:val="28"/>
+    <w:abstractNumId w:val="46"/>
   </w:num>
   <w:num w:numId="16" w16cid:durableId="1385372608">
-    <w:abstractNumId w:val="24"/>
+    <w:abstractNumId w:val="42"/>
   </w:num>
   <w:num w:numId="17" w16cid:durableId="124467941">
-    <w:abstractNumId w:val="6"/>
+    <w:abstractNumId w:val="10"/>
   </w:num>
   <w:num w:numId="18" w16cid:durableId="838891508">
     <w:abstractNumId w:val="0"/>
   </w:num>
   <w:num w:numId="19" w16cid:durableId="638345571">
-    <w:abstractNumId w:val="25"/>
+    <w:abstractNumId w:val="43"/>
   </w:num>
   <w:num w:numId="20" w16cid:durableId="1264920802">
-    <w:abstractNumId w:val="22"/>
+    <w:abstractNumId w:val="40"/>
   </w:num>
   <w:num w:numId="21" w16cid:durableId="184680472">
-    <w:abstractNumId w:val="23"/>
+    <w:abstractNumId w:val="41"/>
   </w:num>
   <w:num w:numId="22" w16cid:durableId="1033461949">
-    <w:abstractNumId w:val="17"/>
+    <w:abstractNumId w:val="34"/>
   </w:num>
   <w:num w:numId="23" w16cid:durableId="627514062">
-    <w:abstractNumId w:val="33"/>
+    <w:abstractNumId w:val="53"/>
   </w:num>
   <w:num w:numId="24" w16cid:durableId="797337081">
-    <w:abstractNumId w:val="18"/>
+    <w:abstractNumId w:val="35"/>
   </w:num>
   <w:num w:numId="25" w16cid:durableId="1499617527">
-    <w:abstractNumId w:val="21"/>
+    <w:abstractNumId w:val="39"/>
   </w:num>
   <w:num w:numId="26" w16cid:durableId="241841690">
-    <w:abstractNumId w:val="14"/>
+    <w:abstractNumId w:val="29"/>
   </w:num>
   <w:num w:numId="27" w16cid:durableId="877740159">
-    <w:abstractNumId w:val="16"/>
+    <w:abstractNumId w:val="32"/>
   </w:num>
   <w:num w:numId="28" w16cid:durableId="1326081545">
-    <w:abstractNumId w:val="15"/>
+    <w:abstractNumId w:val="31"/>
   </w:num>
   <w:num w:numId="29" w16cid:durableId="1254053287">
-    <w:abstractNumId w:val="32"/>
+    <w:abstractNumId w:val="52"/>
   </w:num>
   <w:num w:numId="30" w16cid:durableId="968588446">
-    <w:abstractNumId w:val="11"/>
+    <w:abstractNumId w:val="19"/>
   </w:num>
   <w:num w:numId="31" w16cid:durableId="1635058170">
-    <w:abstractNumId w:val="3"/>
+    <w:abstractNumId w:val="6"/>
   </w:num>
   <w:num w:numId="32" w16cid:durableId="1563370458">
-    <w:abstractNumId w:val="19"/>
+    <w:abstractNumId w:val="36"/>
   </w:num>
   <w:num w:numId="33" w16cid:durableId="2068062860">
-    <w:abstractNumId w:val="20"/>
+    <w:abstractNumId w:val="37"/>
   </w:num>
   <w:num w:numId="34" w16cid:durableId="1911500687">
     <w:abstractNumId w:val="2"/>
+  </w:num>
+  <w:num w:numId="35" w16cid:durableId="1481921917">
+    <w:abstractNumId w:val="50"/>
+  </w:num>
+  <w:num w:numId="36" w16cid:durableId="367492431">
+    <w:abstractNumId w:val="26"/>
+  </w:num>
+  <w:num w:numId="37" w16cid:durableId="412623553">
+    <w:abstractNumId w:val="5"/>
+  </w:num>
+  <w:num w:numId="38" w16cid:durableId="1314330175">
+    <w:abstractNumId w:val="9"/>
+  </w:num>
+  <w:num w:numId="39" w16cid:durableId="1517621005">
+    <w:abstractNumId w:val="18"/>
+  </w:num>
+  <w:num w:numId="40" w16cid:durableId="83770706">
+    <w:abstractNumId w:val="22"/>
+  </w:num>
+  <w:num w:numId="41" w16cid:durableId="664822570">
+    <w:abstractNumId w:val="30"/>
+  </w:num>
+  <w:num w:numId="42" w16cid:durableId="1379016676">
+    <w:abstractNumId w:val="17"/>
+  </w:num>
+  <w:num w:numId="43" w16cid:durableId="1680152809">
+    <w:abstractNumId w:val="11"/>
+  </w:num>
+  <w:num w:numId="44" w16cid:durableId="11424527">
+    <w:abstractNumId w:val="38"/>
+  </w:num>
+  <w:num w:numId="45" w16cid:durableId="108428614">
+    <w:abstractNumId w:val="21"/>
+  </w:num>
+  <w:num w:numId="46" w16cid:durableId="2120906163">
+    <w:abstractNumId w:val="3"/>
+  </w:num>
+  <w:num w:numId="47" w16cid:durableId="660430797">
+    <w:abstractNumId w:val="33"/>
+  </w:num>
+  <w:num w:numId="48" w16cid:durableId="1190603569">
+    <w:abstractNumId w:val="4"/>
+  </w:num>
+  <w:num w:numId="49" w16cid:durableId="346102587">
+    <w:abstractNumId w:val="25"/>
+  </w:num>
+  <w:num w:numId="50" w16cid:durableId="2078823830">
+    <w:abstractNumId w:val="49"/>
+  </w:num>
+  <w:num w:numId="51" w16cid:durableId="16127902">
+    <w:abstractNumId w:val="12"/>
+  </w:num>
+  <w:num w:numId="52" w16cid:durableId="1772050438">
+    <w:abstractNumId w:val="28"/>
+  </w:num>
+  <w:num w:numId="53" w16cid:durableId="1089891886">
+    <w:abstractNumId w:val="27"/>
+  </w:num>
+  <w:num w:numId="54" w16cid:durableId="1479032388">
+    <w:abstractNumId w:val="23"/>
   </w:num>
 </w:numbering>
 </file>
@@ -10578,7 +14465,7 @@
   <w:style w:type="paragraph" w:default="1" w:styleId="Normal">
     <w:name w:val="Normal"/>
     <w:qFormat/>
-    <w:rsid w:val="00D7490A"/>
+    <w:rsid w:val="00D82E04"/>
     <w:pPr>
       <w:autoSpaceDE w:val="0"/>
       <w:autoSpaceDN w:val="0"/>
@@ -10588,7 +14475,7 @@
     <w:rPr>
       <w:rFonts w:ascii="Times New Roman" w:eastAsia="Times New Roman" w:hAnsi="Times New Roman" w:cs=".VnTime"/>
       <w:kern w:val="0"/>
-      <w:sz w:val="28"/>
+      <w:sz w:val="24"/>
       <w:szCs w:val="28"/>
       <w:lang w:val="en-GB"/>
       <w14:ligatures w14:val="none"/>
@@ -10629,7 +14516,6 @@
     <w:rPr>
       <w:rFonts w:eastAsiaTheme="majorEastAsia" w:cstheme="majorBidi"/>
       <w:b/>
-      <w:sz w:val="24"/>
       <w:szCs w:val="26"/>
     </w:rPr>
   </w:style>
@@ -10648,7 +14534,6 @@
     <w:rPr>
       <w:rFonts w:eastAsiaTheme="majorEastAsia" w:cstheme="majorBidi"/>
       <w:b/>
-      <w:sz w:val="24"/>
       <w:szCs w:val="24"/>
     </w:rPr>
   </w:style>
@@ -10668,7 +14553,6 @@
       <w:rFonts w:eastAsiaTheme="majorEastAsia" w:cstheme="majorBidi"/>
       <w:b/>
       <w:iCs/>
-      <w:sz w:val="24"/>
     </w:rPr>
   </w:style>
   <w:style w:type="paragraph" w:styleId="Heading5">
@@ -10686,7 +14570,6 @@
     <w:rPr>
       <w:rFonts w:eastAsiaTheme="majorEastAsia" w:cstheme="majorBidi"/>
       <w:b/>
-      <w:sz w:val="24"/>
     </w:rPr>
   </w:style>
   <w:style w:type="character" w:default="1" w:styleId="DefaultParagraphFont">
@@ -11085,7 +14968,6 @@
     </w:pPr>
     <w:rPr>
       <w:rFonts w:eastAsiaTheme="minorEastAsia" w:cs="Times New Roman"/>
-      <w:sz w:val="24"/>
       <w:szCs w:val="22"/>
       <w:lang w:val="en-US"/>
     </w:rPr>
@@ -11118,9 +15000,6 @@
       <w:spacing w:after="100"/>
       <w:ind w:left="835"/>
     </w:pPr>
-    <w:rPr>
-      <w:sz w:val="24"/>
-    </w:rPr>
   </w:style>
 </w:styles>
 </file>
